--- a/template_ba.docx
+++ b/template_ba.docx
@@ -281,23 +281,105 @@
           <w:u w:val="none"/>
         </w:rPr>
       </w:pPr>
-      <w:r>
-        <w:rPr>
-          <w:b w:val="0"/>
-          <w:sz w:val="22"/>
-          <w:szCs w:val="22"/>
-          <w:u w:val="none"/>
-        </w:rPr>
-        <w:t xml:space="preserve">Sebagai tindak lanjut </w:t>
-      </w:r>
-      <w:r>
-        <w:rPr>
-          <w:b w:val="0"/>
-          <w:sz w:val="22"/>
-          <w:szCs w:val="22"/>
-          <w:u w:val="none"/>
-        </w:rPr>
-        <w:t xml:space="preserve">dari surat </w:t>
+      <w:proofErr w:type="spellStart"/>
+      <w:r>
+        <w:rPr>
+          <w:b w:val="0"/>
+          <w:sz w:val="22"/>
+          <w:szCs w:val="22"/>
+          <w:u w:val="none"/>
+        </w:rPr>
+        <w:t>Sebagai</w:t>
+      </w:r>
+      <w:proofErr w:type="spellEnd"/>
+      <w:r>
+        <w:rPr>
+          <w:b w:val="0"/>
+          <w:sz w:val="22"/>
+          <w:szCs w:val="22"/>
+          <w:u w:val="none"/>
+        </w:rPr>
+        <w:t xml:space="preserve"> </w:t>
+      </w:r>
+      <w:proofErr w:type="spellStart"/>
+      <w:r>
+        <w:rPr>
+          <w:b w:val="0"/>
+          <w:sz w:val="22"/>
+          <w:szCs w:val="22"/>
+          <w:u w:val="none"/>
+        </w:rPr>
+        <w:t>tindak</w:t>
+      </w:r>
+      <w:proofErr w:type="spellEnd"/>
+      <w:r>
+        <w:rPr>
+          <w:b w:val="0"/>
+          <w:sz w:val="22"/>
+          <w:szCs w:val="22"/>
+          <w:u w:val="none"/>
+        </w:rPr>
+        <w:t xml:space="preserve"> </w:t>
+      </w:r>
+      <w:proofErr w:type="spellStart"/>
+      <w:r>
+        <w:rPr>
+          <w:b w:val="0"/>
+          <w:sz w:val="22"/>
+          <w:szCs w:val="22"/>
+          <w:u w:val="none"/>
+        </w:rPr>
+        <w:t>lanjut</w:t>
+      </w:r>
+      <w:proofErr w:type="spellEnd"/>
+      <w:r>
+        <w:rPr>
+          <w:b w:val="0"/>
+          <w:sz w:val="22"/>
+          <w:szCs w:val="22"/>
+          <w:u w:val="none"/>
+        </w:rPr>
+        <w:t xml:space="preserve"> </w:t>
+      </w:r>
+      <w:proofErr w:type="spellStart"/>
+      <w:r>
+        <w:rPr>
+          <w:b w:val="0"/>
+          <w:sz w:val="22"/>
+          <w:szCs w:val="22"/>
+          <w:u w:val="none"/>
+        </w:rPr>
+        <w:t>dari</w:t>
+      </w:r>
+      <w:proofErr w:type="spellEnd"/>
+      <w:r>
+        <w:rPr>
+          <w:b w:val="0"/>
+          <w:sz w:val="22"/>
+          <w:szCs w:val="22"/>
+          <w:u w:val="none"/>
+        </w:rPr>
+        <w:t xml:space="preserve"> </w:t>
+      </w:r>
+      <w:proofErr w:type="spellStart"/>
+      <w:r>
+        <w:rPr>
+          <w:b w:val="0"/>
+          <w:sz w:val="22"/>
+          <w:szCs w:val="22"/>
+          <w:u w:val="none"/>
+        </w:rPr>
+        <w:t>surat</w:t>
+      </w:r>
+      <w:proofErr w:type="spellEnd"/>
+      <w:r>
+        <w:rPr>
+          <w:b w:val="0"/>
+          <w:sz w:val="22"/>
+          <w:szCs w:val="22"/>
+          <w:u w:val="none"/>
+        </w:rPr>
+        <w:t xml:space="preserve"> </w:t>
       </w:r>
       <w:r>
         <w:rPr>
@@ -315,8 +397,29 @@
           <w:szCs w:val="22"/>
           <w:u w:val="none"/>
         </w:rPr>
-        <w:t xml:space="preserve"> terkait </w:t>
-      </w:r>
+        <w:t xml:space="preserve"> </w:t>
+      </w:r>
+      <w:proofErr w:type="spellStart"/>
+      <w:r>
+        <w:rPr>
+          <w:b w:val="0"/>
+          <w:sz w:val="22"/>
+          <w:szCs w:val="22"/>
+          <w:u w:val="none"/>
+        </w:rPr>
+        <w:t>terkait</w:t>
+      </w:r>
+      <w:proofErr w:type="spellEnd"/>
+      <w:r>
+        <w:rPr>
+          <w:b w:val="0"/>
+          <w:sz w:val="22"/>
+          <w:szCs w:val="22"/>
+          <w:u w:val="none"/>
+        </w:rPr>
+        <w:t xml:space="preserve"> </w:t>
+      </w:r>
+      <w:proofErr w:type="spellStart"/>
       <w:r>
         <w:rPr>
           <w:b w:val="0"/>
@@ -326,6 +429,7 @@
         </w:rPr>
         <w:t>permintaan</w:t>
       </w:r>
+      <w:proofErr w:type="spellEnd"/>
       <w:r>
         <w:rPr>
           <w:b w:val="0"/>
@@ -342,17 +446,19 @@
           <w:szCs w:val="22"/>
           <w:u w:val="none"/>
         </w:rPr>
-        <w:t>resetting ulang</w:t>
-      </w:r>
-      <w:r>
-        <w:rPr>
-          <w:b w:val="0"/>
-          <w:sz w:val="22"/>
-          <w:szCs w:val="22"/>
-          <w:u w:val="none"/>
-        </w:rPr>
-        <w:t xml:space="preserve"> tegangan</w:t>
-      </w:r>
+        <w:t xml:space="preserve">resetting </w:t>
+      </w:r>
+      <w:proofErr w:type="spellStart"/>
+      <w:r>
+        <w:rPr>
+          <w:b w:val="0"/>
+          <w:sz w:val="22"/>
+          <w:szCs w:val="22"/>
+          <w:u w:val="none"/>
+        </w:rPr>
+        <w:t>ulang</w:t>
+      </w:r>
+      <w:proofErr w:type="spellEnd"/>
       <w:r>
         <w:rPr>
           <w:b w:val="0"/>
@@ -362,6 +468,27 @@
         </w:rPr>
         <w:t xml:space="preserve"> </w:t>
       </w:r>
+      <w:proofErr w:type="spellStart"/>
+      <w:r>
+        <w:rPr>
+          <w:b w:val="0"/>
+          <w:sz w:val="22"/>
+          <w:szCs w:val="22"/>
+          <w:u w:val="none"/>
+        </w:rPr>
+        <w:t>tegangan</w:t>
+      </w:r>
+      <w:proofErr w:type="spellEnd"/>
+      <w:r>
+        <w:rPr>
+          <w:b w:val="0"/>
+          <w:sz w:val="22"/>
+          <w:szCs w:val="22"/>
+          <w:u w:val="none"/>
+        </w:rPr>
+        <w:t xml:space="preserve"> </w:t>
+      </w:r>
+      <w:proofErr w:type="spellStart"/>
       <w:proofErr w:type="gramStart"/>
       <w:r>
         <w:rPr>
@@ -370,8 +497,9 @@
           <w:szCs w:val="22"/>
           <w:u w:val="none"/>
         </w:rPr>
-        <w:t xml:space="preserve">referensi </w:t>
-      </w:r>
+        <w:t>referensi</w:t>
+      </w:r>
+      <w:proofErr w:type="spellEnd"/>
       <w:r>
         <w:rPr>
           <w:b w:val="0"/>
@@ -388,6 +516,15 @@
           <w:szCs w:val="22"/>
           <w:u w:val="none"/>
         </w:rPr>
+        <w:t xml:space="preserve"> </w:t>
+      </w:r>
+      <w:r>
+        <w:rPr>
+          <w:b w:val="0"/>
+          <w:sz w:val="22"/>
+          <w:szCs w:val="22"/>
+          <w:u w:val="none"/>
+        </w:rPr>
         <w:t>pada</w:t>
       </w:r>
       <w:proofErr w:type="gramEnd"/>
@@ -407,17 +544,39 @@
           <w:szCs w:val="22"/>
           <w:u w:val="none"/>
         </w:rPr>
-        <w:t xml:space="preserve"> Trafo</w:t>
-      </w:r>
-      <w:r>
-        <w:rPr>
-          <w:b w:val="0"/>
-          <w:sz w:val="22"/>
-          <w:szCs w:val="22"/>
-          <w:u w:val="none"/>
-        </w:rPr>
-        <w:t xml:space="preserve"> #1 GIS 150kV New Tambun</w:t>
-      </w:r>
+        <w:t xml:space="preserve"> </w:t>
+      </w:r>
+      <w:proofErr w:type="spellStart"/>
+      <w:r>
+        <w:rPr>
+          <w:b w:val="0"/>
+          <w:sz w:val="22"/>
+          <w:szCs w:val="22"/>
+          <w:u w:val="none"/>
+        </w:rPr>
+        <w:t>Trafo</w:t>
+      </w:r>
+      <w:proofErr w:type="spellEnd"/>
+      <w:r>
+        <w:rPr>
+          <w:b w:val="0"/>
+          <w:sz w:val="22"/>
+          <w:szCs w:val="22"/>
+          <w:u w:val="none"/>
+        </w:rPr>
+        <w:t xml:space="preserve"> #1 GIS 150kV New </w:t>
+      </w:r>
+      <w:proofErr w:type="spellStart"/>
+      <w:r>
+        <w:rPr>
+          <w:b w:val="0"/>
+          <w:sz w:val="22"/>
+          <w:szCs w:val="22"/>
+          <w:u w:val="none"/>
+        </w:rPr>
+        <w:t>Tambun</w:t>
+      </w:r>
+      <w:proofErr w:type="spellEnd"/>
       <w:r>
         <w:rPr>
           <w:b w:val="0"/>
@@ -437,15 +596,47 @@
         </w:rPr>
         <w:t xml:space="preserve"> </w:t>
       </w:r>
-      <w:r>
-        <w:rPr>
-          <w:b w:val="0"/>
-          <w:sz w:val="22"/>
-          <w:szCs w:val="22"/>
-          <w:u w:val="none"/>
-        </w:rPr>
-        <w:t xml:space="preserve">maka pada hari </w:t>
-      </w:r>
+      <w:proofErr w:type="spellStart"/>
+      <w:r>
+        <w:rPr>
+          <w:b w:val="0"/>
+          <w:sz w:val="22"/>
+          <w:szCs w:val="22"/>
+          <w:u w:val="none"/>
+        </w:rPr>
+        <w:t>maka</w:t>
+      </w:r>
+      <w:proofErr w:type="spellEnd"/>
+      <w:r>
+        <w:rPr>
+          <w:b w:val="0"/>
+          <w:sz w:val="22"/>
+          <w:szCs w:val="22"/>
+          <w:u w:val="none"/>
+        </w:rPr>
+        <w:t xml:space="preserve"> pada </w:t>
+      </w:r>
+      <w:proofErr w:type="spellStart"/>
+      <w:r>
+        <w:rPr>
+          <w:b w:val="0"/>
+          <w:sz w:val="22"/>
+          <w:szCs w:val="22"/>
+          <w:u w:val="none"/>
+        </w:rPr>
+        <w:t>hari</w:t>
+      </w:r>
+      <w:proofErr w:type="spellEnd"/>
+      <w:r>
+        <w:rPr>
+          <w:b w:val="0"/>
+          <w:sz w:val="22"/>
+          <w:szCs w:val="22"/>
+          <w:u w:val="none"/>
+        </w:rPr>
+        <w:t xml:space="preserve"> </w:t>
+      </w:r>
+      <w:proofErr w:type="spellStart"/>
       <w:r>
         <w:rPr>
           <w:sz w:val="22"/>
@@ -454,6 +645,7 @@
         </w:rPr>
         <w:t>Jumat</w:t>
       </w:r>
+      <w:proofErr w:type="spellEnd"/>
       <w:r>
         <w:rPr>
           <w:sz w:val="22"/>
@@ -462,14 +654,25 @@
         </w:rPr>
         <w:t xml:space="preserve"> </w:t>
       </w:r>
-      <w:r>
-        <w:rPr>
-          <w:b w:val="0"/>
-          <w:sz w:val="22"/>
-          <w:szCs w:val="22"/>
-          <w:u w:val="none"/>
-        </w:rPr>
-        <w:t xml:space="preserve">pukul </w:t>
+      <w:proofErr w:type="spellStart"/>
+      <w:r>
+        <w:rPr>
+          <w:b w:val="0"/>
+          <w:sz w:val="22"/>
+          <w:szCs w:val="22"/>
+          <w:u w:val="none"/>
+        </w:rPr>
+        <w:t>pukul</w:t>
+      </w:r>
+      <w:proofErr w:type="spellEnd"/>
+      <w:r>
+        <w:rPr>
+          <w:b w:val="0"/>
+          <w:sz w:val="22"/>
+          <w:szCs w:val="22"/>
+          <w:u w:val="none"/>
+        </w:rPr>
+        <w:t xml:space="preserve"> </w:t>
       </w:r>
       <w:r>
         <w:rPr>
@@ -527,15 +730,53 @@
           <w:szCs w:val="22"/>
           <w:u w:val="none"/>
         </w:rPr>
-        <w:t xml:space="preserve">, tanggal </w:t>
-      </w:r>
-      <w:r>
-        <w:rPr>
-          <w:sz w:val="22"/>
-          <w:szCs w:val="22"/>
-          <w:u w:val="none"/>
-        </w:rPr>
-        <w:t>13 Maret 2026</w:t>
+        <w:t xml:space="preserve">, </w:t>
+      </w:r>
+      <w:proofErr w:type="spellStart"/>
+      <w:r>
+        <w:rPr>
+          <w:b w:val="0"/>
+          <w:sz w:val="22"/>
+          <w:szCs w:val="22"/>
+          <w:u w:val="none"/>
+        </w:rPr>
+        <w:t>tanggal</w:t>
+      </w:r>
+      <w:proofErr w:type="spellEnd"/>
+      <w:r>
+        <w:rPr>
+          <w:b w:val="0"/>
+          <w:sz w:val="22"/>
+          <w:szCs w:val="22"/>
+          <w:u w:val="none"/>
+        </w:rPr>
+        <w:t xml:space="preserve"> </w:t>
+      </w:r>
+      <w:r>
+        <w:rPr>
+          <w:sz w:val="22"/>
+          <w:szCs w:val="22"/>
+          <w:u w:val="none"/>
+        </w:rPr>
+        <w:t xml:space="preserve">13 </w:t>
+      </w:r>
+      <w:proofErr w:type="spellStart"/>
+      <w:r>
+        <w:rPr>
+          <w:sz w:val="22"/>
+          <w:szCs w:val="22"/>
+          <w:u w:val="none"/>
+        </w:rPr>
+        <w:t>Maret</w:t>
+      </w:r>
+      <w:proofErr w:type="spellEnd"/>
+      <w:r>
+        <w:rPr>
+          <w:sz w:val="22"/>
+          <w:szCs w:val="22"/>
+          <w:u w:val="none"/>
+        </w:rPr>
+        <w:t xml:space="preserve"> 2026</w:t>
       </w:r>
       <w:r>
         <w:rPr>
@@ -655,25 +896,120 @@
           <w:szCs w:val="24"/>
           <w:u w:val="none"/>
         </w:rPr>
-        <w:t>Sub-bidang Pemeliharaan Proteksi, Meter dan Otomasi</w:t>
-      </w:r>
-      <w:r>
-        <w:rPr>
-          <w:b w:val="0"/>
-          <w:sz w:val="22"/>
-          <w:szCs w:val="22"/>
+        <w:t>Sub-</w:t>
+      </w:r>
+      <w:proofErr w:type="spellStart"/>
+      <w:r>
+        <w:rPr>
+          <w:sz w:val="24"/>
+          <w:szCs w:val="24"/>
+          <w:u w:val="none"/>
+        </w:rPr>
+        <w:t>bidang</w:t>
+      </w:r>
+      <w:proofErr w:type="spellEnd"/>
+      <w:r>
+        <w:rPr>
+          <w:sz w:val="24"/>
+          <w:szCs w:val="24"/>
           <w:u w:val="none"/>
         </w:rPr>
         <w:t xml:space="preserve"> </w:t>
       </w:r>
-      <w:r>
-        <w:rPr>
-          <w:b w:val="0"/>
-          <w:sz w:val="22"/>
-          <w:szCs w:val="22"/>
-          <w:u w:val="none"/>
-        </w:rPr>
-        <w:t xml:space="preserve">telah melaksanakan </w:t>
+      <w:proofErr w:type="spellStart"/>
+      <w:r>
+        <w:rPr>
+          <w:sz w:val="24"/>
+          <w:szCs w:val="24"/>
+          <w:u w:val="none"/>
+        </w:rPr>
+        <w:t>Pemeliharaan</w:t>
+      </w:r>
+      <w:proofErr w:type="spellEnd"/>
+      <w:r>
+        <w:rPr>
+          <w:sz w:val="24"/>
+          <w:szCs w:val="24"/>
+          <w:u w:val="none"/>
+        </w:rPr>
+        <w:t xml:space="preserve"> </w:t>
+      </w:r>
+      <w:proofErr w:type="spellStart"/>
+      <w:r>
+        <w:rPr>
+          <w:sz w:val="24"/>
+          <w:szCs w:val="24"/>
+          <w:u w:val="none"/>
+        </w:rPr>
+        <w:t>Proteksi</w:t>
+      </w:r>
+      <w:proofErr w:type="spellEnd"/>
+      <w:r>
+        <w:rPr>
+          <w:sz w:val="24"/>
+          <w:szCs w:val="24"/>
+          <w:u w:val="none"/>
+        </w:rPr>
+        <w:t xml:space="preserve">, Meter dan </w:t>
+      </w:r>
+      <w:proofErr w:type="spellStart"/>
+      <w:r>
+        <w:rPr>
+          <w:sz w:val="24"/>
+          <w:szCs w:val="24"/>
+          <w:u w:val="none"/>
+        </w:rPr>
+        <w:t>Otomasi</w:t>
+      </w:r>
+      <w:proofErr w:type="spellEnd"/>
+      <w:r>
+        <w:rPr>
+          <w:b w:val="0"/>
+          <w:sz w:val="22"/>
+          <w:szCs w:val="22"/>
+          <w:u w:val="none"/>
+        </w:rPr>
+        <w:t xml:space="preserve"> </w:t>
+      </w:r>
+      <w:proofErr w:type="spellStart"/>
+      <w:r>
+        <w:rPr>
+          <w:b w:val="0"/>
+          <w:sz w:val="22"/>
+          <w:szCs w:val="22"/>
+          <w:u w:val="none"/>
+        </w:rPr>
+        <w:t>telah</w:t>
+      </w:r>
+      <w:proofErr w:type="spellEnd"/>
+      <w:r>
+        <w:rPr>
+          <w:b w:val="0"/>
+          <w:sz w:val="22"/>
+          <w:szCs w:val="22"/>
+          <w:u w:val="none"/>
+        </w:rPr>
+        <w:t xml:space="preserve"> </w:t>
+      </w:r>
+      <w:proofErr w:type="spellStart"/>
+      <w:r>
+        <w:rPr>
+          <w:b w:val="0"/>
+          <w:sz w:val="22"/>
+          <w:szCs w:val="22"/>
+          <w:u w:val="none"/>
+        </w:rPr>
+        <w:t>melaksanakan</w:t>
+      </w:r>
+      <w:proofErr w:type="spellEnd"/>
+      <w:r>
+        <w:rPr>
+          <w:b w:val="0"/>
+          <w:sz w:val="22"/>
+          <w:szCs w:val="22"/>
+          <w:u w:val="none"/>
+        </w:rPr>
+        <w:t xml:space="preserve"> </w:t>
       </w:r>
       <w:r>
         <w:rPr>
@@ -683,22 +1019,96 @@
         </w:rPr>
         <w:t xml:space="preserve">Resetting </w:t>
       </w:r>
-      <w:r>
-        <w:rPr>
-          <w:sz w:val="22"/>
-          <w:szCs w:val="22"/>
-          <w:u w:val="none"/>
-        </w:rPr>
-        <w:t xml:space="preserve">Tegangan Referensi dan Bandwith Trafo </w:t>
-      </w:r>
-      <w:r>
-        <w:rPr>
-          <w:sz w:val="22"/>
-          <w:szCs w:val="22"/>
-          <w:u w:val="none"/>
-        </w:rPr>
-        <w:t>#1 GIS 150kV New Tambun</w:t>
-      </w:r>
+      <w:proofErr w:type="spellStart"/>
+      <w:r>
+        <w:rPr>
+          <w:sz w:val="22"/>
+          <w:szCs w:val="22"/>
+          <w:u w:val="none"/>
+        </w:rPr>
+        <w:t>Tegangan</w:t>
+      </w:r>
+      <w:proofErr w:type="spellEnd"/>
+      <w:r>
+        <w:rPr>
+          <w:sz w:val="22"/>
+          <w:szCs w:val="22"/>
+          <w:u w:val="none"/>
+        </w:rPr>
+        <w:t xml:space="preserve"> </w:t>
+      </w:r>
+      <w:proofErr w:type="spellStart"/>
+      <w:r>
+        <w:rPr>
+          <w:sz w:val="22"/>
+          <w:szCs w:val="22"/>
+          <w:u w:val="none"/>
+        </w:rPr>
+        <w:t>Referensi</w:t>
+      </w:r>
+      <w:proofErr w:type="spellEnd"/>
+      <w:r>
+        <w:rPr>
+          <w:sz w:val="22"/>
+          <w:szCs w:val="22"/>
+          <w:u w:val="none"/>
+        </w:rPr>
+        <w:t xml:space="preserve"> dan </w:t>
+      </w:r>
+      <w:proofErr w:type="spellStart"/>
+      <w:r>
+        <w:rPr>
+          <w:sz w:val="22"/>
+          <w:szCs w:val="22"/>
+          <w:u w:val="none"/>
+        </w:rPr>
+        <w:t>Bandwith</w:t>
+      </w:r>
+      <w:proofErr w:type="spellEnd"/>
+      <w:r>
+        <w:rPr>
+          <w:sz w:val="22"/>
+          <w:szCs w:val="22"/>
+          <w:u w:val="none"/>
+        </w:rPr>
+        <w:t xml:space="preserve"> </w:t>
+      </w:r>
+      <w:proofErr w:type="spellStart"/>
+      <w:r>
+        <w:rPr>
+          <w:sz w:val="22"/>
+          <w:szCs w:val="22"/>
+          <w:u w:val="none"/>
+        </w:rPr>
+        <w:t>Trafo</w:t>
+      </w:r>
+      <w:proofErr w:type="spellEnd"/>
+      <w:r>
+        <w:rPr>
+          <w:sz w:val="22"/>
+          <w:szCs w:val="22"/>
+          <w:u w:val="none"/>
+        </w:rPr>
+        <w:t xml:space="preserve"> </w:t>
+      </w:r>
+      <w:r>
+        <w:rPr>
+          <w:sz w:val="22"/>
+          <w:szCs w:val="22"/>
+          <w:u w:val="none"/>
+        </w:rPr>
+        <w:t xml:space="preserve">#1 GIS 150kV New </w:t>
+      </w:r>
+      <w:proofErr w:type="spellStart"/>
+      <w:r>
+        <w:rPr>
+          <w:sz w:val="22"/>
+          <w:szCs w:val="22"/>
+          <w:u w:val="none"/>
+        </w:rPr>
+        <w:t>Tambun</w:t>
+      </w:r>
+      <w:proofErr w:type="spellEnd"/>
       <w:r>
         <w:rPr>
           <w:b w:val="0"/>
@@ -717,24 +1127,87 @@
         </w:rPr>
         <w:t xml:space="preserve"> </w:t>
       </w:r>
-      <w:r>
-        <w:rPr>
-          <w:b w:val="0"/>
-          <w:sz w:val="22"/>
-          <w:szCs w:val="22"/>
-          <w:u w:val="none"/>
-        </w:rPr>
-        <w:t xml:space="preserve">sesuai dengan </w:t>
-      </w:r>
-      <w:r>
-        <w:rPr>
-          <w:b w:val="0"/>
-          <w:sz w:val="22"/>
-          <w:szCs w:val="22"/>
-          <w:u w:val="none"/>
-        </w:rPr>
-        <w:t xml:space="preserve">reokmendasi serta </w:t>
-      </w:r>
+      <w:proofErr w:type="spellStart"/>
+      <w:r>
+        <w:rPr>
+          <w:b w:val="0"/>
+          <w:sz w:val="22"/>
+          <w:szCs w:val="22"/>
+          <w:u w:val="none"/>
+        </w:rPr>
+        <w:t>sesuai</w:t>
+      </w:r>
+      <w:proofErr w:type="spellEnd"/>
+      <w:r>
+        <w:rPr>
+          <w:b w:val="0"/>
+          <w:sz w:val="22"/>
+          <w:szCs w:val="22"/>
+          <w:u w:val="none"/>
+        </w:rPr>
+        <w:t xml:space="preserve"> </w:t>
+      </w:r>
+      <w:proofErr w:type="spellStart"/>
+      <w:r>
+        <w:rPr>
+          <w:b w:val="0"/>
+          <w:sz w:val="22"/>
+          <w:szCs w:val="22"/>
+          <w:u w:val="none"/>
+        </w:rPr>
+        <w:t>dengan</w:t>
+      </w:r>
+      <w:proofErr w:type="spellEnd"/>
+      <w:r>
+        <w:rPr>
+          <w:b w:val="0"/>
+          <w:sz w:val="22"/>
+          <w:szCs w:val="22"/>
+          <w:u w:val="none"/>
+        </w:rPr>
+        <w:t xml:space="preserve"> </w:t>
+      </w:r>
+      <w:proofErr w:type="spellStart"/>
+      <w:r>
+        <w:rPr>
+          <w:b w:val="0"/>
+          <w:sz w:val="22"/>
+          <w:szCs w:val="22"/>
+          <w:u w:val="none"/>
+        </w:rPr>
+        <w:t>reokmendasi</w:t>
+      </w:r>
+      <w:proofErr w:type="spellEnd"/>
+      <w:r>
+        <w:rPr>
+          <w:b w:val="0"/>
+          <w:sz w:val="22"/>
+          <w:szCs w:val="22"/>
+          <w:u w:val="none"/>
+        </w:rPr>
+        <w:t xml:space="preserve"> </w:t>
+      </w:r>
+      <w:proofErr w:type="spellStart"/>
+      <w:r>
+        <w:rPr>
+          <w:b w:val="0"/>
+          <w:sz w:val="22"/>
+          <w:szCs w:val="22"/>
+          <w:u w:val="none"/>
+        </w:rPr>
+        <w:t>serta</w:t>
+      </w:r>
+      <w:proofErr w:type="spellEnd"/>
+      <w:r>
+        <w:rPr>
+          <w:b w:val="0"/>
+          <w:sz w:val="22"/>
+          <w:szCs w:val="22"/>
+          <w:u w:val="none"/>
+        </w:rPr>
+        <w:t xml:space="preserve"> </w:t>
+      </w:r>
+      <w:proofErr w:type="spellStart"/>
       <w:r>
         <w:rPr>
           <w:b w:val="0"/>
@@ -751,8 +1224,29 @@
           <w:szCs w:val="22"/>
           <w:u w:val="none"/>
         </w:rPr>
-        <w:t>osedur dan dinyatakan</w:t>
-      </w:r>
+        <w:t>osedur</w:t>
+      </w:r>
+      <w:proofErr w:type="spellEnd"/>
+      <w:r>
+        <w:rPr>
+          <w:b w:val="0"/>
+          <w:sz w:val="22"/>
+          <w:szCs w:val="22"/>
+          <w:u w:val="none"/>
+        </w:rPr>
+        <w:t xml:space="preserve"> dan </w:t>
+      </w:r>
+      <w:proofErr w:type="spellStart"/>
+      <w:r>
+        <w:rPr>
+          <w:b w:val="0"/>
+          <w:sz w:val="22"/>
+          <w:szCs w:val="22"/>
+          <w:u w:val="none"/>
+        </w:rPr>
+        <w:t>dinyatakan</w:t>
+      </w:r>
+      <w:proofErr w:type="spellEnd"/>
       <w:r>
         <w:rPr>
           <w:b w:val="0"/>
@@ -832,8 +1326,20 @@
           <w:u w:val="none"/>
           <w:lang w:val="en-GB"/>
         </w:rPr>
-        <w:t>-benar</w:t>
-      </w:r>
+        <w:t>-</w:t>
+      </w:r>
+      <w:proofErr w:type="spellStart"/>
+      <w:r>
+        <w:rPr>
+          <w:b w:val="0"/>
+          <w:sz w:val="22"/>
+          <w:szCs w:val="22"/>
+          <w:u w:val="none"/>
+          <w:lang w:val="en-GB"/>
+        </w:rPr>
+        <w:t>benar</w:t>
+      </w:r>
+      <w:proofErr w:type="spellEnd"/>
       <w:r>
         <w:rPr>
           <w:b w:val="0"/>
@@ -928,14 +1434,25 @@
         </w:rPr>
         <w:t xml:space="preserve"> </w:t>
       </w:r>
-      <w:r>
-        <w:rPr>
-          <w:b w:val="0"/>
-          <w:sz w:val="24"/>
-          <w:szCs w:val="24"/>
-          <w:u w:val="none"/>
-        </w:rPr>
-        <w:t>Maret 2026</w:t>
+      <w:proofErr w:type="spellStart"/>
+      <w:r>
+        <w:rPr>
+          <w:b w:val="0"/>
+          <w:sz w:val="24"/>
+          <w:szCs w:val="24"/>
+          <w:u w:val="none"/>
+        </w:rPr>
+        <w:t>Maret</w:t>
+      </w:r>
+      <w:proofErr w:type="spellEnd"/>
+      <w:r>
+        <w:rPr>
+          <w:b w:val="0"/>
+          <w:sz w:val="24"/>
+          <w:szCs w:val="24"/>
+          <w:u w:val="none"/>
+        </w:rPr>
+        <w:t xml:space="preserve"> 2026</w:t>
       </w:r>
     </w:p>
     <w:p>
@@ -973,6 +1490,7 @@
         </w:rPr>
         <w:tab/>
       </w:r>
+      <w:proofErr w:type="spellStart"/>
       <w:proofErr w:type="gramStart"/>
       <w:r>
         <w:rPr>
@@ -981,7 +1499,17 @@
           <w:szCs w:val="22"/>
           <w:u w:val="none"/>
         </w:rPr>
-        <w:t>Pelaksana :</w:t>
+        <w:t>Pelaksana</w:t>
+      </w:r>
+      <w:proofErr w:type="spellEnd"/>
+      <w:r>
+        <w:rPr>
+          <w:b w:val="0"/>
+          <w:sz w:val="22"/>
+          <w:szCs w:val="22"/>
+          <w:u w:val="none"/>
+        </w:rPr>
+        <w:t xml:space="preserve"> :</w:t>
       </w:r>
       <w:proofErr w:type="gramEnd"/>
     </w:p>
@@ -1054,14 +1582,45 @@
           <w:lang w:val="id-ID"/>
         </w:rPr>
       </w:pPr>
-      <w:r>
-        <w:rPr>
-          <w:b w:val="0"/>
-          <w:sz w:val="22"/>
-          <w:szCs w:val="22"/>
-          <w:u w:val="none"/>
-        </w:rPr>
-        <w:t>Rizky Wira H</w:t>
+      <w:proofErr w:type="spellStart"/>
+      <w:r>
+        <w:rPr>
+          <w:b w:val="0"/>
+          <w:sz w:val="22"/>
+          <w:szCs w:val="22"/>
+          <w:u w:val="none"/>
+        </w:rPr>
+        <w:t>Rizky</w:t>
+      </w:r>
+      <w:proofErr w:type="spellEnd"/>
+      <w:r>
+        <w:rPr>
+          <w:b w:val="0"/>
+          <w:sz w:val="22"/>
+          <w:szCs w:val="22"/>
+          <w:u w:val="none"/>
+        </w:rPr>
+        <w:t xml:space="preserve"> </w:t>
+      </w:r>
+      <w:proofErr w:type="spellStart"/>
+      <w:r>
+        <w:rPr>
+          <w:b w:val="0"/>
+          <w:sz w:val="22"/>
+          <w:szCs w:val="22"/>
+          <w:u w:val="none"/>
+        </w:rPr>
+        <w:t>Wira</w:t>
+      </w:r>
+      <w:proofErr w:type="spellEnd"/>
+      <w:r>
+        <w:rPr>
+          <w:b w:val="0"/>
+          <w:sz w:val="22"/>
+          <w:szCs w:val="22"/>
+          <w:u w:val="none"/>
+        </w:rPr>
+        <w:t xml:space="preserve"> H</w:t>
       </w:r>
     </w:p>
     <w:p>
@@ -1197,26 +1756,37 @@
                                 <w:szCs w:val="24"/>
                               </w:rPr>
                             </w:pPr>
+                            <w:proofErr w:type="gramStart"/>
                             <w:r>
                               <w:rPr>
                                 <w:sz w:val="24"/>
                                 <w:szCs w:val="24"/>
                               </w:rPr>
-                              <w:t>TL Ja</w:t>
+                              <w:t xml:space="preserve">{{ </w:t>
                             </w:r>
+                            <w:proofErr w:type="spellStart"/>
                             <w:r>
                               <w:rPr>
                                 <w:sz w:val="24"/>
                                 <w:szCs w:val="24"/>
                               </w:rPr>
-                              <w:t>r</w:t>
+                              <w:t>jab</w:t>
                             </w:r>
+                            <w:proofErr w:type="gramEnd"/>
                             <w:r>
                               <w:rPr>
                                 <w:sz w:val="24"/>
                                 <w:szCs w:val="24"/>
                               </w:rPr>
-                              <w:t>GIS 150kV New Tambun</w:t>
+                              <w:t>_kiri</w:t>
+                            </w:r>
+                            <w:proofErr w:type="spellEnd"/>
+                            <w:r>
+                              <w:rPr>
+                                <w:sz w:val="24"/>
+                                <w:szCs w:val="24"/>
+                              </w:rPr>
+                              <w:t xml:space="preserve"> }}</w:t>
                             </w:r>
                           </w:p>
                           <w:p>
@@ -1245,6 +1815,38 @@
                                 <w:szCs w:val="24"/>
                               </w:rPr>
                             </w:pPr>
+                            <w:proofErr w:type="gramStart"/>
+                            <w:r>
+                              <w:rPr>
+                                <w:sz w:val="24"/>
+                                <w:szCs w:val="24"/>
+                              </w:rPr>
+                              <w:t xml:space="preserve">{{ </w:t>
+                            </w:r>
+                            <w:proofErr w:type="spellStart"/>
+                            <w:r>
+                              <w:rPr>
+                                <w:sz w:val="24"/>
+                                <w:szCs w:val="24"/>
+                              </w:rPr>
+                              <w:t>ttd</w:t>
+                            </w:r>
+                            <w:proofErr w:type="gramEnd"/>
+                            <w:r>
+                              <w:rPr>
+                                <w:sz w:val="24"/>
+                                <w:szCs w:val="24"/>
+                              </w:rPr>
+                              <w:t>_kiri</w:t>
+                            </w:r>
+                            <w:proofErr w:type="spellEnd"/>
+                            <w:r>
+                              <w:rPr>
+                                <w:sz w:val="24"/>
+                                <w:szCs w:val="24"/>
+                              </w:rPr>
+                              <w:t xml:space="preserve"> }}</w:t>
+                            </w:r>
                           </w:p>
                           <w:p>
                             <w:pPr>
@@ -1280,15 +1882,16 @@
                                 <w:sz w:val="24"/>
                                 <w:szCs w:val="24"/>
                               </w:rPr>
-                              <w:t xml:space="preserve">( </w:t>
+                              <w:t xml:space="preserve">{{ </w:t>
                             </w:r>
+                            <w:proofErr w:type="spellStart"/>
                             <w:r>
                               <w:rPr>
                                 <w:b/>
                                 <w:sz w:val="24"/>
                                 <w:szCs w:val="24"/>
                               </w:rPr>
-                              <w:t>M</w:t>
+                              <w:t>nama</w:t>
                             </w:r>
                             <w:proofErr w:type="gramEnd"/>
                             <w:r>
@@ -1297,23 +1900,16 @@
                                 <w:sz w:val="24"/>
                                 <w:szCs w:val="24"/>
                               </w:rPr>
-                              <w:t xml:space="preserve"> </w:t>
+                              <w:t>_kiri</w:t>
                             </w:r>
+                            <w:proofErr w:type="spellEnd"/>
                             <w:r>
                               <w:rPr>
                                 <w:b/>
                                 <w:sz w:val="24"/>
                                 <w:szCs w:val="24"/>
                               </w:rPr>
-                              <w:t>JAENAL M</w:t>
-                            </w:r>
-                            <w:r>
-                              <w:rPr>
-                                <w:b/>
-                                <w:sz w:val="24"/>
-                                <w:szCs w:val="24"/>
-                              </w:rPr>
-                              <w:t xml:space="preserve"> )</w:t>
+                              <w:t xml:space="preserve"> }}</w:t>
                             </w:r>
                           </w:p>
                         </w:txbxContent>
@@ -1350,26 +1946,37 @@
                           <w:szCs w:val="24"/>
                         </w:rPr>
                       </w:pPr>
+                      <w:proofErr w:type="gramStart"/>
                       <w:r>
                         <w:rPr>
                           <w:sz w:val="24"/>
                           <w:szCs w:val="24"/>
                         </w:rPr>
-                        <w:t>TL Ja</w:t>
+                        <w:t xml:space="preserve">{{ </w:t>
                       </w:r>
+                      <w:proofErr w:type="spellStart"/>
                       <w:r>
                         <w:rPr>
                           <w:sz w:val="24"/>
                           <w:szCs w:val="24"/>
                         </w:rPr>
-                        <w:t>r</w:t>
+                        <w:t>jab</w:t>
                       </w:r>
+                      <w:proofErr w:type="gramEnd"/>
                       <w:r>
                         <w:rPr>
                           <w:sz w:val="24"/>
                           <w:szCs w:val="24"/>
                         </w:rPr>
-                        <w:t>GIS 150kV New Tambun</w:t>
+                        <w:t>_kiri</w:t>
+                      </w:r>
+                      <w:proofErr w:type="spellEnd"/>
+                      <w:r>
+                        <w:rPr>
+                          <w:sz w:val="24"/>
+                          <w:szCs w:val="24"/>
+                        </w:rPr>
+                        <w:t xml:space="preserve"> }}</w:t>
                       </w:r>
                     </w:p>
                     <w:p>
@@ -1398,6 +2005,38 @@
                           <w:szCs w:val="24"/>
                         </w:rPr>
                       </w:pPr>
+                      <w:proofErr w:type="gramStart"/>
+                      <w:r>
+                        <w:rPr>
+                          <w:sz w:val="24"/>
+                          <w:szCs w:val="24"/>
+                        </w:rPr>
+                        <w:t xml:space="preserve">{{ </w:t>
+                      </w:r>
+                      <w:proofErr w:type="spellStart"/>
+                      <w:r>
+                        <w:rPr>
+                          <w:sz w:val="24"/>
+                          <w:szCs w:val="24"/>
+                        </w:rPr>
+                        <w:t>ttd</w:t>
+                      </w:r>
+                      <w:proofErr w:type="gramEnd"/>
+                      <w:r>
+                        <w:rPr>
+                          <w:sz w:val="24"/>
+                          <w:szCs w:val="24"/>
+                        </w:rPr>
+                        <w:t>_kiri</w:t>
+                      </w:r>
+                      <w:proofErr w:type="spellEnd"/>
+                      <w:r>
+                        <w:rPr>
+                          <w:sz w:val="24"/>
+                          <w:szCs w:val="24"/>
+                        </w:rPr>
+                        <w:t xml:space="preserve"> }}</w:t>
+                      </w:r>
                     </w:p>
                     <w:p>
                       <w:pPr>
@@ -1433,15 +2072,16 @@
                           <w:sz w:val="24"/>
                           <w:szCs w:val="24"/>
                         </w:rPr>
-                        <w:t xml:space="preserve">( </w:t>
+                        <w:t xml:space="preserve">{{ </w:t>
                       </w:r>
+                      <w:proofErr w:type="spellStart"/>
                       <w:r>
                         <w:rPr>
                           <w:b/>
                           <w:sz w:val="24"/>
                           <w:szCs w:val="24"/>
                         </w:rPr>
-                        <w:t>M</w:t>
+                        <w:t>nama</w:t>
                       </w:r>
                       <w:proofErr w:type="gramEnd"/>
                       <w:r>
@@ -1450,23 +2090,16 @@
                           <w:sz w:val="24"/>
                           <w:szCs w:val="24"/>
                         </w:rPr>
-                        <w:t xml:space="preserve"> </w:t>
+                        <w:t>_kiri</w:t>
                       </w:r>
+                      <w:proofErr w:type="spellEnd"/>
                       <w:r>
                         <w:rPr>
                           <w:b/>
                           <w:sz w:val="24"/>
                           <w:szCs w:val="24"/>
                         </w:rPr>
-                        <w:t>JAENAL M</w:t>
-                      </w:r>
-                      <w:r>
-                        <w:rPr>
-                          <w:b/>
-                          <w:sz w:val="24"/>
-                          <w:szCs w:val="24"/>
-                        </w:rPr>
-                        <w:t xml:space="preserve"> )</w:t>
+                        <w:t xml:space="preserve"> }}</w:t>
                       </w:r>
                     </w:p>
                   </w:txbxContent>
@@ -1545,12 +2178,37 @@
                                 <w:szCs w:val="24"/>
                               </w:rPr>
                             </w:pPr>
+                            <w:proofErr w:type="gramStart"/>
                             <w:r>
                               <w:rPr>
                                 <w:sz w:val="24"/>
                                 <w:szCs w:val="24"/>
                               </w:rPr>
-                              <w:t>TL Harpromet &amp; Otomasi</w:t>
+                              <w:t xml:space="preserve">{{ </w:t>
+                            </w:r>
+                            <w:proofErr w:type="spellStart"/>
+                            <w:r>
+                              <w:rPr>
+                                <w:sz w:val="24"/>
+                                <w:szCs w:val="24"/>
+                              </w:rPr>
+                              <w:t>jab</w:t>
+                            </w:r>
+                            <w:proofErr w:type="gramEnd"/>
+                            <w:r>
+                              <w:rPr>
+                                <w:sz w:val="24"/>
+                                <w:szCs w:val="24"/>
+                              </w:rPr>
+                              <w:t>_kanan</w:t>
+                            </w:r>
+                            <w:proofErr w:type="spellEnd"/>
+                            <w:r>
+                              <w:rPr>
+                                <w:sz w:val="24"/>
+                                <w:szCs w:val="24"/>
+                              </w:rPr>
+                              <w:t xml:space="preserve"> }}</w:t>
                             </w:r>
                           </w:p>
                           <w:p>
@@ -1579,6 +2237,38 @@
                                 <w:szCs w:val="24"/>
                               </w:rPr>
                             </w:pPr>
+                            <w:proofErr w:type="gramStart"/>
+                            <w:r>
+                              <w:rPr>
+                                <w:sz w:val="24"/>
+                                <w:szCs w:val="24"/>
+                              </w:rPr>
+                              <w:t xml:space="preserve">{{ </w:t>
+                            </w:r>
+                            <w:proofErr w:type="spellStart"/>
+                            <w:r>
+                              <w:rPr>
+                                <w:sz w:val="24"/>
+                                <w:szCs w:val="24"/>
+                              </w:rPr>
+                              <w:t>ttd</w:t>
+                            </w:r>
+                            <w:proofErr w:type="gramEnd"/>
+                            <w:r>
+                              <w:rPr>
+                                <w:sz w:val="24"/>
+                                <w:szCs w:val="24"/>
+                              </w:rPr>
+                              <w:t>_kanan</w:t>
+                            </w:r>
+                            <w:proofErr w:type="spellEnd"/>
+                            <w:r>
+                              <w:rPr>
+                                <w:sz w:val="24"/>
+                                <w:szCs w:val="24"/>
+                              </w:rPr>
+                              <w:t xml:space="preserve"> }}</w:t>
+                            </w:r>
                           </w:p>
                           <w:p>
                             <w:pPr>
@@ -1614,15 +2304,16 @@
                                 <w:sz w:val="24"/>
                                 <w:szCs w:val="24"/>
                               </w:rPr>
-                              <w:t xml:space="preserve">( </w:t>
+                              <w:t xml:space="preserve">{{ </w:t>
                             </w:r>
+                            <w:proofErr w:type="spellStart"/>
                             <w:r>
                               <w:rPr>
                                 <w:b/>
                                 <w:sz w:val="24"/>
                                 <w:szCs w:val="24"/>
                               </w:rPr>
-                              <w:t>ERVAN</w:t>
+                              <w:t>nama</w:t>
                             </w:r>
                             <w:proofErr w:type="gramEnd"/>
                             <w:r>
@@ -1631,15 +2322,16 @@
                                 <w:sz w:val="24"/>
                                 <w:szCs w:val="24"/>
                               </w:rPr>
-                              <w:t xml:space="preserve"> JAGI M W</w:t>
+                              <w:t>_kanan</w:t>
                             </w:r>
+                            <w:proofErr w:type="spellEnd"/>
                             <w:r>
                               <w:rPr>
                                 <w:b/>
                                 <w:sz w:val="24"/>
                                 <w:szCs w:val="24"/>
                               </w:rPr>
-                              <w:t xml:space="preserve"> )</w:t>
+                              <w:t xml:space="preserve"> }}</w:t>
                             </w:r>
                           </w:p>
                         </w:txbxContent>
@@ -1672,12 +2364,37 @@
                           <w:szCs w:val="24"/>
                         </w:rPr>
                       </w:pPr>
+                      <w:proofErr w:type="gramStart"/>
                       <w:r>
                         <w:rPr>
                           <w:sz w:val="24"/>
                           <w:szCs w:val="24"/>
                         </w:rPr>
-                        <w:t>TL Harpromet &amp; Otomasi</w:t>
+                        <w:t xml:space="preserve">{{ </w:t>
+                      </w:r>
+                      <w:proofErr w:type="spellStart"/>
+                      <w:r>
+                        <w:rPr>
+                          <w:sz w:val="24"/>
+                          <w:szCs w:val="24"/>
+                        </w:rPr>
+                        <w:t>jab</w:t>
+                      </w:r>
+                      <w:proofErr w:type="gramEnd"/>
+                      <w:r>
+                        <w:rPr>
+                          <w:sz w:val="24"/>
+                          <w:szCs w:val="24"/>
+                        </w:rPr>
+                        <w:t>_kanan</w:t>
+                      </w:r>
+                      <w:proofErr w:type="spellEnd"/>
+                      <w:r>
+                        <w:rPr>
+                          <w:sz w:val="24"/>
+                          <w:szCs w:val="24"/>
+                        </w:rPr>
+                        <w:t xml:space="preserve"> }}</w:t>
                       </w:r>
                     </w:p>
                     <w:p>
@@ -1706,6 +2423,38 @@
                           <w:szCs w:val="24"/>
                         </w:rPr>
                       </w:pPr>
+                      <w:proofErr w:type="gramStart"/>
+                      <w:r>
+                        <w:rPr>
+                          <w:sz w:val="24"/>
+                          <w:szCs w:val="24"/>
+                        </w:rPr>
+                        <w:t xml:space="preserve">{{ </w:t>
+                      </w:r>
+                      <w:proofErr w:type="spellStart"/>
+                      <w:r>
+                        <w:rPr>
+                          <w:sz w:val="24"/>
+                          <w:szCs w:val="24"/>
+                        </w:rPr>
+                        <w:t>ttd</w:t>
+                      </w:r>
+                      <w:proofErr w:type="gramEnd"/>
+                      <w:r>
+                        <w:rPr>
+                          <w:sz w:val="24"/>
+                          <w:szCs w:val="24"/>
+                        </w:rPr>
+                        <w:t>_kanan</w:t>
+                      </w:r>
+                      <w:proofErr w:type="spellEnd"/>
+                      <w:r>
+                        <w:rPr>
+                          <w:sz w:val="24"/>
+                          <w:szCs w:val="24"/>
+                        </w:rPr>
+                        <w:t xml:space="preserve"> }}</w:t>
+                      </w:r>
                     </w:p>
                     <w:p>
                       <w:pPr>
@@ -1741,15 +2490,16 @@
                           <w:sz w:val="24"/>
                           <w:szCs w:val="24"/>
                         </w:rPr>
-                        <w:t xml:space="preserve">( </w:t>
+                        <w:t xml:space="preserve">{{ </w:t>
                       </w:r>
+                      <w:proofErr w:type="spellStart"/>
                       <w:r>
                         <w:rPr>
                           <w:b/>
                           <w:sz w:val="24"/>
                           <w:szCs w:val="24"/>
                         </w:rPr>
-                        <w:t>ERVAN</w:t>
+                        <w:t>nama</w:t>
                       </w:r>
                       <w:proofErr w:type="gramEnd"/>
                       <w:r>
@@ -1758,15 +2508,16 @@
                           <w:sz w:val="24"/>
                           <w:szCs w:val="24"/>
                         </w:rPr>
-                        <w:t xml:space="preserve"> JAGI M W</w:t>
+                        <w:t>_kanan</w:t>
                       </w:r>
+                      <w:proofErr w:type="spellEnd"/>
                       <w:r>
                         <w:rPr>
                           <w:b/>
                           <w:sz w:val="24"/>
                           <w:szCs w:val="24"/>
                         </w:rPr>
-                        <w:t xml:space="preserve"> )</w:t>
+                        <w:t xml:space="preserve"> }}</w:t>
                       </w:r>
                     </w:p>
                   </w:txbxContent>
@@ -1845,12 +2596,37 @@
                                 <w:szCs w:val="24"/>
                               </w:rPr>
                             </w:pPr>
+                            <w:proofErr w:type="gramStart"/>
                             <w:r>
                               <w:rPr>
                                 <w:sz w:val="24"/>
                                 <w:szCs w:val="24"/>
                               </w:rPr>
-                              <w:t>UP2D</w:t>
+                              <w:t xml:space="preserve">{{ </w:t>
+                            </w:r>
+                            <w:proofErr w:type="spellStart"/>
+                            <w:r>
+                              <w:rPr>
+                                <w:sz w:val="24"/>
+                                <w:szCs w:val="24"/>
+                              </w:rPr>
+                              <w:t>jab</w:t>
+                            </w:r>
+                            <w:proofErr w:type="gramEnd"/>
+                            <w:r>
+                              <w:rPr>
+                                <w:sz w:val="24"/>
+                                <w:szCs w:val="24"/>
+                              </w:rPr>
+                              <w:t>_tengah</w:t>
+                            </w:r>
+                            <w:proofErr w:type="spellEnd"/>
+                            <w:r>
+                              <w:rPr>
+                                <w:sz w:val="24"/>
+                                <w:szCs w:val="24"/>
+                              </w:rPr>
+                              <w:t xml:space="preserve"> }}</w:t>
                             </w:r>
                           </w:p>
                           <w:p>
@@ -1879,6 +2655,38 @@
                                 <w:szCs w:val="24"/>
                               </w:rPr>
                             </w:pPr>
+                            <w:proofErr w:type="gramStart"/>
+                            <w:r>
+                              <w:rPr>
+                                <w:sz w:val="24"/>
+                                <w:szCs w:val="24"/>
+                              </w:rPr>
+                              <w:t xml:space="preserve">{{ </w:t>
+                            </w:r>
+                            <w:proofErr w:type="spellStart"/>
+                            <w:r>
+                              <w:rPr>
+                                <w:sz w:val="24"/>
+                                <w:szCs w:val="24"/>
+                              </w:rPr>
+                              <w:t>ttd</w:t>
+                            </w:r>
+                            <w:proofErr w:type="gramEnd"/>
+                            <w:r>
+                              <w:rPr>
+                                <w:sz w:val="24"/>
+                                <w:szCs w:val="24"/>
+                              </w:rPr>
+                              <w:t>_tengah</w:t>
+                            </w:r>
+                            <w:proofErr w:type="spellEnd"/>
+                            <w:r>
+                              <w:rPr>
+                                <w:sz w:val="24"/>
+                                <w:szCs w:val="24"/>
+                              </w:rPr>
+                              <w:t xml:space="preserve"> }}</w:t>
+                            </w:r>
                           </w:p>
                           <w:p>
                             <w:pPr>
@@ -1914,7 +2722,16 @@
                                 <w:sz w:val="24"/>
                                 <w:szCs w:val="24"/>
                               </w:rPr>
-                              <w:t>( ORRY</w:t>
+                              <w:t xml:space="preserve">{{ </w:t>
+                            </w:r>
+                            <w:proofErr w:type="spellStart"/>
+                            <w:r>
+                              <w:rPr>
+                                <w:b/>
+                                <w:sz w:val="24"/>
+                                <w:szCs w:val="24"/>
+                              </w:rPr>
+                              <w:t>nama</w:t>
                             </w:r>
                             <w:proofErr w:type="gramEnd"/>
                             <w:r>
@@ -1923,7 +2740,16 @@
                                 <w:sz w:val="24"/>
                                 <w:szCs w:val="24"/>
                               </w:rPr>
-                              <w:t xml:space="preserve"> VERNANDA )</w:t>
+                              <w:t>_tengah</w:t>
+                            </w:r>
+                            <w:proofErr w:type="spellEnd"/>
+                            <w:r>
+                              <w:rPr>
+                                <w:b/>
+                                <w:sz w:val="24"/>
+                                <w:szCs w:val="24"/>
+                              </w:rPr>
+                              <w:t xml:space="preserve"> }}</w:t>
                             </w:r>
                           </w:p>
                         </w:txbxContent>
@@ -1956,12 +2782,37 @@
                           <w:szCs w:val="24"/>
                         </w:rPr>
                       </w:pPr>
+                      <w:proofErr w:type="gramStart"/>
                       <w:r>
                         <w:rPr>
                           <w:sz w:val="24"/>
                           <w:szCs w:val="24"/>
                         </w:rPr>
-                        <w:t>UP2D</w:t>
+                        <w:t xml:space="preserve">{{ </w:t>
+                      </w:r>
+                      <w:proofErr w:type="spellStart"/>
+                      <w:r>
+                        <w:rPr>
+                          <w:sz w:val="24"/>
+                          <w:szCs w:val="24"/>
+                        </w:rPr>
+                        <w:t>jab</w:t>
+                      </w:r>
+                      <w:proofErr w:type="gramEnd"/>
+                      <w:r>
+                        <w:rPr>
+                          <w:sz w:val="24"/>
+                          <w:szCs w:val="24"/>
+                        </w:rPr>
+                        <w:t>_tengah</w:t>
+                      </w:r>
+                      <w:proofErr w:type="spellEnd"/>
+                      <w:r>
+                        <w:rPr>
+                          <w:sz w:val="24"/>
+                          <w:szCs w:val="24"/>
+                        </w:rPr>
+                        <w:t xml:space="preserve"> }}</w:t>
                       </w:r>
                     </w:p>
                     <w:p>
@@ -1990,6 +2841,38 @@
                           <w:szCs w:val="24"/>
                         </w:rPr>
                       </w:pPr>
+                      <w:proofErr w:type="gramStart"/>
+                      <w:r>
+                        <w:rPr>
+                          <w:sz w:val="24"/>
+                          <w:szCs w:val="24"/>
+                        </w:rPr>
+                        <w:t xml:space="preserve">{{ </w:t>
+                      </w:r>
+                      <w:proofErr w:type="spellStart"/>
+                      <w:r>
+                        <w:rPr>
+                          <w:sz w:val="24"/>
+                          <w:szCs w:val="24"/>
+                        </w:rPr>
+                        <w:t>ttd</w:t>
+                      </w:r>
+                      <w:proofErr w:type="gramEnd"/>
+                      <w:r>
+                        <w:rPr>
+                          <w:sz w:val="24"/>
+                          <w:szCs w:val="24"/>
+                        </w:rPr>
+                        <w:t>_tengah</w:t>
+                      </w:r>
+                      <w:proofErr w:type="spellEnd"/>
+                      <w:r>
+                        <w:rPr>
+                          <w:sz w:val="24"/>
+                          <w:szCs w:val="24"/>
+                        </w:rPr>
+                        <w:t xml:space="preserve"> }}</w:t>
+                      </w:r>
                     </w:p>
                     <w:p>
                       <w:pPr>
@@ -2025,7 +2908,16 @@
                           <w:sz w:val="24"/>
                           <w:szCs w:val="24"/>
                         </w:rPr>
-                        <w:t>( ORRY</w:t>
+                        <w:t xml:space="preserve">{{ </w:t>
+                      </w:r>
+                      <w:proofErr w:type="spellStart"/>
+                      <w:r>
+                        <w:rPr>
+                          <w:b/>
+                          <w:sz w:val="24"/>
+                          <w:szCs w:val="24"/>
+                        </w:rPr>
+                        <w:t>nama</w:t>
                       </w:r>
                       <w:proofErr w:type="gramEnd"/>
                       <w:r>
@@ -2034,7 +2926,16 @@
                           <w:sz w:val="24"/>
                           <w:szCs w:val="24"/>
                         </w:rPr>
-                        <w:t xml:space="preserve"> VERNANDA )</w:t>
+                        <w:t>_tengah</w:t>
+                      </w:r>
+                      <w:proofErr w:type="spellEnd"/>
+                      <w:r>
+                        <w:rPr>
+                          <w:b/>
+                          <w:sz w:val="24"/>
+                          <w:szCs w:val="24"/>
+                        </w:rPr>
+                        <w:t xml:space="preserve"> }}</w:t>
                       </w:r>
                     </w:p>
                   </w:txbxContent>
@@ -2061,140 +2962,6 @@
           <w:u w:val="none"/>
         </w:rPr>
       </w:pPr>
-      <w:r>
-        <w:rPr>
-          <w:noProof/>
-        </w:rPr>
-        <w:drawing>
-          <wp:anchor distT="0" distB="0" distL="114300" distR="114300" simplePos="0" relativeHeight="251657728" behindDoc="0" locked="0" layoutInCell="1" allowOverlap="1" wp14:anchorId="7B7E981D" wp14:editId="38ED94C0">
-            <wp:simplePos x="0" y="0"/>
-            <wp:positionH relativeFrom="column">
-              <wp:posOffset>4723130</wp:posOffset>
-            </wp:positionH>
-            <wp:positionV relativeFrom="paragraph">
-              <wp:posOffset>82550</wp:posOffset>
-            </wp:positionV>
-            <wp:extent cx="746760" cy="868680"/>
-            <wp:effectExtent l="0" t="0" r="0" b="0"/>
-            <wp:wrapNone/>
-            <wp:docPr id="138" name="Picture 23"/>
-            <wp:cNvGraphicFramePr>
-              <a:graphicFrameLocks xmlns:a="http://schemas.openxmlformats.org/drawingml/2006/main" noChangeAspect="1"/>
-            </wp:cNvGraphicFramePr>
-            <a:graphic xmlns:a="http://schemas.openxmlformats.org/drawingml/2006/main">
-              <a:graphicData uri="http://schemas.openxmlformats.org/drawingml/2006/picture">
-                <pic:pic xmlns:pic="http://schemas.openxmlformats.org/drawingml/2006/picture">
-                  <pic:nvPicPr>
-                    <pic:cNvPr id="0" name="Picture 23"/>
-                    <pic:cNvPicPr>
-                      <a:picLocks noChangeAspect="1" noChangeArrowheads="1"/>
-                    </pic:cNvPicPr>
-                  </pic:nvPicPr>
-                  <pic:blipFill>
-                    <a:blip r:embed="rId8">
-                      <a:extLst>
-                        <a:ext uri="{28A0092B-C50C-407E-A947-70E740481C1C}">
-                          <a14:useLocalDpi xmlns:a14="http://schemas.microsoft.com/office/drawing/2010/main" val="0"/>
-                        </a:ext>
-                      </a:extLst>
-                    </a:blip>
-                    <a:srcRect l="24831" t="23070" r="35568" b="15764"/>
-                    <a:stretch>
-                      <a:fillRect/>
-                    </a:stretch>
-                  </pic:blipFill>
-                  <pic:spPr bwMode="auto">
-                    <a:xfrm>
-                      <a:off x="0" y="0"/>
-                      <a:ext cx="746760" cy="868680"/>
-                    </a:xfrm>
-                    <a:prstGeom prst="rect">
-                      <a:avLst/>
-                    </a:prstGeom>
-                    <a:noFill/>
-                    <a:ln>
-                      <a:noFill/>
-                    </a:ln>
-                  </pic:spPr>
-                </pic:pic>
-              </a:graphicData>
-            </a:graphic>
-            <wp14:sizeRelH relativeFrom="page">
-              <wp14:pctWidth>0</wp14:pctWidth>
-            </wp14:sizeRelH>
-            <wp14:sizeRelV relativeFrom="page">
-              <wp14:pctHeight>0</wp14:pctHeight>
-            </wp14:sizeRelV>
-          </wp:anchor>
-        </w:drawing>
-      </w:r>
-      <w:r>
-        <w:rPr>
-          <w:noProof/>
-        </w:rPr>
-        <w:drawing>
-          <wp:anchor distT="0" distB="0" distL="114300" distR="114300" simplePos="0" relativeHeight="251658752" behindDoc="0" locked="0" layoutInCell="1" allowOverlap="1" wp14:anchorId="429E8952" wp14:editId="3EF1E9DC">
-            <wp:simplePos x="0" y="0"/>
-            <wp:positionH relativeFrom="column">
-              <wp:posOffset>368935</wp:posOffset>
-            </wp:positionH>
-            <wp:positionV relativeFrom="paragraph">
-              <wp:posOffset>80010</wp:posOffset>
-            </wp:positionV>
-            <wp:extent cx="970915" cy="871220"/>
-            <wp:effectExtent l="0" t="0" r="0" b="0"/>
-            <wp:wrapNone/>
-            <wp:docPr id="139" name="Picture 16"/>
-            <wp:cNvGraphicFramePr>
-              <a:graphicFrameLocks xmlns:a="http://schemas.openxmlformats.org/drawingml/2006/main" noChangeAspect="1"/>
-            </wp:cNvGraphicFramePr>
-            <a:graphic xmlns:a="http://schemas.openxmlformats.org/drawingml/2006/main">
-              <a:graphicData uri="http://schemas.openxmlformats.org/drawingml/2006/picture">
-                <pic:pic xmlns:pic="http://schemas.openxmlformats.org/drawingml/2006/picture">
-                  <pic:nvPicPr>
-                    <pic:cNvPr id="0" name="Picture 16"/>
-                    <pic:cNvPicPr>
-                      <a:picLocks noChangeAspect="1" noChangeArrowheads="1"/>
-                    </pic:cNvPicPr>
-                  </pic:nvPicPr>
-                  <pic:blipFill>
-                    <a:blip r:embed="rId9">
-                      <a:extLst>
-                        <a:ext uri="{28A0092B-C50C-407E-A947-70E740481C1C}">
-                          <a14:useLocalDpi xmlns:a14="http://schemas.microsoft.com/office/drawing/2010/main" val="0"/>
-                        </a:ext>
-                      </a:extLst>
-                    </a:blip>
-                    <a:srcRect/>
-                    <a:stretch>
-                      <a:fillRect/>
-                    </a:stretch>
-                  </pic:blipFill>
-                  <pic:spPr bwMode="auto">
-                    <a:xfrm>
-                      <a:off x="0" y="0"/>
-                      <a:ext cx="970915" cy="871220"/>
-                    </a:xfrm>
-                    <a:prstGeom prst="rect">
-                      <a:avLst/>
-                    </a:prstGeom>
-                    <a:noFill/>
-                    <a:ln>
-                      <a:noFill/>
-                    </a:ln>
-                  </pic:spPr>
-                </pic:pic>
-              </a:graphicData>
-            </a:graphic>
-            <wp14:sizeRelH relativeFrom="page">
-              <wp14:pctWidth>0</wp14:pctWidth>
-            </wp14:sizeRelH>
-            <wp14:sizeRelV relativeFrom="page">
-              <wp14:pctHeight>0</wp14:pctHeight>
-            </wp14:sizeRelV>
-          </wp:anchor>
-        </w:drawing>
-      </w:r>
     </w:p>
     <w:p>
       <w:pPr>
@@ -2372,7 +3139,27 @@
           <w:szCs w:val="24"/>
           <w:u w:val="none"/>
         </w:rPr>
-        <w:t xml:space="preserve">AVR Trafo #1 </w:t>
+        <w:t xml:space="preserve">AVR </w:t>
+      </w:r>
+      <w:proofErr w:type="spellStart"/>
+      <w:r>
+        <w:rPr>
+          <w:b w:val="0"/>
+          <w:sz w:val="24"/>
+          <w:szCs w:val="24"/>
+          <w:u w:val="none"/>
+        </w:rPr>
+        <w:t>Trafo</w:t>
+      </w:r>
+      <w:proofErr w:type="spellEnd"/>
+      <w:r>
+        <w:rPr>
+          <w:b w:val="0"/>
+          <w:sz w:val="24"/>
+          <w:szCs w:val="24"/>
+          <w:u w:val="none"/>
+        </w:rPr>
+        <w:t xml:space="preserve"> #1 </w:t>
       </w:r>
       <w:r>
         <w:rPr>
@@ -2399,8 +3186,19 @@
           <w:szCs w:val="24"/>
           <w:u w:val="none"/>
         </w:rPr>
-        <w:t>New Tambun</w:t>
-      </w:r>
+        <w:t xml:space="preserve">New </w:t>
+      </w:r>
+      <w:proofErr w:type="spellStart"/>
+      <w:r>
+        <w:rPr>
+          <w:b w:val="0"/>
+          <w:sz w:val="24"/>
+          <w:szCs w:val="24"/>
+          <w:u w:val="none"/>
+        </w:rPr>
+        <w:t>Tambun</w:t>
+      </w:r>
+      <w:proofErr w:type="spellEnd"/>
     </w:p>
     <w:p>
       <w:pPr>
@@ -2460,19 +3258,60 @@
           <w:szCs w:val="24"/>
         </w:rPr>
       </w:pPr>
-      <w:r>
-        <w:rPr>
-          <w:sz w:val="24"/>
-          <w:szCs w:val="24"/>
-        </w:rPr>
-        <w:t xml:space="preserve">Melakukan pengecekan </w:t>
-      </w:r>
-      <w:r>
-        <w:rPr>
-          <w:sz w:val="24"/>
-          <w:szCs w:val="24"/>
-        </w:rPr>
-        <w:t xml:space="preserve">setting yang terpasang </w:t>
+      <w:proofErr w:type="spellStart"/>
+      <w:r>
+        <w:rPr>
+          <w:sz w:val="24"/>
+          <w:szCs w:val="24"/>
+        </w:rPr>
+        <w:t>Melakukan</w:t>
+      </w:r>
+      <w:proofErr w:type="spellEnd"/>
+      <w:r>
+        <w:rPr>
+          <w:sz w:val="24"/>
+          <w:szCs w:val="24"/>
+        </w:rPr>
+        <w:t xml:space="preserve"> </w:t>
+      </w:r>
+      <w:proofErr w:type="spellStart"/>
+      <w:r>
+        <w:rPr>
+          <w:sz w:val="24"/>
+          <w:szCs w:val="24"/>
+        </w:rPr>
+        <w:t>pengecekan</w:t>
+      </w:r>
+      <w:proofErr w:type="spellEnd"/>
+      <w:r>
+        <w:rPr>
+          <w:sz w:val="24"/>
+          <w:szCs w:val="24"/>
+        </w:rPr>
+        <w:t xml:space="preserve"> </w:t>
+      </w:r>
+      <w:r>
+        <w:rPr>
+          <w:sz w:val="24"/>
+          <w:szCs w:val="24"/>
+        </w:rPr>
+        <w:t xml:space="preserve">setting yang </w:t>
+      </w:r>
+      <w:proofErr w:type="spellStart"/>
+      <w:r>
+        <w:rPr>
+          <w:sz w:val="24"/>
+          <w:szCs w:val="24"/>
+        </w:rPr>
+        <w:t>terpasang</w:t>
+      </w:r>
+      <w:proofErr w:type="spellEnd"/>
+      <w:r>
+        <w:rPr>
+          <w:sz w:val="24"/>
+          <w:szCs w:val="24"/>
+        </w:rPr>
+        <w:t xml:space="preserve"> </w:t>
       </w:r>
     </w:p>
     <w:p>
@@ -2491,12 +3330,21 @@
           <w:szCs w:val="24"/>
         </w:rPr>
       </w:pPr>
-      <w:r>
-        <w:rPr>
-          <w:sz w:val="24"/>
-          <w:szCs w:val="24"/>
-        </w:rPr>
-        <w:t xml:space="preserve">Melakukan Resetting </w:t>
+      <w:proofErr w:type="spellStart"/>
+      <w:r>
+        <w:rPr>
+          <w:sz w:val="24"/>
+          <w:szCs w:val="24"/>
+        </w:rPr>
+        <w:t>Melakukan</w:t>
+      </w:r>
+      <w:proofErr w:type="spellEnd"/>
+      <w:r>
+        <w:rPr>
+          <w:sz w:val="24"/>
+          <w:szCs w:val="24"/>
+        </w:rPr>
+        <w:t xml:space="preserve"> Resetting </w:t>
       </w:r>
       <w:r>
         <w:rPr>
@@ -2522,12 +3370,85 @@
           <w:szCs w:val="24"/>
         </w:rPr>
       </w:pPr>
-      <w:r>
-        <w:rPr>
-          <w:sz w:val="24"/>
-          <w:szCs w:val="24"/>
-        </w:rPr>
-        <w:t>Melakukan Pengecekan bersama setting yang terpasang setelah resetting</w:t>
+      <w:proofErr w:type="spellStart"/>
+      <w:r>
+        <w:rPr>
+          <w:sz w:val="24"/>
+          <w:szCs w:val="24"/>
+        </w:rPr>
+        <w:t>Melakukan</w:t>
+      </w:r>
+      <w:proofErr w:type="spellEnd"/>
+      <w:r>
+        <w:rPr>
+          <w:sz w:val="24"/>
+          <w:szCs w:val="24"/>
+        </w:rPr>
+        <w:t xml:space="preserve"> </w:t>
+      </w:r>
+      <w:proofErr w:type="spellStart"/>
+      <w:r>
+        <w:rPr>
+          <w:sz w:val="24"/>
+          <w:szCs w:val="24"/>
+        </w:rPr>
+        <w:t>Pengecekan</w:t>
+      </w:r>
+      <w:proofErr w:type="spellEnd"/>
+      <w:r>
+        <w:rPr>
+          <w:sz w:val="24"/>
+          <w:szCs w:val="24"/>
+        </w:rPr>
+        <w:t xml:space="preserve"> </w:t>
+      </w:r>
+      <w:proofErr w:type="spellStart"/>
+      <w:r>
+        <w:rPr>
+          <w:sz w:val="24"/>
+          <w:szCs w:val="24"/>
+        </w:rPr>
+        <w:t>bersama</w:t>
+      </w:r>
+      <w:proofErr w:type="spellEnd"/>
+      <w:r>
+        <w:rPr>
+          <w:sz w:val="24"/>
+          <w:szCs w:val="24"/>
+        </w:rPr>
+        <w:t xml:space="preserve"> setting yang </w:t>
+      </w:r>
+      <w:proofErr w:type="spellStart"/>
+      <w:r>
+        <w:rPr>
+          <w:sz w:val="24"/>
+          <w:szCs w:val="24"/>
+        </w:rPr>
+        <w:t>terpasang</w:t>
+      </w:r>
+      <w:proofErr w:type="spellEnd"/>
+      <w:r>
+        <w:rPr>
+          <w:sz w:val="24"/>
+          <w:szCs w:val="24"/>
+        </w:rPr>
+        <w:t xml:space="preserve"> </w:t>
+      </w:r>
+      <w:proofErr w:type="spellStart"/>
+      <w:r>
+        <w:rPr>
+          <w:sz w:val="24"/>
+          <w:szCs w:val="24"/>
+        </w:rPr>
+        <w:t>setelah</w:t>
+      </w:r>
+      <w:proofErr w:type="spellEnd"/>
+      <w:r>
+        <w:rPr>
+          <w:sz w:val="24"/>
+          <w:szCs w:val="24"/>
+        </w:rPr>
+        <w:t xml:space="preserve"> resetting</w:t>
       </w:r>
     </w:p>
     <w:p>
@@ -2546,6 +3467,7 @@
           <w:szCs w:val="24"/>
         </w:rPr>
       </w:pPr>
+      <w:proofErr w:type="spellStart"/>
       <w:r>
         <w:rPr>
           <w:sz w:val="24"/>
@@ -2558,21 +3480,86 @@
           <w:sz w:val="24"/>
           <w:szCs w:val="24"/>
         </w:rPr>
-        <w:t xml:space="preserve">akukan pengujian individu </w:t>
-      </w:r>
-      <w:r>
-        <w:rPr>
-          <w:sz w:val="24"/>
-          <w:szCs w:val="24"/>
-        </w:rPr>
-        <w:t>pasca resetting</w:t>
-      </w:r>
-      <w:r>
-        <w:rPr>
-          <w:sz w:val="24"/>
-          <w:szCs w:val="24"/>
-        </w:rPr>
-        <w:t xml:space="preserve"> (jika offline)</w:t>
+        <w:t>akukan</w:t>
+      </w:r>
+      <w:proofErr w:type="spellEnd"/>
+      <w:r>
+        <w:rPr>
+          <w:sz w:val="24"/>
+          <w:szCs w:val="24"/>
+        </w:rPr>
+        <w:t xml:space="preserve"> </w:t>
+      </w:r>
+      <w:proofErr w:type="spellStart"/>
+      <w:r>
+        <w:rPr>
+          <w:sz w:val="24"/>
+          <w:szCs w:val="24"/>
+        </w:rPr>
+        <w:t>pengujian</w:t>
+      </w:r>
+      <w:proofErr w:type="spellEnd"/>
+      <w:r>
+        <w:rPr>
+          <w:sz w:val="24"/>
+          <w:szCs w:val="24"/>
+        </w:rPr>
+        <w:t xml:space="preserve"> </w:t>
+      </w:r>
+      <w:proofErr w:type="spellStart"/>
+      <w:r>
+        <w:rPr>
+          <w:sz w:val="24"/>
+          <w:szCs w:val="24"/>
+        </w:rPr>
+        <w:t>individu</w:t>
+      </w:r>
+      <w:proofErr w:type="spellEnd"/>
+      <w:r>
+        <w:rPr>
+          <w:sz w:val="24"/>
+          <w:szCs w:val="24"/>
+        </w:rPr>
+        <w:t xml:space="preserve"> </w:t>
+      </w:r>
+      <w:proofErr w:type="spellStart"/>
+      <w:r>
+        <w:rPr>
+          <w:sz w:val="24"/>
+          <w:szCs w:val="24"/>
+        </w:rPr>
+        <w:t>pasca</w:t>
+      </w:r>
+      <w:proofErr w:type="spellEnd"/>
+      <w:r>
+        <w:rPr>
+          <w:sz w:val="24"/>
+          <w:szCs w:val="24"/>
+        </w:rPr>
+        <w:t xml:space="preserve"> resetting</w:t>
+      </w:r>
+      <w:r>
+        <w:rPr>
+          <w:sz w:val="24"/>
+          <w:szCs w:val="24"/>
+        </w:rPr>
+        <w:t xml:space="preserve"> (</w:t>
+      </w:r>
+      <w:proofErr w:type="spellStart"/>
+      <w:r>
+        <w:rPr>
+          <w:sz w:val="24"/>
+          <w:szCs w:val="24"/>
+        </w:rPr>
+        <w:t>jika</w:t>
+      </w:r>
+      <w:proofErr w:type="spellEnd"/>
+      <w:r>
+        <w:rPr>
+          <w:sz w:val="24"/>
+          <w:szCs w:val="24"/>
+        </w:rPr>
+        <w:t xml:space="preserve"> offline)</w:t>
       </w:r>
     </w:p>
     <w:p>
@@ -2591,12 +3578,61 @@
           <w:szCs w:val="24"/>
         </w:rPr>
       </w:pPr>
-      <w:r>
-        <w:rPr>
-          <w:sz w:val="24"/>
-          <w:szCs w:val="24"/>
-        </w:rPr>
-        <w:t>Melakukan pengujian fungsi u</w:t>
+      <w:proofErr w:type="spellStart"/>
+      <w:r>
+        <w:rPr>
+          <w:sz w:val="24"/>
+          <w:szCs w:val="24"/>
+        </w:rPr>
+        <w:t>Melakukan</w:t>
+      </w:r>
+      <w:proofErr w:type="spellEnd"/>
+      <w:r>
+        <w:rPr>
+          <w:sz w:val="24"/>
+          <w:szCs w:val="24"/>
+        </w:rPr>
+        <w:t xml:space="preserve"> </w:t>
+      </w:r>
+      <w:proofErr w:type="spellStart"/>
+      <w:r>
+        <w:rPr>
+          <w:sz w:val="24"/>
+          <w:szCs w:val="24"/>
+        </w:rPr>
+        <w:t>pengujian</w:t>
+      </w:r>
+      <w:proofErr w:type="spellEnd"/>
+      <w:r>
+        <w:rPr>
+          <w:sz w:val="24"/>
+          <w:szCs w:val="24"/>
+        </w:rPr>
+        <w:t xml:space="preserve"> </w:t>
+      </w:r>
+      <w:proofErr w:type="spellStart"/>
+      <w:r>
+        <w:rPr>
+          <w:sz w:val="24"/>
+          <w:szCs w:val="24"/>
+        </w:rPr>
+        <w:t>fungsi</w:t>
+      </w:r>
+      <w:proofErr w:type="spellEnd"/>
+      <w:r>
+        <w:rPr>
+          <w:sz w:val="24"/>
+          <w:szCs w:val="24"/>
+        </w:rPr>
+        <w:t xml:space="preserve"> </w:t>
+      </w:r>
+      <w:proofErr w:type="spellStart"/>
+      <w:r>
+        <w:rPr>
+          <w:sz w:val="24"/>
+          <w:szCs w:val="24"/>
+        </w:rPr>
+        <w:t>u</w:t>
       </w:r>
       <w:r>
         <w:rPr>
@@ -2610,14 +3646,54 @@
           <w:sz w:val="24"/>
           <w:szCs w:val="24"/>
         </w:rPr>
-        <w:t>juk kerja AVR</w:t>
-      </w:r>
-      <w:r>
-        <w:rPr>
-          <w:sz w:val="24"/>
-          <w:szCs w:val="24"/>
-        </w:rPr>
-        <w:t xml:space="preserve"> pasca resetting</w:t>
+        <w:t>juk</w:t>
+      </w:r>
+      <w:proofErr w:type="spellEnd"/>
+      <w:r>
+        <w:rPr>
+          <w:sz w:val="24"/>
+          <w:szCs w:val="24"/>
+        </w:rPr>
+        <w:t xml:space="preserve"> </w:t>
+      </w:r>
+      <w:proofErr w:type="spellStart"/>
+      <w:r>
+        <w:rPr>
+          <w:sz w:val="24"/>
+          <w:szCs w:val="24"/>
+        </w:rPr>
+        <w:t>kerja</w:t>
+      </w:r>
+      <w:proofErr w:type="spellEnd"/>
+      <w:r>
+        <w:rPr>
+          <w:sz w:val="24"/>
+          <w:szCs w:val="24"/>
+        </w:rPr>
+        <w:t xml:space="preserve"> AVR</w:t>
+      </w:r>
+      <w:r>
+        <w:rPr>
+          <w:sz w:val="24"/>
+          <w:szCs w:val="24"/>
+        </w:rPr>
+        <w:t xml:space="preserve"> </w:t>
+      </w:r>
+      <w:proofErr w:type="spellStart"/>
+      <w:r>
+        <w:rPr>
+          <w:sz w:val="24"/>
+          <w:szCs w:val="24"/>
+        </w:rPr>
+        <w:t>pasca</w:t>
+      </w:r>
+      <w:proofErr w:type="spellEnd"/>
+      <w:r>
+        <w:rPr>
+          <w:sz w:val="24"/>
+          <w:szCs w:val="24"/>
+        </w:rPr>
+        <w:t xml:space="preserve"> resetting</w:t>
       </w:r>
     </w:p>
     <w:p>
@@ -2636,6 +3712,7 @@
           <w:szCs w:val="24"/>
         </w:rPr>
       </w:pPr>
+      <w:proofErr w:type="spellStart"/>
       <w:r>
         <w:rPr>
           <w:sz w:val="24"/>
@@ -2643,6 +3720,7 @@
         </w:rPr>
         <w:t>Dokumentasi</w:t>
       </w:r>
+      <w:proofErr w:type="spellEnd"/>
     </w:p>
     <w:p>
       <w:pPr>
@@ -2944,6 +4022,7 @@
         </w:rPr>
         <w:t xml:space="preserve">Telah dilakukan </w:t>
       </w:r>
+      <w:proofErr w:type="spellStart"/>
       <w:r>
         <w:rPr>
           <w:b w:val="0"/>
@@ -2962,6 +4041,7 @@
         </w:rPr>
         <w:t>ekerjaan</w:t>
       </w:r>
+      <w:proofErr w:type="spellEnd"/>
       <w:r>
         <w:rPr>
           <w:b w:val="0"/>
@@ -2978,15 +4058,97 @@
           <w:szCs w:val="24"/>
           <w:u w:val="none"/>
         </w:rPr>
-        <w:t xml:space="preserve">Resetting Tegangan Referensi dan Bandwith </w:t>
-      </w:r>
-      <w:r>
-        <w:rPr>
-          <w:sz w:val="24"/>
-          <w:szCs w:val="24"/>
-          <w:u w:val="none"/>
-        </w:rPr>
-        <w:t xml:space="preserve">Trafo #1 GIS 150kV New Tambun </w:t>
+        <w:t xml:space="preserve">Resetting </w:t>
+      </w:r>
+      <w:proofErr w:type="spellStart"/>
+      <w:r>
+        <w:rPr>
+          <w:sz w:val="24"/>
+          <w:szCs w:val="24"/>
+          <w:u w:val="none"/>
+        </w:rPr>
+        <w:t>Tegangan</w:t>
+      </w:r>
+      <w:proofErr w:type="spellEnd"/>
+      <w:r>
+        <w:rPr>
+          <w:sz w:val="24"/>
+          <w:szCs w:val="24"/>
+          <w:u w:val="none"/>
+        </w:rPr>
+        <w:t xml:space="preserve"> </w:t>
+      </w:r>
+      <w:proofErr w:type="spellStart"/>
+      <w:r>
+        <w:rPr>
+          <w:sz w:val="24"/>
+          <w:szCs w:val="24"/>
+          <w:u w:val="none"/>
+        </w:rPr>
+        <w:t>Referensi</w:t>
+      </w:r>
+      <w:proofErr w:type="spellEnd"/>
+      <w:r>
+        <w:rPr>
+          <w:sz w:val="24"/>
+          <w:szCs w:val="24"/>
+          <w:u w:val="none"/>
+        </w:rPr>
+        <w:t xml:space="preserve"> dan </w:t>
+      </w:r>
+      <w:proofErr w:type="spellStart"/>
+      <w:r>
+        <w:rPr>
+          <w:sz w:val="24"/>
+          <w:szCs w:val="24"/>
+          <w:u w:val="none"/>
+        </w:rPr>
+        <w:t>Bandwith</w:t>
+      </w:r>
+      <w:proofErr w:type="spellEnd"/>
+      <w:r>
+        <w:rPr>
+          <w:sz w:val="24"/>
+          <w:szCs w:val="24"/>
+          <w:u w:val="none"/>
+        </w:rPr>
+        <w:t xml:space="preserve"> </w:t>
+      </w:r>
+      <w:proofErr w:type="spellStart"/>
+      <w:r>
+        <w:rPr>
+          <w:sz w:val="24"/>
+          <w:szCs w:val="24"/>
+          <w:u w:val="none"/>
+        </w:rPr>
+        <w:t>Trafo</w:t>
+      </w:r>
+      <w:proofErr w:type="spellEnd"/>
+      <w:r>
+        <w:rPr>
+          <w:sz w:val="24"/>
+          <w:szCs w:val="24"/>
+          <w:u w:val="none"/>
+        </w:rPr>
+        <w:t xml:space="preserve"> #1 GIS 150kV New </w:t>
+      </w:r>
+      <w:proofErr w:type="spellStart"/>
+      <w:r>
+        <w:rPr>
+          <w:sz w:val="24"/>
+          <w:szCs w:val="24"/>
+          <w:u w:val="none"/>
+        </w:rPr>
+        <w:t>Tambun</w:t>
+      </w:r>
+      <w:proofErr w:type="spellEnd"/>
+      <w:r>
+        <w:rPr>
+          <w:sz w:val="24"/>
+          <w:szCs w:val="24"/>
+          <w:u w:val="none"/>
+        </w:rPr>
+        <w:t xml:space="preserve"> </w:t>
       </w:r>
       <w:r>
         <w:rPr>
@@ -2998,6 +4160,7 @@
         </w:rPr>
         <w:t xml:space="preserve">sesuai dengan </w:t>
       </w:r>
+      <w:proofErr w:type="spellStart"/>
       <w:r>
         <w:rPr>
           <w:b w:val="0"/>
@@ -3008,6 +4171,7 @@
         </w:rPr>
         <w:t>rekomendasi</w:t>
       </w:r>
+      <w:proofErr w:type="spellEnd"/>
       <w:r>
         <w:rPr>
           <w:b w:val="0"/>
@@ -3016,8 +4180,64 @@
           <w:u w:val="none"/>
           <w:lang w:val="en-GB"/>
         </w:rPr>
-        <w:t xml:space="preserve"> dengan hasil uji baik</w:t>
-      </w:r>
+        <w:t xml:space="preserve"> </w:t>
+      </w:r>
+      <w:proofErr w:type="spellStart"/>
+      <w:r>
+        <w:rPr>
+          <w:b w:val="0"/>
+          <w:sz w:val="24"/>
+          <w:szCs w:val="24"/>
+          <w:u w:val="none"/>
+          <w:lang w:val="en-GB"/>
+        </w:rPr>
+        <w:t>dengan</w:t>
+      </w:r>
+      <w:proofErr w:type="spellEnd"/>
+      <w:r>
+        <w:rPr>
+          <w:b w:val="0"/>
+          <w:sz w:val="24"/>
+          <w:szCs w:val="24"/>
+          <w:u w:val="none"/>
+          <w:lang w:val="en-GB"/>
+        </w:rPr>
+        <w:t xml:space="preserve"> </w:t>
+      </w:r>
+      <w:proofErr w:type="spellStart"/>
+      <w:r>
+        <w:rPr>
+          <w:b w:val="0"/>
+          <w:sz w:val="24"/>
+          <w:szCs w:val="24"/>
+          <w:u w:val="none"/>
+          <w:lang w:val="en-GB"/>
+        </w:rPr>
+        <w:t>hasil</w:t>
+      </w:r>
+      <w:proofErr w:type="spellEnd"/>
+      <w:r>
+        <w:rPr>
+          <w:b w:val="0"/>
+          <w:sz w:val="24"/>
+          <w:szCs w:val="24"/>
+          <w:u w:val="none"/>
+          <w:lang w:val="en-GB"/>
+        </w:rPr>
+        <w:t xml:space="preserve"> uji </w:t>
+      </w:r>
+      <w:proofErr w:type="spellStart"/>
+      <w:r>
+        <w:rPr>
+          <w:b w:val="0"/>
+          <w:sz w:val="24"/>
+          <w:szCs w:val="24"/>
+          <w:u w:val="none"/>
+          <w:lang w:val="en-GB"/>
+        </w:rPr>
+        <w:t>baik</w:t>
+      </w:r>
+      <w:proofErr w:type="spellEnd"/>
       <w:r>
         <w:rPr>
           <w:b w:val="0"/>
@@ -3104,7 +4324,7 @@
           <w:u w:val="none"/>
         </w:rPr>
         <w:drawing>
-          <wp:inline distT="0" distB="0" distL="0" distR="0" wp14:anchorId="1064D636" wp14:editId="4540FC44">
+          <wp:inline distT="0" distB="0" distL="0" distR="0" wp14:anchorId="1064D636" wp14:editId="35A896DE">
             <wp:extent cx="3063240" cy="5455920"/>
             <wp:effectExtent l="0" t="0" r="0" b="0"/>
             <wp:docPr id="1" name="Picture 1"/>
@@ -3121,7 +4341,7 @@
                     </pic:cNvPicPr>
                   </pic:nvPicPr>
                   <pic:blipFill>
-                    <a:blip r:embed="rId10" cstate="print">
+                    <a:blip r:embed="rId8" cstate="print">
                       <a:extLst>
                         <a:ext uri="{28A0092B-C50C-407E-A947-70E740481C1C}">
                           <a14:useLocalDpi xmlns:a14="http://schemas.microsoft.com/office/drawing/2010/main" val="0"/>
@@ -3252,7 +4472,7 @@
       </w:pPr>
     </w:p>
     <w:sectPr>
-      <w:headerReference w:type="default" r:id="rId11"/>
+      <w:headerReference w:type="default" r:id="rId9"/>
       <w:pgSz w:w="11907" w:h="16840" w:code="9"/>
       <w:pgMar w:top="1134" w:right="709" w:bottom="851" w:left="1418" w:header="907" w:footer="907" w:gutter="0"/>
       <w:cols w:space="720"/>
@@ -5385,6 +6605,50 @@
     <w:lsdException w:name="Subtitle" w:qFormat="1"/>
     <w:lsdException w:name="Strong" w:qFormat="1"/>
     <w:lsdException w:name="Emphasis" w:qFormat="1"/>
+    <w:lsdException w:name="Normal Table" w:semiHidden="1" w:unhideWhenUsed="1"/>
+    <w:lsdException w:name="Table Simple 1" w:semiHidden="1" w:unhideWhenUsed="1"/>
+    <w:lsdException w:name="Table Simple 2" w:semiHidden="1" w:unhideWhenUsed="1"/>
+    <w:lsdException w:name="Table Simple 3" w:semiHidden="1" w:unhideWhenUsed="1"/>
+    <w:lsdException w:name="Table Classic 1" w:semiHidden="1" w:unhideWhenUsed="1"/>
+    <w:lsdException w:name="Table Classic 2" w:semiHidden="1" w:unhideWhenUsed="1"/>
+    <w:lsdException w:name="Table Classic 3" w:semiHidden="1" w:unhideWhenUsed="1"/>
+    <w:lsdException w:name="Table Classic 4" w:semiHidden="1" w:unhideWhenUsed="1"/>
+    <w:lsdException w:name="Table Colorful 1" w:semiHidden="1" w:unhideWhenUsed="1"/>
+    <w:lsdException w:name="Table Colorful 2" w:semiHidden="1" w:unhideWhenUsed="1"/>
+    <w:lsdException w:name="Table Colorful 3" w:semiHidden="1" w:unhideWhenUsed="1"/>
+    <w:lsdException w:name="Table Columns 1" w:semiHidden="1" w:unhideWhenUsed="1"/>
+    <w:lsdException w:name="Table Columns 2" w:semiHidden="1" w:unhideWhenUsed="1"/>
+    <w:lsdException w:name="Table Columns 3" w:semiHidden="1" w:unhideWhenUsed="1"/>
+    <w:lsdException w:name="Table Columns 4" w:semiHidden="1" w:unhideWhenUsed="1"/>
+    <w:lsdException w:name="Table Columns 5" w:semiHidden="1" w:unhideWhenUsed="1"/>
+    <w:lsdException w:name="Table Grid 1" w:semiHidden="1" w:unhideWhenUsed="1"/>
+    <w:lsdException w:name="Table Grid 2" w:semiHidden="1" w:unhideWhenUsed="1"/>
+    <w:lsdException w:name="Table Grid 3" w:semiHidden="1" w:unhideWhenUsed="1"/>
+    <w:lsdException w:name="Table Grid 4" w:semiHidden="1" w:unhideWhenUsed="1"/>
+    <w:lsdException w:name="Table Grid 5" w:semiHidden="1" w:unhideWhenUsed="1"/>
+    <w:lsdException w:name="Table Grid 6" w:semiHidden="1" w:unhideWhenUsed="1"/>
+    <w:lsdException w:name="Table Grid 7" w:semiHidden="1" w:unhideWhenUsed="1"/>
+    <w:lsdException w:name="Table Grid 8" w:semiHidden="1" w:unhideWhenUsed="1"/>
+    <w:lsdException w:name="Table List 1" w:semiHidden="1" w:unhideWhenUsed="1"/>
+    <w:lsdException w:name="Table List 2" w:semiHidden="1" w:unhideWhenUsed="1"/>
+    <w:lsdException w:name="Table List 3" w:semiHidden="1" w:unhideWhenUsed="1"/>
+    <w:lsdException w:name="Table List 4" w:semiHidden="1" w:unhideWhenUsed="1"/>
+    <w:lsdException w:name="Table List 5" w:semiHidden="1" w:unhideWhenUsed="1"/>
+    <w:lsdException w:name="Table List 6" w:semiHidden="1" w:unhideWhenUsed="1"/>
+    <w:lsdException w:name="Table List 7" w:semiHidden="1" w:unhideWhenUsed="1"/>
+    <w:lsdException w:name="Table List 8" w:semiHidden="1" w:unhideWhenUsed="1"/>
+    <w:lsdException w:name="Table 3D effects 1" w:semiHidden="1" w:unhideWhenUsed="1"/>
+    <w:lsdException w:name="Table 3D effects 2" w:semiHidden="1" w:unhideWhenUsed="1"/>
+    <w:lsdException w:name="Table 3D effects 3" w:semiHidden="1" w:unhideWhenUsed="1"/>
+    <w:lsdException w:name="Table Contemporary" w:semiHidden="1" w:unhideWhenUsed="1"/>
+    <w:lsdException w:name="Table Elegant" w:semiHidden="1" w:unhideWhenUsed="1"/>
+    <w:lsdException w:name="Table Professional" w:semiHidden="1" w:unhideWhenUsed="1"/>
+    <w:lsdException w:name="Table Subtle 1" w:semiHidden="1" w:unhideWhenUsed="1"/>
+    <w:lsdException w:name="Table Subtle 2" w:semiHidden="1" w:unhideWhenUsed="1"/>
+    <w:lsdException w:name="Table Web 1" w:semiHidden="1" w:unhideWhenUsed="1"/>
+    <w:lsdException w:name="Table Web 2" w:semiHidden="1" w:unhideWhenUsed="1"/>
+    <w:lsdException w:name="Table Web 3" w:semiHidden="1" w:unhideWhenUsed="1"/>
+    <w:lsdException w:name="Table Theme" w:semiHidden="1" w:unhideWhenUsed="1"/>
     <w:lsdException w:name="Placeholder Text" w:semiHidden="1" w:uiPriority="99"/>
     <w:lsdException w:name="No Spacing" w:uiPriority="1" w:qFormat="1"/>
     <w:lsdException w:name="Light Shading" w:uiPriority="60"/>
@@ -5660,11 +6924,15 @@
   </w:style>
   <w:style w:type="character" w:default="1" w:styleId="DefaultParagraphFont">
     <w:name w:val="Default Paragraph Font"/>
+    <w:uiPriority w:val="1"/>
     <w:semiHidden/>
+    <w:unhideWhenUsed/>
   </w:style>
   <w:style w:type="table" w:default="1" w:styleId="TableNormal">
     <w:name w:val="Normal Table"/>
+    <w:uiPriority w:val="99"/>
     <w:semiHidden/>
+    <w:unhideWhenUsed/>
     <w:tblPr>
       <w:tblInd w:w="0" w:type="dxa"/>
       <w:tblCellMar>
@@ -5677,7 +6945,9 @@
   </w:style>
   <w:style w:type="numbering" w:default="1" w:styleId="NoList">
     <w:name w:val="No List"/>
+    <w:uiPriority w:val="99"/>
     <w:semiHidden/>
+    <w:unhideWhenUsed/>
   </w:style>
   <w:style w:type="paragraph" w:styleId="Title">
     <w:name w:val="Title"/>

--- a/template_ba.docx
+++ b/template_ba.docx
@@ -52,7 +52,6 @@
           <w:szCs w:val="22"/>
         </w:rPr>
       </w:pPr>
-      <w:proofErr w:type="gramStart"/>
       <w:r>
         <w:rPr>
           <w:sz w:val="22"/>
@@ -60,7 +59,6 @@
         </w:rPr>
         <w:t>No. :</w:t>
       </w:r>
-      <w:proofErr w:type="gramEnd"/>
       <w:r>
         <w:rPr>
           <w:sz w:val="22"/>
@@ -281,17 +279,51 @@
           <w:u w:val="none"/>
         </w:rPr>
       </w:pPr>
-      <w:proofErr w:type="spellStart"/>
-      <w:r>
-        <w:rPr>
-          <w:b w:val="0"/>
-          <w:sz w:val="22"/>
-          <w:szCs w:val="22"/>
-          <w:u w:val="none"/>
-        </w:rPr>
-        <w:t>Sebagai</w:t>
-      </w:r>
-      <w:proofErr w:type="spellEnd"/>
+      <w:r>
+        <w:rPr>
+          <w:b w:val="0"/>
+          <w:sz w:val="22"/>
+          <w:szCs w:val="22"/>
+          <w:u w:val="none"/>
+        </w:rPr>
+        <w:t xml:space="preserve">Sebagai tindak lanjut </w:t>
+      </w:r>
+      <w:r>
+        <w:rPr>
+          <w:b w:val="0"/>
+          <w:sz w:val="22"/>
+          <w:szCs w:val="22"/>
+          <w:u w:val="none"/>
+        </w:rPr>
+        <w:t xml:space="preserve">dari surat </w:t>
+      </w:r>
+      <w:r>
+        <w:rPr>
+          <w:b w:val="0"/>
+          <w:sz w:val="22"/>
+          <w:szCs w:val="22"/>
+          <w:u w:val="none"/>
+        </w:rPr>
+        <w:t>UP3</w:t>
+      </w:r>
+      <w:r>
+        <w:rPr>
+          <w:b w:val="0"/>
+          <w:sz w:val="22"/>
+          <w:szCs w:val="22"/>
+          <w:u w:val="none"/>
+        </w:rPr>
+        <w:t xml:space="preserve"> terkait </w:t>
+      </w:r>
+      <w:r>
+        <w:rPr>
+          <w:b w:val="0"/>
+          <w:sz w:val="22"/>
+          <w:szCs w:val="22"/>
+          <w:u w:val="none"/>
+        </w:rPr>
+        <w:t>permintaan</w:t>
+      </w:r>
       <w:r>
         <w:rPr>
           <w:b w:val="0"/>
@@ -301,17 +333,33 @@
         </w:rPr>
         <w:t xml:space="preserve"> </w:t>
       </w:r>
-      <w:proofErr w:type="spellStart"/>
-      <w:r>
-        <w:rPr>
-          <w:b w:val="0"/>
-          <w:sz w:val="22"/>
-          <w:szCs w:val="22"/>
-          <w:u w:val="none"/>
-        </w:rPr>
-        <w:t>tindak</w:t>
-      </w:r>
-      <w:proofErr w:type="spellEnd"/>
+      <w:r>
+        <w:rPr>
+          <w:b w:val="0"/>
+          <w:sz w:val="22"/>
+          <w:szCs w:val="22"/>
+          <w:u w:val="none"/>
+        </w:rPr>
+        <w:t>resetting ulang</w:t>
+      </w:r>
+      <w:r>
+        <w:rPr>
+          <w:b w:val="0"/>
+          <w:sz w:val="22"/>
+          <w:szCs w:val="22"/>
+          <w:u w:val="none"/>
+        </w:rPr>
+        <w:t xml:space="preserve"> tegangan</w:t>
+      </w:r>
+      <w:r>
+        <w:rPr>
+          <w:b w:val="0"/>
+          <w:sz w:val="22"/>
+          <w:szCs w:val="22"/>
+          <w:u w:val="none"/>
+        </w:rPr>
+        <w:t xml:space="preserve"> referensi </w:t>
+      </w:r>
       <w:r>
         <w:rPr>
           <w:b w:val="0"/>
@@ -321,60 +369,186 @@
         </w:rPr>
         <w:t xml:space="preserve"> </w:t>
       </w:r>
-      <w:proofErr w:type="spellStart"/>
-      <w:r>
-        <w:rPr>
-          <w:b w:val="0"/>
-          <w:sz w:val="22"/>
-          <w:szCs w:val="22"/>
-          <w:u w:val="none"/>
-        </w:rPr>
-        <w:t>lanjut</w:t>
-      </w:r>
-      <w:proofErr w:type="spellEnd"/>
-      <w:r>
-        <w:rPr>
-          <w:b w:val="0"/>
+      <w:r>
+        <w:rPr>
+          <w:b w:val="0"/>
+          <w:sz w:val="22"/>
+          <w:szCs w:val="22"/>
+          <w:u w:val="none"/>
+        </w:rPr>
+        <w:t>pada Bay</w:t>
+      </w:r>
+      <w:r>
+        <w:rPr>
+          <w:b w:val="0"/>
+          <w:sz w:val="22"/>
+          <w:szCs w:val="22"/>
+          <w:u w:val="none"/>
+        </w:rPr>
+        <w:t xml:space="preserve"> Trafo</w:t>
+      </w:r>
+      <w:r>
+        <w:rPr>
+          <w:b w:val="0"/>
+          <w:sz w:val="22"/>
+          <w:szCs w:val="22"/>
+          <w:u w:val="none"/>
+        </w:rPr>
+        <w:t xml:space="preserve"> #1 GIS 150kV New Tambun</w:t>
+      </w:r>
+      <w:r>
+        <w:rPr>
+          <w:b w:val="0"/>
+          <w:sz w:val="22"/>
+          <w:szCs w:val="22"/>
+          <w:u w:val="none"/>
+        </w:rPr>
+        <w:t>,</w:t>
+      </w:r>
+      <w:r>
+        <w:rPr>
+          <w:b w:val="0"/>
+          <w:color w:val="000000"/>
           <w:sz w:val="22"/>
           <w:szCs w:val="22"/>
           <w:u w:val="none"/>
         </w:rPr>
         <w:t xml:space="preserve"> </w:t>
       </w:r>
-      <w:proofErr w:type="spellStart"/>
-      <w:r>
-        <w:rPr>
-          <w:b w:val="0"/>
-          <w:sz w:val="22"/>
-          <w:szCs w:val="22"/>
-          <w:u w:val="none"/>
-        </w:rPr>
-        <w:t>dari</w:t>
-      </w:r>
-      <w:proofErr w:type="spellEnd"/>
-      <w:r>
-        <w:rPr>
-          <w:b w:val="0"/>
+      <w:r>
+        <w:rPr>
+          <w:b w:val="0"/>
+          <w:sz w:val="22"/>
+          <w:szCs w:val="22"/>
+          <w:u w:val="none"/>
+        </w:rPr>
+        <w:t xml:space="preserve">maka pada hari </w:t>
+      </w:r>
+      <w:r>
+        <w:rPr>
+          <w:sz w:val="22"/>
+          <w:szCs w:val="22"/>
+          <w:u w:val="none"/>
+        </w:rPr>
+        <w:t>Jumat</w:t>
+      </w:r>
+      <w:r>
+        <w:rPr>
           <w:sz w:val="22"/>
           <w:szCs w:val="22"/>
           <w:u w:val="none"/>
         </w:rPr>
         <w:t xml:space="preserve"> </w:t>
       </w:r>
-      <w:proofErr w:type="spellStart"/>
-      <w:r>
-        <w:rPr>
-          <w:b w:val="0"/>
-          <w:sz w:val="22"/>
-          <w:szCs w:val="22"/>
-          <w:u w:val="none"/>
-        </w:rPr>
-        <w:t>surat</w:t>
-      </w:r>
-      <w:proofErr w:type="spellEnd"/>
-      <w:r>
-        <w:rPr>
-          <w:b w:val="0"/>
+      <w:r>
+        <w:rPr>
+          <w:b w:val="0"/>
+          <w:sz w:val="22"/>
+          <w:szCs w:val="22"/>
+          <w:u w:val="none"/>
+        </w:rPr>
+        <w:t xml:space="preserve">pukul </w:t>
+      </w:r>
+      <w:r>
+        <w:rPr>
+          <w:b w:val="0"/>
+          <w:sz w:val="22"/>
+          <w:szCs w:val="22"/>
+          <w:u w:val="none"/>
+        </w:rPr>
+        <w:t>1</w:t>
+      </w:r>
+      <w:r>
+        <w:rPr>
+          <w:sz w:val="22"/>
+          <w:szCs w:val="22"/>
+          <w:u w:val="none"/>
+        </w:rPr>
+        <w:t>4</w:t>
+      </w:r>
+      <w:r>
+        <w:rPr>
+          <w:sz w:val="22"/>
+          <w:szCs w:val="22"/>
+          <w:u w:val="none"/>
+        </w:rPr>
+        <w:t>.</w:t>
+      </w:r>
+      <w:r>
+        <w:rPr>
+          <w:sz w:val="22"/>
+          <w:szCs w:val="22"/>
+          <w:u w:val="none"/>
+        </w:rPr>
+        <w:t>0</w:t>
+      </w:r>
+      <w:r>
+        <w:rPr>
+          <w:sz w:val="22"/>
+          <w:szCs w:val="22"/>
+          <w:u w:val="none"/>
+        </w:rPr>
+        <w:t>0</w:t>
+      </w:r>
+      <w:r>
+        <w:rPr>
+          <w:sz w:val="22"/>
+          <w:szCs w:val="22"/>
+          <w:u w:val="none"/>
+        </w:rPr>
+        <w:t xml:space="preserve"> WIB</w:t>
+      </w:r>
+      <w:r>
+        <w:rPr>
+          <w:b w:val="0"/>
+          <w:sz w:val="22"/>
+          <w:szCs w:val="22"/>
+          <w:u w:val="none"/>
+        </w:rPr>
+        <w:t xml:space="preserve">, tanggal </w:t>
+      </w:r>
+      <w:r>
+        <w:rPr>
+          <w:sz w:val="22"/>
+          <w:szCs w:val="22"/>
+          <w:u w:val="none"/>
+        </w:rPr>
+        <w:t>13 Maret 2026</w:t>
+      </w:r>
+      <w:r>
+        <w:rPr>
+          <w:sz w:val="22"/>
+          <w:szCs w:val="22"/>
+          <w:u w:val="none"/>
+        </w:rPr>
+        <w:t xml:space="preserve">, PT PLN (Persero) </w:t>
+      </w:r>
+      <w:r>
+        <w:rPr>
+          <w:sz w:val="22"/>
+          <w:szCs w:val="22"/>
+          <w:u w:val="none"/>
+        </w:rPr>
+        <w:t>U</w:t>
+      </w:r>
+      <w:r>
+        <w:rPr>
+          <w:sz w:val="22"/>
+          <w:szCs w:val="22"/>
+          <w:u w:val="none"/>
+        </w:rPr>
+        <w:t>I</w:t>
+      </w:r>
+      <w:r>
+        <w:rPr>
+          <w:sz w:val="22"/>
+          <w:szCs w:val="22"/>
+          <w:u w:val="none"/>
+        </w:rPr>
+        <w:t>T</w:t>
+      </w:r>
+      <w:r>
+        <w:rPr>
           <w:sz w:val="22"/>
           <w:szCs w:val="22"/>
           <w:u w:val="none"/>
@@ -383,33 +557,84 @@
       </w:r>
       <w:r>
         <w:rPr>
-          <w:b w:val="0"/>
-          <w:sz w:val="22"/>
-          <w:szCs w:val="22"/>
-          <w:u w:val="none"/>
-        </w:rPr>
-        <w:t>UP3</w:t>
-      </w:r>
-      <w:r>
-        <w:rPr>
-          <w:b w:val="0"/>
+          <w:sz w:val="22"/>
+          <w:szCs w:val="22"/>
+          <w:u w:val="none"/>
+        </w:rPr>
+        <w:t>J</w:t>
+      </w:r>
+      <w:r>
+        <w:rPr>
+          <w:sz w:val="22"/>
+          <w:szCs w:val="22"/>
+          <w:u w:val="none"/>
+        </w:rPr>
+        <w:t>BT</w:t>
+      </w:r>
+      <w:r>
+        <w:rPr>
+          <w:sz w:val="22"/>
+          <w:szCs w:val="22"/>
+          <w:u w:val="none"/>
+        </w:rPr>
+        <w:t>, UPT</w:t>
+      </w:r>
+      <w:r>
+        <w:rPr>
+          <w:sz w:val="22"/>
+          <w:szCs w:val="22"/>
+          <w:u w:val="none"/>
+        </w:rPr>
+        <w:t xml:space="preserve"> BEKASI</w:t>
+      </w:r>
+      <w:r>
+        <w:rPr>
+          <w:sz w:val="22"/>
+          <w:szCs w:val="22"/>
+          <w:u w:val="none"/>
+        </w:rPr>
+        <w:t>,</w:t>
+      </w:r>
+      <w:r>
+        <w:rPr>
           <w:sz w:val="22"/>
           <w:szCs w:val="22"/>
           <w:u w:val="none"/>
         </w:rPr>
         <w:t xml:space="preserve"> </w:t>
       </w:r>
-      <w:proofErr w:type="spellStart"/>
-      <w:r>
-        <w:rPr>
-          <w:b w:val="0"/>
-          <w:sz w:val="22"/>
-          <w:szCs w:val="22"/>
-          <w:u w:val="none"/>
-        </w:rPr>
-        <w:t>terkait</w:t>
-      </w:r>
-      <w:proofErr w:type="spellEnd"/>
+      <w:r>
+        <w:rPr>
+          <w:sz w:val="22"/>
+          <w:szCs w:val="22"/>
+          <w:u w:val="none"/>
+        </w:rPr>
+        <w:t>ULTG</w:t>
+      </w:r>
+      <w:r>
+        <w:rPr>
+          <w:sz w:val="22"/>
+          <w:szCs w:val="22"/>
+          <w:u w:val="none"/>
+        </w:rPr>
+        <w:t xml:space="preserve"> BEKASI</w:t>
+      </w:r>
+      <w:r>
+        <w:rPr>
+          <w:sz w:val="22"/>
+          <w:szCs w:val="22"/>
+          <w:u w:val="none"/>
+        </w:rPr>
+        <w:t xml:space="preserve">, </w:t>
+      </w:r>
+      <w:r>
+        <w:rPr>
+          <w:sz w:val="24"/>
+          <w:szCs w:val="24"/>
+          <w:u w:val="none"/>
+        </w:rPr>
+        <w:t>Sub-bidang Pemeliharaan Proteksi, Meter dan Otomasi</w:t>
+      </w:r>
       <w:r>
         <w:rPr>
           <w:b w:val="0"/>
@@ -419,17 +644,48 @@
         </w:rPr>
         <w:t xml:space="preserve"> </w:t>
       </w:r>
-      <w:proofErr w:type="spellStart"/>
-      <w:r>
-        <w:rPr>
-          <w:b w:val="0"/>
-          <w:sz w:val="22"/>
-          <w:szCs w:val="22"/>
-          <w:u w:val="none"/>
-        </w:rPr>
-        <w:t>permintaan</w:t>
-      </w:r>
-      <w:proofErr w:type="spellEnd"/>
+      <w:r>
+        <w:rPr>
+          <w:b w:val="0"/>
+          <w:sz w:val="22"/>
+          <w:szCs w:val="22"/>
+          <w:u w:val="none"/>
+        </w:rPr>
+        <w:t xml:space="preserve">telah melaksanakan </w:t>
+      </w:r>
+      <w:r>
+        <w:rPr>
+          <w:sz w:val="22"/>
+          <w:szCs w:val="22"/>
+          <w:u w:val="none"/>
+        </w:rPr>
+        <w:t xml:space="preserve">Resetting </w:t>
+      </w:r>
+      <w:r>
+        <w:rPr>
+          <w:sz w:val="22"/>
+          <w:szCs w:val="22"/>
+          <w:u w:val="none"/>
+        </w:rPr>
+        <w:t xml:space="preserve">Tegangan Referensi dan Bandwith Trafo </w:t>
+      </w:r>
+      <w:r>
+        <w:rPr>
+          <w:sz w:val="22"/>
+          <w:szCs w:val="22"/>
+          <w:u w:val="none"/>
+        </w:rPr>
+        <w:t>#1 GIS 150kV New Tambun</w:t>
+      </w:r>
+      <w:r>
+        <w:rPr>
+          <w:b w:val="0"/>
+          <w:sz w:val="22"/>
+          <w:szCs w:val="22"/>
+          <w:u w:val="none"/>
+        </w:rPr>
+        <w:t>,</w:t>
+      </w:r>
       <w:r>
         <w:rPr>
           <w:b w:val="0"/>
@@ -446,768 +702,17 @@
           <w:szCs w:val="22"/>
           <w:u w:val="none"/>
         </w:rPr>
-        <w:t xml:space="preserve">resetting </w:t>
-      </w:r>
-      <w:proofErr w:type="spellStart"/>
-      <w:r>
-        <w:rPr>
-          <w:b w:val="0"/>
-          <w:sz w:val="22"/>
-          <w:szCs w:val="22"/>
-          <w:u w:val="none"/>
-        </w:rPr>
-        <w:t>ulang</w:t>
-      </w:r>
-      <w:proofErr w:type="spellEnd"/>
-      <w:r>
-        <w:rPr>
-          <w:b w:val="0"/>
-          <w:sz w:val="22"/>
-          <w:szCs w:val="22"/>
-          <w:u w:val="none"/>
-        </w:rPr>
-        <w:t xml:space="preserve"> </w:t>
-      </w:r>
-      <w:proofErr w:type="spellStart"/>
-      <w:r>
-        <w:rPr>
-          <w:b w:val="0"/>
-          <w:sz w:val="22"/>
-          <w:szCs w:val="22"/>
-          <w:u w:val="none"/>
-        </w:rPr>
-        <w:t>tegangan</w:t>
-      </w:r>
-      <w:proofErr w:type="spellEnd"/>
-      <w:r>
-        <w:rPr>
-          <w:b w:val="0"/>
-          <w:sz w:val="22"/>
-          <w:szCs w:val="22"/>
-          <w:u w:val="none"/>
-        </w:rPr>
-        <w:t xml:space="preserve"> </w:t>
-      </w:r>
-      <w:proofErr w:type="spellStart"/>
-      <w:proofErr w:type="gramStart"/>
-      <w:r>
-        <w:rPr>
-          <w:b w:val="0"/>
-          <w:sz w:val="22"/>
-          <w:szCs w:val="22"/>
-          <w:u w:val="none"/>
-        </w:rPr>
-        <w:t>referensi</w:t>
-      </w:r>
-      <w:proofErr w:type="spellEnd"/>
-      <w:r>
-        <w:rPr>
-          <w:b w:val="0"/>
-          <w:sz w:val="22"/>
-          <w:szCs w:val="22"/>
-          <w:u w:val="none"/>
-        </w:rPr>
-        <w:t xml:space="preserve"> </w:t>
-      </w:r>
-      <w:r>
-        <w:rPr>
-          <w:b w:val="0"/>
-          <w:sz w:val="22"/>
-          <w:szCs w:val="22"/>
-          <w:u w:val="none"/>
-        </w:rPr>
-        <w:t xml:space="preserve"> </w:t>
-      </w:r>
-      <w:r>
-        <w:rPr>
-          <w:b w:val="0"/>
-          <w:sz w:val="22"/>
-          <w:szCs w:val="22"/>
-          <w:u w:val="none"/>
-        </w:rPr>
-        <w:t>pada</w:t>
-      </w:r>
-      <w:proofErr w:type="gramEnd"/>
-      <w:r>
-        <w:rPr>
-          <w:b w:val="0"/>
-          <w:sz w:val="22"/>
-          <w:szCs w:val="22"/>
-          <w:u w:val="none"/>
-        </w:rPr>
-        <w:t xml:space="preserve"> Bay</w:t>
-      </w:r>
-      <w:r>
-        <w:rPr>
-          <w:b w:val="0"/>
-          <w:sz w:val="22"/>
-          <w:szCs w:val="22"/>
-          <w:u w:val="none"/>
-        </w:rPr>
-        <w:t xml:space="preserve"> </w:t>
-      </w:r>
-      <w:proofErr w:type="spellStart"/>
-      <w:r>
-        <w:rPr>
-          <w:b w:val="0"/>
-          <w:sz w:val="22"/>
-          <w:szCs w:val="22"/>
-          <w:u w:val="none"/>
-        </w:rPr>
-        <w:t>Trafo</w:t>
-      </w:r>
-      <w:proofErr w:type="spellEnd"/>
-      <w:r>
-        <w:rPr>
-          <w:b w:val="0"/>
-          <w:sz w:val="22"/>
-          <w:szCs w:val="22"/>
-          <w:u w:val="none"/>
-        </w:rPr>
-        <w:t xml:space="preserve"> #1 GIS 150kV New </w:t>
-      </w:r>
-      <w:proofErr w:type="spellStart"/>
-      <w:r>
-        <w:rPr>
-          <w:b w:val="0"/>
-          <w:sz w:val="22"/>
-          <w:szCs w:val="22"/>
-          <w:u w:val="none"/>
-        </w:rPr>
-        <w:t>Tambun</w:t>
-      </w:r>
-      <w:proofErr w:type="spellEnd"/>
-      <w:r>
-        <w:rPr>
-          <w:b w:val="0"/>
-          <w:sz w:val="22"/>
-          <w:szCs w:val="22"/>
-          <w:u w:val="none"/>
-        </w:rPr>
-        <w:t>,</w:t>
-      </w:r>
-      <w:r>
-        <w:rPr>
-          <w:b w:val="0"/>
-          <w:color w:val="000000"/>
-          <w:sz w:val="22"/>
-          <w:szCs w:val="22"/>
-          <w:u w:val="none"/>
-        </w:rPr>
-        <w:t xml:space="preserve"> </w:t>
-      </w:r>
-      <w:proofErr w:type="spellStart"/>
-      <w:r>
-        <w:rPr>
-          <w:b w:val="0"/>
-          <w:sz w:val="22"/>
-          <w:szCs w:val="22"/>
-          <w:u w:val="none"/>
-        </w:rPr>
-        <w:t>maka</w:t>
-      </w:r>
-      <w:proofErr w:type="spellEnd"/>
-      <w:r>
-        <w:rPr>
-          <w:b w:val="0"/>
-          <w:sz w:val="22"/>
-          <w:szCs w:val="22"/>
-          <w:u w:val="none"/>
-        </w:rPr>
-        <w:t xml:space="preserve"> pada </w:t>
-      </w:r>
-      <w:proofErr w:type="spellStart"/>
-      <w:r>
-        <w:rPr>
-          <w:b w:val="0"/>
-          <w:sz w:val="22"/>
-          <w:szCs w:val="22"/>
-          <w:u w:val="none"/>
-        </w:rPr>
-        <w:t>hari</w:t>
-      </w:r>
-      <w:proofErr w:type="spellEnd"/>
-      <w:r>
-        <w:rPr>
-          <w:b w:val="0"/>
-          <w:sz w:val="22"/>
-          <w:szCs w:val="22"/>
-          <w:u w:val="none"/>
-        </w:rPr>
-        <w:t xml:space="preserve"> </w:t>
-      </w:r>
-      <w:proofErr w:type="spellStart"/>
-      <w:r>
-        <w:rPr>
-          <w:sz w:val="22"/>
-          <w:szCs w:val="22"/>
-          <w:u w:val="none"/>
-        </w:rPr>
-        <w:t>Jumat</w:t>
-      </w:r>
-      <w:proofErr w:type="spellEnd"/>
-      <w:r>
-        <w:rPr>
-          <w:sz w:val="22"/>
-          <w:szCs w:val="22"/>
-          <w:u w:val="none"/>
-        </w:rPr>
-        <w:t xml:space="preserve"> </w:t>
-      </w:r>
-      <w:proofErr w:type="spellStart"/>
-      <w:r>
-        <w:rPr>
-          <w:b w:val="0"/>
-          <w:sz w:val="22"/>
-          <w:szCs w:val="22"/>
-          <w:u w:val="none"/>
-        </w:rPr>
-        <w:t>pukul</w:t>
-      </w:r>
-      <w:proofErr w:type="spellEnd"/>
-      <w:r>
-        <w:rPr>
-          <w:b w:val="0"/>
-          <w:sz w:val="22"/>
-          <w:szCs w:val="22"/>
-          <w:u w:val="none"/>
-        </w:rPr>
-        <w:t xml:space="preserve"> </w:t>
-      </w:r>
-      <w:r>
-        <w:rPr>
-          <w:b w:val="0"/>
-          <w:sz w:val="22"/>
-          <w:szCs w:val="22"/>
-          <w:u w:val="none"/>
-        </w:rPr>
-        <w:t>1</w:t>
-      </w:r>
-      <w:r>
-        <w:rPr>
-          <w:sz w:val="22"/>
-          <w:szCs w:val="22"/>
-          <w:u w:val="none"/>
-        </w:rPr>
-        <w:t>4</w:t>
-      </w:r>
-      <w:r>
-        <w:rPr>
-          <w:sz w:val="22"/>
-          <w:szCs w:val="22"/>
-          <w:u w:val="none"/>
-        </w:rPr>
-        <w:t>.</w:t>
-      </w:r>
-      <w:r>
-        <w:rPr>
-          <w:sz w:val="22"/>
-          <w:szCs w:val="22"/>
-          <w:u w:val="none"/>
-        </w:rPr>
-        <w:t>0</w:t>
-      </w:r>
-      <w:r>
-        <w:rPr>
-          <w:sz w:val="22"/>
-          <w:szCs w:val="22"/>
-          <w:u w:val="none"/>
-        </w:rPr>
-        <w:t>0</w:t>
-      </w:r>
-      <w:r>
-        <w:rPr>
-          <w:sz w:val="22"/>
-          <w:szCs w:val="22"/>
-          <w:u w:val="none"/>
-        </w:rPr>
-        <w:t xml:space="preserve"> WIB</w:t>
-      </w:r>
-      <w:r>
-        <w:rPr>
-          <w:b w:val="0"/>
-          <w:sz w:val="22"/>
-          <w:szCs w:val="22"/>
-          <w:u w:val="none"/>
-        </w:rPr>
-        <w:t xml:space="preserve">, </w:t>
-      </w:r>
-      <w:proofErr w:type="spellStart"/>
-      <w:r>
-        <w:rPr>
-          <w:b w:val="0"/>
-          <w:sz w:val="22"/>
-          <w:szCs w:val="22"/>
-          <w:u w:val="none"/>
-        </w:rPr>
-        <w:t>tanggal</w:t>
-      </w:r>
-      <w:proofErr w:type="spellEnd"/>
-      <w:r>
-        <w:rPr>
-          <w:b w:val="0"/>
-          <w:sz w:val="22"/>
-          <w:szCs w:val="22"/>
-          <w:u w:val="none"/>
-        </w:rPr>
-        <w:t xml:space="preserve"> </w:t>
-      </w:r>
-      <w:r>
-        <w:rPr>
-          <w:sz w:val="22"/>
-          <w:szCs w:val="22"/>
-          <w:u w:val="none"/>
-        </w:rPr>
-        <w:t xml:space="preserve">13 </w:t>
-      </w:r>
-      <w:proofErr w:type="spellStart"/>
-      <w:r>
-        <w:rPr>
-          <w:sz w:val="22"/>
-          <w:szCs w:val="22"/>
-          <w:u w:val="none"/>
-        </w:rPr>
-        <w:t>Maret</w:t>
-      </w:r>
-      <w:proofErr w:type="spellEnd"/>
-      <w:r>
-        <w:rPr>
-          <w:sz w:val="22"/>
-          <w:szCs w:val="22"/>
-          <w:u w:val="none"/>
-        </w:rPr>
-        <w:t xml:space="preserve"> 2026</w:t>
-      </w:r>
-      <w:r>
-        <w:rPr>
-          <w:sz w:val="22"/>
-          <w:szCs w:val="22"/>
-          <w:u w:val="none"/>
-        </w:rPr>
-        <w:t xml:space="preserve">, PT PLN (Persero) </w:t>
-      </w:r>
-      <w:r>
-        <w:rPr>
-          <w:sz w:val="22"/>
-          <w:szCs w:val="22"/>
-          <w:u w:val="none"/>
-        </w:rPr>
-        <w:t>U</w:t>
-      </w:r>
-      <w:r>
-        <w:rPr>
-          <w:sz w:val="22"/>
-          <w:szCs w:val="22"/>
-          <w:u w:val="none"/>
-        </w:rPr>
-        <w:t>I</w:t>
-      </w:r>
-      <w:r>
-        <w:rPr>
-          <w:sz w:val="22"/>
-          <w:szCs w:val="22"/>
-          <w:u w:val="none"/>
-        </w:rPr>
-        <w:t>T</w:t>
-      </w:r>
-      <w:r>
-        <w:rPr>
-          <w:sz w:val="22"/>
-          <w:szCs w:val="22"/>
-          <w:u w:val="none"/>
-        </w:rPr>
-        <w:t xml:space="preserve"> </w:t>
-      </w:r>
-      <w:r>
-        <w:rPr>
-          <w:sz w:val="22"/>
-          <w:szCs w:val="22"/>
-          <w:u w:val="none"/>
-        </w:rPr>
-        <w:t>J</w:t>
-      </w:r>
-      <w:r>
-        <w:rPr>
-          <w:sz w:val="22"/>
-          <w:szCs w:val="22"/>
-          <w:u w:val="none"/>
-        </w:rPr>
-        <w:t>BT</w:t>
-      </w:r>
-      <w:r>
-        <w:rPr>
-          <w:sz w:val="22"/>
-          <w:szCs w:val="22"/>
-          <w:u w:val="none"/>
-        </w:rPr>
-        <w:t>, UPT</w:t>
-      </w:r>
-      <w:r>
-        <w:rPr>
-          <w:sz w:val="22"/>
-          <w:szCs w:val="22"/>
-          <w:u w:val="none"/>
-        </w:rPr>
-        <w:t xml:space="preserve"> BEKASI</w:t>
-      </w:r>
-      <w:r>
-        <w:rPr>
-          <w:sz w:val="22"/>
-          <w:szCs w:val="22"/>
-          <w:u w:val="none"/>
-        </w:rPr>
-        <w:t>,</w:t>
-      </w:r>
-      <w:r>
-        <w:rPr>
-          <w:sz w:val="22"/>
-          <w:szCs w:val="22"/>
-          <w:u w:val="none"/>
-        </w:rPr>
-        <w:t xml:space="preserve"> </w:t>
-      </w:r>
-      <w:r>
-        <w:rPr>
-          <w:sz w:val="22"/>
-          <w:szCs w:val="22"/>
-          <w:u w:val="none"/>
-        </w:rPr>
-        <w:t>ULTG</w:t>
-      </w:r>
-      <w:r>
-        <w:rPr>
-          <w:sz w:val="22"/>
-          <w:szCs w:val="22"/>
-          <w:u w:val="none"/>
-        </w:rPr>
-        <w:t xml:space="preserve"> BEKASI</w:t>
-      </w:r>
-      <w:r>
-        <w:rPr>
-          <w:sz w:val="22"/>
-          <w:szCs w:val="22"/>
-          <w:u w:val="none"/>
-        </w:rPr>
-        <w:t xml:space="preserve">, </w:t>
-      </w:r>
-      <w:r>
-        <w:rPr>
-          <w:sz w:val="24"/>
-          <w:szCs w:val="24"/>
-          <w:u w:val="none"/>
-        </w:rPr>
-        <w:t>Sub-</w:t>
-      </w:r>
-      <w:proofErr w:type="spellStart"/>
-      <w:r>
-        <w:rPr>
-          <w:sz w:val="24"/>
-          <w:szCs w:val="24"/>
-          <w:u w:val="none"/>
-        </w:rPr>
-        <w:t>bidang</w:t>
-      </w:r>
-      <w:proofErr w:type="spellEnd"/>
-      <w:r>
-        <w:rPr>
-          <w:sz w:val="24"/>
-          <w:szCs w:val="24"/>
-          <w:u w:val="none"/>
-        </w:rPr>
-        <w:t xml:space="preserve"> </w:t>
-      </w:r>
-      <w:proofErr w:type="spellStart"/>
-      <w:r>
-        <w:rPr>
-          <w:sz w:val="24"/>
-          <w:szCs w:val="24"/>
-          <w:u w:val="none"/>
-        </w:rPr>
-        <w:t>Pemeliharaan</w:t>
-      </w:r>
-      <w:proofErr w:type="spellEnd"/>
-      <w:r>
-        <w:rPr>
-          <w:sz w:val="24"/>
-          <w:szCs w:val="24"/>
-          <w:u w:val="none"/>
-        </w:rPr>
-        <w:t xml:space="preserve"> </w:t>
-      </w:r>
-      <w:proofErr w:type="spellStart"/>
-      <w:r>
-        <w:rPr>
-          <w:sz w:val="24"/>
-          <w:szCs w:val="24"/>
-          <w:u w:val="none"/>
-        </w:rPr>
-        <w:t>Proteksi</w:t>
-      </w:r>
-      <w:proofErr w:type="spellEnd"/>
-      <w:r>
-        <w:rPr>
-          <w:sz w:val="24"/>
-          <w:szCs w:val="24"/>
-          <w:u w:val="none"/>
-        </w:rPr>
-        <w:t xml:space="preserve">, Meter dan </w:t>
-      </w:r>
-      <w:proofErr w:type="spellStart"/>
-      <w:r>
-        <w:rPr>
-          <w:sz w:val="24"/>
-          <w:szCs w:val="24"/>
-          <w:u w:val="none"/>
-        </w:rPr>
-        <w:t>Otomasi</w:t>
-      </w:r>
-      <w:proofErr w:type="spellEnd"/>
-      <w:r>
-        <w:rPr>
-          <w:b w:val="0"/>
-          <w:sz w:val="22"/>
-          <w:szCs w:val="22"/>
-          <w:u w:val="none"/>
-        </w:rPr>
-        <w:t xml:space="preserve"> </w:t>
-      </w:r>
-      <w:proofErr w:type="spellStart"/>
-      <w:r>
-        <w:rPr>
-          <w:b w:val="0"/>
-          <w:sz w:val="22"/>
-          <w:szCs w:val="22"/>
-          <w:u w:val="none"/>
-        </w:rPr>
-        <w:t>telah</w:t>
-      </w:r>
-      <w:proofErr w:type="spellEnd"/>
-      <w:r>
-        <w:rPr>
-          <w:b w:val="0"/>
-          <w:sz w:val="22"/>
-          <w:szCs w:val="22"/>
-          <w:u w:val="none"/>
-        </w:rPr>
-        <w:t xml:space="preserve"> </w:t>
-      </w:r>
-      <w:proofErr w:type="spellStart"/>
-      <w:r>
-        <w:rPr>
-          <w:b w:val="0"/>
-          <w:sz w:val="22"/>
-          <w:szCs w:val="22"/>
-          <w:u w:val="none"/>
-        </w:rPr>
-        <w:t>melaksanakan</w:t>
-      </w:r>
-      <w:proofErr w:type="spellEnd"/>
-      <w:r>
-        <w:rPr>
-          <w:b w:val="0"/>
-          <w:sz w:val="22"/>
-          <w:szCs w:val="22"/>
-          <w:u w:val="none"/>
-        </w:rPr>
-        <w:t xml:space="preserve"> </w:t>
-      </w:r>
-      <w:r>
-        <w:rPr>
-          <w:sz w:val="22"/>
-          <w:szCs w:val="22"/>
-          <w:u w:val="none"/>
-        </w:rPr>
-        <w:t xml:space="preserve">Resetting </w:t>
-      </w:r>
-      <w:proofErr w:type="spellStart"/>
-      <w:r>
-        <w:rPr>
-          <w:sz w:val="22"/>
-          <w:szCs w:val="22"/>
-          <w:u w:val="none"/>
-        </w:rPr>
-        <w:t>Tegangan</w:t>
-      </w:r>
-      <w:proofErr w:type="spellEnd"/>
-      <w:r>
-        <w:rPr>
-          <w:sz w:val="22"/>
-          <w:szCs w:val="22"/>
-          <w:u w:val="none"/>
-        </w:rPr>
-        <w:t xml:space="preserve"> </w:t>
-      </w:r>
-      <w:proofErr w:type="spellStart"/>
-      <w:r>
-        <w:rPr>
-          <w:sz w:val="22"/>
-          <w:szCs w:val="22"/>
-          <w:u w:val="none"/>
-        </w:rPr>
-        <w:t>Referensi</w:t>
-      </w:r>
-      <w:proofErr w:type="spellEnd"/>
-      <w:r>
-        <w:rPr>
-          <w:sz w:val="22"/>
-          <w:szCs w:val="22"/>
-          <w:u w:val="none"/>
-        </w:rPr>
-        <w:t xml:space="preserve"> dan </w:t>
-      </w:r>
-      <w:proofErr w:type="spellStart"/>
-      <w:r>
-        <w:rPr>
-          <w:sz w:val="22"/>
-          <w:szCs w:val="22"/>
-          <w:u w:val="none"/>
-        </w:rPr>
-        <w:t>Bandwith</w:t>
-      </w:r>
-      <w:proofErr w:type="spellEnd"/>
-      <w:r>
-        <w:rPr>
-          <w:sz w:val="22"/>
-          <w:szCs w:val="22"/>
-          <w:u w:val="none"/>
-        </w:rPr>
-        <w:t xml:space="preserve"> </w:t>
-      </w:r>
-      <w:proofErr w:type="spellStart"/>
-      <w:r>
-        <w:rPr>
-          <w:sz w:val="22"/>
-          <w:szCs w:val="22"/>
-          <w:u w:val="none"/>
-        </w:rPr>
-        <w:t>Trafo</w:t>
-      </w:r>
-      <w:proofErr w:type="spellEnd"/>
-      <w:r>
-        <w:rPr>
-          <w:sz w:val="22"/>
-          <w:szCs w:val="22"/>
-          <w:u w:val="none"/>
-        </w:rPr>
-        <w:t xml:space="preserve"> </w:t>
-      </w:r>
-      <w:r>
-        <w:rPr>
-          <w:sz w:val="22"/>
-          <w:szCs w:val="22"/>
-          <w:u w:val="none"/>
-        </w:rPr>
-        <w:t xml:space="preserve">#1 GIS 150kV New </w:t>
-      </w:r>
-      <w:proofErr w:type="spellStart"/>
-      <w:r>
-        <w:rPr>
-          <w:sz w:val="22"/>
-          <w:szCs w:val="22"/>
-          <w:u w:val="none"/>
-        </w:rPr>
-        <w:t>Tambun</w:t>
-      </w:r>
-      <w:proofErr w:type="spellEnd"/>
-      <w:r>
-        <w:rPr>
-          <w:b w:val="0"/>
-          <w:sz w:val="22"/>
-          <w:szCs w:val="22"/>
-          <w:u w:val="none"/>
-        </w:rPr>
-        <w:t>,</w:t>
-      </w:r>
-      <w:r>
-        <w:rPr>
-          <w:b w:val="0"/>
-          <w:sz w:val="22"/>
-          <w:szCs w:val="22"/>
-          <w:u w:val="none"/>
-        </w:rPr>
-        <w:t xml:space="preserve"> </w:t>
-      </w:r>
-      <w:proofErr w:type="spellStart"/>
-      <w:r>
-        <w:rPr>
-          <w:b w:val="0"/>
-          <w:sz w:val="22"/>
-          <w:szCs w:val="22"/>
-          <w:u w:val="none"/>
-        </w:rPr>
-        <w:t>sesuai</w:t>
-      </w:r>
-      <w:proofErr w:type="spellEnd"/>
-      <w:r>
-        <w:rPr>
-          <w:b w:val="0"/>
-          <w:sz w:val="22"/>
-          <w:szCs w:val="22"/>
-          <w:u w:val="none"/>
-        </w:rPr>
-        <w:t xml:space="preserve"> </w:t>
-      </w:r>
-      <w:proofErr w:type="spellStart"/>
-      <w:r>
-        <w:rPr>
-          <w:b w:val="0"/>
-          <w:sz w:val="22"/>
-          <w:szCs w:val="22"/>
-          <w:u w:val="none"/>
-        </w:rPr>
-        <w:t>dengan</w:t>
-      </w:r>
-      <w:proofErr w:type="spellEnd"/>
-      <w:r>
-        <w:rPr>
-          <w:b w:val="0"/>
-          <w:sz w:val="22"/>
-          <w:szCs w:val="22"/>
-          <w:u w:val="none"/>
-        </w:rPr>
-        <w:t xml:space="preserve"> </w:t>
-      </w:r>
-      <w:proofErr w:type="spellStart"/>
-      <w:r>
-        <w:rPr>
-          <w:b w:val="0"/>
-          <w:sz w:val="22"/>
-          <w:szCs w:val="22"/>
-          <w:u w:val="none"/>
-        </w:rPr>
-        <w:t>reokmendasi</w:t>
-      </w:r>
-      <w:proofErr w:type="spellEnd"/>
-      <w:r>
-        <w:rPr>
-          <w:b w:val="0"/>
-          <w:sz w:val="22"/>
-          <w:szCs w:val="22"/>
-          <w:u w:val="none"/>
-        </w:rPr>
-        <w:t xml:space="preserve"> </w:t>
-      </w:r>
-      <w:proofErr w:type="spellStart"/>
-      <w:r>
-        <w:rPr>
-          <w:b w:val="0"/>
-          <w:sz w:val="22"/>
-          <w:szCs w:val="22"/>
-          <w:u w:val="none"/>
-        </w:rPr>
-        <w:t>serta</w:t>
-      </w:r>
-      <w:proofErr w:type="spellEnd"/>
-      <w:r>
-        <w:rPr>
-          <w:b w:val="0"/>
-          <w:sz w:val="22"/>
-          <w:szCs w:val="22"/>
-          <w:u w:val="none"/>
-        </w:rPr>
-        <w:t xml:space="preserve"> </w:t>
-      </w:r>
-      <w:proofErr w:type="spellStart"/>
+        <w:t xml:space="preserve">sesuai dengan </w:t>
+      </w:r>
+      <w:r>
+        <w:rPr>
+          <w:b w:val="0"/>
+          <w:sz w:val="22"/>
+          <w:szCs w:val="22"/>
+          <w:u w:val="none"/>
+        </w:rPr>
+        <w:t xml:space="preserve">reokmendasi serta </w:t>
+      </w:r>
       <w:r>
         <w:rPr>
           <w:b w:val="0"/>
@@ -1224,29 +729,8 @@
           <w:szCs w:val="22"/>
           <w:u w:val="none"/>
         </w:rPr>
-        <w:t>osedur</w:t>
-      </w:r>
-      <w:proofErr w:type="spellEnd"/>
-      <w:r>
-        <w:rPr>
-          <w:b w:val="0"/>
-          <w:sz w:val="22"/>
-          <w:szCs w:val="22"/>
-          <w:u w:val="none"/>
-        </w:rPr>
-        <w:t xml:space="preserve"> dan </w:t>
-      </w:r>
-      <w:proofErr w:type="spellStart"/>
-      <w:r>
-        <w:rPr>
-          <w:b w:val="0"/>
-          <w:sz w:val="22"/>
-          <w:szCs w:val="22"/>
-          <w:u w:val="none"/>
-        </w:rPr>
-        <w:t>dinyatakan</w:t>
-      </w:r>
-      <w:proofErr w:type="spellEnd"/>
+        <w:t>osedur dan dinyatakan</w:t>
+      </w:r>
       <w:r>
         <w:rPr>
           <w:b w:val="0"/>
@@ -1326,20 +810,8 @@
           <w:u w:val="none"/>
           <w:lang w:val="en-GB"/>
         </w:rPr>
-        <w:t>-</w:t>
-      </w:r>
-      <w:proofErr w:type="spellStart"/>
-      <w:r>
-        <w:rPr>
-          <w:b w:val="0"/>
-          <w:sz w:val="22"/>
-          <w:szCs w:val="22"/>
-          <w:u w:val="none"/>
-          <w:lang w:val="en-GB"/>
-        </w:rPr>
-        <w:t>benar</w:t>
-      </w:r>
-      <w:proofErr w:type="spellEnd"/>
+        <w:t>-benar</w:t>
+      </w:r>
       <w:r>
         <w:rPr>
           <w:b w:val="0"/>
@@ -1434,25 +906,14 @@
         </w:rPr>
         <w:t xml:space="preserve"> </w:t>
       </w:r>
-      <w:proofErr w:type="spellStart"/>
-      <w:r>
-        <w:rPr>
-          <w:b w:val="0"/>
-          <w:sz w:val="24"/>
-          <w:szCs w:val="24"/>
-          <w:u w:val="none"/>
-        </w:rPr>
-        <w:t>Maret</w:t>
-      </w:r>
-      <w:proofErr w:type="spellEnd"/>
-      <w:r>
-        <w:rPr>
-          <w:b w:val="0"/>
-          <w:sz w:val="24"/>
-          <w:szCs w:val="24"/>
-          <w:u w:val="none"/>
-        </w:rPr>
-        <w:t xml:space="preserve"> 2026</w:t>
+      <w:r>
+        <w:rPr>
+          <w:b w:val="0"/>
+          <w:sz w:val="24"/>
+          <w:szCs w:val="24"/>
+          <w:u w:val="none"/>
+        </w:rPr>
+        <w:t>Maret 2026</w:t>
       </w:r>
     </w:p>
     <w:p>
@@ -1490,28 +951,15 @@
         </w:rPr>
         <w:tab/>
       </w:r>
-      <w:proofErr w:type="spellStart"/>
-      <w:proofErr w:type="gramStart"/>
-      <w:r>
-        <w:rPr>
-          <w:b w:val="0"/>
-          <w:sz w:val="22"/>
-          <w:szCs w:val="22"/>
-          <w:u w:val="none"/>
-        </w:rPr>
-        <w:t>Pelaksana</w:t>
-      </w:r>
-      <w:proofErr w:type="spellEnd"/>
-      <w:r>
-        <w:rPr>
-          <w:b w:val="0"/>
-          <w:sz w:val="22"/>
-          <w:szCs w:val="22"/>
-          <w:u w:val="none"/>
-        </w:rPr>
-        <w:t xml:space="preserve"> :</w:t>
-      </w:r>
-      <w:proofErr w:type="gramEnd"/>
+      <w:r>
+        <w:rPr>
+          <w:b w:val="0"/>
+          <w:sz w:val="22"/>
+          <w:szCs w:val="22"/>
+          <w:u w:val="none"/>
+        </w:rPr>
+        <w:t>Pelaksana :</w:t>
+      </w:r>
     </w:p>
     <w:p>
       <w:pPr>
@@ -1582,45 +1030,14 @@
           <w:lang w:val="id-ID"/>
         </w:rPr>
       </w:pPr>
-      <w:proofErr w:type="spellStart"/>
-      <w:r>
-        <w:rPr>
-          <w:b w:val="0"/>
-          <w:sz w:val="22"/>
-          <w:szCs w:val="22"/>
-          <w:u w:val="none"/>
-        </w:rPr>
-        <w:t>Rizky</w:t>
-      </w:r>
-      <w:proofErr w:type="spellEnd"/>
-      <w:r>
-        <w:rPr>
-          <w:b w:val="0"/>
-          <w:sz w:val="22"/>
-          <w:szCs w:val="22"/>
-          <w:u w:val="none"/>
-        </w:rPr>
-        <w:t xml:space="preserve"> </w:t>
-      </w:r>
-      <w:proofErr w:type="spellStart"/>
-      <w:r>
-        <w:rPr>
-          <w:b w:val="0"/>
-          <w:sz w:val="22"/>
-          <w:szCs w:val="22"/>
-          <w:u w:val="none"/>
-        </w:rPr>
-        <w:t>Wira</w:t>
-      </w:r>
-      <w:proofErr w:type="spellEnd"/>
-      <w:r>
-        <w:rPr>
-          <w:b w:val="0"/>
-          <w:sz w:val="22"/>
-          <w:szCs w:val="22"/>
-          <w:u w:val="none"/>
-        </w:rPr>
-        <w:t xml:space="preserve"> H</w:t>
+      <w:r>
+        <w:rPr>
+          <w:b w:val="0"/>
+          <w:sz w:val="22"/>
+          <w:szCs w:val="22"/>
+          <w:u w:val="none"/>
+        </w:rPr>
+        <w:t>Rizky Wira H</w:t>
       </w:r>
     </w:p>
     <w:p>
@@ -1756,37 +1173,12 @@
                                 <w:szCs w:val="24"/>
                               </w:rPr>
                             </w:pPr>
-                            <w:proofErr w:type="gramStart"/>
                             <w:r>
                               <w:rPr>
                                 <w:sz w:val="24"/>
                                 <w:szCs w:val="24"/>
                               </w:rPr>
-                              <w:t xml:space="preserve">{{ </w:t>
-                            </w:r>
-                            <w:proofErr w:type="spellStart"/>
-                            <w:r>
-                              <w:rPr>
-                                <w:sz w:val="24"/>
-                                <w:szCs w:val="24"/>
-                              </w:rPr>
-                              <w:t>jab</w:t>
-                            </w:r>
-                            <w:proofErr w:type="gramEnd"/>
-                            <w:r>
-                              <w:rPr>
-                                <w:sz w:val="24"/>
-                                <w:szCs w:val="24"/>
-                              </w:rPr>
-                              <w:t>_kiri</w:t>
-                            </w:r>
-                            <w:proofErr w:type="spellEnd"/>
-                            <w:r>
-                              <w:rPr>
-                                <w:sz w:val="24"/>
-                                <w:szCs w:val="24"/>
-                              </w:rPr>
-                              <w:t xml:space="preserve"> }}</w:t>
+                              <w:t>{{ jab_kiri }}</w:t>
                             </w:r>
                           </w:p>
                           <w:p>
@@ -1815,37 +1207,12 @@
                                 <w:szCs w:val="24"/>
                               </w:rPr>
                             </w:pPr>
-                            <w:proofErr w:type="gramStart"/>
                             <w:r>
                               <w:rPr>
                                 <w:sz w:val="24"/>
                                 <w:szCs w:val="24"/>
                               </w:rPr>
-                              <w:t xml:space="preserve">{{ </w:t>
-                            </w:r>
-                            <w:proofErr w:type="spellStart"/>
-                            <w:r>
-                              <w:rPr>
-                                <w:sz w:val="24"/>
-                                <w:szCs w:val="24"/>
-                              </w:rPr>
-                              <w:t>ttd</w:t>
-                            </w:r>
-                            <w:proofErr w:type="gramEnd"/>
-                            <w:r>
-                              <w:rPr>
-                                <w:sz w:val="24"/>
-                                <w:szCs w:val="24"/>
-                              </w:rPr>
-                              <w:t>_kiri</w:t>
-                            </w:r>
-                            <w:proofErr w:type="spellEnd"/>
-                            <w:r>
-                              <w:rPr>
-                                <w:sz w:val="24"/>
-                                <w:szCs w:val="24"/>
-                              </w:rPr>
-                              <w:t xml:space="preserve"> }}</w:t>
+                              <w:t>{{ ttd_kiri }}</w:t>
                             </w:r>
                           </w:p>
                           <w:p>
@@ -1871,45 +1238,19 @@
                               <w:jc w:val="center"/>
                               <w:rPr>
                                 <w:b/>
+                                <w:bCs/>
                                 <w:sz w:val="24"/>
                                 <w:szCs w:val="24"/>
                               </w:rPr>
                             </w:pPr>
-                            <w:proofErr w:type="gramStart"/>
                             <w:r>
                               <w:rPr>
                                 <w:b/>
+                                <w:bCs/>
                                 <w:sz w:val="24"/>
                                 <w:szCs w:val="24"/>
                               </w:rPr>
-                              <w:t xml:space="preserve">{{ </w:t>
-                            </w:r>
-                            <w:proofErr w:type="spellStart"/>
-                            <w:r>
-                              <w:rPr>
-                                <w:b/>
-                                <w:sz w:val="24"/>
-                                <w:szCs w:val="24"/>
-                              </w:rPr>
-                              <w:t>nama</w:t>
-                            </w:r>
-                            <w:proofErr w:type="gramEnd"/>
-                            <w:r>
-                              <w:rPr>
-                                <w:b/>
-                                <w:sz w:val="24"/>
-                                <w:szCs w:val="24"/>
-                              </w:rPr>
-                              <w:t>_kiri</w:t>
-                            </w:r>
-                            <w:proofErr w:type="spellEnd"/>
-                            <w:r>
-                              <w:rPr>
-                                <w:b/>
-                                <w:sz w:val="24"/>
-                                <w:szCs w:val="24"/>
-                              </w:rPr>
-                              <w:t xml:space="preserve"> }}</w:t>
+                              <w:t>{{ nama_kiri }}</w:t>
                             </w:r>
                           </w:p>
                         </w:txbxContent>
@@ -1946,37 +1287,12 @@
                           <w:szCs w:val="24"/>
                         </w:rPr>
                       </w:pPr>
-                      <w:proofErr w:type="gramStart"/>
                       <w:r>
                         <w:rPr>
                           <w:sz w:val="24"/>
                           <w:szCs w:val="24"/>
                         </w:rPr>
-                        <w:t xml:space="preserve">{{ </w:t>
-                      </w:r>
-                      <w:proofErr w:type="spellStart"/>
-                      <w:r>
-                        <w:rPr>
-                          <w:sz w:val="24"/>
-                          <w:szCs w:val="24"/>
-                        </w:rPr>
-                        <w:t>jab</w:t>
-                      </w:r>
-                      <w:proofErr w:type="gramEnd"/>
-                      <w:r>
-                        <w:rPr>
-                          <w:sz w:val="24"/>
-                          <w:szCs w:val="24"/>
-                        </w:rPr>
-                        <w:t>_kiri</w:t>
-                      </w:r>
-                      <w:proofErr w:type="spellEnd"/>
-                      <w:r>
-                        <w:rPr>
-                          <w:sz w:val="24"/>
-                          <w:szCs w:val="24"/>
-                        </w:rPr>
-                        <w:t xml:space="preserve"> }}</w:t>
+                        <w:t>{{ jab_kiri }}</w:t>
                       </w:r>
                     </w:p>
                     <w:p>
@@ -2005,37 +1321,12 @@
                           <w:szCs w:val="24"/>
                         </w:rPr>
                       </w:pPr>
-                      <w:proofErr w:type="gramStart"/>
                       <w:r>
                         <w:rPr>
                           <w:sz w:val="24"/>
                           <w:szCs w:val="24"/>
                         </w:rPr>
-                        <w:t xml:space="preserve">{{ </w:t>
-                      </w:r>
-                      <w:proofErr w:type="spellStart"/>
-                      <w:r>
-                        <w:rPr>
-                          <w:sz w:val="24"/>
-                          <w:szCs w:val="24"/>
-                        </w:rPr>
-                        <w:t>ttd</w:t>
-                      </w:r>
-                      <w:proofErr w:type="gramEnd"/>
-                      <w:r>
-                        <w:rPr>
-                          <w:sz w:val="24"/>
-                          <w:szCs w:val="24"/>
-                        </w:rPr>
-                        <w:t>_kiri</w:t>
-                      </w:r>
-                      <w:proofErr w:type="spellEnd"/>
-                      <w:r>
-                        <w:rPr>
-                          <w:sz w:val="24"/>
-                          <w:szCs w:val="24"/>
-                        </w:rPr>
-                        <w:t xml:space="preserve"> }}</w:t>
+                        <w:t>{{ ttd_kiri }}</w:t>
                       </w:r>
                     </w:p>
                     <w:p>
@@ -2061,45 +1352,19 @@
                         <w:jc w:val="center"/>
                         <w:rPr>
                           <w:b/>
+                          <w:bCs/>
                           <w:sz w:val="24"/>
                           <w:szCs w:val="24"/>
                         </w:rPr>
                       </w:pPr>
-                      <w:proofErr w:type="gramStart"/>
                       <w:r>
                         <w:rPr>
                           <w:b/>
+                          <w:bCs/>
                           <w:sz w:val="24"/>
                           <w:szCs w:val="24"/>
                         </w:rPr>
-                        <w:t xml:space="preserve">{{ </w:t>
-                      </w:r>
-                      <w:proofErr w:type="spellStart"/>
-                      <w:r>
-                        <w:rPr>
-                          <w:b/>
-                          <w:sz w:val="24"/>
-                          <w:szCs w:val="24"/>
-                        </w:rPr>
-                        <w:t>nama</w:t>
-                      </w:r>
-                      <w:proofErr w:type="gramEnd"/>
-                      <w:r>
-                        <w:rPr>
-                          <w:b/>
-                          <w:sz w:val="24"/>
-                          <w:szCs w:val="24"/>
-                        </w:rPr>
-                        <w:t>_kiri</w:t>
-                      </w:r>
-                      <w:proofErr w:type="spellEnd"/>
-                      <w:r>
-                        <w:rPr>
-                          <w:b/>
-                          <w:sz w:val="24"/>
-                          <w:szCs w:val="24"/>
-                        </w:rPr>
-                        <w:t xml:space="preserve"> }}</w:t>
+                        <w:t>{{ nama_kiri }}</w:t>
                       </w:r>
                     </w:p>
                   </w:txbxContent>
@@ -2178,37 +1443,12 @@
                                 <w:szCs w:val="24"/>
                               </w:rPr>
                             </w:pPr>
-                            <w:proofErr w:type="gramStart"/>
                             <w:r>
                               <w:rPr>
                                 <w:sz w:val="24"/>
                                 <w:szCs w:val="24"/>
                               </w:rPr>
-                              <w:t xml:space="preserve">{{ </w:t>
-                            </w:r>
-                            <w:proofErr w:type="spellStart"/>
-                            <w:r>
-                              <w:rPr>
-                                <w:sz w:val="24"/>
-                                <w:szCs w:val="24"/>
-                              </w:rPr>
-                              <w:t>jab</w:t>
-                            </w:r>
-                            <w:proofErr w:type="gramEnd"/>
-                            <w:r>
-                              <w:rPr>
-                                <w:sz w:val="24"/>
-                                <w:szCs w:val="24"/>
-                              </w:rPr>
-                              <w:t>_kanan</w:t>
-                            </w:r>
-                            <w:proofErr w:type="spellEnd"/>
-                            <w:r>
-                              <w:rPr>
-                                <w:sz w:val="24"/>
-                                <w:szCs w:val="24"/>
-                              </w:rPr>
-                              <w:t xml:space="preserve"> }}</w:t>
+                              <w:t>{{ jab_kanan }}</w:t>
                             </w:r>
                           </w:p>
                           <w:p>
@@ -2237,37 +1477,12 @@
                                 <w:szCs w:val="24"/>
                               </w:rPr>
                             </w:pPr>
-                            <w:proofErr w:type="gramStart"/>
                             <w:r>
                               <w:rPr>
                                 <w:sz w:val="24"/>
                                 <w:szCs w:val="24"/>
                               </w:rPr>
-                              <w:t xml:space="preserve">{{ </w:t>
-                            </w:r>
-                            <w:proofErr w:type="spellStart"/>
-                            <w:r>
-                              <w:rPr>
-                                <w:sz w:val="24"/>
-                                <w:szCs w:val="24"/>
-                              </w:rPr>
-                              <w:t>ttd</w:t>
-                            </w:r>
-                            <w:proofErr w:type="gramEnd"/>
-                            <w:r>
-                              <w:rPr>
-                                <w:sz w:val="24"/>
-                                <w:szCs w:val="24"/>
-                              </w:rPr>
-                              <w:t>_kanan</w:t>
-                            </w:r>
-                            <w:proofErr w:type="spellEnd"/>
-                            <w:r>
-                              <w:rPr>
-                                <w:sz w:val="24"/>
-                                <w:szCs w:val="24"/>
-                              </w:rPr>
-                              <w:t xml:space="preserve"> }}</w:t>
+                              <w:t>{{ ttd_kanan }}</w:t>
                             </w:r>
                           </w:p>
                           <w:p>
@@ -2293,45 +1508,19 @@
                               <w:jc w:val="center"/>
                               <w:rPr>
                                 <w:b/>
+                                <w:bCs/>
                                 <w:sz w:val="24"/>
                                 <w:szCs w:val="24"/>
                               </w:rPr>
                             </w:pPr>
-                            <w:proofErr w:type="gramStart"/>
                             <w:r>
                               <w:rPr>
                                 <w:b/>
+                                <w:bCs/>
                                 <w:sz w:val="24"/>
                                 <w:szCs w:val="24"/>
                               </w:rPr>
-                              <w:t xml:space="preserve">{{ </w:t>
-                            </w:r>
-                            <w:proofErr w:type="spellStart"/>
-                            <w:r>
-                              <w:rPr>
-                                <w:b/>
-                                <w:sz w:val="24"/>
-                                <w:szCs w:val="24"/>
-                              </w:rPr>
-                              <w:t>nama</w:t>
-                            </w:r>
-                            <w:proofErr w:type="gramEnd"/>
-                            <w:r>
-                              <w:rPr>
-                                <w:b/>
-                                <w:sz w:val="24"/>
-                                <w:szCs w:val="24"/>
-                              </w:rPr>
-                              <w:t>_kanan</w:t>
-                            </w:r>
-                            <w:proofErr w:type="spellEnd"/>
-                            <w:r>
-                              <w:rPr>
-                                <w:b/>
-                                <w:sz w:val="24"/>
-                                <w:szCs w:val="24"/>
-                              </w:rPr>
-                              <w:t xml:space="preserve"> }}</w:t>
+                              <w:t>{{ nama_kanan }}</w:t>
                             </w:r>
                           </w:p>
                         </w:txbxContent>
@@ -2364,37 +1553,12 @@
                           <w:szCs w:val="24"/>
                         </w:rPr>
                       </w:pPr>
-                      <w:proofErr w:type="gramStart"/>
                       <w:r>
                         <w:rPr>
                           <w:sz w:val="24"/>
                           <w:szCs w:val="24"/>
                         </w:rPr>
-                        <w:t xml:space="preserve">{{ </w:t>
-                      </w:r>
-                      <w:proofErr w:type="spellStart"/>
-                      <w:r>
-                        <w:rPr>
-                          <w:sz w:val="24"/>
-                          <w:szCs w:val="24"/>
-                        </w:rPr>
-                        <w:t>jab</w:t>
-                      </w:r>
-                      <w:proofErr w:type="gramEnd"/>
-                      <w:r>
-                        <w:rPr>
-                          <w:sz w:val="24"/>
-                          <w:szCs w:val="24"/>
-                        </w:rPr>
-                        <w:t>_kanan</w:t>
-                      </w:r>
-                      <w:proofErr w:type="spellEnd"/>
-                      <w:r>
-                        <w:rPr>
-                          <w:sz w:val="24"/>
-                          <w:szCs w:val="24"/>
-                        </w:rPr>
-                        <w:t xml:space="preserve"> }}</w:t>
+                        <w:t>{{ jab_kanan }}</w:t>
                       </w:r>
                     </w:p>
                     <w:p>
@@ -2423,37 +1587,12 @@
                           <w:szCs w:val="24"/>
                         </w:rPr>
                       </w:pPr>
-                      <w:proofErr w:type="gramStart"/>
                       <w:r>
                         <w:rPr>
                           <w:sz w:val="24"/>
                           <w:szCs w:val="24"/>
                         </w:rPr>
-                        <w:t xml:space="preserve">{{ </w:t>
-                      </w:r>
-                      <w:proofErr w:type="spellStart"/>
-                      <w:r>
-                        <w:rPr>
-                          <w:sz w:val="24"/>
-                          <w:szCs w:val="24"/>
-                        </w:rPr>
-                        <w:t>ttd</w:t>
-                      </w:r>
-                      <w:proofErr w:type="gramEnd"/>
-                      <w:r>
-                        <w:rPr>
-                          <w:sz w:val="24"/>
-                          <w:szCs w:val="24"/>
-                        </w:rPr>
-                        <w:t>_kanan</w:t>
-                      </w:r>
-                      <w:proofErr w:type="spellEnd"/>
-                      <w:r>
-                        <w:rPr>
-                          <w:sz w:val="24"/>
-                          <w:szCs w:val="24"/>
-                        </w:rPr>
-                        <w:t xml:space="preserve"> }}</w:t>
+                        <w:t>{{ ttd_kanan }}</w:t>
                       </w:r>
                     </w:p>
                     <w:p>
@@ -2479,45 +1618,19 @@
                         <w:jc w:val="center"/>
                         <w:rPr>
                           <w:b/>
+                          <w:bCs/>
                           <w:sz w:val="24"/>
                           <w:szCs w:val="24"/>
                         </w:rPr>
                       </w:pPr>
-                      <w:proofErr w:type="gramStart"/>
                       <w:r>
                         <w:rPr>
                           <w:b/>
+                          <w:bCs/>
                           <w:sz w:val="24"/>
                           <w:szCs w:val="24"/>
                         </w:rPr>
-                        <w:t xml:space="preserve">{{ </w:t>
-                      </w:r>
-                      <w:proofErr w:type="spellStart"/>
-                      <w:r>
-                        <w:rPr>
-                          <w:b/>
-                          <w:sz w:val="24"/>
-                          <w:szCs w:val="24"/>
-                        </w:rPr>
-                        <w:t>nama</w:t>
-                      </w:r>
-                      <w:proofErr w:type="gramEnd"/>
-                      <w:r>
-                        <w:rPr>
-                          <w:b/>
-                          <w:sz w:val="24"/>
-                          <w:szCs w:val="24"/>
-                        </w:rPr>
-                        <w:t>_kanan</w:t>
-                      </w:r>
-                      <w:proofErr w:type="spellEnd"/>
-                      <w:r>
-                        <w:rPr>
-                          <w:b/>
-                          <w:sz w:val="24"/>
-                          <w:szCs w:val="24"/>
-                        </w:rPr>
-                        <w:t xml:space="preserve"> }}</w:t>
+                        <w:t>{{ nama_kanan }}</w:t>
                       </w:r>
                     </w:p>
                   </w:txbxContent>
@@ -2596,37 +1709,12 @@
                                 <w:szCs w:val="24"/>
                               </w:rPr>
                             </w:pPr>
-                            <w:proofErr w:type="gramStart"/>
                             <w:r>
                               <w:rPr>
                                 <w:sz w:val="24"/>
                                 <w:szCs w:val="24"/>
                               </w:rPr>
-                              <w:t xml:space="preserve">{{ </w:t>
-                            </w:r>
-                            <w:proofErr w:type="spellStart"/>
-                            <w:r>
-                              <w:rPr>
-                                <w:sz w:val="24"/>
-                                <w:szCs w:val="24"/>
-                              </w:rPr>
-                              <w:t>jab</w:t>
-                            </w:r>
-                            <w:proofErr w:type="gramEnd"/>
-                            <w:r>
-                              <w:rPr>
-                                <w:sz w:val="24"/>
-                                <w:szCs w:val="24"/>
-                              </w:rPr>
-                              <w:t>_tengah</w:t>
-                            </w:r>
-                            <w:proofErr w:type="spellEnd"/>
-                            <w:r>
-                              <w:rPr>
-                                <w:sz w:val="24"/>
-                                <w:szCs w:val="24"/>
-                              </w:rPr>
-                              <w:t xml:space="preserve"> }}</w:t>
+                              <w:t>{{ jab_tengah }}</w:t>
                             </w:r>
                           </w:p>
                           <w:p>
@@ -2655,37 +1743,12 @@
                                 <w:szCs w:val="24"/>
                               </w:rPr>
                             </w:pPr>
-                            <w:proofErr w:type="gramStart"/>
                             <w:r>
                               <w:rPr>
                                 <w:sz w:val="24"/>
                                 <w:szCs w:val="24"/>
                               </w:rPr>
-                              <w:t xml:space="preserve">{{ </w:t>
-                            </w:r>
-                            <w:proofErr w:type="spellStart"/>
-                            <w:r>
-                              <w:rPr>
-                                <w:sz w:val="24"/>
-                                <w:szCs w:val="24"/>
-                              </w:rPr>
-                              <w:t>ttd</w:t>
-                            </w:r>
-                            <w:proofErr w:type="gramEnd"/>
-                            <w:r>
-                              <w:rPr>
-                                <w:sz w:val="24"/>
-                                <w:szCs w:val="24"/>
-                              </w:rPr>
-                              <w:t>_tengah</w:t>
-                            </w:r>
-                            <w:proofErr w:type="spellEnd"/>
-                            <w:r>
-                              <w:rPr>
-                                <w:sz w:val="24"/>
-                                <w:szCs w:val="24"/>
-                              </w:rPr>
-                              <w:t xml:space="preserve"> }}</w:t>
+                              <w:t>{{ ttd_tengah }}</w:t>
                             </w:r>
                           </w:p>
                           <w:p>
@@ -2711,45 +1774,19 @@
                               <w:jc w:val="center"/>
                               <w:rPr>
                                 <w:b/>
+                                <w:bCs/>
                                 <w:sz w:val="24"/>
                                 <w:szCs w:val="24"/>
                               </w:rPr>
                             </w:pPr>
-                            <w:proofErr w:type="gramStart"/>
                             <w:r>
                               <w:rPr>
                                 <w:b/>
+                                <w:bCs/>
                                 <w:sz w:val="24"/>
                                 <w:szCs w:val="24"/>
                               </w:rPr>
-                              <w:t xml:space="preserve">{{ </w:t>
-                            </w:r>
-                            <w:proofErr w:type="spellStart"/>
-                            <w:r>
-                              <w:rPr>
-                                <w:b/>
-                                <w:sz w:val="24"/>
-                                <w:szCs w:val="24"/>
-                              </w:rPr>
-                              <w:t>nama</w:t>
-                            </w:r>
-                            <w:proofErr w:type="gramEnd"/>
-                            <w:r>
-                              <w:rPr>
-                                <w:b/>
-                                <w:sz w:val="24"/>
-                                <w:szCs w:val="24"/>
-                              </w:rPr>
-                              <w:t>_tengah</w:t>
-                            </w:r>
-                            <w:proofErr w:type="spellEnd"/>
-                            <w:r>
-                              <w:rPr>
-                                <w:b/>
-                                <w:sz w:val="24"/>
-                                <w:szCs w:val="24"/>
-                              </w:rPr>
-                              <w:t xml:space="preserve"> }}</w:t>
+                              <w:t>{{ nama_tengah }}</w:t>
                             </w:r>
                           </w:p>
                         </w:txbxContent>
@@ -2782,37 +1819,12 @@
                           <w:szCs w:val="24"/>
                         </w:rPr>
                       </w:pPr>
-                      <w:proofErr w:type="gramStart"/>
                       <w:r>
                         <w:rPr>
                           <w:sz w:val="24"/>
                           <w:szCs w:val="24"/>
                         </w:rPr>
-                        <w:t xml:space="preserve">{{ </w:t>
-                      </w:r>
-                      <w:proofErr w:type="spellStart"/>
-                      <w:r>
-                        <w:rPr>
-                          <w:sz w:val="24"/>
-                          <w:szCs w:val="24"/>
-                        </w:rPr>
-                        <w:t>jab</w:t>
-                      </w:r>
-                      <w:proofErr w:type="gramEnd"/>
-                      <w:r>
-                        <w:rPr>
-                          <w:sz w:val="24"/>
-                          <w:szCs w:val="24"/>
-                        </w:rPr>
-                        <w:t>_tengah</w:t>
-                      </w:r>
-                      <w:proofErr w:type="spellEnd"/>
-                      <w:r>
-                        <w:rPr>
-                          <w:sz w:val="24"/>
-                          <w:szCs w:val="24"/>
-                        </w:rPr>
-                        <w:t xml:space="preserve"> }}</w:t>
+                        <w:t>{{ jab_tengah }}</w:t>
                       </w:r>
                     </w:p>
                     <w:p>
@@ -2841,37 +1853,12 @@
                           <w:szCs w:val="24"/>
                         </w:rPr>
                       </w:pPr>
-                      <w:proofErr w:type="gramStart"/>
                       <w:r>
                         <w:rPr>
                           <w:sz w:val="24"/>
                           <w:szCs w:val="24"/>
                         </w:rPr>
-                        <w:t xml:space="preserve">{{ </w:t>
-                      </w:r>
-                      <w:proofErr w:type="spellStart"/>
-                      <w:r>
-                        <w:rPr>
-                          <w:sz w:val="24"/>
-                          <w:szCs w:val="24"/>
-                        </w:rPr>
-                        <w:t>ttd</w:t>
-                      </w:r>
-                      <w:proofErr w:type="gramEnd"/>
-                      <w:r>
-                        <w:rPr>
-                          <w:sz w:val="24"/>
-                          <w:szCs w:val="24"/>
-                        </w:rPr>
-                        <w:t>_tengah</w:t>
-                      </w:r>
-                      <w:proofErr w:type="spellEnd"/>
-                      <w:r>
-                        <w:rPr>
-                          <w:sz w:val="24"/>
-                          <w:szCs w:val="24"/>
-                        </w:rPr>
-                        <w:t xml:space="preserve"> }}</w:t>
+                        <w:t>{{ ttd_tengah }}</w:t>
                       </w:r>
                     </w:p>
                     <w:p>
@@ -2897,45 +1884,19 @@
                         <w:jc w:val="center"/>
                         <w:rPr>
                           <w:b/>
+                          <w:bCs/>
                           <w:sz w:val="24"/>
                           <w:szCs w:val="24"/>
                         </w:rPr>
                       </w:pPr>
-                      <w:proofErr w:type="gramStart"/>
                       <w:r>
                         <w:rPr>
                           <w:b/>
+                          <w:bCs/>
                           <w:sz w:val="24"/>
                           <w:szCs w:val="24"/>
                         </w:rPr>
-                        <w:t xml:space="preserve">{{ </w:t>
-                      </w:r>
-                      <w:proofErr w:type="spellStart"/>
-                      <w:r>
-                        <w:rPr>
-                          <w:b/>
-                          <w:sz w:val="24"/>
-                          <w:szCs w:val="24"/>
-                        </w:rPr>
-                        <w:t>nama</w:t>
-                      </w:r>
-                      <w:proofErr w:type="gramEnd"/>
-                      <w:r>
-                        <w:rPr>
-                          <w:b/>
-                          <w:sz w:val="24"/>
-                          <w:szCs w:val="24"/>
-                        </w:rPr>
-                        <w:t>_tengah</w:t>
-                      </w:r>
-                      <w:proofErr w:type="spellEnd"/>
-                      <w:r>
-                        <w:rPr>
-                          <w:b/>
-                          <w:sz w:val="24"/>
-                          <w:szCs w:val="24"/>
-                        </w:rPr>
-                        <w:t xml:space="preserve"> }}</w:t>
+                        <w:t>{{ nama_tengah }}</w:t>
                       </w:r>
                     </w:p>
                   </w:txbxContent>
@@ -3139,27 +2100,7 @@
           <w:szCs w:val="24"/>
           <w:u w:val="none"/>
         </w:rPr>
-        <w:t xml:space="preserve">AVR </w:t>
-      </w:r>
-      <w:proofErr w:type="spellStart"/>
-      <w:r>
-        <w:rPr>
-          <w:b w:val="0"/>
-          <w:sz w:val="24"/>
-          <w:szCs w:val="24"/>
-          <w:u w:val="none"/>
-        </w:rPr>
-        <w:t>Trafo</w:t>
-      </w:r>
-      <w:proofErr w:type="spellEnd"/>
-      <w:r>
-        <w:rPr>
-          <w:b w:val="0"/>
-          <w:sz w:val="24"/>
-          <w:szCs w:val="24"/>
-          <w:u w:val="none"/>
-        </w:rPr>
-        <w:t xml:space="preserve"> #1 </w:t>
+        <w:t xml:space="preserve">AVR Trafo #1 </w:t>
       </w:r>
       <w:r>
         <w:rPr>
@@ -3186,19 +2127,8 @@
           <w:szCs w:val="24"/>
           <w:u w:val="none"/>
         </w:rPr>
-        <w:t xml:space="preserve">New </w:t>
-      </w:r>
-      <w:proofErr w:type="spellStart"/>
-      <w:r>
-        <w:rPr>
-          <w:b w:val="0"/>
-          <w:sz w:val="24"/>
-          <w:szCs w:val="24"/>
-          <w:u w:val="none"/>
-        </w:rPr>
-        <w:t>Tambun</w:t>
-      </w:r>
-      <w:proofErr w:type="spellEnd"/>
+        <w:t>New Tambun</w:t>
+      </w:r>
     </w:p>
     <w:p>
       <w:pPr>
@@ -3258,60 +2188,19 @@
           <w:szCs w:val="24"/>
         </w:rPr>
       </w:pPr>
-      <w:proofErr w:type="spellStart"/>
-      <w:r>
-        <w:rPr>
-          <w:sz w:val="24"/>
-          <w:szCs w:val="24"/>
-        </w:rPr>
-        <w:t>Melakukan</w:t>
-      </w:r>
-      <w:proofErr w:type="spellEnd"/>
-      <w:r>
-        <w:rPr>
-          <w:sz w:val="24"/>
-          <w:szCs w:val="24"/>
-        </w:rPr>
-        <w:t xml:space="preserve"> </w:t>
-      </w:r>
-      <w:proofErr w:type="spellStart"/>
-      <w:r>
-        <w:rPr>
-          <w:sz w:val="24"/>
-          <w:szCs w:val="24"/>
-        </w:rPr>
-        <w:t>pengecekan</w:t>
-      </w:r>
-      <w:proofErr w:type="spellEnd"/>
-      <w:r>
-        <w:rPr>
-          <w:sz w:val="24"/>
-          <w:szCs w:val="24"/>
-        </w:rPr>
-        <w:t xml:space="preserve"> </w:t>
-      </w:r>
-      <w:r>
-        <w:rPr>
-          <w:sz w:val="24"/>
-          <w:szCs w:val="24"/>
-        </w:rPr>
-        <w:t xml:space="preserve">setting yang </w:t>
-      </w:r>
-      <w:proofErr w:type="spellStart"/>
-      <w:r>
-        <w:rPr>
-          <w:sz w:val="24"/>
-          <w:szCs w:val="24"/>
-        </w:rPr>
-        <w:t>terpasang</w:t>
-      </w:r>
-      <w:proofErr w:type="spellEnd"/>
-      <w:r>
-        <w:rPr>
-          <w:sz w:val="24"/>
-          <w:szCs w:val="24"/>
-        </w:rPr>
-        <w:t xml:space="preserve"> </w:t>
+      <w:r>
+        <w:rPr>
+          <w:sz w:val="24"/>
+          <w:szCs w:val="24"/>
+        </w:rPr>
+        <w:t xml:space="preserve">Melakukan pengecekan </w:t>
+      </w:r>
+      <w:r>
+        <w:rPr>
+          <w:sz w:val="24"/>
+          <w:szCs w:val="24"/>
+        </w:rPr>
+        <w:t xml:space="preserve">setting yang terpasang </w:t>
       </w:r>
     </w:p>
     <w:p>
@@ -3330,21 +2219,12 @@
           <w:szCs w:val="24"/>
         </w:rPr>
       </w:pPr>
-      <w:proofErr w:type="spellStart"/>
-      <w:r>
-        <w:rPr>
-          <w:sz w:val="24"/>
-          <w:szCs w:val="24"/>
-        </w:rPr>
-        <w:t>Melakukan</w:t>
-      </w:r>
-      <w:proofErr w:type="spellEnd"/>
-      <w:r>
-        <w:rPr>
-          <w:sz w:val="24"/>
-          <w:szCs w:val="24"/>
-        </w:rPr>
-        <w:t xml:space="preserve"> Resetting </w:t>
+      <w:r>
+        <w:rPr>
+          <w:sz w:val="24"/>
+          <w:szCs w:val="24"/>
+        </w:rPr>
+        <w:t xml:space="preserve">Melakukan Resetting </w:t>
       </w:r>
       <w:r>
         <w:rPr>
@@ -3370,85 +2250,12 @@
           <w:szCs w:val="24"/>
         </w:rPr>
       </w:pPr>
-      <w:proofErr w:type="spellStart"/>
-      <w:r>
-        <w:rPr>
-          <w:sz w:val="24"/>
-          <w:szCs w:val="24"/>
-        </w:rPr>
-        <w:t>Melakukan</w:t>
-      </w:r>
-      <w:proofErr w:type="spellEnd"/>
-      <w:r>
-        <w:rPr>
-          <w:sz w:val="24"/>
-          <w:szCs w:val="24"/>
-        </w:rPr>
-        <w:t xml:space="preserve"> </w:t>
-      </w:r>
-      <w:proofErr w:type="spellStart"/>
-      <w:r>
-        <w:rPr>
-          <w:sz w:val="24"/>
-          <w:szCs w:val="24"/>
-        </w:rPr>
-        <w:t>Pengecekan</w:t>
-      </w:r>
-      <w:proofErr w:type="spellEnd"/>
-      <w:r>
-        <w:rPr>
-          <w:sz w:val="24"/>
-          <w:szCs w:val="24"/>
-        </w:rPr>
-        <w:t xml:space="preserve"> </w:t>
-      </w:r>
-      <w:proofErr w:type="spellStart"/>
-      <w:r>
-        <w:rPr>
-          <w:sz w:val="24"/>
-          <w:szCs w:val="24"/>
-        </w:rPr>
-        <w:t>bersama</w:t>
-      </w:r>
-      <w:proofErr w:type="spellEnd"/>
-      <w:r>
-        <w:rPr>
-          <w:sz w:val="24"/>
-          <w:szCs w:val="24"/>
-        </w:rPr>
-        <w:t xml:space="preserve"> setting yang </w:t>
-      </w:r>
-      <w:proofErr w:type="spellStart"/>
-      <w:r>
-        <w:rPr>
-          <w:sz w:val="24"/>
-          <w:szCs w:val="24"/>
-        </w:rPr>
-        <w:t>terpasang</w:t>
-      </w:r>
-      <w:proofErr w:type="spellEnd"/>
-      <w:r>
-        <w:rPr>
-          <w:sz w:val="24"/>
-          <w:szCs w:val="24"/>
-        </w:rPr>
-        <w:t xml:space="preserve"> </w:t>
-      </w:r>
-      <w:proofErr w:type="spellStart"/>
-      <w:r>
-        <w:rPr>
-          <w:sz w:val="24"/>
-          <w:szCs w:val="24"/>
-        </w:rPr>
-        <w:t>setelah</w:t>
-      </w:r>
-      <w:proofErr w:type="spellEnd"/>
-      <w:r>
-        <w:rPr>
-          <w:sz w:val="24"/>
-          <w:szCs w:val="24"/>
-        </w:rPr>
-        <w:t xml:space="preserve"> resetting</w:t>
+      <w:r>
+        <w:rPr>
+          <w:sz w:val="24"/>
+          <w:szCs w:val="24"/>
+        </w:rPr>
+        <w:t>Melakukan Pengecekan bersama setting yang terpasang setelah resetting</w:t>
       </w:r>
     </w:p>
     <w:p>
@@ -3467,7 +2274,6 @@
           <w:szCs w:val="24"/>
         </w:rPr>
       </w:pPr>
-      <w:proofErr w:type="spellStart"/>
       <w:r>
         <w:rPr>
           <w:sz w:val="24"/>
@@ -3480,86 +2286,21 @@
           <w:sz w:val="24"/>
           <w:szCs w:val="24"/>
         </w:rPr>
-        <w:t>akukan</w:t>
-      </w:r>
-      <w:proofErr w:type="spellEnd"/>
-      <w:r>
-        <w:rPr>
-          <w:sz w:val="24"/>
-          <w:szCs w:val="24"/>
-        </w:rPr>
-        <w:t xml:space="preserve"> </w:t>
-      </w:r>
-      <w:proofErr w:type="spellStart"/>
-      <w:r>
-        <w:rPr>
-          <w:sz w:val="24"/>
-          <w:szCs w:val="24"/>
-        </w:rPr>
-        <w:t>pengujian</w:t>
-      </w:r>
-      <w:proofErr w:type="spellEnd"/>
-      <w:r>
-        <w:rPr>
-          <w:sz w:val="24"/>
-          <w:szCs w:val="24"/>
-        </w:rPr>
-        <w:t xml:space="preserve"> </w:t>
-      </w:r>
-      <w:proofErr w:type="spellStart"/>
-      <w:r>
-        <w:rPr>
-          <w:sz w:val="24"/>
-          <w:szCs w:val="24"/>
-        </w:rPr>
-        <w:t>individu</w:t>
-      </w:r>
-      <w:proofErr w:type="spellEnd"/>
-      <w:r>
-        <w:rPr>
-          <w:sz w:val="24"/>
-          <w:szCs w:val="24"/>
-        </w:rPr>
-        <w:t xml:space="preserve"> </w:t>
-      </w:r>
-      <w:proofErr w:type="spellStart"/>
-      <w:r>
-        <w:rPr>
-          <w:sz w:val="24"/>
-          <w:szCs w:val="24"/>
-        </w:rPr>
-        <w:t>pasca</w:t>
-      </w:r>
-      <w:proofErr w:type="spellEnd"/>
-      <w:r>
-        <w:rPr>
-          <w:sz w:val="24"/>
-          <w:szCs w:val="24"/>
-        </w:rPr>
-        <w:t xml:space="preserve"> resetting</w:t>
-      </w:r>
-      <w:r>
-        <w:rPr>
-          <w:sz w:val="24"/>
-          <w:szCs w:val="24"/>
-        </w:rPr>
-        <w:t xml:space="preserve"> (</w:t>
-      </w:r>
-      <w:proofErr w:type="spellStart"/>
-      <w:r>
-        <w:rPr>
-          <w:sz w:val="24"/>
-          <w:szCs w:val="24"/>
-        </w:rPr>
-        <w:t>jika</w:t>
-      </w:r>
-      <w:proofErr w:type="spellEnd"/>
-      <w:r>
-        <w:rPr>
-          <w:sz w:val="24"/>
-          <w:szCs w:val="24"/>
-        </w:rPr>
-        <w:t xml:space="preserve"> offline)</w:t>
+        <w:t xml:space="preserve">akukan pengujian individu </w:t>
+      </w:r>
+      <w:r>
+        <w:rPr>
+          <w:sz w:val="24"/>
+          <w:szCs w:val="24"/>
+        </w:rPr>
+        <w:t>pasca resetting</w:t>
+      </w:r>
+      <w:r>
+        <w:rPr>
+          <w:sz w:val="24"/>
+          <w:szCs w:val="24"/>
+        </w:rPr>
+        <w:t xml:space="preserve"> (jika offline)</w:t>
       </w:r>
     </w:p>
     <w:p>
@@ -3578,61 +2319,12 @@
           <w:szCs w:val="24"/>
         </w:rPr>
       </w:pPr>
-      <w:proofErr w:type="spellStart"/>
-      <w:r>
-        <w:rPr>
-          <w:sz w:val="24"/>
-          <w:szCs w:val="24"/>
-        </w:rPr>
-        <w:t>Melakukan</w:t>
-      </w:r>
-      <w:proofErr w:type="spellEnd"/>
-      <w:r>
-        <w:rPr>
-          <w:sz w:val="24"/>
-          <w:szCs w:val="24"/>
-        </w:rPr>
-        <w:t xml:space="preserve"> </w:t>
-      </w:r>
-      <w:proofErr w:type="spellStart"/>
-      <w:r>
-        <w:rPr>
-          <w:sz w:val="24"/>
-          <w:szCs w:val="24"/>
-        </w:rPr>
-        <w:t>pengujian</w:t>
-      </w:r>
-      <w:proofErr w:type="spellEnd"/>
-      <w:r>
-        <w:rPr>
-          <w:sz w:val="24"/>
-          <w:szCs w:val="24"/>
-        </w:rPr>
-        <w:t xml:space="preserve"> </w:t>
-      </w:r>
-      <w:proofErr w:type="spellStart"/>
-      <w:r>
-        <w:rPr>
-          <w:sz w:val="24"/>
-          <w:szCs w:val="24"/>
-        </w:rPr>
-        <w:t>fungsi</w:t>
-      </w:r>
-      <w:proofErr w:type="spellEnd"/>
-      <w:r>
-        <w:rPr>
-          <w:sz w:val="24"/>
-          <w:szCs w:val="24"/>
-        </w:rPr>
-        <w:t xml:space="preserve"> </w:t>
-      </w:r>
-      <w:proofErr w:type="spellStart"/>
-      <w:r>
-        <w:rPr>
-          <w:sz w:val="24"/>
-          <w:szCs w:val="24"/>
-        </w:rPr>
-        <w:t>u</w:t>
+      <w:r>
+        <w:rPr>
+          <w:sz w:val="24"/>
+          <w:szCs w:val="24"/>
+        </w:rPr>
+        <w:t>Melakukan pengujian fungsi u</w:t>
       </w:r>
       <w:r>
         <w:rPr>
@@ -3646,54 +2338,14 @@
           <w:sz w:val="24"/>
           <w:szCs w:val="24"/>
         </w:rPr>
-        <w:t>juk</w:t>
-      </w:r>
-      <w:proofErr w:type="spellEnd"/>
-      <w:r>
-        <w:rPr>
-          <w:sz w:val="24"/>
-          <w:szCs w:val="24"/>
-        </w:rPr>
-        <w:t xml:space="preserve"> </w:t>
-      </w:r>
-      <w:proofErr w:type="spellStart"/>
-      <w:r>
-        <w:rPr>
-          <w:sz w:val="24"/>
-          <w:szCs w:val="24"/>
-        </w:rPr>
-        <w:t>kerja</w:t>
-      </w:r>
-      <w:proofErr w:type="spellEnd"/>
-      <w:r>
-        <w:rPr>
-          <w:sz w:val="24"/>
-          <w:szCs w:val="24"/>
-        </w:rPr>
-        <w:t xml:space="preserve"> AVR</w:t>
-      </w:r>
-      <w:r>
-        <w:rPr>
-          <w:sz w:val="24"/>
-          <w:szCs w:val="24"/>
-        </w:rPr>
-        <w:t xml:space="preserve"> </w:t>
-      </w:r>
-      <w:proofErr w:type="spellStart"/>
-      <w:r>
-        <w:rPr>
-          <w:sz w:val="24"/>
-          <w:szCs w:val="24"/>
-        </w:rPr>
-        <w:t>pasca</w:t>
-      </w:r>
-      <w:proofErr w:type="spellEnd"/>
-      <w:r>
-        <w:rPr>
-          <w:sz w:val="24"/>
-          <w:szCs w:val="24"/>
-        </w:rPr>
-        <w:t xml:space="preserve"> resetting</w:t>
+        <w:t>juk kerja AVR</w:t>
+      </w:r>
+      <w:r>
+        <w:rPr>
+          <w:sz w:val="24"/>
+          <w:szCs w:val="24"/>
+        </w:rPr>
+        <w:t xml:space="preserve"> pasca resetting</w:t>
       </w:r>
     </w:p>
     <w:p>
@@ -3712,7 +2364,6 @@
           <w:szCs w:val="24"/>
         </w:rPr>
       </w:pPr>
-      <w:proofErr w:type="spellStart"/>
       <w:r>
         <w:rPr>
           <w:sz w:val="24"/>
@@ -3720,7 +2371,6 @@
         </w:rPr>
         <w:t>Dokumentasi</w:t>
       </w:r>
-      <w:proofErr w:type="spellEnd"/>
     </w:p>
     <w:p>
       <w:pPr>
@@ -3845,18 +2495,8 @@
           <w:szCs w:val="24"/>
           <w:u w:val="none"/>
         </w:rPr>
-        <w:t xml:space="preserve">LANGKAH </w:t>
-      </w:r>
-      <w:proofErr w:type="gramStart"/>
-      <w:r>
-        <w:rPr>
-          <w:sz w:val="24"/>
-          <w:szCs w:val="24"/>
-          <w:u w:val="none"/>
-        </w:rPr>
-        <w:t>PERBAIKAN :</w:t>
-      </w:r>
-      <w:proofErr w:type="gramEnd"/>
+        <w:t>LANGKAH PERBAIKAN :</w:t>
+      </w:r>
     </w:p>
     <w:p>
       <w:pPr>
@@ -3920,18 +2560,8 @@
           <w:szCs w:val="24"/>
           <w:u w:val="none"/>
         </w:rPr>
-        <w:t xml:space="preserve">PEKERJAAN </w:t>
-      </w:r>
-      <w:proofErr w:type="gramStart"/>
-      <w:r>
-        <w:rPr>
-          <w:sz w:val="24"/>
-          <w:szCs w:val="24"/>
-          <w:u w:val="none"/>
-        </w:rPr>
-        <w:t>TERTUNDA :</w:t>
-      </w:r>
-      <w:proofErr w:type="gramEnd"/>
+        <w:t>PEKERJAAN TERTUNDA :</w:t>
+      </w:r>
     </w:p>
     <w:p>
       <w:pPr>
@@ -4022,7 +2652,6 @@
         </w:rPr>
         <w:t xml:space="preserve">Telah dilakukan </w:t>
       </w:r>
-      <w:proofErr w:type="spellStart"/>
       <w:r>
         <w:rPr>
           <w:b w:val="0"/>
@@ -4041,7 +2670,6 @@
         </w:rPr>
         <w:t>ekerjaan</w:t>
       </w:r>
-      <w:proofErr w:type="spellEnd"/>
       <w:r>
         <w:rPr>
           <w:b w:val="0"/>
@@ -4058,97 +2686,15 @@
           <w:szCs w:val="24"/>
           <w:u w:val="none"/>
         </w:rPr>
-        <w:t xml:space="preserve">Resetting </w:t>
-      </w:r>
-      <w:proofErr w:type="spellStart"/>
-      <w:r>
-        <w:rPr>
-          <w:sz w:val="24"/>
-          <w:szCs w:val="24"/>
-          <w:u w:val="none"/>
-        </w:rPr>
-        <w:t>Tegangan</w:t>
-      </w:r>
-      <w:proofErr w:type="spellEnd"/>
-      <w:r>
-        <w:rPr>
-          <w:sz w:val="24"/>
-          <w:szCs w:val="24"/>
-          <w:u w:val="none"/>
-        </w:rPr>
-        <w:t xml:space="preserve"> </w:t>
-      </w:r>
-      <w:proofErr w:type="spellStart"/>
-      <w:r>
-        <w:rPr>
-          <w:sz w:val="24"/>
-          <w:szCs w:val="24"/>
-          <w:u w:val="none"/>
-        </w:rPr>
-        <w:t>Referensi</w:t>
-      </w:r>
-      <w:proofErr w:type="spellEnd"/>
-      <w:r>
-        <w:rPr>
-          <w:sz w:val="24"/>
-          <w:szCs w:val="24"/>
-          <w:u w:val="none"/>
-        </w:rPr>
-        <w:t xml:space="preserve"> dan </w:t>
-      </w:r>
-      <w:proofErr w:type="spellStart"/>
-      <w:r>
-        <w:rPr>
-          <w:sz w:val="24"/>
-          <w:szCs w:val="24"/>
-          <w:u w:val="none"/>
-        </w:rPr>
-        <w:t>Bandwith</w:t>
-      </w:r>
-      <w:proofErr w:type="spellEnd"/>
-      <w:r>
-        <w:rPr>
-          <w:sz w:val="24"/>
-          <w:szCs w:val="24"/>
-          <w:u w:val="none"/>
-        </w:rPr>
-        <w:t xml:space="preserve"> </w:t>
-      </w:r>
-      <w:proofErr w:type="spellStart"/>
-      <w:r>
-        <w:rPr>
-          <w:sz w:val="24"/>
-          <w:szCs w:val="24"/>
-          <w:u w:val="none"/>
-        </w:rPr>
-        <w:t>Trafo</w:t>
-      </w:r>
-      <w:proofErr w:type="spellEnd"/>
-      <w:r>
-        <w:rPr>
-          <w:sz w:val="24"/>
-          <w:szCs w:val="24"/>
-          <w:u w:val="none"/>
-        </w:rPr>
-        <w:t xml:space="preserve"> #1 GIS 150kV New </w:t>
-      </w:r>
-      <w:proofErr w:type="spellStart"/>
-      <w:r>
-        <w:rPr>
-          <w:sz w:val="24"/>
-          <w:szCs w:val="24"/>
-          <w:u w:val="none"/>
-        </w:rPr>
-        <w:t>Tambun</w:t>
-      </w:r>
-      <w:proofErr w:type="spellEnd"/>
-      <w:r>
-        <w:rPr>
-          <w:sz w:val="24"/>
-          <w:szCs w:val="24"/>
-          <w:u w:val="none"/>
-        </w:rPr>
-        <w:t xml:space="preserve"> </w:t>
+        <w:t xml:space="preserve">Resetting Tegangan Referensi dan Bandwith </w:t>
+      </w:r>
+      <w:r>
+        <w:rPr>
+          <w:sz w:val="24"/>
+          <w:szCs w:val="24"/>
+          <w:u w:val="none"/>
+        </w:rPr>
+        <w:t xml:space="preserve">Trafo #1 GIS 150kV New Tambun </w:t>
       </w:r>
       <w:r>
         <w:rPr>
@@ -4160,7 +2706,6 @@
         </w:rPr>
         <w:t xml:space="preserve">sesuai dengan </w:t>
       </w:r>
-      <w:proofErr w:type="spellStart"/>
       <w:r>
         <w:rPr>
           <w:b w:val="0"/>
@@ -4171,7 +2716,6 @@
         </w:rPr>
         <w:t>rekomendasi</w:t>
       </w:r>
-      <w:proofErr w:type="spellEnd"/>
       <w:r>
         <w:rPr>
           <w:b w:val="0"/>
@@ -4180,64 +2724,8 @@
           <w:u w:val="none"/>
           <w:lang w:val="en-GB"/>
         </w:rPr>
-        <w:t xml:space="preserve"> </w:t>
-      </w:r>
-      <w:proofErr w:type="spellStart"/>
-      <w:r>
-        <w:rPr>
-          <w:b w:val="0"/>
-          <w:sz w:val="24"/>
-          <w:szCs w:val="24"/>
-          <w:u w:val="none"/>
-          <w:lang w:val="en-GB"/>
-        </w:rPr>
-        <w:t>dengan</w:t>
-      </w:r>
-      <w:proofErr w:type="spellEnd"/>
-      <w:r>
-        <w:rPr>
-          <w:b w:val="0"/>
-          <w:sz w:val="24"/>
-          <w:szCs w:val="24"/>
-          <w:u w:val="none"/>
-          <w:lang w:val="en-GB"/>
-        </w:rPr>
-        <w:t xml:space="preserve"> </w:t>
-      </w:r>
-      <w:proofErr w:type="spellStart"/>
-      <w:r>
-        <w:rPr>
-          <w:b w:val="0"/>
-          <w:sz w:val="24"/>
-          <w:szCs w:val="24"/>
-          <w:u w:val="none"/>
-          <w:lang w:val="en-GB"/>
-        </w:rPr>
-        <w:t>hasil</w:t>
-      </w:r>
-      <w:proofErr w:type="spellEnd"/>
-      <w:r>
-        <w:rPr>
-          <w:b w:val="0"/>
-          <w:sz w:val="24"/>
-          <w:szCs w:val="24"/>
-          <w:u w:val="none"/>
-          <w:lang w:val="en-GB"/>
-        </w:rPr>
-        <w:t xml:space="preserve"> uji </w:t>
-      </w:r>
-      <w:proofErr w:type="spellStart"/>
-      <w:r>
-        <w:rPr>
-          <w:b w:val="0"/>
-          <w:sz w:val="24"/>
-          <w:szCs w:val="24"/>
-          <w:u w:val="none"/>
-          <w:lang w:val="en-GB"/>
-        </w:rPr>
-        <w:t>baik</w:t>
-      </w:r>
-      <w:proofErr w:type="spellEnd"/>
+        <w:t xml:space="preserve"> dengan hasil uji baik</w:t>
+      </w:r>
       <w:r>
         <w:rPr>
           <w:b w:val="0"/>
@@ -4324,7 +2812,7 @@
           <w:u w:val="none"/>
         </w:rPr>
         <w:drawing>
-          <wp:inline distT="0" distB="0" distL="0" distR="0" wp14:anchorId="1064D636" wp14:editId="35A896DE">
+          <wp:inline distT="0" distB="0" distL="0" distR="0" wp14:anchorId="1064D636" wp14:editId="7689884C">
             <wp:extent cx="3063240" cy="5455920"/>
             <wp:effectExtent l="0" t="0" r="0" b="0"/>
             <wp:docPr id="1" name="Picture 1"/>

--- a/template_ba.docx
+++ b/template_ba.docx
@@ -52,6 +52,7 @@
           <w:szCs w:val="22"/>
         </w:rPr>
       </w:pPr>
+      <w:proofErr w:type="gramStart"/>
       <w:r>
         <w:rPr>
           <w:sz w:val="22"/>
@@ -59,6 +60,7 @@
         </w:rPr>
         <w:t>No. :</w:t>
       </w:r>
+      <w:proofErr w:type="gramEnd"/>
       <w:r>
         <w:rPr>
           <w:sz w:val="22"/>
@@ -279,23 +281,105 @@
           <w:u w:val="none"/>
         </w:rPr>
       </w:pPr>
-      <w:r>
-        <w:rPr>
-          <w:b w:val="0"/>
-          <w:sz w:val="22"/>
-          <w:szCs w:val="22"/>
-          <w:u w:val="none"/>
-        </w:rPr>
-        <w:t xml:space="preserve">Sebagai tindak lanjut </w:t>
-      </w:r>
-      <w:r>
-        <w:rPr>
-          <w:b w:val="0"/>
-          <w:sz w:val="22"/>
-          <w:szCs w:val="22"/>
-          <w:u w:val="none"/>
-        </w:rPr>
-        <w:t xml:space="preserve">dari surat </w:t>
+      <w:proofErr w:type="spellStart"/>
+      <w:r>
+        <w:rPr>
+          <w:b w:val="0"/>
+          <w:sz w:val="22"/>
+          <w:szCs w:val="22"/>
+          <w:u w:val="none"/>
+        </w:rPr>
+        <w:t>Sebagai</w:t>
+      </w:r>
+      <w:proofErr w:type="spellEnd"/>
+      <w:r>
+        <w:rPr>
+          <w:b w:val="0"/>
+          <w:sz w:val="22"/>
+          <w:szCs w:val="22"/>
+          <w:u w:val="none"/>
+        </w:rPr>
+        <w:t xml:space="preserve"> </w:t>
+      </w:r>
+      <w:proofErr w:type="spellStart"/>
+      <w:r>
+        <w:rPr>
+          <w:b w:val="0"/>
+          <w:sz w:val="22"/>
+          <w:szCs w:val="22"/>
+          <w:u w:val="none"/>
+        </w:rPr>
+        <w:t>tindak</w:t>
+      </w:r>
+      <w:proofErr w:type="spellEnd"/>
+      <w:r>
+        <w:rPr>
+          <w:b w:val="0"/>
+          <w:sz w:val="22"/>
+          <w:szCs w:val="22"/>
+          <w:u w:val="none"/>
+        </w:rPr>
+        <w:t xml:space="preserve"> </w:t>
+      </w:r>
+      <w:proofErr w:type="spellStart"/>
+      <w:r>
+        <w:rPr>
+          <w:b w:val="0"/>
+          <w:sz w:val="22"/>
+          <w:szCs w:val="22"/>
+          <w:u w:val="none"/>
+        </w:rPr>
+        <w:t>lanjut</w:t>
+      </w:r>
+      <w:proofErr w:type="spellEnd"/>
+      <w:r>
+        <w:rPr>
+          <w:b w:val="0"/>
+          <w:sz w:val="22"/>
+          <w:szCs w:val="22"/>
+          <w:u w:val="none"/>
+        </w:rPr>
+        <w:t xml:space="preserve"> </w:t>
+      </w:r>
+      <w:proofErr w:type="spellStart"/>
+      <w:r>
+        <w:rPr>
+          <w:b w:val="0"/>
+          <w:sz w:val="22"/>
+          <w:szCs w:val="22"/>
+          <w:u w:val="none"/>
+        </w:rPr>
+        <w:t>dari</w:t>
+      </w:r>
+      <w:proofErr w:type="spellEnd"/>
+      <w:r>
+        <w:rPr>
+          <w:b w:val="0"/>
+          <w:sz w:val="22"/>
+          <w:szCs w:val="22"/>
+          <w:u w:val="none"/>
+        </w:rPr>
+        <w:t xml:space="preserve"> </w:t>
+      </w:r>
+      <w:proofErr w:type="spellStart"/>
+      <w:r>
+        <w:rPr>
+          <w:b w:val="0"/>
+          <w:sz w:val="22"/>
+          <w:szCs w:val="22"/>
+          <w:u w:val="none"/>
+        </w:rPr>
+        <w:t>surat</w:t>
+      </w:r>
+      <w:proofErr w:type="spellEnd"/>
+      <w:r>
+        <w:rPr>
+          <w:b w:val="0"/>
+          <w:sz w:val="22"/>
+          <w:szCs w:val="22"/>
+          <w:u w:val="none"/>
+        </w:rPr>
+        <w:t xml:space="preserve"> </w:t>
       </w:r>
       <w:r>
         <w:rPr>
@@ -313,8 +397,29 @@
           <w:szCs w:val="22"/>
           <w:u w:val="none"/>
         </w:rPr>
-        <w:t xml:space="preserve"> terkait </w:t>
-      </w:r>
+        <w:t xml:space="preserve"> </w:t>
+      </w:r>
+      <w:proofErr w:type="spellStart"/>
+      <w:r>
+        <w:rPr>
+          <w:b w:val="0"/>
+          <w:sz w:val="22"/>
+          <w:szCs w:val="22"/>
+          <w:u w:val="none"/>
+        </w:rPr>
+        <w:t>terkait</w:t>
+      </w:r>
+      <w:proofErr w:type="spellEnd"/>
+      <w:r>
+        <w:rPr>
+          <w:b w:val="0"/>
+          <w:sz w:val="22"/>
+          <w:szCs w:val="22"/>
+          <w:u w:val="none"/>
+        </w:rPr>
+        <w:t xml:space="preserve"> </w:t>
+      </w:r>
+      <w:proofErr w:type="spellStart"/>
       <w:r>
         <w:rPr>
           <w:b w:val="0"/>
@@ -324,6 +429,7 @@
         </w:rPr>
         <w:t>permintaan</w:t>
       </w:r>
+      <w:proofErr w:type="spellEnd"/>
       <w:r>
         <w:rPr>
           <w:b w:val="0"/>
@@ -340,26 +446,19 @@
           <w:szCs w:val="22"/>
           <w:u w:val="none"/>
         </w:rPr>
-        <w:t>resetting ulang</w:t>
-      </w:r>
-      <w:r>
-        <w:rPr>
-          <w:b w:val="0"/>
-          <w:sz w:val="22"/>
-          <w:szCs w:val="22"/>
-          <w:u w:val="none"/>
-        </w:rPr>
-        <w:t xml:space="preserve"> tegangan</w:t>
-      </w:r>
-      <w:r>
-        <w:rPr>
-          <w:b w:val="0"/>
-          <w:sz w:val="22"/>
-          <w:szCs w:val="22"/>
-          <w:u w:val="none"/>
-        </w:rPr>
-        <w:t xml:space="preserve"> referensi </w:t>
-      </w:r>
+        <w:t xml:space="preserve">resetting </w:t>
+      </w:r>
+      <w:proofErr w:type="spellStart"/>
+      <w:r>
+        <w:rPr>
+          <w:b w:val="0"/>
+          <w:sz w:val="22"/>
+          <w:szCs w:val="22"/>
+          <w:u w:val="none"/>
+        </w:rPr>
+        <w:t>ulang</w:t>
+      </w:r>
+      <w:proofErr w:type="spellEnd"/>
       <w:r>
         <w:rPr>
           <w:b w:val="0"/>
@@ -369,33 +468,115 @@
         </w:rPr>
         <w:t xml:space="preserve"> </w:t>
       </w:r>
-      <w:r>
-        <w:rPr>
-          <w:b w:val="0"/>
-          <w:sz w:val="22"/>
-          <w:szCs w:val="22"/>
-          <w:u w:val="none"/>
-        </w:rPr>
-        <w:t>pada Bay</w:t>
-      </w:r>
-      <w:r>
-        <w:rPr>
-          <w:b w:val="0"/>
-          <w:sz w:val="22"/>
-          <w:szCs w:val="22"/>
-          <w:u w:val="none"/>
-        </w:rPr>
-        <w:t xml:space="preserve"> Trafo</w:t>
-      </w:r>
-      <w:r>
-        <w:rPr>
-          <w:b w:val="0"/>
-          <w:sz w:val="22"/>
-          <w:szCs w:val="22"/>
-          <w:u w:val="none"/>
-        </w:rPr>
-        <w:t xml:space="preserve"> #1 GIS 150kV New Tambun</w:t>
-      </w:r>
+      <w:proofErr w:type="spellStart"/>
+      <w:r>
+        <w:rPr>
+          <w:b w:val="0"/>
+          <w:sz w:val="22"/>
+          <w:szCs w:val="22"/>
+          <w:u w:val="none"/>
+        </w:rPr>
+        <w:t>tegangan</w:t>
+      </w:r>
+      <w:proofErr w:type="spellEnd"/>
+      <w:r>
+        <w:rPr>
+          <w:b w:val="0"/>
+          <w:sz w:val="22"/>
+          <w:szCs w:val="22"/>
+          <w:u w:val="none"/>
+        </w:rPr>
+        <w:t xml:space="preserve"> </w:t>
+      </w:r>
+      <w:proofErr w:type="spellStart"/>
+      <w:proofErr w:type="gramStart"/>
+      <w:r>
+        <w:rPr>
+          <w:b w:val="0"/>
+          <w:sz w:val="22"/>
+          <w:szCs w:val="22"/>
+          <w:u w:val="none"/>
+        </w:rPr>
+        <w:t>referensi</w:t>
+      </w:r>
+      <w:proofErr w:type="spellEnd"/>
+      <w:r>
+        <w:rPr>
+          <w:b w:val="0"/>
+          <w:sz w:val="22"/>
+          <w:szCs w:val="22"/>
+          <w:u w:val="none"/>
+        </w:rPr>
+        <w:t xml:space="preserve"> </w:t>
+      </w:r>
+      <w:r>
+        <w:rPr>
+          <w:b w:val="0"/>
+          <w:sz w:val="22"/>
+          <w:szCs w:val="22"/>
+          <w:u w:val="none"/>
+        </w:rPr>
+        <w:t xml:space="preserve"> </w:t>
+      </w:r>
+      <w:r>
+        <w:rPr>
+          <w:b w:val="0"/>
+          <w:sz w:val="22"/>
+          <w:szCs w:val="22"/>
+          <w:u w:val="none"/>
+        </w:rPr>
+        <w:t>pada</w:t>
+      </w:r>
+      <w:proofErr w:type="gramEnd"/>
+      <w:r>
+        <w:rPr>
+          <w:b w:val="0"/>
+          <w:sz w:val="22"/>
+          <w:szCs w:val="22"/>
+          <w:u w:val="none"/>
+        </w:rPr>
+        <w:t xml:space="preserve"> Bay</w:t>
+      </w:r>
+      <w:r>
+        <w:rPr>
+          <w:b w:val="0"/>
+          <w:sz w:val="22"/>
+          <w:szCs w:val="22"/>
+          <w:u w:val="none"/>
+        </w:rPr>
+        <w:t xml:space="preserve"> </w:t>
+      </w:r>
+      <w:proofErr w:type="spellStart"/>
+      <w:r>
+        <w:rPr>
+          <w:b w:val="0"/>
+          <w:sz w:val="22"/>
+          <w:szCs w:val="22"/>
+          <w:u w:val="none"/>
+        </w:rPr>
+        <w:t>Trafo</w:t>
+      </w:r>
+      <w:proofErr w:type="spellEnd"/>
+      <w:r>
+        <w:rPr>
+          <w:b w:val="0"/>
+          <w:sz w:val="22"/>
+          <w:szCs w:val="22"/>
+          <w:u w:val="none"/>
+        </w:rPr>
+        <w:t xml:space="preserve"> #1 GIS 150kV New </w:t>
+      </w:r>
+      <w:proofErr w:type="spellStart"/>
+      <w:r>
+        <w:rPr>
+          <w:b w:val="0"/>
+          <w:sz w:val="22"/>
+          <w:szCs w:val="22"/>
+          <w:u w:val="none"/>
+        </w:rPr>
+        <w:t>Tambun</w:t>
+      </w:r>
+      <w:proofErr w:type="spellEnd"/>
       <w:r>
         <w:rPr>
           <w:b w:val="0"/>
@@ -415,15 +596,47 @@
         </w:rPr>
         <w:t xml:space="preserve"> </w:t>
       </w:r>
-      <w:r>
-        <w:rPr>
-          <w:b w:val="0"/>
-          <w:sz w:val="22"/>
-          <w:szCs w:val="22"/>
-          <w:u w:val="none"/>
-        </w:rPr>
-        <w:t xml:space="preserve">maka pada hari </w:t>
-      </w:r>
+      <w:proofErr w:type="spellStart"/>
+      <w:r>
+        <w:rPr>
+          <w:b w:val="0"/>
+          <w:sz w:val="22"/>
+          <w:szCs w:val="22"/>
+          <w:u w:val="none"/>
+        </w:rPr>
+        <w:t>maka</w:t>
+      </w:r>
+      <w:proofErr w:type="spellEnd"/>
+      <w:r>
+        <w:rPr>
+          <w:b w:val="0"/>
+          <w:sz w:val="22"/>
+          <w:szCs w:val="22"/>
+          <w:u w:val="none"/>
+        </w:rPr>
+        <w:t xml:space="preserve"> pada </w:t>
+      </w:r>
+      <w:proofErr w:type="spellStart"/>
+      <w:r>
+        <w:rPr>
+          <w:b w:val="0"/>
+          <w:sz w:val="22"/>
+          <w:szCs w:val="22"/>
+          <w:u w:val="none"/>
+        </w:rPr>
+        <w:t>hari</w:t>
+      </w:r>
+      <w:proofErr w:type="spellEnd"/>
+      <w:r>
+        <w:rPr>
+          <w:b w:val="0"/>
+          <w:sz w:val="22"/>
+          <w:szCs w:val="22"/>
+          <w:u w:val="none"/>
+        </w:rPr>
+        <w:t xml:space="preserve"> </w:t>
+      </w:r>
+      <w:proofErr w:type="spellStart"/>
       <w:r>
         <w:rPr>
           <w:sz w:val="22"/>
@@ -432,6 +645,7 @@
         </w:rPr>
         <w:t>Jumat</w:t>
       </w:r>
+      <w:proofErr w:type="spellEnd"/>
       <w:r>
         <w:rPr>
           <w:sz w:val="22"/>
@@ -440,14 +654,25 @@
         </w:rPr>
         <w:t xml:space="preserve"> </w:t>
       </w:r>
-      <w:r>
-        <w:rPr>
-          <w:b w:val="0"/>
-          <w:sz w:val="22"/>
-          <w:szCs w:val="22"/>
-          <w:u w:val="none"/>
-        </w:rPr>
-        <w:t xml:space="preserve">pukul </w:t>
+      <w:proofErr w:type="spellStart"/>
+      <w:r>
+        <w:rPr>
+          <w:b w:val="0"/>
+          <w:sz w:val="22"/>
+          <w:szCs w:val="22"/>
+          <w:u w:val="none"/>
+        </w:rPr>
+        <w:t>pukul</w:t>
+      </w:r>
+      <w:proofErr w:type="spellEnd"/>
+      <w:r>
+        <w:rPr>
+          <w:b w:val="0"/>
+          <w:sz w:val="22"/>
+          <w:szCs w:val="22"/>
+          <w:u w:val="none"/>
+        </w:rPr>
+        <w:t xml:space="preserve"> </w:t>
       </w:r>
       <w:r>
         <w:rPr>
@@ -505,15 +730,53 @@
           <w:szCs w:val="22"/>
           <w:u w:val="none"/>
         </w:rPr>
-        <w:t xml:space="preserve">, tanggal </w:t>
-      </w:r>
-      <w:r>
-        <w:rPr>
-          <w:sz w:val="22"/>
-          <w:szCs w:val="22"/>
-          <w:u w:val="none"/>
-        </w:rPr>
-        <w:t>13 Maret 2026</w:t>
+        <w:t xml:space="preserve">, </w:t>
+      </w:r>
+      <w:proofErr w:type="spellStart"/>
+      <w:r>
+        <w:rPr>
+          <w:b w:val="0"/>
+          <w:sz w:val="22"/>
+          <w:szCs w:val="22"/>
+          <w:u w:val="none"/>
+        </w:rPr>
+        <w:t>tanggal</w:t>
+      </w:r>
+      <w:proofErr w:type="spellEnd"/>
+      <w:r>
+        <w:rPr>
+          <w:b w:val="0"/>
+          <w:sz w:val="22"/>
+          <w:szCs w:val="22"/>
+          <w:u w:val="none"/>
+        </w:rPr>
+        <w:t xml:space="preserve"> </w:t>
+      </w:r>
+      <w:r>
+        <w:rPr>
+          <w:sz w:val="22"/>
+          <w:szCs w:val="22"/>
+          <w:u w:val="none"/>
+        </w:rPr>
+        <w:t xml:space="preserve">13 </w:t>
+      </w:r>
+      <w:proofErr w:type="spellStart"/>
+      <w:r>
+        <w:rPr>
+          <w:sz w:val="22"/>
+          <w:szCs w:val="22"/>
+          <w:u w:val="none"/>
+        </w:rPr>
+        <w:t>Maret</w:t>
+      </w:r>
+      <w:proofErr w:type="spellEnd"/>
+      <w:r>
+        <w:rPr>
+          <w:sz w:val="22"/>
+          <w:szCs w:val="22"/>
+          <w:u w:val="none"/>
+        </w:rPr>
+        <w:t xml:space="preserve"> 2026</w:t>
       </w:r>
       <w:r>
         <w:rPr>
@@ -633,25 +896,120 @@
           <w:szCs w:val="24"/>
           <w:u w:val="none"/>
         </w:rPr>
-        <w:t>Sub-bidang Pemeliharaan Proteksi, Meter dan Otomasi</w:t>
-      </w:r>
-      <w:r>
-        <w:rPr>
-          <w:b w:val="0"/>
-          <w:sz w:val="22"/>
-          <w:szCs w:val="22"/>
+        <w:t>Sub-</w:t>
+      </w:r>
+      <w:proofErr w:type="spellStart"/>
+      <w:r>
+        <w:rPr>
+          <w:sz w:val="24"/>
+          <w:szCs w:val="24"/>
+          <w:u w:val="none"/>
+        </w:rPr>
+        <w:t>bidang</w:t>
+      </w:r>
+      <w:proofErr w:type="spellEnd"/>
+      <w:r>
+        <w:rPr>
+          <w:sz w:val="24"/>
+          <w:szCs w:val="24"/>
           <w:u w:val="none"/>
         </w:rPr>
         <w:t xml:space="preserve"> </w:t>
       </w:r>
-      <w:r>
-        <w:rPr>
-          <w:b w:val="0"/>
-          <w:sz w:val="22"/>
-          <w:szCs w:val="22"/>
-          <w:u w:val="none"/>
-        </w:rPr>
-        <w:t xml:space="preserve">telah melaksanakan </w:t>
+      <w:proofErr w:type="spellStart"/>
+      <w:r>
+        <w:rPr>
+          <w:sz w:val="24"/>
+          <w:szCs w:val="24"/>
+          <w:u w:val="none"/>
+        </w:rPr>
+        <w:t>Pemeliharaan</w:t>
+      </w:r>
+      <w:proofErr w:type="spellEnd"/>
+      <w:r>
+        <w:rPr>
+          <w:sz w:val="24"/>
+          <w:szCs w:val="24"/>
+          <w:u w:val="none"/>
+        </w:rPr>
+        <w:t xml:space="preserve"> </w:t>
+      </w:r>
+      <w:proofErr w:type="spellStart"/>
+      <w:r>
+        <w:rPr>
+          <w:sz w:val="24"/>
+          <w:szCs w:val="24"/>
+          <w:u w:val="none"/>
+        </w:rPr>
+        <w:t>Proteksi</w:t>
+      </w:r>
+      <w:proofErr w:type="spellEnd"/>
+      <w:r>
+        <w:rPr>
+          <w:sz w:val="24"/>
+          <w:szCs w:val="24"/>
+          <w:u w:val="none"/>
+        </w:rPr>
+        <w:t xml:space="preserve">, Meter dan </w:t>
+      </w:r>
+      <w:proofErr w:type="spellStart"/>
+      <w:r>
+        <w:rPr>
+          <w:sz w:val="24"/>
+          <w:szCs w:val="24"/>
+          <w:u w:val="none"/>
+        </w:rPr>
+        <w:t>Otomasi</w:t>
+      </w:r>
+      <w:proofErr w:type="spellEnd"/>
+      <w:r>
+        <w:rPr>
+          <w:b w:val="0"/>
+          <w:sz w:val="22"/>
+          <w:szCs w:val="22"/>
+          <w:u w:val="none"/>
+        </w:rPr>
+        <w:t xml:space="preserve"> </w:t>
+      </w:r>
+      <w:proofErr w:type="spellStart"/>
+      <w:r>
+        <w:rPr>
+          <w:b w:val="0"/>
+          <w:sz w:val="22"/>
+          <w:szCs w:val="22"/>
+          <w:u w:val="none"/>
+        </w:rPr>
+        <w:t>telah</w:t>
+      </w:r>
+      <w:proofErr w:type="spellEnd"/>
+      <w:r>
+        <w:rPr>
+          <w:b w:val="0"/>
+          <w:sz w:val="22"/>
+          <w:szCs w:val="22"/>
+          <w:u w:val="none"/>
+        </w:rPr>
+        <w:t xml:space="preserve"> </w:t>
+      </w:r>
+      <w:proofErr w:type="spellStart"/>
+      <w:r>
+        <w:rPr>
+          <w:b w:val="0"/>
+          <w:sz w:val="22"/>
+          <w:szCs w:val="22"/>
+          <w:u w:val="none"/>
+        </w:rPr>
+        <w:t>melaksanakan</w:t>
+      </w:r>
+      <w:proofErr w:type="spellEnd"/>
+      <w:r>
+        <w:rPr>
+          <w:b w:val="0"/>
+          <w:sz w:val="22"/>
+          <w:szCs w:val="22"/>
+          <w:u w:val="none"/>
+        </w:rPr>
+        <w:t xml:space="preserve"> </w:t>
       </w:r>
       <w:r>
         <w:rPr>
@@ -661,22 +1019,96 @@
         </w:rPr>
         <w:t xml:space="preserve">Resetting </w:t>
       </w:r>
-      <w:r>
-        <w:rPr>
-          <w:sz w:val="22"/>
-          <w:szCs w:val="22"/>
-          <w:u w:val="none"/>
-        </w:rPr>
-        <w:t xml:space="preserve">Tegangan Referensi dan Bandwith Trafo </w:t>
-      </w:r>
-      <w:r>
-        <w:rPr>
-          <w:sz w:val="22"/>
-          <w:szCs w:val="22"/>
-          <w:u w:val="none"/>
-        </w:rPr>
-        <w:t>#1 GIS 150kV New Tambun</w:t>
-      </w:r>
+      <w:proofErr w:type="spellStart"/>
+      <w:r>
+        <w:rPr>
+          <w:sz w:val="22"/>
+          <w:szCs w:val="22"/>
+          <w:u w:val="none"/>
+        </w:rPr>
+        <w:t>Tegangan</w:t>
+      </w:r>
+      <w:proofErr w:type="spellEnd"/>
+      <w:r>
+        <w:rPr>
+          <w:sz w:val="22"/>
+          <w:szCs w:val="22"/>
+          <w:u w:val="none"/>
+        </w:rPr>
+        <w:t xml:space="preserve"> </w:t>
+      </w:r>
+      <w:proofErr w:type="spellStart"/>
+      <w:r>
+        <w:rPr>
+          <w:sz w:val="22"/>
+          <w:szCs w:val="22"/>
+          <w:u w:val="none"/>
+        </w:rPr>
+        <w:t>Referensi</w:t>
+      </w:r>
+      <w:proofErr w:type="spellEnd"/>
+      <w:r>
+        <w:rPr>
+          <w:sz w:val="22"/>
+          <w:szCs w:val="22"/>
+          <w:u w:val="none"/>
+        </w:rPr>
+        <w:t xml:space="preserve"> dan </w:t>
+      </w:r>
+      <w:proofErr w:type="spellStart"/>
+      <w:r>
+        <w:rPr>
+          <w:sz w:val="22"/>
+          <w:szCs w:val="22"/>
+          <w:u w:val="none"/>
+        </w:rPr>
+        <w:t>Bandwith</w:t>
+      </w:r>
+      <w:proofErr w:type="spellEnd"/>
+      <w:r>
+        <w:rPr>
+          <w:sz w:val="22"/>
+          <w:szCs w:val="22"/>
+          <w:u w:val="none"/>
+        </w:rPr>
+        <w:t xml:space="preserve"> </w:t>
+      </w:r>
+      <w:proofErr w:type="spellStart"/>
+      <w:r>
+        <w:rPr>
+          <w:sz w:val="22"/>
+          <w:szCs w:val="22"/>
+          <w:u w:val="none"/>
+        </w:rPr>
+        <w:t>Trafo</w:t>
+      </w:r>
+      <w:proofErr w:type="spellEnd"/>
+      <w:r>
+        <w:rPr>
+          <w:sz w:val="22"/>
+          <w:szCs w:val="22"/>
+          <w:u w:val="none"/>
+        </w:rPr>
+        <w:t xml:space="preserve"> </w:t>
+      </w:r>
+      <w:r>
+        <w:rPr>
+          <w:sz w:val="22"/>
+          <w:szCs w:val="22"/>
+          <w:u w:val="none"/>
+        </w:rPr>
+        <w:t xml:space="preserve">#1 GIS 150kV New </w:t>
+      </w:r>
+      <w:proofErr w:type="spellStart"/>
+      <w:r>
+        <w:rPr>
+          <w:sz w:val="22"/>
+          <w:szCs w:val="22"/>
+          <w:u w:val="none"/>
+        </w:rPr>
+        <w:t>Tambun</w:t>
+      </w:r>
+      <w:proofErr w:type="spellEnd"/>
       <w:r>
         <w:rPr>
           <w:b w:val="0"/>
@@ -695,24 +1127,87 @@
         </w:rPr>
         <w:t xml:space="preserve"> </w:t>
       </w:r>
-      <w:r>
-        <w:rPr>
-          <w:b w:val="0"/>
-          <w:sz w:val="22"/>
-          <w:szCs w:val="22"/>
-          <w:u w:val="none"/>
-        </w:rPr>
-        <w:t xml:space="preserve">sesuai dengan </w:t>
-      </w:r>
-      <w:r>
-        <w:rPr>
-          <w:b w:val="0"/>
-          <w:sz w:val="22"/>
-          <w:szCs w:val="22"/>
-          <w:u w:val="none"/>
-        </w:rPr>
-        <w:t xml:space="preserve">reokmendasi serta </w:t>
-      </w:r>
+      <w:proofErr w:type="spellStart"/>
+      <w:r>
+        <w:rPr>
+          <w:b w:val="0"/>
+          <w:sz w:val="22"/>
+          <w:szCs w:val="22"/>
+          <w:u w:val="none"/>
+        </w:rPr>
+        <w:t>sesuai</w:t>
+      </w:r>
+      <w:proofErr w:type="spellEnd"/>
+      <w:r>
+        <w:rPr>
+          <w:b w:val="0"/>
+          <w:sz w:val="22"/>
+          <w:szCs w:val="22"/>
+          <w:u w:val="none"/>
+        </w:rPr>
+        <w:t xml:space="preserve"> </w:t>
+      </w:r>
+      <w:proofErr w:type="spellStart"/>
+      <w:r>
+        <w:rPr>
+          <w:b w:val="0"/>
+          <w:sz w:val="22"/>
+          <w:szCs w:val="22"/>
+          <w:u w:val="none"/>
+        </w:rPr>
+        <w:t>dengan</w:t>
+      </w:r>
+      <w:proofErr w:type="spellEnd"/>
+      <w:r>
+        <w:rPr>
+          <w:b w:val="0"/>
+          <w:sz w:val="22"/>
+          <w:szCs w:val="22"/>
+          <w:u w:val="none"/>
+        </w:rPr>
+        <w:t xml:space="preserve"> </w:t>
+      </w:r>
+      <w:proofErr w:type="spellStart"/>
+      <w:r>
+        <w:rPr>
+          <w:b w:val="0"/>
+          <w:sz w:val="22"/>
+          <w:szCs w:val="22"/>
+          <w:u w:val="none"/>
+        </w:rPr>
+        <w:t>reokmendasi</w:t>
+      </w:r>
+      <w:proofErr w:type="spellEnd"/>
+      <w:r>
+        <w:rPr>
+          <w:b w:val="0"/>
+          <w:sz w:val="22"/>
+          <w:szCs w:val="22"/>
+          <w:u w:val="none"/>
+        </w:rPr>
+        <w:t xml:space="preserve"> </w:t>
+      </w:r>
+      <w:proofErr w:type="spellStart"/>
+      <w:r>
+        <w:rPr>
+          <w:b w:val="0"/>
+          <w:sz w:val="22"/>
+          <w:szCs w:val="22"/>
+          <w:u w:val="none"/>
+        </w:rPr>
+        <w:t>serta</w:t>
+      </w:r>
+      <w:proofErr w:type="spellEnd"/>
+      <w:r>
+        <w:rPr>
+          <w:b w:val="0"/>
+          <w:sz w:val="22"/>
+          <w:szCs w:val="22"/>
+          <w:u w:val="none"/>
+        </w:rPr>
+        <w:t xml:space="preserve"> </w:t>
+      </w:r>
+      <w:proofErr w:type="spellStart"/>
       <w:r>
         <w:rPr>
           <w:b w:val="0"/>
@@ -729,8 +1224,29 @@
           <w:szCs w:val="22"/>
           <w:u w:val="none"/>
         </w:rPr>
-        <w:t>osedur dan dinyatakan</w:t>
-      </w:r>
+        <w:t>osedur</w:t>
+      </w:r>
+      <w:proofErr w:type="spellEnd"/>
+      <w:r>
+        <w:rPr>
+          <w:b w:val="0"/>
+          <w:sz w:val="22"/>
+          <w:szCs w:val="22"/>
+          <w:u w:val="none"/>
+        </w:rPr>
+        <w:t xml:space="preserve"> dan </w:t>
+      </w:r>
+      <w:proofErr w:type="spellStart"/>
+      <w:r>
+        <w:rPr>
+          <w:b w:val="0"/>
+          <w:sz w:val="22"/>
+          <w:szCs w:val="22"/>
+          <w:u w:val="none"/>
+        </w:rPr>
+        <w:t>dinyatakan</w:t>
+      </w:r>
+      <w:proofErr w:type="spellEnd"/>
       <w:r>
         <w:rPr>
           <w:b w:val="0"/>
@@ -810,8 +1326,20 @@
           <w:u w:val="none"/>
           <w:lang w:val="en-GB"/>
         </w:rPr>
-        <w:t>-benar</w:t>
-      </w:r>
+        <w:t>-</w:t>
+      </w:r>
+      <w:proofErr w:type="spellStart"/>
+      <w:r>
+        <w:rPr>
+          <w:b w:val="0"/>
+          <w:sz w:val="22"/>
+          <w:szCs w:val="22"/>
+          <w:u w:val="none"/>
+          <w:lang w:val="en-GB"/>
+        </w:rPr>
+        <w:t>benar</w:t>
+      </w:r>
+      <w:proofErr w:type="spellEnd"/>
       <w:r>
         <w:rPr>
           <w:b w:val="0"/>
@@ -906,14 +1434,25 @@
         </w:rPr>
         <w:t xml:space="preserve"> </w:t>
       </w:r>
-      <w:r>
-        <w:rPr>
-          <w:b w:val="0"/>
-          <w:sz w:val="24"/>
-          <w:szCs w:val="24"/>
-          <w:u w:val="none"/>
-        </w:rPr>
-        <w:t>Maret 2026</w:t>
+      <w:proofErr w:type="spellStart"/>
+      <w:r>
+        <w:rPr>
+          <w:b w:val="0"/>
+          <w:sz w:val="24"/>
+          <w:szCs w:val="24"/>
+          <w:u w:val="none"/>
+        </w:rPr>
+        <w:t>Maret</w:t>
+      </w:r>
+      <w:proofErr w:type="spellEnd"/>
+      <w:r>
+        <w:rPr>
+          <w:b w:val="0"/>
+          <w:sz w:val="24"/>
+          <w:szCs w:val="24"/>
+          <w:u w:val="none"/>
+        </w:rPr>
+        <w:t xml:space="preserve"> 2026</w:t>
       </w:r>
     </w:p>
     <w:p>
@@ -951,15 +1490,28 @@
         </w:rPr>
         <w:tab/>
       </w:r>
-      <w:r>
-        <w:rPr>
-          <w:b w:val="0"/>
-          <w:sz w:val="22"/>
-          <w:szCs w:val="22"/>
-          <w:u w:val="none"/>
-        </w:rPr>
-        <w:t>Pelaksana :</w:t>
-      </w:r>
+      <w:proofErr w:type="spellStart"/>
+      <w:proofErr w:type="gramStart"/>
+      <w:r>
+        <w:rPr>
+          <w:b w:val="0"/>
+          <w:sz w:val="22"/>
+          <w:szCs w:val="22"/>
+          <w:u w:val="none"/>
+        </w:rPr>
+        <w:t>Pelaksana</w:t>
+      </w:r>
+      <w:proofErr w:type="spellEnd"/>
+      <w:r>
+        <w:rPr>
+          <w:b w:val="0"/>
+          <w:sz w:val="22"/>
+          <w:szCs w:val="22"/>
+          <w:u w:val="none"/>
+        </w:rPr>
+        <w:t xml:space="preserve"> :</w:t>
+      </w:r>
+      <w:proofErr w:type="gramEnd"/>
     </w:p>
     <w:p>
       <w:pPr>
@@ -1030,14 +1582,45 @@
           <w:lang w:val="id-ID"/>
         </w:rPr>
       </w:pPr>
-      <w:r>
-        <w:rPr>
-          <w:b w:val="0"/>
-          <w:sz w:val="22"/>
-          <w:szCs w:val="22"/>
-          <w:u w:val="none"/>
-        </w:rPr>
-        <w:t>Rizky Wira H</w:t>
+      <w:proofErr w:type="spellStart"/>
+      <w:r>
+        <w:rPr>
+          <w:b w:val="0"/>
+          <w:sz w:val="22"/>
+          <w:szCs w:val="22"/>
+          <w:u w:val="none"/>
+        </w:rPr>
+        <w:t>Rizky</w:t>
+      </w:r>
+      <w:proofErr w:type="spellEnd"/>
+      <w:r>
+        <w:rPr>
+          <w:b w:val="0"/>
+          <w:sz w:val="22"/>
+          <w:szCs w:val="22"/>
+          <w:u w:val="none"/>
+        </w:rPr>
+        <w:t xml:space="preserve"> </w:t>
+      </w:r>
+      <w:proofErr w:type="spellStart"/>
+      <w:r>
+        <w:rPr>
+          <w:b w:val="0"/>
+          <w:sz w:val="22"/>
+          <w:szCs w:val="22"/>
+          <w:u w:val="none"/>
+        </w:rPr>
+        <w:t>Wira</w:t>
+      </w:r>
+      <w:proofErr w:type="spellEnd"/>
+      <w:r>
+        <w:rPr>
+          <w:b w:val="0"/>
+          <w:sz w:val="22"/>
+          <w:szCs w:val="22"/>
+          <w:u w:val="none"/>
+        </w:rPr>
+        <w:t xml:space="preserve"> H</w:t>
       </w:r>
     </w:p>
     <w:p>
@@ -1173,12 +1756,37 @@
                                 <w:szCs w:val="24"/>
                               </w:rPr>
                             </w:pPr>
+                            <w:proofErr w:type="gramStart"/>
                             <w:r>
                               <w:rPr>
                                 <w:sz w:val="24"/>
                                 <w:szCs w:val="24"/>
                               </w:rPr>
-                              <w:t>{{ jab_kiri }}</w:t>
+                              <w:t xml:space="preserve">{{ </w:t>
+                            </w:r>
+                            <w:proofErr w:type="spellStart"/>
+                            <w:r>
+                              <w:rPr>
+                                <w:sz w:val="24"/>
+                                <w:szCs w:val="24"/>
+                              </w:rPr>
+                              <w:t>jab</w:t>
+                            </w:r>
+                            <w:proofErr w:type="gramEnd"/>
+                            <w:r>
+                              <w:rPr>
+                                <w:sz w:val="24"/>
+                                <w:szCs w:val="24"/>
+                              </w:rPr>
+                              <w:t>_kiri</w:t>
+                            </w:r>
+                            <w:proofErr w:type="spellEnd"/>
+                            <w:r>
+                              <w:rPr>
+                                <w:sz w:val="24"/>
+                                <w:szCs w:val="24"/>
+                              </w:rPr>
+                              <w:t xml:space="preserve"> }}</w:t>
                             </w:r>
                           </w:p>
                           <w:p>
@@ -1198,6 +1806,38 @@
                                 <w:szCs w:val="24"/>
                               </w:rPr>
                             </w:pPr>
+                            <w:proofErr w:type="gramStart"/>
+                            <w:r>
+                              <w:rPr>
+                                <w:sz w:val="24"/>
+                                <w:szCs w:val="24"/>
+                              </w:rPr>
+                              <w:t xml:space="preserve">{{ </w:t>
+                            </w:r>
+                            <w:proofErr w:type="spellStart"/>
+                            <w:r>
+                              <w:rPr>
+                                <w:sz w:val="24"/>
+                                <w:szCs w:val="24"/>
+                              </w:rPr>
+                              <w:t>ttd</w:t>
+                            </w:r>
+                            <w:proofErr w:type="gramEnd"/>
+                            <w:r>
+                              <w:rPr>
+                                <w:sz w:val="24"/>
+                                <w:szCs w:val="24"/>
+                              </w:rPr>
+                              <w:t>_kiri</w:t>
+                            </w:r>
+                            <w:proofErr w:type="spellEnd"/>
+                            <w:r>
+                              <w:rPr>
+                                <w:sz w:val="24"/>
+                                <w:szCs w:val="24"/>
+                              </w:rPr>
+                              <w:t xml:space="preserve"> }}</w:t>
+                            </w:r>
                           </w:p>
                           <w:p>
                             <w:pPr>
@@ -1207,13 +1847,6 @@
                                 <w:szCs w:val="24"/>
                               </w:rPr>
                             </w:pPr>
-                            <w:r>
-                              <w:rPr>
-                                <w:sz w:val="24"/>
-                                <w:szCs w:val="24"/>
-                              </w:rPr>
-                              <w:t>{{ ttd_kiri }}</w:t>
-                            </w:r>
                           </w:p>
                           <w:p>
                             <w:pPr>
@@ -1243,6 +1876,7 @@
                                 <w:szCs w:val="24"/>
                               </w:rPr>
                             </w:pPr>
+                            <w:proofErr w:type="gramStart"/>
                             <w:r>
                               <w:rPr>
                                 <w:b/>
@@ -1250,7 +1884,37 @@
                                 <w:sz w:val="24"/>
                                 <w:szCs w:val="24"/>
                               </w:rPr>
-                              <w:t>{{ nama_kiri }}</w:t>
+                              <w:t xml:space="preserve">{{ </w:t>
+                            </w:r>
+                            <w:proofErr w:type="spellStart"/>
+                            <w:r>
+                              <w:rPr>
+                                <w:b/>
+                                <w:bCs/>
+                                <w:sz w:val="24"/>
+                                <w:szCs w:val="24"/>
+                              </w:rPr>
+                              <w:t>nama</w:t>
+                            </w:r>
+                            <w:proofErr w:type="gramEnd"/>
+                            <w:r>
+                              <w:rPr>
+                                <w:b/>
+                                <w:bCs/>
+                                <w:sz w:val="24"/>
+                                <w:szCs w:val="24"/>
+                              </w:rPr>
+                              <w:t>_kiri</w:t>
+                            </w:r>
+                            <w:proofErr w:type="spellEnd"/>
+                            <w:r>
+                              <w:rPr>
+                                <w:b/>
+                                <w:bCs/>
+                                <w:sz w:val="24"/>
+                                <w:szCs w:val="24"/>
+                              </w:rPr>
+                              <w:t xml:space="preserve"> }}</w:t>
                             </w:r>
                           </w:p>
                         </w:txbxContent>
@@ -1287,12 +1951,37 @@
                           <w:szCs w:val="24"/>
                         </w:rPr>
                       </w:pPr>
+                      <w:proofErr w:type="gramStart"/>
                       <w:r>
                         <w:rPr>
                           <w:sz w:val="24"/>
                           <w:szCs w:val="24"/>
                         </w:rPr>
-                        <w:t>{{ jab_kiri }}</w:t>
+                        <w:t xml:space="preserve">{{ </w:t>
+                      </w:r>
+                      <w:proofErr w:type="spellStart"/>
+                      <w:r>
+                        <w:rPr>
+                          <w:sz w:val="24"/>
+                          <w:szCs w:val="24"/>
+                        </w:rPr>
+                        <w:t>jab</w:t>
+                      </w:r>
+                      <w:proofErr w:type="gramEnd"/>
+                      <w:r>
+                        <w:rPr>
+                          <w:sz w:val="24"/>
+                          <w:szCs w:val="24"/>
+                        </w:rPr>
+                        <w:t>_kiri</w:t>
+                      </w:r>
+                      <w:proofErr w:type="spellEnd"/>
+                      <w:r>
+                        <w:rPr>
+                          <w:sz w:val="24"/>
+                          <w:szCs w:val="24"/>
+                        </w:rPr>
+                        <w:t xml:space="preserve"> }}</w:t>
                       </w:r>
                     </w:p>
                     <w:p>
@@ -1312,6 +2001,38 @@
                           <w:szCs w:val="24"/>
                         </w:rPr>
                       </w:pPr>
+                      <w:proofErr w:type="gramStart"/>
+                      <w:r>
+                        <w:rPr>
+                          <w:sz w:val="24"/>
+                          <w:szCs w:val="24"/>
+                        </w:rPr>
+                        <w:t xml:space="preserve">{{ </w:t>
+                      </w:r>
+                      <w:proofErr w:type="spellStart"/>
+                      <w:r>
+                        <w:rPr>
+                          <w:sz w:val="24"/>
+                          <w:szCs w:val="24"/>
+                        </w:rPr>
+                        <w:t>ttd</w:t>
+                      </w:r>
+                      <w:proofErr w:type="gramEnd"/>
+                      <w:r>
+                        <w:rPr>
+                          <w:sz w:val="24"/>
+                          <w:szCs w:val="24"/>
+                        </w:rPr>
+                        <w:t>_kiri</w:t>
+                      </w:r>
+                      <w:proofErr w:type="spellEnd"/>
+                      <w:r>
+                        <w:rPr>
+                          <w:sz w:val="24"/>
+                          <w:szCs w:val="24"/>
+                        </w:rPr>
+                        <w:t xml:space="preserve"> }}</w:t>
+                      </w:r>
                     </w:p>
                     <w:p>
                       <w:pPr>
@@ -1321,13 +2042,6 @@
                           <w:szCs w:val="24"/>
                         </w:rPr>
                       </w:pPr>
-                      <w:r>
-                        <w:rPr>
-                          <w:sz w:val="24"/>
-                          <w:szCs w:val="24"/>
-                        </w:rPr>
-                        <w:t>{{ ttd_kiri }}</w:t>
-                      </w:r>
                     </w:p>
                     <w:p>
                       <w:pPr>
@@ -1357,6 +2071,7 @@
                           <w:szCs w:val="24"/>
                         </w:rPr>
                       </w:pPr>
+                      <w:proofErr w:type="gramStart"/>
                       <w:r>
                         <w:rPr>
                           <w:b/>
@@ -1364,7 +2079,37 @@
                           <w:sz w:val="24"/>
                           <w:szCs w:val="24"/>
                         </w:rPr>
-                        <w:t>{{ nama_kiri }}</w:t>
+                        <w:t xml:space="preserve">{{ </w:t>
+                      </w:r>
+                      <w:proofErr w:type="spellStart"/>
+                      <w:r>
+                        <w:rPr>
+                          <w:b/>
+                          <w:bCs/>
+                          <w:sz w:val="24"/>
+                          <w:szCs w:val="24"/>
+                        </w:rPr>
+                        <w:t>nama</w:t>
+                      </w:r>
+                      <w:proofErr w:type="gramEnd"/>
+                      <w:r>
+                        <w:rPr>
+                          <w:b/>
+                          <w:bCs/>
+                          <w:sz w:val="24"/>
+                          <w:szCs w:val="24"/>
+                        </w:rPr>
+                        <w:t>_kiri</w:t>
+                      </w:r>
+                      <w:proofErr w:type="spellEnd"/>
+                      <w:r>
+                        <w:rPr>
+                          <w:b/>
+                          <w:bCs/>
+                          <w:sz w:val="24"/>
+                          <w:szCs w:val="24"/>
+                        </w:rPr>
+                        <w:t xml:space="preserve"> }}</w:t>
                       </w:r>
                     </w:p>
                   </w:txbxContent>
@@ -1443,12 +2188,37 @@
                                 <w:szCs w:val="24"/>
                               </w:rPr>
                             </w:pPr>
+                            <w:proofErr w:type="gramStart"/>
                             <w:r>
                               <w:rPr>
                                 <w:sz w:val="24"/>
                                 <w:szCs w:val="24"/>
                               </w:rPr>
-                              <w:t>{{ jab_kanan }}</w:t>
+                              <w:t xml:space="preserve">{{ </w:t>
+                            </w:r>
+                            <w:proofErr w:type="spellStart"/>
+                            <w:r>
+                              <w:rPr>
+                                <w:sz w:val="24"/>
+                                <w:szCs w:val="24"/>
+                              </w:rPr>
+                              <w:t>jab</w:t>
+                            </w:r>
+                            <w:proofErr w:type="gramEnd"/>
+                            <w:r>
+                              <w:rPr>
+                                <w:sz w:val="24"/>
+                                <w:szCs w:val="24"/>
+                              </w:rPr>
+                              <w:t>_kanan</w:t>
+                            </w:r>
+                            <w:proofErr w:type="spellEnd"/>
+                            <w:r>
+                              <w:rPr>
+                                <w:sz w:val="24"/>
+                                <w:szCs w:val="24"/>
+                              </w:rPr>
+                              <w:t xml:space="preserve"> }}</w:t>
                             </w:r>
                           </w:p>
                           <w:p>
@@ -1468,6 +2238,38 @@
                                 <w:szCs w:val="24"/>
                               </w:rPr>
                             </w:pPr>
+                            <w:proofErr w:type="gramStart"/>
+                            <w:r>
+                              <w:rPr>
+                                <w:sz w:val="24"/>
+                                <w:szCs w:val="24"/>
+                              </w:rPr>
+                              <w:t xml:space="preserve">{{ </w:t>
+                            </w:r>
+                            <w:proofErr w:type="spellStart"/>
+                            <w:r>
+                              <w:rPr>
+                                <w:sz w:val="24"/>
+                                <w:szCs w:val="24"/>
+                              </w:rPr>
+                              <w:t>ttd</w:t>
+                            </w:r>
+                            <w:proofErr w:type="gramEnd"/>
+                            <w:r>
+                              <w:rPr>
+                                <w:sz w:val="24"/>
+                                <w:szCs w:val="24"/>
+                              </w:rPr>
+                              <w:t>_kanan</w:t>
+                            </w:r>
+                            <w:proofErr w:type="spellEnd"/>
+                            <w:r>
+                              <w:rPr>
+                                <w:sz w:val="24"/>
+                                <w:szCs w:val="24"/>
+                              </w:rPr>
+                              <w:t xml:space="preserve"> }}</w:t>
+                            </w:r>
                           </w:p>
                           <w:p>
                             <w:pPr>
@@ -1477,13 +2279,6 @@
                                 <w:szCs w:val="24"/>
                               </w:rPr>
                             </w:pPr>
-                            <w:r>
-                              <w:rPr>
-                                <w:sz w:val="24"/>
-                                <w:szCs w:val="24"/>
-                              </w:rPr>
-                              <w:t>{{ ttd_kanan }}</w:t>
-                            </w:r>
                           </w:p>
                           <w:p>
                             <w:pPr>
@@ -1513,6 +2308,7 @@
                                 <w:szCs w:val="24"/>
                               </w:rPr>
                             </w:pPr>
+                            <w:proofErr w:type="gramStart"/>
                             <w:r>
                               <w:rPr>
                                 <w:b/>
@@ -1520,7 +2316,37 @@
                                 <w:sz w:val="24"/>
                                 <w:szCs w:val="24"/>
                               </w:rPr>
-                              <w:t>{{ nama_kanan }}</w:t>
+                              <w:t xml:space="preserve">{{ </w:t>
+                            </w:r>
+                            <w:proofErr w:type="spellStart"/>
+                            <w:r>
+                              <w:rPr>
+                                <w:b/>
+                                <w:bCs/>
+                                <w:sz w:val="24"/>
+                                <w:szCs w:val="24"/>
+                              </w:rPr>
+                              <w:t>nama</w:t>
+                            </w:r>
+                            <w:proofErr w:type="gramEnd"/>
+                            <w:r>
+                              <w:rPr>
+                                <w:b/>
+                                <w:bCs/>
+                                <w:sz w:val="24"/>
+                                <w:szCs w:val="24"/>
+                              </w:rPr>
+                              <w:t>_kanan</w:t>
+                            </w:r>
+                            <w:proofErr w:type="spellEnd"/>
+                            <w:r>
+                              <w:rPr>
+                                <w:b/>
+                                <w:bCs/>
+                                <w:sz w:val="24"/>
+                                <w:szCs w:val="24"/>
+                              </w:rPr>
+                              <w:t xml:space="preserve"> }}</w:t>
                             </w:r>
                           </w:p>
                         </w:txbxContent>
@@ -1553,12 +2379,37 @@
                           <w:szCs w:val="24"/>
                         </w:rPr>
                       </w:pPr>
+                      <w:proofErr w:type="gramStart"/>
                       <w:r>
                         <w:rPr>
                           <w:sz w:val="24"/>
                           <w:szCs w:val="24"/>
                         </w:rPr>
-                        <w:t>{{ jab_kanan }}</w:t>
+                        <w:t xml:space="preserve">{{ </w:t>
+                      </w:r>
+                      <w:proofErr w:type="spellStart"/>
+                      <w:r>
+                        <w:rPr>
+                          <w:sz w:val="24"/>
+                          <w:szCs w:val="24"/>
+                        </w:rPr>
+                        <w:t>jab</w:t>
+                      </w:r>
+                      <w:proofErr w:type="gramEnd"/>
+                      <w:r>
+                        <w:rPr>
+                          <w:sz w:val="24"/>
+                          <w:szCs w:val="24"/>
+                        </w:rPr>
+                        <w:t>_kanan</w:t>
+                      </w:r>
+                      <w:proofErr w:type="spellEnd"/>
+                      <w:r>
+                        <w:rPr>
+                          <w:sz w:val="24"/>
+                          <w:szCs w:val="24"/>
+                        </w:rPr>
+                        <w:t xml:space="preserve"> }}</w:t>
                       </w:r>
                     </w:p>
                     <w:p>
@@ -1578,6 +2429,38 @@
                           <w:szCs w:val="24"/>
                         </w:rPr>
                       </w:pPr>
+                      <w:proofErr w:type="gramStart"/>
+                      <w:r>
+                        <w:rPr>
+                          <w:sz w:val="24"/>
+                          <w:szCs w:val="24"/>
+                        </w:rPr>
+                        <w:t xml:space="preserve">{{ </w:t>
+                      </w:r>
+                      <w:proofErr w:type="spellStart"/>
+                      <w:r>
+                        <w:rPr>
+                          <w:sz w:val="24"/>
+                          <w:szCs w:val="24"/>
+                        </w:rPr>
+                        <w:t>ttd</w:t>
+                      </w:r>
+                      <w:proofErr w:type="gramEnd"/>
+                      <w:r>
+                        <w:rPr>
+                          <w:sz w:val="24"/>
+                          <w:szCs w:val="24"/>
+                        </w:rPr>
+                        <w:t>_kanan</w:t>
+                      </w:r>
+                      <w:proofErr w:type="spellEnd"/>
+                      <w:r>
+                        <w:rPr>
+                          <w:sz w:val="24"/>
+                          <w:szCs w:val="24"/>
+                        </w:rPr>
+                        <w:t xml:space="preserve"> }}</w:t>
+                      </w:r>
                     </w:p>
                     <w:p>
                       <w:pPr>
@@ -1587,13 +2470,6 @@
                           <w:szCs w:val="24"/>
                         </w:rPr>
                       </w:pPr>
-                      <w:r>
-                        <w:rPr>
-                          <w:sz w:val="24"/>
-                          <w:szCs w:val="24"/>
-                        </w:rPr>
-                        <w:t>{{ ttd_kanan }}</w:t>
-                      </w:r>
                     </w:p>
                     <w:p>
                       <w:pPr>
@@ -1623,6 +2499,7 @@
                           <w:szCs w:val="24"/>
                         </w:rPr>
                       </w:pPr>
+                      <w:proofErr w:type="gramStart"/>
                       <w:r>
                         <w:rPr>
                           <w:b/>
@@ -1630,7 +2507,37 @@
                           <w:sz w:val="24"/>
                           <w:szCs w:val="24"/>
                         </w:rPr>
-                        <w:t>{{ nama_kanan }}</w:t>
+                        <w:t xml:space="preserve">{{ </w:t>
+                      </w:r>
+                      <w:proofErr w:type="spellStart"/>
+                      <w:r>
+                        <w:rPr>
+                          <w:b/>
+                          <w:bCs/>
+                          <w:sz w:val="24"/>
+                          <w:szCs w:val="24"/>
+                        </w:rPr>
+                        <w:t>nama</w:t>
+                      </w:r>
+                      <w:proofErr w:type="gramEnd"/>
+                      <w:r>
+                        <w:rPr>
+                          <w:b/>
+                          <w:bCs/>
+                          <w:sz w:val="24"/>
+                          <w:szCs w:val="24"/>
+                        </w:rPr>
+                        <w:t>_kanan</w:t>
+                      </w:r>
+                      <w:proofErr w:type="spellEnd"/>
+                      <w:r>
+                        <w:rPr>
+                          <w:b/>
+                          <w:bCs/>
+                          <w:sz w:val="24"/>
+                          <w:szCs w:val="24"/>
+                        </w:rPr>
+                        <w:t xml:space="preserve"> }}</w:t>
                       </w:r>
                     </w:p>
                   </w:txbxContent>
@@ -1709,12 +2616,37 @@
                                 <w:szCs w:val="24"/>
                               </w:rPr>
                             </w:pPr>
+                            <w:proofErr w:type="gramStart"/>
                             <w:r>
                               <w:rPr>
                                 <w:sz w:val="24"/>
                                 <w:szCs w:val="24"/>
                               </w:rPr>
-                              <w:t>{{ jab_tengah }}</w:t>
+                              <w:t xml:space="preserve">{{ </w:t>
+                            </w:r>
+                            <w:proofErr w:type="spellStart"/>
+                            <w:r>
+                              <w:rPr>
+                                <w:sz w:val="24"/>
+                                <w:szCs w:val="24"/>
+                              </w:rPr>
+                              <w:t>jab</w:t>
+                            </w:r>
+                            <w:proofErr w:type="gramEnd"/>
+                            <w:r>
+                              <w:rPr>
+                                <w:sz w:val="24"/>
+                                <w:szCs w:val="24"/>
+                              </w:rPr>
+                              <w:t>_tengah</w:t>
+                            </w:r>
+                            <w:proofErr w:type="spellEnd"/>
+                            <w:r>
+                              <w:rPr>
+                                <w:sz w:val="24"/>
+                                <w:szCs w:val="24"/>
+                              </w:rPr>
+                              <w:t xml:space="preserve"> }}</w:t>
                             </w:r>
                           </w:p>
                           <w:p>
@@ -1734,6 +2666,38 @@
                                 <w:szCs w:val="24"/>
                               </w:rPr>
                             </w:pPr>
+                            <w:proofErr w:type="gramStart"/>
+                            <w:r>
+                              <w:rPr>
+                                <w:sz w:val="24"/>
+                                <w:szCs w:val="24"/>
+                              </w:rPr>
+                              <w:t xml:space="preserve">{{ </w:t>
+                            </w:r>
+                            <w:proofErr w:type="spellStart"/>
+                            <w:r>
+                              <w:rPr>
+                                <w:sz w:val="24"/>
+                                <w:szCs w:val="24"/>
+                              </w:rPr>
+                              <w:t>ttd</w:t>
+                            </w:r>
+                            <w:proofErr w:type="gramEnd"/>
+                            <w:r>
+                              <w:rPr>
+                                <w:sz w:val="24"/>
+                                <w:szCs w:val="24"/>
+                              </w:rPr>
+                              <w:t>_tengah</w:t>
+                            </w:r>
+                            <w:proofErr w:type="spellEnd"/>
+                            <w:r>
+                              <w:rPr>
+                                <w:sz w:val="24"/>
+                                <w:szCs w:val="24"/>
+                              </w:rPr>
+                              <w:t xml:space="preserve"> }}</w:t>
+                            </w:r>
                           </w:p>
                           <w:p>
                             <w:pPr>
@@ -1743,13 +2707,6 @@
                                 <w:szCs w:val="24"/>
                               </w:rPr>
                             </w:pPr>
-                            <w:r>
-                              <w:rPr>
-                                <w:sz w:val="24"/>
-                                <w:szCs w:val="24"/>
-                              </w:rPr>
-                              <w:t>{{ ttd_tengah }}</w:t>
-                            </w:r>
                           </w:p>
                           <w:p>
                             <w:pPr>
@@ -1779,6 +2736,7 @@
                                 <w:szCs w:val="24"/>
                               </w:rPr>
                             </w:pPr>
+                            <w:proofErr w:type="gramStart"/>
                             <w:r>
                               <w:rPr>
                                 <w:b/>
@@ -1786,7 +2744,37 @@
                                 <w:sz w:val="24"/>
                                 <w:szCs w:val="24"/>
                               </w:rPr>
-                              <w:t>{{ nama_tengah }}</w:t>
+                              <w:t xml:space="preserve">{{ </w:t>
+                            </w:r>
+                            <w:proofErr w:type="spellStart"/>
+                            <w:r>
+                              <w:rPr>
+                                <w:b/>
+                                <w:bCs/>
+                                <w:sz w:val="24"/>
+                                <w:szCs w:val="24"/>
+                              </w:rPr>
+                              <w:t>nama</w:t>
+                            </w:r>
+                            <w:proofErr w:type="gramEnd"/>
+                            <w:r>
+                              <w:rPr>
+                                <w:b/>
+                                <w:bCs/>
+                                <w:sz w:val="24"/>
+                                <w:szCs w:val="24"/>
+                              </w:rPr>
+                              <w:t>_tengah</w:t>
+                            </w:r>
+                            <w:proofErr w:type="spellEnd"/>
+                            <w:r>
+                              <w:rPr>
+                                <w:b/>
+                                <w:bCs/>
+                                <w:sz w:val="24"/>
+                                <w:szCs w:val="24"/>
+                              </w:rPr>
+                              <w:t xml:space="preserve"> }}</w:t>
                             </w:r>
                           </w:p>
                         </w:txbxContent>
@@ -1819,12 +2807,37 @@
                           <w:szCs w:val="24"/>
                         </w:rPr>
                       </w:pPr>
+                      <w:proofErr w:type="gramStart"/>
                       <w:r>
                         <w:rPr>
                           <w:sz w:val="24"/>
                           <w:szCs w:val="24"/>
                         </w:rPr>
-                        <w:t>{{ jab_tengah }}</w:t>
+                        <w:t xml:space="preserve">{{ </w:t>
+                      </w:r>
+                      <w:proofErr w:type="spellStart"/>
+                      <w:r>
+                        <w:rPr>
+                          <w:sz w:val="24"/>
+                          <w:szCs w:val="24"/>
+                        </w:rPr>
+                        <w:t>jab</w:t>
+                      </w:r>
+                      <w:proofErr w:type="gramEnd"/>
+                      <w:r>
+                        <w:rPr>
+                          <w:sz w:val="24"/>
+                          <w:szCs w:val="24"/>
+                        </w:rPr>
+                        <w:t>_tengah</w:t>
+                      </w:r>
+                      <w:proofErr w:type="spellEnd"/>
+                      <w:r>
+                        <w:rPr>
+                          <w:sz w:val="24"/>
+                          <w:szCs w:val="24"/>
+                        </w:rPr>
+                        <w:t xml:space="preserve"> }}</w:t>
                       </w:r>
                     </w:p>
                     <w:p>
@@ -1844,6 +2857,38 @@
                           <w:szCs w:val="24"/>
                         </w:rPr>
                       </w:pPr>
+                      <w:proofErr w:type="gramStart"/>
+                      <w:r>
+                        <w:rPr>
+                          <w:sz w:val="24"/>
+                          <w:szCs w:val="24"/>
+                        </w:rPr>
+                        <w:t xml:space="preserve">{{ </w:t>
+                      </w:r>
+                      <w:proofErr w:type="spellStart"/>
+                      <w:r>
+                        <w:rPr>
+                          <w:sz w:val="24"/>
+                          <w:szCs w:val="24"/>
+                        </w:rPr>
+                        <w:t>ttd</w:t>
+                      </w:r>
+                      <w:proofErr w:type="gramEnd"/>
+                      <w:r>
+                        <w:rPr>
+                          <w:sz w:val="24"/>
+                          <w:szCs w:val="24"/>
+                        </w:rPr>
+                        <w:t>_tengah</w:t>
+                      </w:r>
+                      <w:proofErr w:type="spellEnd"/>
+                      <w:r>
+                        <w:rPr>
+                          <w:sz w:val="24"/>
+                          <w:szCs w:val="24"/>
+                        </w:rPr>
+                        <w:t xml:space="preserve"> }}</w:t>
+                      </w:r>
                     </w:p>
                     <w:p>
                       <w:pPr>
@@ -1853,13 +2898,6 @@
                           <w:szCs w:val="24"/>
                         </w:rPr>
                       </w:pPr>
-                      <w:r>
-                        <w:rPr>
-                          <w:sz w:val="24"/>
-                          <w:szCs w:val="24"/>
-                        </w:rPr>
-                        <w:t>{{ ttd_tengah }}</w:t>
-                      </w:r>
                     </w:p>
                     <w:p>
                       <w:pPr>
@@ -1889,6 +2927,7 @@
                           <w:szCs w:val="24"/>
                         </w:rPr>
                       </w:pPr>
+                      <w:proofErr w:type="gramStart"/>
                       <w:r>
                         <w:rPr>
                           <w:b/>
@@ -1896,7 +2935,37 @@
                           <w:sz w:val="24"/>
                           <w:szCs w:val="24"/>
                         </w:rPr>
-                        <w:t>{{ nama_tengah }}</w:t>
+                        <w:t xml:space="preserve">{{ </w:t>
+                      </w:r>
+                      <w:proofErr w:type="spellStart"/>
+                      <w:r>
+                        <w:rPr>
+                          <w:b/>
+                          <w:bCs/>
+                          <w:sz w:val="24"/>
+                          <w:szCs w:val="24"/>
+                        </w:rPr>
+                        <w:t>nama</w:t>
+                      </w:r>
+                      <w:proofErr w:type="gramEnd"/>
+                      <w:r>
+                        <w:rPr>
+                          <w:b/>
+                          <w:bCs/>
+                          <w:sz w:val="24"/>
+                          <w:szCs w:val="24"/>
+                        </w:rPr>
+                        <w:t>_tengah</w:t>
+                      </w:r>
+                      <w:proofErr w:type="spellEnd"/>
+                      <w:r>
+                        <w:rPr>
+                          <w:b/>
+                          <w:bCs/>
+                          <w:sz w:val="24"/>
+                          <w:szCs w:val="24"/>
+                        </w:rPr>
+                        <w:t xml:space="preserve"> }}</w:t>
                       </w:r>
                     </w:p>
                   </w:txbxContent>
@@ -2100,7 +3169,27 @@
           <w:szCs w:val="24"/>
           <w:u w:val="none"/>
         </w:rPr>
-        <w:t xml:space="preserve">AVR Trafo #1 </w:t>
+        <w:t xml:space="preserve">AVR </w:t>
+      </w:r>
+      <w:proofErr w:type="spellStart"/>
+      <w:r>
+        <w:rPr>
+          <w:b w:val="0"/>
+          <w:sz w:val="24"/>
+          <w:szCs w:val="24"/>
+          <w:u w:val="none"/>
+        </w:rPr>
+        <w:t>Trafo</w:t>
+      </w:r>
+      <w:proofErr w:type="spellEnd"/>
+      <w:r>
+        <w:rPr>
+          <w:b w:val="0"/>
+          <w:sz w:val="24"/>
+          <w:szCs w:val="24"/>
+          <w:u w:val="none"/>
+        </w:rPr>
+        <w:t xml:space="preserve"> #1 </w:t>
       </w:r>
       <w:r>
         <w:rPr>
@@ -2127,8 +3216,19 @@
           <w:szCs w:val="24"/>
           <w:u w:val="none"/>
         </w:rPr>
-        <w:t>New Tambun</w:t>
-      </w:r>
+        <w:t xml:space="preserve">New </w:t>
+      </w:r>
+      <w:proofErr w:type="spellStart"/>
+      <w:r>
+        <w:rPr>
+          <w:b w:val="0"/>
+          <w:sz w:val="24"/>
+          <w:szCs w:val="24"/>
+          <w:u w:val="none"/>
+        </w:rPr>
+        <w:t>Tambun</w:t>
+      </w:r>
+      <w:proofErr w:type="spellEnd"/>
     </w:p>
     <w:p>
       <w:pPr>
@@ -2188,19 +3288,60 @@
           <w:szCs w:val="24"/>
         </w:rPr>
       </w:pPr>
-      <w:r>
-        <w:rPr>
-          <w:sz w:val="24"/>
-          <w:szCs w:val="24"/>
-        </w:rPr>
-        <w:t xml:space="preserve">Melakukan pengecekan </w:t>
-      </w:r>
-      <w:r>
-        <w:rPr>
-          <w:sz w:val="24"/>
-          <w:szCs w:val="24"/>
-        </w:rPr>
-        <w:t xml:space="preserve">setting yang terpasang </w:t>
+      <w:proofErr w:type="spellStart"/>
+      <w:r>
+        <w:rPr>
+          <w:sz w:val="24"/>
+          <w:szCs w:val="24"/>
+        </w:rPr>
+        <w:t>Melakukan</w:t>
+      </w:r>
+      <w:proofErr w:type="spellEnd"/>
+      <w:r>
+        <w:rPr>
+          <w:sz w:val="24"/>
+          <w:szCs w:val="24"/>
+        </w:rPr>
+        <w:t xml:space="preserve"> </w:t>
+      </w:r>
+      <w:proofErr w:type="spellStart"/>
+      <w:r>
+        <w:rPr>
+          <w:sz w:val="24"/>
+          <w:szCs w:val="24"/>
+        </w:rPr>
+        <w:t>pengecekan</w:t>
+      </w:r>
+      <w:proofErr w:type="spellEnd"/>
+      <w:r>
+        <w:rPr>
+          <w:sz w:val="24"/>
+          <w:szCs w:val="24"/>
+        </w:rPr>
+        <w:t xml:space="preserve"> </w:t>
+      </w:r>
+      <w:r>
+        <w:rPr>
+          <w:sz w:val="24"/>
+          <w:szCs w:val="24"/>
+        </w:rPr>
+        <w:t xml:space="preserve">setting yang </w:t>
+      </w:r>
+      <w:proofErr w:type="spellStart"/>
+      <w:r>
+        <w:rPr>
+          <w:sz w:val="24"/>
+          <w:szCs w:val="24"/>
+        </w:rPr>
+        <w:t>terpasang</w:t>
+      </w:r>
+      <w:proofErr w:type="spellEnd"/>
+      <w:r>
+        <w:rPr>
+          <w:sz w:val="24"/>
+          <w:szCs w:val="24"/>
+        </w:rPr>
+        <w:t xml:space="preserve"> </w:t>
       </w:r>
     </w:p>
     <w:p>
@@ -2219,12 +3360,21 @@
           <w:szCs w:val="24"/>
         </w:rPr>
       </w:pPr>
-      <w:r>
-        <w:rPr>
-          <w:sz w:val="24"/>
-          <w:szCs w:val="24"/>
-        </w:rPr>
-        <w:t xml:space="preserve">Melakukan Resetting </w:t>
+      <w:proofErr w:type="spellStart"/>
+      <w:r>
+        <w:rPr>
+          <w:sz w:val="24"/>
+          <w:szCs w:val="24"/>
+        </w:rPr>
+        <w:t>Melakukan</w:t>
+      </w:r>
+      <w:proofErr w:type="spellEnd"/>
+      <w:r>
+        <w:rPr>
+          <w:sz w:val="24"/>
+          <w:szCs w:val="24"/>
+        </w:rPr>
+        <w:t xml:space="preserve"> Resetting </w:t>
       </w:r>
       <w:r>
         <w:rPr>
@@ -2250,12 +3400,85 @@
           <w:szCs w:val="24"/>
         </w:rPr>
       </w:pPr>
-      <w:r>
-        <w:rPr>
-          <w:sz w:val="24"/>
-          <w:szCs w:val="24"/>
-        </w:rPr>
-        <w:t>Melakukan Pengecekan bersama setting yang terpasang setelah resetting</w:t>
+      <w:proofErr w:type="spellStart"/>
+      <w:r>
+        <w:rPr>
+          <w:sz w:val="24"/>
+          <w:szCs w:val="24"/>
+        </w:rPr>
+        <w:t>Melakukan</w:t>
+      </w:r>
+      <w:proofErr w:type="spellEnd"/>
+      <w:r>
+        <w:rPr>
+          <w:sz w:val="24"/>
+          <w:szCs w:val="24"/>
+        </w:rPr>
+        <w:t xml:space="preserve"> </w:t>
+      </w:r>
+      <w:proofErr w:type="spellStart"/>
+      <w:r>
+        <w:rPr>
+          <w:sz w:val="24"/>
+          <w:szCs w:val="24"/>
+        </w:rPr>
+        <w:t>Pengecekan</w:t>
+      </w:r>
+      <w:proofErr w:type="spellEnd"/>
+      <w:r>
+        <w:rPr>
+          <w:sz w:val="24"/>
+          <w:szCs w:val="24"/>
+        </w:rPr>
+        <w:t xml:space="preserve"> </w:t>
+      </w:r>
+      <w:proofErr w:type="spellStart"/>
+      <w:r>
+        <w:rPr>
+          <w:sz w:val="24"/>
+          <w:szCs w:val="24"/>
+        </w:rPr>
+        <w:t>bersama</w:t>
+      </w:r>
+      <w:proofErr w:type="spellEnd"/>
+      <w:r>
+        <w:rPr>
+          <w:sz w:val="24"/>
+          <w:szCs w:val="24"/>
+        </w:rPr>
+        <w:t xml:space="preserve"> setting yang </w:t>
+      </w:r>
+      <w:proofErr w:type="spellStart"/>
+      <w:r>
+        <w:rPr>
+          <w:sz w:val="24"/>
+          <w:szCs w:val="24"/>
+        </w:rPr>
+        <w:t>terpasang</w:t>
+      </w:r>
+      <w:proofErr w:type="spellEnd"/>
+      <w:r>
+        <w:rPr>
+          <w:sz w:val="24"/>
+          <w:szCs w:val="24"/>
+        </w:rPr>
+        <w:t xml:space="preserve"> </w:t>
+      </w:r>
+      <w:proofErr w:type="spellStart"/>
+      <w:r>
+        <w:rPr>
+          <w:sz w:val="24"/>
+          <w:szCs w:val="24"/>
+        </w:rPr>
+        <w:t>setelah</w:t>
+      </w:r>
+      <w:proofErr w:type="spellEnd"/>
+      <w:r>
+        <w:rPr>
+          <w:sz w:val="24"/>
+          <w:szCs w:val="24"/>
+        </w:rPr>
+        <w:t xml:space="preserve"> resetting</w:t>
       </w:r>
     </w:p>
     <w:p>
@@ -2274,6 +3497,7 @@
           <w:szCs w:val="24"/>
         </w:rPr>
       </w:pPr>
+      <w:proofErr w:type="spellStart"/>
       <w:r>
         <w:rPr>
           <w:sz w:val="24"/>
@@ -2286,21 +3510,86 @@
           <w:sz w:val="24"/>
           <w:szCs w:val="24"/>
         </w:rPr>
-        <w:t xml:space="preserve">akukan pengujian individu </w:t>
-      </w:r>
-      <w:r>
-        <w:rPr>
-          <w:sz w:val="24"/>
-          <w:szCs w:val="24"/>
-        </w:rPr>
-        <w:t>pasca resetting</w:t>
-      </w:r>
-      <w:r>
-        <w:rPr>
-          <w:sz w:val="24"/>
-          <w:szCs w:val="24"/>
-        </w:rPr>
-        <w:t xml:space="preserve"> (jika offline)</w:t>
+        <w:t>akukan</w:t>
+      </w:r>
+      <w:proofErr w:type="spellEnd"/>
+      <w:r>
+        <w:rPr>
+          <w:sz w:val="24"/>
+          <w:szCs w:val="24"/>
+        </w:rPr>
+        <w:t xml:space="preserve"> </w:t>
+      </w:r>
+      <w:proofErr w:type="spellStart"/>
+      <w:r>
+        <w:rPr>
+          <w:sz w:val="24"/>
+          <w:szCs w:val="24"/>
+        </w:rPr>
+        <w:t>pengujian</w:t>
+      </w:r>
+      <w:proofErr w:type="spellEnd"/>
+      <w:r>
+        <w:rPr>
+          <w:sz w:val="24"/>
+          <w:szCs w:val="24"/>
+        </w:rPr>
+        <w:t xml:space="preserve"> </w:t>
+      </w:r>
+      <w:proofErr w:type="spellStart"/>
+      <w:r>
+        <w:rPr>
+          <w:sz w:val="24"/>
+          <w:szCs w:val="24"/>
+        </w:rPr>
+        <w:t>individu</w:t>
+      </w:r>
+      <w:proofErr w:type="spellEnd"/>
+      <w:r>
+        <w:rPr>
+          <w:sz w:val="24"/>
+          <w:szCs w:val="24"/>
+        </w:rPr>
+        <w:t xml:space="preserve"> </w:t>
+      </w:r>
+      <w:proofErr w:type="spellStart"/>
+      <w:r>
+        <w:rPr>
+          <w:sz w:val="24"/>
+          <w:szCs w:val="24"/>
+        </w:rPr>
+        <w:t>pasca</w:t>
+      </w:r>
+      <w:proofErr w:type="spellEnd"/>
+      <w:r>
+        <w:rPr>
+          <w:sz w:val="24"/>
+          <w:szCs w:val="24"/>
+        </w:rPr>
+        <w:t xml:space="preserve"> resetting</w:t>
+      </w:r>
+      <w:r>
+        <w:rPr>
+          <w:sz w:val="24"/>
+          <w:szCs w:val="24"/>
+        </w:rPr>
+        <w:t xml:space="preserve"> (</w:t>
+      </w:r>
+      <w:proofErr w:type="spellStart"/>
+      <w:r>
+        <w:rPr>
+          <w:sz w:val="24"/>
+          <w:szCs w:val="24"/>
+        </w:rPr>
+        <w:t>jika</w:t>
+      </w:r>
+      <w:proofErr w:type="spellEnd"/>
+      <w:r>
+        <w:rPr>
+          <w:sz w:val="24"/>
+          <w:szCs w:val="24"/>
+        </w:rPr>
+        <w:t xml:space="preserve"> offline)</w:t>
       </w:r>
     </w:p>
     <w:p>
@@ -2319,12 +3608,61 @@
           <w:szCs w:val="24"/>
         </w:rPr>
       </w:pPr>
-      <w:r>
-        <w:rPr>
-          <w:sz w:val="24"/>
-          <w:szCs w:val="24"/>
-        </w:rPr>
-        <w:t>Melakukan pengujian fungsi u</w:t>
+      <w:proofErr w:type="spellStart"/>
+      <w:r>
+        <w:rPr>
+          <w:sz w:val="24"/>
+          <w:szCs w:val="24"/>
+        </w:rPr>
+        <w:t>Melakukan</w:t>
+      </w:r>
+      <w:proofErr w:type="spellEnd"/>
+      <w:r>
+        <w:rPr>
+          <w:sz w:val="24"/>
+          <w:szCs w:val="24"/>
+        </w:rPr>
+        <w:t xml:space="preserve"> </w:t>
+      </w:r>
+      <w:proofErr w:type="spellStart"/>
+      <w:r>
+        <w:rPr>
+          <w:sz w:val="24"/>
+          <w:szCs w:val="24"/>
+        </w:rPr>
+        <w:t>pengujian</w:t>
+      </w:r>
+      <w:proofErr w:type="spellEnd"/>
+      <w:r>
+        <w:rPr>
+          <w:sz w:val="24"/>
+          <w:szCs w:val="24"/>
+        </w:rPr>
+        <w:t xml:space="preserve"> </w:t>
+      </w:r>
+      <w:proofErr w:type="spellStart"/>
+      <w:r>
+        <w:rPr>
+          <w:sz w:val="24"/>
+          <w:szCs w:val="24"/>
+        </w:rPr>
+        <w:t>fungsi</w:t>
+      </w:r>
+      <w:proofErr w:type="spellEnd"/>
+      <w:r>
+        <w:rPr>
+          <w:sz w:val="24"/>
+          <w:szCs w:val="24"/>
+        </w:rPr>
+        <w:t xml:space="preserve"> </w:t>
+      </w:r>
+      <w:proofErr w:type="spellStart"/>
+      <w:r>
+        <w:rPr>
+          <w:sz w:val="24"/>
+          <w:szCs w:val="24"/>
+        </w:rPr>
+        <w:t>u</w:t>
       </w:r>
       <w:r>
         <w:rPr>
@@ -2338,14 +3676,54 @@
           <w:sz w:val="24"/>
           <w:szCs w:val="24"/>
         </w:rPr>
-        <w:t>juk kerja AVR</w:t>
-      </w:r>
-      <w:r>
-        <w:rPr>
-          <w:sz w:val="24"/>
-          <w:szCs w:val="24"/>
-        </w:rPr>
-        <w:t xml:space="preserve"> pasca resetting</w:t>
+        <w:t>juk</w:t>
+      </w:r>
+      <w:proofErr w:type="spellEnd"/>
+      <w:r>
+        <w:rPr>
+          <w:sz w:val="24"/>
+          <w:szCs w:val="24"/>
+        </w:rPr>
+        <w:t xml:space="preserve"> </w:t>
+      </w:r>
+      <w:proofErr w:type="spellStart"/>
+      <w:r>
+        <w:rPr>
+          <w:sz w:val="24"/>
+          <w:szCs w:val="24"/>
+        </w:rPr>
+        <w:t>kerja</w:t>
+      </w:r>
+      <w:proofErr w:type="spellEnd"/>
+      <w:r>
+        <w:rPr>
+          <w:sz w:val="24"/>
+          <w:szCs w:val="24"/>
+        </w:rPr>
+        <w:t xml:space="preserve"> AVR</w:t>
+      </w:r>
+      <w:r>
+        <w:rPr>
+          <w:sz w:val="24"/>
+          <w:szCs w:val="24"/>
+        </w:rPr>
+        <w:t xml:space="preserve"> </w:t>
+      </w:r>
+      <w:proofErr w:type="spellStart"/>
+      <w:r>
+        <w:rPr>
+          <w:sz w:val="24"/>
+          <w:szCs w:val="24"/>
+        </w:rPr>
+        <w:t>pasca</w:t>
+      </w:r>
+      <w:proofErr w:type="spellEnd"/>
+      <w:r>
+        <w:rPr>
+          <w:sz w:val="24"/>
+          <w:szCs w:val="24"/>
+        </w:rPr>
+        <w:t xml:space="preserve"> resetting</w:t>
       </w:r>
     </w:p>
     <w:p>
@@ -2364,6 +3742,7 @@
           <w:szCs w:val="24"/>
         </w:rPr>
       </w:pPr>
+      <w:proofErr w:type="spellStart"/>
       <w:r>
         <w:rPr>
           <w:sz w:val="24"/>
@@ -2371,6 +3750,7 @@
         </w:rPr>
         <w:t>Dokumentasi</w:t>
       </w:r>
+      <w:proofErr w:type="spellEnd"/>
     </w:p>
     <w:p>
       <w:pPr>
@@ -2495,8 +3875,18 @@
           <w:szCs w:val="24"/>
           <w:u w:val="none"/>
         </w:rPr>
-        <w:t>LANGKAH PERBAIKAN :</w:t>
-      </w:r>
+        <w:t xml:space="preserve">LANGKAH </w:t>
+      </w:r>
+      <w:proofErr w:type="gramStart"/>
+      <w:r>
+        <w:rPr>
+          <w:sz w:val="24"/>
+          <w:szCs w:val="24"/>
+          <w:u w:val="none"/>
+        </w:rPr>
+        <w:t>PERBAIKAN :</w:t>
+      </w:r>
+      <w:proofErr w:type="gramEnd"/>
     </w:p>
     <w:p>
       <w:pPr>
@@ -2560,8 +3950,18 @@
           <w:szCs w:val="24"/>
           <w:u w:val="none"/>
         </w:rPr>
-        <w:t>PEKERJAAN TERTUNDA :</w:t>
-      </w:r>
+        <w:t xml:space="preserve">PEKERJAAN </w:t>
+      </w:r>
+      <w:proofErr w:type="gramStart"/>
+      <w:r>
+        <w:rPr>
+          <w:sz w:val="24"/>
+          <w:szCs w:val="24"/>
+          <w:u w:val="none"/>
+        </w:rPr>
+        <w:t>TERTUNDA :</w:t>
+      </w:r>
+      <w:proofErr w:type="gramEnd"/>
     </w:p>
     <w:p>
       <w:pPr>
@@ -2652,6 +4052,7 @@
         </w:rPr>
         <w:t xml:space="preserve">Telah dilakukan </w:t>
       </w:r>
+      <w:proofErr w:type="spellStart"/>
       <w:r>
         <w:rPr>
           <w:b w:val="0"/>
@@ -2670,6 +4071,7 @@
         </w:rPr>
         <w:t>ekerjaan</w:t>
       </w:r>
+      <w:proofErr w:type="spellEnd"/>
       <w:r>
         <w:rPr>
           <w:b w:val="0"/>
@@ -2686,15 +4088,97 @@
           <w:szCs w:val="24"/>
           <w:u w:val="none"/>
         </w:rPr>
-        <w:t xml:space="preserve">Resetting Tegangan Referensi dan Bandwith </w:t>
-      </w:r>
-      <w:r>
-        <w:rPr>
-          <w:sz w:val="24"/>
-          <w:szCs w:val="24"/>
-          <w:u w:val="none"/>
-        </w:rPr>
-        <w:t xml:space="preserve">Trafo #1 GIS 150kV New Tambun </w:t>
+        <w:t xml:space="preserve">Resetting </w:t>
+      </w:r>
+      <w:proofErr w:type="spellStart"/>
+      <w:r>
+        <w:rPr>
+          <w:sz w:val="24"/>
+          <w:szCs w:val="24"/>
+          <w:u w:val="none"/>
+        </w:rPr>
+        <w:t>Tegangan</w:t>
+      </w:r>
+      <w:proofErr w:type="spellEnd"/>
+      <w:r>
+        <w:rPr>
+          <w:sz w:val="24"/>
+          <w:szCs w:val="24"/>
+          <w:u w:val="none"/>
+        </w:rPr>
+        <w:t xml:space="preserve"> </w:t>
+      </w:r>
+      <w:proofErr w:type="spellStart"/>
+      <w:r>
+        <w:rPr>
+          <w:sz w:val="24"/>
+          <w:szCs w:val="24"/>
+          <w:u w:val="none"/>
+        </w:rPr>
+        <w:t>Referensi</w:t>
+      </w:r>
+      <w:proofErr w:type="spellEnd"/>
+      <w:r>
+        <w:rPr>
+          <w:sz w:val="24"/>
+          <w:szCs w:val="24"/>
+          <w:u w:val="none"/>
+        </w:rPr>
+        <w:t xml:space="preserve"> dan </w:t>
+      </w:r>
+      <w:proofErr w:type="spellStart"/>
+      <w:r>
+        <w:rPr>
+          <w:sz w:val="24"/>
+          <w:szCs w:val="24"/>
+          <w:u w:val="none"/>
+        </w:rPr>
+        <w:t>Bandwith</w:t>
+      </w:r>
+      <w:proofErr w:type="spellEnd"/>
+      <w:r>
+        <w:rPr>
+          <w:sz w:val="24"/>
+          <w:szCs w:val="24"/>
+          <w:u w:val="none"/>
+        </w:rPr>
+        <w:t xml:space="preserve"> </w:t>
+      </w:r>
+      <w:proofErr w:type="spellStart"/>
+      <w:r>
+        <w:rPr>
+          <w:sz w:val="24"/>
+          <w:szCs w:val="24"/>
+          <w:u w:val="none"/>
+        </w:rPr>
+        <w:t>Trafo</w:t>
+      </w:r>
+      <w:proofErr w:type="spellEnd"/>
+      <w:r>
+        <w:rPr>
+          <w:sz w:val="24"/>
+          <w:szCs w:val="24"/>
+          <w:u w:val="none"/>
+        </w:rPr>
+        <w:t xml:space="preserve"> #1 GIS 150kV New </w:t>
+      </w:r>
+      <w:proofErr w:type="spellStart"/>
+      <w:r>
+        <w:rPr>
+          <w:sz w:val="24"/>
+          <w:szCs w:val="24"/>
+          <w:u w:val="none"/>
+        </w:rPr>
+        <w:t>Tambun</w:t>
+      </w:r>
+      <w:proofErr w:type="spellEnd"/>
+      <w:r>
+        <w:rPr>
+          <w:sz w:val="24"/>
+          <w:szCs w:val="24"/>
+          <w:u w:val="none"/>
+        </w:rPr>
+        <w:t xml:space="preserve"> </w:t>
       </w:r>
       <w:r>
         <w:rPr>
@@ -2706,6 +4190,7 @@
         </w:rPr>
         <w:t xml:space="preserve">sesuai dengan </w:t>
       </w:r>
+      <w:proofErr w:type="spellStart"/>
       <w:r>
         <w:rPr>
           <w:b w:val="0"/>
@@ -2716,6 +4201,7 @@
         </w:rPr>
         <w:t>rekomendasi</w:t>
       </w:r>
+      <w:proofErr w:type="spellEnd"/>
       <w:r>
         <w:rPr>
           <w:b w:val="0"/>
@@ -2724,8 +4210,64 @@
           <w:u w:val="none"/>
           <w:lang w:val="en-GB"/>
         </w:rPr>
-        <w:t xml:space="preserve"> dengan hasil uji baik</w:t>
-      </w:r>
+        <w:t xml:space="preserve"> </w:t>
+      </w:r>
+      <w:proofErr w:type="spellStart"/>
+      <w:r>
+        <w:rPr>
+          <w:b w:val="0"/>
+          <w:sz w:val="24"/>
+          <w:szCs w:val="24"/>
+          <w:u w:val="none"/>
+          <w:lang w:val="en-GB"/>
+        </w:rPr>
+        <w:t>dengan</w:t>
+      </w:r>
+      <w:proofErr w:type="spellEnd"/>
+      <w:r>
+        <w:rPr>
+          <w:b w:val="0"/>
+          <w:sz w:val="24"/>
+          <w:szCs w:val="24"/>
+          <w:u w:val="none"/>
+          <w:lang w:val="en-GB"/>
+        </w:rPr>
+        <w:t xml:space="preserve"> </w:t>
+      </w:r>
+      <w:proofErr w:type="spellStart"/>
+      <w:r>
+        <w:rPr>
+          <w:b w:val="0"/>
+          <w:sz w:val="24"/>
+          <w:szCs w:val="24"/>
+          <w:u w:val="none"/>
+          <w:lang w:val="en-GB"/>
+        </w:rPr>
+        <w:t>hasil</w:t>
+      </w:r>
+      <w:proofErr w:type="spellEnd"/>
+      <w:r>
+        <w:rPr>
+          <w:b w:val="0"/>
+          <w:sz w:val="24"/>
+          <w:szCs w:val="24"/>
+          <w:u w:val="none"/>
+          <w:lang w:val="en-GB"/>
+        </w:rPr>
+        <w:t xml:space="preserve"> uji </w:t>
+      </w:r>
+      <w:proofErr w:type="spellStart"/>
+      <w:r>
+        <w:rPr>
+          <w:b w:val="0"/>
+          <w:sz w:val="24"/>
+          <w:szCs w:val="24"/>
+          <w:u w:val="none"/>
+          <w:lang w:val="en-GB"/>
+        </w:rPr>
+        <w:t>baik</w:t>
+      </w:r>
+      <w:proofErr w:type="spellEnd"/>
       <w:r>
         <w:rPr>
           <w:b w:val="0"/>

--- a/template_ba.docx
+++ b/template_ba.docx
@@ -52,7 +52,6 @@
           <w:szCs w:val="22"/>
         </w:rPr>
       </w:pPr>
-      <w:proofErr w:type="gramStart"/>
       <w:r>
         <w:rPr>
           <w:sz w:val="22"/>
@@ -60,7 +59,6 @@
         </w:rPr>
         <w:t>No. :</w:t>
       </w:r>
-      <w:proofErr w:type="gramEnd"/>
       <w:r>
         <w:rPr>
           <w:sz w:val="22"/>
@@ -489,7 +487,6 @@
         <w:t xml:space="preserve"> </w:t>
       </w:r>
       <w:proofErr w:type="spellStart"/>
-      <w:proofErr w:type="gramStart"/>
       <w:r>
         <w:rPr>
           <w:b w:val="0"/>
@@ -525,17 +522,7 @@
           <w:szCs w:val="22"/>
           <w:u w:val="none"/>
         </w:rPr>
-        <w:t>pada</w:t>
-      </w:r>
-      <w:proofErr w:type="gramEnd"/>
-      <w:r>
-        <w:rPr>
-          <w:b w:val="0"/>
-          <w:sz w:val="22"/>
-          <w:szCs w:val="22"/>
-          <w:u w:val="none"/>
-        </w:rPr>
-        <w:t xml:space="preserve"> Bay</w:t>
+        <w:t>pada Bay</w:t>
       </w:r>
       <w:r>
         <w:rPr>
@@ -1491,7 +1478,6 @@
         <w:tab/>
       </w:r>
       <w:proofErr w:type="spellStart"/>
-      <w:proofErr w:type="gramStart"/>
       <w:r>
         <w:rPr>
           <w:b w:val="0"/>
@@ -1511,7 +1497,6 @@
         </w:rPr>
         <w:t xml:space="preserve"> :</w:t>
       </w:r>
-      <w:proofErr w:type="gramEnd"/>
     </w:p>
     <w:p>
       <w:pPr>
@@ -1698,18 +1683,18 @@
         <mc:AlternateContent>
           <mc:Choice Requires="wps">
             <w:drawing>
-              <wp:anchor distT="0" distB="0" distL="114300" distR="114300" simplePos="0" relativeHeight="251656704" behindDoc="0" locked="0" layoutInCell="1" allowOverlap="1" wp14:anchorId="62499469" wp14:editId="6398F87B">
+              <wp:anchor distT="0" distB="0" distL="114300" distR="114300" simplePos="0" relativeHeight="251655680" behindDoc="0" locked="0" layoutInCell="1" allowOverlap="1" wp14:anchorId="3BCF6A2B" wp14:editId="7C31E794">
                 <wp:simplePos x="0" y="0"/>
                 <wp:positionH relativeFrom="column">
-                  <wp:posOffset>-168910</wp:posOffset>
+                  <wp:posOffset>3931285</wp:posOffset>
                 </wp:positionH>
                 <wp:positionV relativeFrom="paragraph">
-                  <wp:posOffset>85090</wp:posOffset>
+                  <wp:posOffset>92075</wp:posOffset>
                 </wp:positionV>
-                <wp:extent cx="2274570" cy="1385570"/>
-                <wp:effectExtent l="0" t="0" r="3810" b="0"/>
+                <wp:extent cx="2119630" cy="1866900"/>
+                <wp:effectExtent l="0" t="0" r="0" b="0"/>
                 <wp:wrapNone/>
-                <wp:docPr id="4" name="Text Box 2"/>
+                <wp:docPr id="3" name="Text Box 2"/>
                 <wp:cNvGraphicFramePr>
                   <a:graphicFrameLocks xmlns:a="http://schemas.openxmlformats.org/drawingml/2006/main"/>
                 </wp:cNvGraphicFramePr>
@@ -1722,7 +1707,7 @@
                       <wps:spPr bwMode="auto">
                         <a:xfrm>
                           <a:off x="0" y="0"/>
-                          <a:ext cx="2274570" cy="1385570"/>
+                          <a:ext cx="2119630" cy="1866900"/>
                         </a:xfrm>
                         <a:prstGeom prst="rect">
                           <a:avLst/>
@@ -1756,7 +1741,6 @@
                                 <w:szCs w:val="24"/>
                               </w:rPr>
                             </w:pPr>
-                            <w:proofErr w:type="gramStart"/>
                             <w:r>
                               <w:rPr>
                                 <w:sz w:val="24"/>
@@ -1770,65 +1754,7 @@
                                 <w:sz w:val="24"/>
                                 <w:szCs w:val="24"/>
                               </w:rPr>
-                              <w:t>jab</w:t>
-                            </w:r>
-                            <w:proofErr w:type="gramEnd"/>
-                            <w:r>
-                              <w:rPr>
-                                <w:sz w:val="24"/>
-                                <w:szCs w:val="24"/>
-                              </w:rPr>
-                              <w:t>_kiri</w:t>
-                            </w:r>
-                            <w:proofErr w:type="spellEnd"/>
-                            <w:r>
-                              <w:rPr>
-                                <w:sz w:val="24"/>
-                                <w:szCs w:val="24"/>
-                              </w:rPr>
-                              <w:t xml:space="preserve"> }}</w:t>
-                            </w:r>
-                          </w:p>
-                          <w:p>
-                            <w:pPr>
-                              <w:jc w:val="center"/>
-                              <w:rPr>
-                                <w:sz w:val="24"/>
-                                <w:szCs w:val="24"/>
-                              </w:rPr>
-                            </w:pPr>
-                          </w:p>
-                          <w:p>
-                            <w:pPr>
-                              <w:jc w:val="center"/>
-                              <w:rPr>
-                                <w:sz w:val="24"/>
-                                <w:szCs w:val="24"/>
-                              </w:rPr>
-                            </w:pPr>
-                            <w:proofErr w:type="gramStart"/>
-                            <w:r>
-                              <w:rPr>
-                                <w:sz w:val="24"/>
-                                <w:szCs w:val="24"/>
-                              </w:rPr>
-                              <w:t xml:space="preserve">{{ </w:t>
-                            </w:r>
-                            <w:proofErr w:type="spellStart"/>
-                            <w:r>
-                              <w:rPr>
-                                <w:sz w:val="24"/>
-                                <w:szCs w:val="24"/>
-                              </w:rPr>
-                              <w:t>ttd</w:t>
-                            </w:r>
-                            <w:proofErr w:type="gramEnd"/>
-                            <w:r>
-                              <w:rPr>
-                                <w:sz w:val="24"/>
-                                <w:szCs w:val="24"/>
-                              </w:rPr>
-                              <w:t>_kiri</w:t>
+                              <w:t>jab_kanan</w:t>
                             </w:r>
                             <w:proofErr w:type="spellEnd"/>
                             <w:r>
@@ -1865,6 +1791,47 @@
                                 <w:szCs w:val="24"/>
                               </w:rPr>
                             </w:pPr>
+                            <w:r>
+                              <w:rPr>
+                                <w:sz w:val="24"/>
+                                <w:szCs w:val="24"/>
+                              </w:rPr>
+                              <w:t xml:space="preserve">{{ </w:t>
+                            </w:r>
+                            <w:proofErr w:type="spellStart"/>
+                            <w:r>
+                              <w:rPr>
+                                <w:sz w:val="24"/>
+                                <w:szCs w:val="24"/>
+                              </w:rPr>
+                              <w:t>ttd_kanan</w:t>
+                            </w:r>
+                            <w:proofErr w:type="spellEnd"/>
+                            <w:r>
+                              <w:rPr>
+                                <w:sz w:val="24"/>
+                                <w:szCs w:val="24"/>
+                              </w:rPr>
+                              <w:t xml:space="preserve"> }}</w:t>
+                            </w:r>
+                          </w:p>
+                          <w:p>
+                            <w:pPr>
+                              <w:jc w:val="center"/>
+                              <w:rPr>
+                                <w:sz w:val="24"/>
+                                <w:szCs w:val="24"/>
+                              </w:rPr>
+                            </w:pPr>
+                          </w:p>
+                          <w:p>
+                            <w:pPr>
+                              <w:jc w:val="center"/>
+                              <w:rPr>
+                                <w:sz w:val="24"/>
+                                <w:szCs w:val="24"/>
+                              </w:rPr>
+                            </w:pPr>
                           </w:p>
                           <w:p>
                             <w:pPr>
@@ -1876,7 +1843,6 @@
                                 <w:szCs w:val="24"/>
                               </w:rPr>
                             </w:pPr>
-                            <w:proofErr w:type="gramStart"/>
                             <w:r>
                               <w:rPr>
                                 <w:b/>
@@ -1894,17 +1860,7 @@
                                 <w:sz w:val="24"/>
                                 <w:szCs w:val="24"/>
                               </w:rPr>
-                              <w:t>nama</w:t>
-                            </w:r>
-                            <w:proofErr w:type="gramEnd"/>
-                            <w:r>
-                              <w:rPr>
-                                <w:b/>
-                                <w:bCs/>
-                                <w:sz w:val="24"/>
-                                <w:szCs w:val="24"/>
-                              </w:rPr>
-                              <w:t>_kiri</w:t>
+                              <w:t>nama_kanan</w:t>
                             </w:r>
                             <w:proofErr w:type="spellEnd"/>
                             <w:r>
@@ -1936,11 +1892,11 @@
           </mc:Choice>
           <mc:Fallback>
             <w:pict>
-              <v:shapetype w14:anchorId="62499469" id="_x0000_t202" coordsize="21600,21600" o:spt="202" path="m,l,21600r21600,l21600,xe">
+              <v:shapetype w14:anchorId="3BCF6A2B" id="_x0000_t202" coordsize="21600,21600" o:spt="202" path="m,l,21600r21600,l21600,xe">
                 <v:stroke joinstyle="miter"/>
                 <v:path gradientshapeok="t" o:connecttype="rect"/>
               </v:shapetype>
-              <v:shape id="Text Box 2" o:spid="_x0000_s1026" type="#_x0000_t202" style="position:absolute;left:0;text-align:left;margin-left:-13.3pt;margin-top:6.7pt;width:179.1pt;height:109.1pt;z-index:251656704;visibility:visible;mso-wrap-style:square;mso-width-percent:0;mso-height-percent:0;mso-wrap-distance-left:9pt;mso-wrap-distance-top:0;mso-wrap-distance-right:9pt;mso-wrap-distance-bottom:0;mso-position-horizontal:absolute;mso-position-horizontal-relative:text;mso-position-vertical:absolute;mso-position-vertical-relative:text;mso-width-percent:0;mso-height-percent:0;mso-width-relative:page;mso-height-relative:page;v-text-anchor:top" o:gfxdata="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" stroked="f">
+              <v:shape id="Text Box 2" o:spid="_x0000_s1026" type="#_x0000_t202" style="position:absolute;left:0;text-align:left;margin-left:309.55pt;margin-top:7.25pt;width:166.9pt;height:147pt;z-index:251655680;visibility:visible;mso-wrap-style:square;mso-width-percent:0;mso-height-percent:0;mso-wrap-distance-left:9pt;mso-wrap-distance-top:0;mso-wrap-distance-right:9pt;mso-wrap-distance-bottom:0;mso-position-horizontal:absolute;mso-position-horizontal-relative:text;mso-position-vertical:absolute;mso-position-vertical-relative:text;mso-width-percent:0;mso-height-percent:0;mso-width-relative:page;mso-height-relative:page;v-text-anchor:top" o:gfxdata="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" stroked="f">
                 <v:textbox>
                   <w:txbxContent>
                     <w:p>
@@ -1951,7 +1907,6 @@
                           <w:szCs w:val="24"/>
                         </w:rPr>
                       </w:pPr>
-                      <w:proofErr w:type="gramStart"/>
                       <w:r>
                         <w:rPr>
                           <w:sz w:val="24"/>
@@ -1965,65 +1920,7 @@
                           <w:sz w:val="24"/>
                           <w:szCs w:val="24"/>
                         </w:rPr>
-                        <w:t>jab</w:t>
-                      </w:r>
-                      <w:proofErr w:type="gramEnd"/>
-                      <w:r>
-                        <w:rPr>
-                          <w:sz w:val="24"/>
-                          <w:szCs w:val="24"/>
-                        </w:rPr>
-                        <w:t>_kiri</w:t>
-                      </w:r>
-                      <w:proofErr w:type="spellEnd"/>
-                      <w:r>
-                        <w:rPr>
-                          <w:sz w:val="24"/>
-                          <w:szCs w:val="24"/>
-                        </w:rPr>
-                        <w:t xml:space="preserve"> }}</w:t>
-                      </w:r>
-                    </w:p>
-                    <w:p>
-                      <w:pPr>
-                        <w:jc w:val="center"/>
-                        <w:rPr>
-                          <w:sz w:val="24"/>
-                          <w:szCs w:val="24"/>
-                        </w:rPr>
-                      </w:pPr>
-                    </w:p>
-                    <w:p>
-                      <w:pPr>
-                        <w:jc w:val="center"/>
-                        <w:rPr>
-                          <w:sz w:val="24"/>
-                          <w:szCs w:val="24"/>
-                        </w:rPr>
-                      </w:pPr>
-                      <w:proofErr w:type="gramStart"/>
-                      <w:r>
-                        <w:rPr>
-                          <w:sz w:val="24"/>
-                          <w:szCs w:val="24"/>
-                        </w:rPr>
-                        <w:t xml:space="preserve">{{ </w:t>
-                      </w:r>
-                      <w:proofErr w:type="spellStart"/>
-                      <w:r>
-                        <w:rPr>
-                          <w:sz w:val="24"/>
-                          <w:szCs w:val="24"/>
-                        </w:rPr>
-                        <w:t>ttd</w:t>
-                      </w:r>
-                      <w:proofErr w:type="gramEnd"/>
-                      <w:r>
-                        <w:rPr>
-                          <w:sz w:val="24"/>
-                          <w:szCs w:val="24"/>
-                        </w:rPr>
-                        <w:t>_kiri</w:t>
+                        <w:t>jab_kanan</w:t>
                       </w:r>
                       <w:proofErr w:type="spellEnd"/>
                       <w:r>
@@ -2060,6 +1957,47 @@
                           <w:szCs w:val="24"/>
                         </w:rPr>
                       </w:pPr>
+                      <w:r>
+                        <w:rPr>
+                          <w:sz w:val="24"/>
+                          <w:szCs w:val="24"/>
+                        </w:rPr>
+                        <w:t xml:space="preserve">{{ </w:t>
+                      </w:r>
+                      <w:proofErr w:type="spellStart"/>
+                      <w:r>
+                        <w:rPr>
+                          <w:sz w:val="24"/>
+                          <w:szCs w:val="24"/>
+                        </w:rPr>
+                        <w:t>ttd_kanan</w:t>
+                      </w:r>
+                      <w:proofErr w:type="spellEnd"/>
+                      <w:r>
+                        <w:rPr>
+                          <w:sz w:val="24"/>
+                          <w:szCs w:val="24"/>
+                        </w:rPr>
+                        <w:t xml:space="preserve"> }}</w:t>
+                      </w:r>
+                    </w:p>
+                    <w:p>
+                      <w:pPr>
+                        <w:jc w:val="center"/>
+                        <w:rPr>
+                          <w:sz w:val="24"/>
+                          <w:szCs w:val="24"/>
+                        </w:rPr>
+                      </w:pPr>
+                    </w:p>
+                    <w:p>
+                      <w:pPr>
+                        <w:jc w:val="center"/>
+                        <w:rPr>
+                          <w:sz w:val="24"/>
+                          <w:szCs w:val="24"/>
+                        </w:rPr>
+                      </w:pPr>
                     </w:p>
                     <w:p>
                       <w:pPr>
@@ -2071,7 +2009,6 @@
                           <w:szCs w:val="24"/>
                         </w:rPr>
                       </w:pPr>
-                      <w:proofErr w:type="gramStart"/>
                       <w:r>
                         <w:rPr>
                           <w:b/>
@@ -2089,17 +2026,7 @@
                           <w:sz w:val="24"/>
                           <w:szCs w:val="24"/>
                         </w:rPr>
-                        <w:t>nama</w:t>
-                      </w:r>
-                      <w:proofErr w:type="gramEnd"/>
-                      <w:r>
-                        <w:rPr>
-                          <w:b/>
-                          <w:bCs/>
-                          <w:sz w:val="24"/>
-                          <w:szCs w:val="24"/>
-                        </w:rPr>
-                        <w:t>_kiri</w:t>
+                        <w:t>nama_kanan</w:t>
                       </w:r>
                       <w:proofErr w:type="spellEnd"/>
                       <w:r>
@@ -2130,18 +2057,18 @@
         <mc:AlternateContent>
           <mc:Choice Requires="wps">
             <w:drawing>
-              <wp:anchor distT="0" distB="0" distL="114300" distR="114300" simplePos="0" relativeHeight="251655680" behindDoc="0" locked="0" layoutInCell="1" allowOverlap="1" wp14:anchorId="3BCF6A2B" wp14:editId="3B73741B">
+              <wp:anchor distT="0" distB="0" distL="114300" distR="114300" simplePos="0" relativeHeight="251659776" behindDoc="0" locked="0" layoutInCell="1" allowOverlap="1" wp14:anchorId="1F28CE49" wp14:editId="083869B7">
                 <wp:simplePos x="0" y="0"/>
                 <wp:positionH relativeFrom="column">
-                  <wp:posOffset>3929380</wp:posOffset>
+                  <wp:posOffset>2101850</wp:posOffset>
                 </wp:positionH>
                 <wp:positionV relativeFrom="paragraph">
-                  <wp:posOffset>92710</wp:posOffset>
+                  <wp:posOffset>84455</wp:posOffset>
                 </wp:positionV>
-                <wp:extent cx="2119630" cy="1385570"/>
-                <wp:effectExtent l="635" t="0" r="3810" b="0"/>
+                <wp:extent cx="1962150" cy="1874520"/>
+                <wp:effectExtent l="0" t="0" r="0" b="0"/>
                 <wp:wrapNone/>
-                <wp:docPr id="3" name="Text Box 2"/>
+                <wp:docPr id="2" name="Text Box 2"/>
                 <wp:cNvGraphicFramePr>
                   <a:graphicFrameLocks xmlns:a="http://schemas.openxmlformats.org/drawingml/2006/main"/>
                 </wp:cNvGraphicFramePr>
@@ -2154,7 +2081,7 @@
                       <wps:spPr bwMode="auto">
                         <a:xfrm>
                           <a:off x="0" y="0"/>
-                          <a:ext cx="2119630" cy="1385570"/>
+                          <a:ext cx="1962150" cy="1874520"/>
                         </a:xfrm>
                         <a:prstGeom prst="rect">
                           <a:avLst/>
@@ -2188,7 +2115,6 @@
                                 <w:szCs w:val="24"/>
                               </w:rPr>
                             </w:pPr>
-                            <w:proofErr w:type="gramStart"/>
                             <w:r>
                               <w:rPr>
                                 <w:sz w:val="24"/>
@@ -2202,65 +2128,7 @@
                                 <w:sz w:val="24"/>
                                 <w:szCs w:val="24"/>
                               </w:rPr>
-                              <w:t>jab</w:t>
-                            </w:r>
-                            <w:proofErr w:type="gramEnd"/>
-                            <w:r>
-                              <w:rPr>
-                                <w:sz w:val="24"/>
-                                <w:szCs w:val="24"/>
-                              </w:rPr>
-                              <w:t>_kanan</w:t>
-                            </w:r>
-                            <w:proofErr w:type="spellEnd"/>
-                            <w:r>
-                              <w:rPr>
-                                <w:sz w:val="24"/>
-                                <w:szCs w:val="24"/>
-                              </w:rPr>
-                              <w:t xml:space="preserve"> }}</w:t>
-                            </w:r>
-                          </w:p>
-                          <w:p>
-                            <w:pPr>
-                              <w:jc w:val="center"/>
-                              <w:rPr>
-                                <w:sz w:val="24"/>
-                                <w:szCs w:val="24"/>
-                              </w:rPr>
-                            </w:pPr>
-                          </w:p>
-                          <w:p>
-                            <w:pPr>
-                              <w:jc w:val="center"/>
-                              <w:rPr>
-                                <w:sz w:val="24"/>
-                                <w:szCs w:val="24"/>
-                              </w:rPr>
-                            </w:pPr>
-                            <w:proofErr w:type="gramStart"/>
-                            <w:r>
-                              <w:rPr>
-                                <w:sz w:val="24"/>
-                                <w:szCs w:val="24"/>
-                              </w:rPr>
-                              <w:t xml:space="preserve">{{ </w:t>
-                            </w:r>
-                            <w:proofErr w:type="spellStart"/>
-                            <w:r>
-                              <w:rPr>
-                                <w:sz w:val="24"/>
-                                <w:szCs w:val="24"/>
-                              </w:rPr>
-                              <w:t>ttd</w:t>
-                            </w:r>
-                            <w:proofErr w:type="gramEnd"/>
-                            <w:r>
-                              <w:rPr>
-                                <w:sz w:val="24"/>
-                                <w:szCs w:val="24"/>
-                              </w:rPr>
-                              <w:t>_kanan</w:t>
+                              <w:t>jab_tengah</w:t>
                             </w:r>
                             <w:proofErr w:type="spellEnd"/>
                             <w:r>
@@ -2297,6 +2165,47 @@
                                 <w:szCs w:val="24"/>
                               </w:rPr>
                             </w:pPr>
+                            <w:r>
+                              <w:rPr>
+                                <w:sz w:val="24"/>
+                                <w:szCs w:val="24"/>
+                              </w:rPr>
+                              <w:t xml:space="preserve">{{ </w:t>
+                            </w:r>
+                            <w:proofErr w:type="spellStart"/>
+                            <w:r>
+                              <w:rPr>
+                                <w:sz w:val="24"/>
+                                <w:szCs w:val="24"/>
+                              </w:rPr>
+                              <w:t>ttd_tengah</w:t>
+                            </w:r>
+                            <w:proofErr w:type="spellEnd"/>
+                            <w:r>
+                              <w:rPr>
+                                <w:sz w:val="24"/>
+                                <w:szCs w:val="24"/>
+                              </w:rPr>
+                              <w:t xml:space="preserve"> }}</w:t>
+                            </w:r>
+                          </w:p>
+                          <w:p>
+                            <w:pPr>
+                              <w:jc w:val="center"/>
+                              <w:rPr>
+                                <w:sz w:val="24"/>
+                                <w:szCs w:val="24"/>
+                              </w:rPr>
+                            </w:pPr>
+                          </w:p>
+                          <w:p>
+                            <w:pPr>
+                              <w:jc w:val="center"/>
+                              <w:rPr>
+                                <w:sz w:val="24"/>
+                                <w:szCs w:val="24"/>
+                              </w:rPr>
+                            </w:pPr>
                           </w:p>
                           <w:p>
                             <w:pPr>
@@ -2308,7 +2217,6 @@
                                 <w:szCs w:val="24"/>
                               </w:rPr>
                             </w:pPr>
-                            <w:proofErr w:type="gramStart"/>
                             <w:r>
                               <w:rPr>
                                 <w:b/>
@@ -2326,17 +2234,7 @@
                                 <w:sz w:val="24"/>
                                 <w:szCs w:val="24"/>
                               </w:rPr>
-                              <w:t>nama</w:t>
-                            </w:r>
-                            <w:proofErr w:type="gramEnd"/>
-                            <w:r>
-                              <w:rPr>
-                                <w:b/>
-                                <w:bCs/>
-                                <w:sz w:val="24"/>
-                                <w:szCs w:val="24"/>
-                              </w:rPr>
-                              <w:t>_kanan</w:t>
+                              <w:t>nama_tengah</w:t>
                             </w:r>
                             <w:proofErr w:type="spellEnd"/>
                             <w:r>
@@ -2368,7 +2266,7 @@
           </mc:Choice>
           <mc:Fallback>
             <w:pict>
-              <v:shape w14:anchorId="3BCF6A2B" id="_x0000_s1027" type="#_x0000_t202" style="position:absolute;left:0;text-align:left;margin-left:309.4pt;margin-top:7.3pt;width:166.9pt;height:109.1pt;z-index:251655680;visibility:visible;mso-wrap-style:square;mso-width-percent:0;mso-height-percent:0;mso-wrap-distance-left:9pt;mso-wrap-distance-top:0;mso-wrap-distance-right:9pt;mso-wrap-distance-bottom:0;mso-position-horizontal:absolute;mso-position-horizontal-relative:text;mso-position-vertical:absolute;mso-position-vertical-relative:text;mso-width-percent:0;mso-height-percent:0;mso-width-relative:page;mso-height-relative:page;v-text-anchor:top" o:gfxdata="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" stroked="f">
+              <v:shape w14:anchorId="1F28CE49" id="_x0000_s1027" type="#_x0000_t202" style="position:absolute;left:0;text-align:left;margin-left:165.5pt;margin-top:6.65pt;width:154.5pt;height:147.6pt;z-index:251659776;visibility:visible;mso-wrap-style:square;mso-width-percent:0;mso-height-percent:0;mso-wrap-distance-left:9pt;mso-wrap-distance-top:0;mso-wrap-distance-right:9pt;mso-wrap-distance-bottom:0;mso-position-horizontal:absolute;mso-position-horizontal-relative:text;mso-position-vertical:absolute;mso-position-vertical-relative:text;mso-width-percent:0;mso-height-percent:0;mso-width-relative:page;mso-height-relative:page;v-text-anchor:top" o:gfxdata="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" stroked="f">
                 <v:textbox>
                   <w:txbxContent>
                     <w:p>
@@ -2379,7 +2277,6 @@
                           <w:szCs w:val="24"/>
                         </w:rPr>
                       </w:pPr>
-                      <w:proofErr w:type="gramStart"/>
                       <w:r>
                         <w:rPr>
                           <w:sz w:val="24"/>
@@ -2393,65 +2290,7 @@
                           <w:sz w:val="24"/>
                           <w:szCs w:val="24"/>
                         </w:rPr>
-                        <w:t>jab</w:t>
-                      </w:r>
-                      <w:proofErr w:type="gramEnd"/>
-                      <w:r>
-                        <w:rPr>
-                          <w:sz w:val="24"/>
-                          <w:szCs w:val="24"/>
-                        </w:rPr>
-                        <w:t>_kanan</w:t>
-                      </w:r>
-                      <w:proofErr w:type="spellEnd"/>
-                      <w:r>
-                        <w:rPr>
-                          <w:sz w:val="24"/>
-                          <w:szCs w:val="24"/>
-                        </w:rPr>
-                        <w:t xml:space="preserve"> }}</w:t>
-                      </w:r>
-                    </w:p>
-                    <w:p>
-                      <w:pPr>
-                        <w:jc w:val="center"/>
-                        <w:rPr>
-                          <w:sz w:val="24"/>
-                          <w:szCs w:val="24"/>
-                        </w:rPr>
-                      </w:pPr>
-                    </w:p>
-                    <w:p>
-                      <w:pPr>
-                        <w:jc w:val="center"/>
-                        <w:rPr>
-                          <w:sz w:val="24"/>
-                          <w:szCs w:val="24"/>
-                        </w:rPr>
-                      </w:pPr>
-                      <w:proofErr w:type="gramStart"/>
-                      <w:r>
-                        <w:rPr>
-                          <w:sz w:val="24"/>
-                          <w:szCs w:val="24"/>
-                        </w:rPr>
-                        <w:t xml:space="preserve">{{ </w:t>
-                      </w:r>
-                      <w:proofErr w:type="spellStart"/>
-                      <w:r>
-                        <w:rPr>
-                          <w:sz w:val="24"/>
-                          <w:szCs w:val="24"/>
-                        </w:rPr>
-                        <w:t>ttd</w:t>
-                      </w:r>
-                      <w:proofErr w:type="gramEnd"/>
-                      <w:r>
-                        <w:rPr>
-                          <w:sz w:val="24"/>
-                          <w:szCs w:val="24"/>
-                        </w:rPr>
-                        <w:t>_kanan</w:t>
+                        <w:t>jab_tengah</w:t>
                       </w:r>
                       <w:proofErr w:type="spellEnd"/>
                       <w:r>
@@ -2488,6 +2327,47 @@
                           <w:szCs w:val="24"/>
                         </w:rPr>
                       </w:pPr>
+                      <w:r>
+                        <w:rPr>
+                          <w:sz w:val="24"/>
+                          <w:szCs w:val="24"/>
+                        </w:rPr>
+                        <w:t xml:space="preserve">{{ </w:t>
+                      </w:r>
+                      <w:proofErr w:type="spellStart"/>
+                      <w:r>
+                        <w:rPr>
+                          <w:sz w:val="24"/>
+                          <w:szCs w:val="24"/>
+                        </w:rPr>
+                        <w:t>ttd_tengah</w:t>
+                      </w:r>
+                      <w:proofErr w:type="spellEnd"/>
+                      <w:r>
+                        <w:rPr>
+                          <w:sz w:val="24"/>
+                          <w:szCs w:val="24"/>
+                        </w:rPr>
+                        <w:t xml:space="preserve"> }}</w:t>
+                      </w:r>
+                    </w:p>
+                    <w:p>
+                      <w:pPr>
+                        <w:jc w:val="center"/>
+                        <w:rPr>
+                          <w:sz w:val="24"/>
+                          <w:szCs w:val="24"/>
+                        </w:rPr>
+                      </w:pPr>
+                    </w:p>
+                    <w:p>
+                      <w:pPr>
+                        <w:jc w:val="center"/>
+                        <w:rPr>
+                          <w:sz w:val="24"/>
+                          <w:szCs w:val="24"/>
+                        </w:rPr>
+                      </w:pPr>
                     </w:p>
                     <w:p>
                       <w:pPr>
@@ -2499,7 +2379,6 @@
                           <w:szCs w:val="24"/>
                         </w:rPr>
                       </w:pPr>
-                      <w:proofErr w:type="gramStart"/>
                       <w:r>
                         <w:rPr>
                           <w:b/>
@@ -2517,17 +2396,7 @@
                           <w:sz w:val="24"/>
                           <w:szCs w:val="24"/>
                         </w:rPr>
-                        <w:t>nama</w:t>
-                      </w:r>
-                      <w:proofErr w:type="gramEnd"/>
-                      <w:r>
-                        <w:rPr>
-                          <w:b/>
-                          <w:bCs/>
-                          <w:sz w:val="24"/>
-                          <w:szCs w:val="24"/>
-                        </w:rPr>
-                        <w:t>_kanan</w:t>
+                        <w:t>nama_tengah</w:t>
                       </w:r>
                       <w:proofErr w:type="spellEnd"/>
                       <w:r>
@@ -2558,18 +2427,18 @@
         <mc:AlternateContent>
           <mc:Choice Requires="wps">
             <w:drawing>
-              <wp:anchor distT="0" distB="0" distL="114300" distR="114300" simplePos="0" relativeHeight="251659776" behindDoc="0" locked="0" layoutInCell="1" allowOverlap="1" wp14:anchorId="1F28CE49" wp14:editId="5969349A">
+              <wp:anchor distT="0" distB="0" distL="114300" distR="114300" simplePos="0" relativeHeight="251656704" behindDoc="0" locked="0" layoutInCell="1" allowOverlap="1" wp14:anchorId="62499469" wp14:editId="5C7506BA">
                 <wp:simplePos x="0" y="0"/>
                 <wp:positionH relativeFrom="column">
-                  <wp:posOffset>2105660</wp:posOffset>
+                  <wp:posOffset>-168910</wp:posOffset>
                 </wp:positionH>
                 <wp:positionV relativeFrom="paragraph">
-                  <wp:posOffset>85090</wp:posOffset>
+                  <wp:posOffset>84455</wp:posOffset>
                 </wp:positionV>
-                <wp:extent cx="1962150" cy="1385570"/>
-                <wp:effectExtent l="0" t="0" r="3810" b="0"/>
+                <wp:extent cx="2274570" cy="1874520"/>
+                <wp:effectExtent l="0" t="0" r="0" b="0"/>
                 <wp:wrapNone/>
-                <wp:docPr id="2" name="Text Box 2"/>
+                <wp:docPr id="4" name="Text Box 2"/>
                 <wp:cNvGraphicFramePr>
                   <a:graphicFrameLocks xmlns:a="http://schemas.openxmlformats.org/drawingml/2006/main"/>
                 </wp:cNvGraphicFramePr>
@@ -2582,7 +2451,7 @@
                       <wps:spPr bwMode="auto">
                         <a:xfrm>
                           <a:off x="0" y="0"/>
-                          <a:ext cx="1962150" cy="1385570"/>
+                          <a:ext cx="2274570" cy="1874520"/>
                         </a:xfrm>
                         <a:prstGeom prst="rect">
                           <a:avLst/>
@@ -2616,7 +2485,6 @@
                                 <w:szCs w:val="24"/>
                               </w:rPr>
                             </w:pPr>
-                            <w:proofErr w:type="gramStart"/>
                             <w:r>
                               <w:rPr>
                                 <w:sz w:val="24"/>
@@ -2630,65 +2498,7 @@
                                 <w:sz w:val="24"/>
                                 <w:szCs w:val="24"/>
                               </w:rPr>
-                              <w:t>jab</w:t>
-                            </w:r>
-                            <w:proofErr w:type="gramEnd"/>
-                            <w:r>
-                              <w:rPr>
-                                <w:sz w:val="24"/>
-                                <w:szCs w:val="24"/>
-                              </w:rPr>
-                              <w:t>_tengah</w:t>
-                            </w:r>
-                            <w:proofErr w:type="spellEnd"/>
-                            <w:r>
-                              <w:rPr>
-                                <w:sz w:val="24"/>
-                                <w:szCs w:val="24"/>
-                              </w:rPr>
-                              <w:t xml:space="preserve"> }}</w:t>
-                            </w:r>
-                          </w:p>
-                          <w:p>
-                            <w:pPr>
-                              <w:jc w:val="center"/>
-                              <w:rPr>
-                                <w:sz w:val="24"/>
-                                <w:szCs w:val="24"/>
-                              </w:rPr>
-                            </w:pPr>
-                          </w:p>
-                          <w:p>
-                            <w:pPr>
-                              <w:jc w:val="center"/>
-                              <w:rPr>
-                                <w:sz w:val="24"/>
-                                <w:szCs w:val="24"/>
-                              </w:rPr>
-                            </w:pPr>
-                            <w:proofErr w:type="gramStart"/>
-                            <w:r>
-                              <w:rPr>
-                                <w:sz w:val="24"/>
-                                <w:szCs w:val="24"/>
-                              </w:rPr>
-                              <w:t xml:space="preserve">{{ </w:t>
-                            </w:r>
-                            <w:proofErr w:type="spellStart"/>
-                            <w:r>
-                              <w:rPr>
-                                <w:sz w:val="24"/>
-                                <w:szCs w:val="24"/>
-                              </w:rPr>
-                              <w:t>ttd</w:t>
-                            </w:r>
-                            <w:proofErr w:type="gramEnd"/>
-                            <w:r>
-                              <w:rPr>
-                                <w:sz w:val="24"/>
-                                <w:szCs w:val="24"/>
-                              </w:rPr>
-                              <w:t>_tengah</w:t>
+                              <w:t>jab_kiri</w:t>
                             </w:r>
                             <w:proofErr w:type="spellEnd"/>
                             <w:r>
@@ -2725,6 +2535,47 @@
                                 <w:szCs w:val="24"/>
                               </w:rPr>
                             </w:pPr>
+                            <w:r>
+                              <w:rPr>
+                                <w:sz w:val="24"/>
+                                <w:szCs w:val="24"/>
+                              </w:rPr>
+                              <w:t xml:space="preserve">{{ </w:t>
+                            </w:r>
+                            <w:proofErr w:type="spellStart"/>
+                            <w:r>
+                              <w:rPr>
+                                <w:sz w:val="24"/>
+                                <w:szCs w:val="24"/>
+                              </w:rPr>
+                              <w:t>ttd_kiri</w:t>
+                            </w:r>
+                            <w:proofErr w:type="spellEnd"/>
+                            <w:r>
+                              <w:rPr>
+                                <w:sz w:val="24"/>
+                                <w:szCs w:val="24"/>
+                              </w:rPr>
+                              <w:t xml:space="preserve"> }}</w:t>
+                            </w:r>
+                          </w:p>
+                          <w:p>
+                            <w:pPr>
+                              <w:jc w:val="center"/>
+                              <w:rPr>
+                                <w:sz w:val="24"/>
+                                <w:szCs w:val="24"/>
+                              </w:rPr>
+                            </w:pPr>
+                          </w:p>
+                          <w:p>
+                            <w:pPr>
+                              <w:jc w:val="center"/>
+                              <w:rPr>
+                                <w:sz w:val="24"/>
+                                <w:szCs w:val="24"/>
+                              </w:rPr>
+                            </w:pPr>
                           </w:p>
                           <w:p>
                             <w:pPr>
@@ -2736,7 +2587,6 @@
                                 <w:szCs w:val="24"/>
                               </w:rPr>
                             </w:pPr>
-                            <w:proofErr w:type="gramStart"/>
                             <w:r>
                               <w:rPr>
                                 <w:b/>
@@ -2754,17 +2604,7 @@
                                 <w:sz w:val="24"/>
                                 <w:szCs w:val="24"/>
                               </w:rPr>
-                              <w:t>nama</w:t>
-                            </w:r>
-                            <w:proofErr w:type="gramEnd"/>
-                            <w:r>
-                              <w:rPr>
-                                <w:b/>
-                                <w:bCs/>
-                                <w:sz w:val="24"/>
-                                <w:szCs w:val="24"/>
-                              </w:rPr>
-                              <w:t>_tengah</w:t>
+                              <w:t>nama_kiri</w:t>
                             </w:r>
                             <w:proofErr w:type="spellEnd"/>
                             <w:r>
@@ -2796,7 +2636,7 @@
           </mc:Choice>
           <mc:Fallback>
             <w:pict>
-              <v:shape w14:anchorId="1F28CE49" id="_x0000_s1028" type="#_x0000_t202" style="position:absolute;left:0;text-align:left;margin-left:165.8pt;margin-top:6.7pt;width:154.5pt;height:109.1pt;z-index:251659776;visibility:visible;mso-wrap-style:square;mso-width-percent:0;mso-height-percent:0;mso-wrap-distance-left:9pt;mso-wrap-distance-top:0;mso-wrap-distance-right:9pt;mso-wrap-distance-bottom:0;mso-position-horizontal:absolute;mso-position-horizontal-relative:text;mso-position-vertical:absolute;mso-position-vertical-relative:text;mso-width-percent:0;mso-height-percent:0;mso-width-relative:page;mso-height-relative:page;v-text-anchor:top" o:gfxdata="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" stroked="f">
+              <v:shape w14:anchorId="62499469" id="_x0000_s1028" type="#_x0000_t202" style="position:absolute;left:0;text-align:left;margin-left:-13.3pt;margin-top:6.65pt;width:179.1pt;height:147.6pt;z-index:251656704;visibility:visible;mso-wrap-style:square;mso-width-percent:0;mso-height-percent:0;mso-wrap-distance-left:9pt;mso-wrap-distance-top:0;mso-wrap-distance-right:9pt;mso-wrap-distance-bottom:0;mso-position-horizontal:absolute;mso-position-horizontal-relative:text;mso-position-vertical:absolute;mso-position-vertical-relative:text;mso-width-percent:0;mso-height-percent:0;mso-width-relative:page;mso-height-relative:page;v-text-anchor:top" o:gfxdata="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" stroked="f">
                 <v:textbox>
                   <w:txbxContent>
                     <w:p>
@@ -2807,7 +2647,6 @@
                           <w:szCs w:val="24"/>
                         </w:rPr>
                       </w:pPr>
-                      <w:proofErr w:type="gramStart"/>
                       <w:r>
                         <w:rPr>
                           <w:sz w:val="24"/>
@@ -2821,65 +2660,7 @@
                           <w:sz w:val="24"/>
                           <w:szCs w:val="24"/>
                         </w:rPr>
-                        <w:t>jab</w:t>
-                      </w:r>
-                      <w:proofErr w:type="gramEnd"/>
-                      <w:r>
-                        <w:rPr>
-                          <w:sz w:val="24"/>
-                          <w:szCs w:val="24"/>
-                        </w:rPr>
-                        <w:t>_tengah</w:t>
-                      </w:r>
-                      <w:proofErr w:type="spellEnd"/>
-                      <w:r>
-                        <w:rPr>
-                          <w:sz w:val="24"/>
-                          <w:szCs w:val="24"/>
-                        </w:rPr>
-                        <w:t xml:space="preserve"> }}</w:t>
-                      </w:r>
-                    </w:p>
-                    <w:p>
-                      <w:pPr>
-                        <w:jc w:val="center"/>
-                        <w:rPr>
-                          <w:sz w:val="24"/>
-                          <w:szCs w:val="24"/>
-                        </w:rPr>
-                      </w:pPr>
-                    </w:p>
-                    <w:p>
-                      <w:pPr>
-                        <w:jc w:val="center"/>
-                        <w:rPr>
-                          <w:sz w:val="24"/>
-                          <w:szCs w:val="24"/>
-                        </w:rPr>
-                      </w:pPr>
-                      <w:proofErr w:type="gramStart"/>
-                      <w:r>
-                        <w:rPr>
-                          <w:sz w:val="24"/>
-                          <w:szCs w:val="24"/>
-                        </w:rPr>
-                        <w:t xml:space="preserve">{{ </w:t>
-                      </w:r>
-                      <w:proofErr w:type="spellStart"/>
-                      <w:r>
-                        <w:rPr>
-                          <w:sz w:val="24"/>
-                          <w:szCs w:val="24"/>
-                        </w:rPr>
-                        <w:t>ttd</w:t>
-                      </w:r>
-                      <w:proofErr w:type="gramEnd"/>
-                      <w:r>
-                        <w:rPr>
-                          <w:sz w:val="24"/>
-                          <w:szCs w:val="24"/>
-                        </w:rPr>
-                        <w:t>_tengah</w:t>
+                        <w:t>jab_kiri</w:t>
                       </w:r>
                       <w:proofErr w:type="spellEnd"/>
                       <w:r>
@@ -2916,6 +2697,47 @@
                           <w:szCs w:val="24"/>
                         </w:rPr>
                       </w:pPr>
+                      <w:r>
+                        <w:rPr>
+                          <w:sz w:val="24"/>
+                          <w:szCs w:val="24"/>
+                        </w:rPr>
+                        <w:t xml:space="preserve">{{ </w:t>
+                      </w:r>
+                      <w:proofErr w:type="spellStart"/>
+                      <w:r>
+                        <w:rPr>
+                          <w:sz w:val="24"/>
+                          <w:szCs w:val="24"/>
+                        </w:rPr>
+                        <w:t>ttd_kiri</w:t>
+                      </w:r>
+                      <w:proofErr w:type="spellEnd"/>
+                      <w:r>
+                        <w:rPr>
+                          <w:sz w:val="24"/>
+                          <w:szCs w:val="24"/>
+                        </w:rPr>
+                        <w:t xml:space="preserve"> }}</w:t>
+                      </w:r>
+                    </w:p>
+                    <w:p>
+                      <w:pPr>
+                        <w:jc w:val="center"/>
+                        <w:rPr>
+                          <w:sz w:val="24"/>
+                          <w:szCs w:val="24"/>
+                        </w:rPr>
+                      </w:pPr>
+                    </w:p>
+                    <w:p>
+                      <w:pPr>
+                        <w:jc w:val="center"/>
+                        <w:rPr>
+                          <w:sz w:val="24"/>
+                          <w:szCs w:val="24"/>
+                        </w:rPr>
+                      </w:pPr>
                     </w:p>
                     <w:p>
                       <w:pPr>
@@ -2927,7 +2749,6 @@
                           <w:szCs w:val="24"/>
                         </w:rPr>
                       </w:pPr>
-                      <w:proofErr w:type="gramStart"/>
                       <w:r>
                         <w:rPr>
                           <w:b/>
@@ -2945,17 +2766,7 @@
                           <w:sz w:val="24"/>
                           <w:szCs w:val="24"/>
                         </w:rPr>
-                        <w:t>nama</w:t>
-                      </w:r>
-                      <w:proofErr w:type="gramEnd"/>
-                      <w:r>
-                        <w:rPr>
-                          <w:b/>
-                          <w:bCs/>
-                          <w:sz w:val="24"/>
-                          <w:szCs w:val="24"/>
-                        </w:rPr>
-                        <w:t>_tengah</w:t>
+                        <w:t>nama_kiri</w:t>
                       </w:r>
                       <w:proofErr w:type="spellEnd"/>
                       <w:r>
@@ -3875,18 +3686,8 @@
           <w:szCs w:val="24"/>
           <w:u w:val="none"/>
         </w:rPr>
-        <w:t xml:space="preserve">LANGKAH </w:t>
-      </w:r>
-      <w:proofErr w:type="gramStart"/>
-      <w:r>
-        <w:rPr>
-          <w:sz w:val="24"/>
-          <w:szCs w:val="24"/>
-          <w:u w:val="none"/>
-        </w:rPr>
-        <w:t>PERBAIKAN :</w:t>
-      </w:r>
-      <w:proofErr w:type="gramEnd"/>
+        <w:t>LANGKAH PERBAIKAN :</w:t>
+      </w:r>
     </w:p>
     <w:p>
       <w:pPr>
@@ -3950,18 +3751,8 @@
           <w:szCs w:val="24"/>
           <w:u w:val="none"/>
         </w:rPr>
-        <w:t xml:space="preserve">PEKERJAAN </w:t>
-      </w:r>
-      <w:proofErr w:type="gramStart"/>
-      <w:r>
-        <w:rPr>
-          <w:sz w:val="24"/>
-          <w:szCs w:val="24"/>
-          <w:u w:val="none"/>
-        </w:rPr>
-        <w:t>TERTUNDA :</w:t>
-      </w:r>
-      <w:proofErr w:type="gramEnd"/>
+        <w:t>PEKERJAAN TERTUNDA :</w:t>
+      </w:r>
     </w:p>
     <w:p>
       <w:pPr>
@@ -4354,7 +4145,7 @@
           <w:u w:val="none"/>
         </w:rPr>
         <w:drawing>
-          <wp:inline distT="0" distB="0" distL="0" distR="0" wp14:anchorId="1064D636" wp14:editId="7689884C">
+          <wp:inline distT="0" distB="0" distL="0" distR="0" wp14:anchorId="1064D636" wp14:editId="77896F50">
             <wp:extent cx="3063240" cy="5455920"/>
             <wp:effectExtent l="0" t="0" r="0" b="0"/>
             <wp:docPr id="1" name="Picture 1"/>

--- a/template_ba.docx
+++ b/template_ba.docx
@@ -57,112 +57,7 @@
           <w:sz w:val="22"/>
           <w:szCs w:val="22"/>
         </w:rPr>
-        <w:t>No. :</w:t>
-      </w:r>
-      <w:r>
-        <w:rPr>
-          <w:sz w:val="22"/>
-          <w:szCs w:val="22"/>
-        </w:rPr>
-        <w:t xml:space="preserve">  </w:t>
-      </w:r>
-      <w:r>
-        <w:rPr>
-          <w:sz w:val="22"/>
-          <w:szCs w:val="22"/>
-        </w:rPr>
-        <w:t>001</w:t>
-      </w:r>
-      <w:r>
-        <w:rPr>
-          <w:sz w:val="22"/>
-          <w:szCs w:val="22"/>
-        </w:rPr>
-        <w:t xml:space="preserve"> </w:t>
-      </w:r>
-      <w:r>
-        <w:rPr>
-          <w:sz w:val="22"/>
-          <w:szCs w:val="22"/>
-        </w:rPr>
-        <w:t>/BAPS/</w:t>
-      </w:r>
-      <w:r>
-        <w:rPr>
-          <w:sz w:val="22"/>
-          <w:szCs w:val="22"/>
-        </w:rPr>
-        <w:t>NWTBN</w:t>
-      </w:r>
-      <w:r>
-        <w:rPr>
-          <w:sz w:val="22"/>
-          <w:szCs w:val="22"/>
-        </w:rPr>
-        <w:t>/</w:t>
-      </w:r>
-      <w:r>
-        <w:rPr>
-          <w:sz w:val="22"/>
-          <w:szCs w:val="22"/>
-        </w:rPr>
-        <w:t>ULTG</w:t>
-      </w:r>
-      <w:r>
-        <w:rPr>
-          <w:sz w:val="22"/>
-          <w:szCs w:val="22"/>
-        </w:rPr>
-        <w:t>-BKSI</w:t>
-      </w:r>
-      <w:r>
-        <w:rPr>
-          <w:sz w:val="22"/>
-          <w:szCs w:val="22"/>
-        </w:rPr>
-        <w:t>/</w:t>
-      </w:r>
-      <w:r>
-        <w:rPr>
-          <w:sz w:val="22"/>
-          <w:szCs w:val="22"/>
-        </w:rPr>
-        <w:t>I</w:t>
-      </w:r>
-      <w:r>
-        <w:rPr>
-          <w:sz w:val="22"/>
-          <w:szCs w:val="22"/>
-        </w:rPr>
-        <w:t>I</w:t>
-      </w:r>
-      <w:r>
-        <w:rPr>
-          <w:sz w:val="22"/>
-          <w:szCs w:val="22"/>
-        </w:rPr>
-        <w:t>I</w:t>
-      </w:r>
-      <w:r>
-        <w:rPr>
-          <w:sz w:val="22"/>
-          <w:szCs w:val="22"/>
-        </w:rPr>
-        <w:t>/20</w:t>
-      </w:r>
-      <w:r>
-        <w:rPr>
-          <w:sz w:val="22"/>
-          <w:szCs w:val="22"/>
-        </w:rPr>
-        <w:t>2</w:t>
-      </w:r>
-      <w:r>
-        <w:rPr>
-          <w:sz w:val="22"/>
-          <w:szCs w:val="22"/>
-        </w:rPr>
-        <w:t>6</w:t>
+        <w:t>{{ no_ba }}</w:t>
       </w:r>
     </w:p>
     <w:p>
@@ -196,31 +91,7 @@
           <w:szCs w:val="32"/>
           <w:u w:val="none"/>
         </w:rPr>
-        <w:t xml:space="preserve">RESETTING </w:t>
-      </w:r>
-      <w:r>
-        <w:rPr>
-          <w:color w:val="000000"/>
-          <w:szCs w:val="32"/>
-          <w:u w:val="none"/>
-        </w:rPr>
-        <w:t>TEGANGAN REFERENSI</w:t>
-      </w:r>
-      <w:r>
-        <w:rPr>
-          <w:color w:val="000000"/>
-          <w:szCs w:val="32"/>
-          <w:u w:val="none"/>
-        </w:rPr>
-        <w:t xml:space="preserve"> </w:t>
-      </w:r>
-      <w:r>
-        <w:rPr>
-          <w:color w:val="000000"/>
-          <w:szCs w:val="32"/>
-          <w:u w:val="none"/>
-        </w:rPr>
-        <w:t>DAN BANDWITH AVR</w:t>
+        <w:t>{{ judul_ba }}</w:t>
       </w:r>
     </w:p>
     <w:p>
@@ -230,35 +101,6 @@
         <w:ind w:left="142" w:right="282"/>
         <w:outlineLvl w:val="0"/>
         <w:rPr>
-          <w:color w:val="000000"/>
-          <w:szCs w:val="32"/>
-          <w:u w:val="none"/>
-        </w:rPr>
-      </w:pPr>
-      <w:r>
-        <w:rPr>
-          <w:color w:val="000000"/>
-          <w:szCs w:val="32"/>
-          <w:u w:val="none"/>
-        </w:rPr>
-        <w:t xml:space="preserve">TRAFO </w:t>
-      </w:r>
-      <w:r>
-        <w:rPr>
-          <w:color w:val="000000"/>
-          <w:szCs w:val="32"/>
-          <w:u w:val="none"/>
-        </w:rPr>
-        <w:t xml:space="preserve">#1 GIS 150KV NEW TAMBUN </w:t>
-      </w:r>
-    </w:p>
-    <w:p>
-      <w:pPr>
-        <w:pStyle w:val="Title"/>
-        <w:spacing w:line="360" w:lineRule="auto"/>
-        <w:ind w:left="142" w:right="282"/>
-        <w:outlineLvl w:val="0"/>
-        <w:rPr>
           <w:sz w:val="22"/>
           <w:szCs w:val="22"/>
           <w:u w:val="none"/>
@@ -279,17 +121,24 @@
           <w:u w:val="none"/>
         </w:rPr>
       </w:pPr>
-      <w:proofErr w:type="spellStart"/>
-      <w:r>
-        <w:rPr>
-          <w:b w:val="0"/>
-          <w:sz w:val="22"/>
-          <w:szCs w:val="22"/>
-          <w:u w:val="none"/>
-        </w:rPr>
-        <w:t>Sebagai</w:t>
-      </w:r>
-      <w:proofErr w:type="spellEnd"/>
+      <w:r>
+        <w:rPr>
+          <w:b w:val="0"/>
+          <w:sz w:val="22"/>
+          <w:szCs w:val="22"/>
+          <w:u w:val="none"/>
+        </w:rPr>
+        <w:t xml:space="preserve">Sebagai tindak lanjut </w:t>
+      </w:r>
+      <w:r>
+        <w:rPr>
+          <w:b w:val="0"/>
+          <w:sz w:val="22"/>
+          <w:szCs w:val="22"/>
+          <w:u w:val="none"/>
+        </w:rPr>
+        <w:t>{{ latar_belakang }}</w:t>
+      </w:r>
       <w:r>
         <w:rPr>
           <w:b w:val="0"/>
@@ -299,17 +148,6 @@
         </w:rPr>
         <w:t xml:space="preserve"> </w:t>
       </w:r>
-      <w:proofErr w:type="spellStart"/>
-      <w:r>
-        <w:rPr>
-          <w:b w:val="0"/>
-          <w:sz w:val="22"/>
-          <w:szCs w:val="22"/>
-          <w:u w:val="none"/>
-        </w:rPr>
-        <w:t>tindak</w:t>
-      </w:r>
-      <w:proofErr w:type="spellEnd"/>
       <w:r>
         <w:rPr>
           <w:b w:val="0"/>
@@ -319,388 +157,103 @@
         </w:rPr>
         <w:t xml:space="preserve"> </w:t>
       </w:r>
-      <w:proofErr w:type="spellStart"/>
-      <w:r>
-        <w:rPr>
-          <w:b w:val="0"/>
-          <w:sz w:val="22"/>
-          <w:szCs w:val="22"/>
-          <w:u w:val="none"/>
-        </w:rPr>
-        <w:t>lanjut</w:t>
-      </w:r>
-      <w:proofErr w:type="spellEnd"/>
-      <w:r>
-        <w:rPr>
-          <w:b w:val="0"/>
+      <w:r>
+        <w:rPr>
+          <w:b w:val="0"/>
+          <w:sz w:val="22"/>
+          <w:szCs w:val="22"/>
+          <w:u w:val="none"/>
+        </w:rPr>
+        <w:t xml:space="preserve">pada </w:t>
+      </w:r>
+      <w:r>
+        <w:rPr>
+          <w:b w:val="0"/>
+          <w:sz w:val="22"/>
+          <w:szCs w:val="22"/>
+          <w:u w:val="none"/>
+        </w:rPr>
+        <w:t>{{ nama_</w:t>
+      </w:r>
+      <w:r>
+        <w:rPr>
+          <w:b w:val="0"/>
+          <w:sz w:val="22"/>
+          <w:szCs w:val="22"/>
+          <w:u w:val="none"/>
+        </w:rPr>
+        <w:t>alat</w:t>
+      </w:r>
+      <w:r>
+        <w:rPr>
+          <w:b w:val="0"/>
+          <w:sz w:val="22"/>
+          <w:szCs w:val="22"/>
+          <w:u w:val="none"/>
+        </w:rPr>
+        <w:t xml:space="preserve"> }}</w:t>
+      </w:r>
+      <w:r>
+        <w:rPr>
+          <w:b w:val="0"/>
+          <w:sz w:val="22"/>
+          <w:szCs w:val="22"/>
+          <w:u w:val="none"/>
+        </w:rPr>
+        <w:t>,</w:t>
+      </w:r>
+      <w:r>
+        <w:rPr>
+          <w:b w:val="0"/>
+          <w:color w:val="000000"/>
           <w:sz w:val="22"/>
           <w:szCs w:val="22"/>
           <w:u w:val="none"/>
         </w:rPr>
         <w:t xml:space="preserve"> </w:t>
       </w:r>
-      <w:proofErr w:type="spellStart"/>
-      <w:r>
-        <w:rPr>
-          <w:b w:val="0"/>
-          <w:sz w:val="22"/>
-          <w:szCs w:val="22"/>
-          <w:u w:val="none"/>
-        </w:rPr>
-        <w:t>dari</w:t>
-      </w:r>
-      <w:proofErr w:type="spellEnd"/>
-      <w:r>
-        <w:rPr>
-          <w:b w:val="0"/>
+      <w:r>
+        <w:rPr>
+          <w:b w:val="0"/>
+          <w:sz w:val="22"/>
+          <w:szCs w:val="22"/>
+          <w:u w:val="none"/>
+        </w:rPr>
+        <w:t xml:space="preserve">maka pada hari </w:t>
+      </w:r>
+      <w:r>
+        <w:rPr>
+          <w:sz w:val="22"/>
+          <w:szCs w:val="22"/>
+          <w:u w:val="none"/>
+        </w:rPr>
+        <w:t>{{ hari }}</w:t>
+      </w:r>
+      <w:r>
+        <w:rPr>
           <w:sz w:val="22"/>
           <w:szCs w:val="22"/>
           <w:u w:val="none"/>
         </w:rPr>
         <w:t xml:space="preserve"> </w:t>
       </w:r>
-      <w:proofErr w:type="spellStart"/>
-      <w:r>
-        <w:rPr>
-          <w:b w:val="0"/>
-          <w:sz w:val="22"/>
-          <w:szCs w:val="22"/>
-          <w:u w:val="none"/>
-        </w:rPr>
-        <w:t>surat</w:t>
-      </w:r>
-      <w:proofErr w:type="spellEnd"/>
-      <w:r>
-        <w:rPr>
-          <w:b w:val="0"/>
-          <w:sz w:val="22"/>
-          <w:szCs w:val="22"/>
-          <w:u w:val="none"/>
-        </w:rPr>
-        <w:t xml:space="preserve"> </w:t>
-      </w:r>
-      <w:r>
-        <w:rPr>
-          <w:b w:val="0"/>
-          <w:sz w:val="22"/>
-          <w:szCs w:val="22"/>
-          <w:u w:val="none"/>
-        </w:rPr>
-        <w:t>UP3</w:t>
-      </w:r>
-      <w:r>
-        <w:rPr>
-          <w:b w:val="0"/>
-          <w:sz w:val="22"/>
-          <w:szCs w:val="22"/>
-          <w:u w:val="none"/>
-        </w:rPr>
-        <w:t xml:space="preserve"> </w:t>
-      </w:r>
-      <w:proofErr w:type="spellStart"/>
-      <w:r>
-        <w:rPr>
-          <w:b w:val="0"/>
-          <w:sz w:val="22"/>
-          <w:szCs w:val="22"/>
-          <w:u w:val="none"/>
-        </w:rPr>
-        <w:t>terkait</w:t>
-      </w:r>
-      <w:proofErr w:type="spellEnd"/>
-      <w:r>
-        <w:rPr>
-          <w:b w:val="0"/>
-          <w:sz w:val="22"/>
-          <w:szCs w:val="22"/>
-          <w:u w:val="none"/>
-        </w:rPr>
-        <w:t xml:space="preserve"> </w:t>
-      </w:r>
-      <w:proofErr w:type="spellStart"/>
-      <w:r>
-        <w:rPr>
-          <w:b w:val="0"/>
-          <w:sz w:val="22"/>
-          <w:szCs w:val="22"/>
-          <w:u w:val="none"/>
-        </w:rPr>
-        <w:t>permintaan</w:t>
-      </w:r>
-      <w:proofErr w:type="spellEnd"/>
-      <w:r>
-        <w:rPr>
-          <w:b w:val="0"/>
-          <w:sz w:val="22"/>
-          <w:szCs w:val="22"/>
-          <w:u w:val="none"/>
-        </w:rPr>
-        <w:t xml:space="preserve"> </w:t>
-      </w:r>
-      <w:r>
-        <w:rPr>
-          <w:b w:val="0"/>
-          <w:sz w:val="22"/>
-          <w:szCs w:val="22"/>
-          <w:u w:val="none"/>
-        </w:rPr>
-        <w:t xml:space="preserve">resetting </w:t>
-      </w:r>
-      <w:proofErr w:type="spellStart"/>
-      <w:r>
-        <w:rPr>
-          <w:b w:val="0"/>
-          <w:sz w:val="22"/>
-          <w:szCs w:val="22"/>
-          <w:u w:val="none"/>
-        </w:rPr>
-        <w:t>ulang</w:t>
-      </w:r>
-      <w:proofErr w:type="spellEnd"/>
-      <w:r>
-        <w:rPr>
-          <w:b w:val="0"/>
-          <w:sz w:val="22"/>
-          <w:szCs w:val="22"/>
-          <w:u w:val="none"/>
-        </w:rPr>
-        <w:t xml:space="preserve"> </w:t>
-      </w:r>
-      <w:proofErr w:type="spellStart"/>
-      <w:r>
-        <w:rPr>
-          <w:b w:val="0"/>
-          <w:sz w:val="22"/>
-          <w:szCs w:val="22"/>
-          <w:u w:val="none"/>
-        </w:rPr>
-        <w:t>tegangan</w:t>
-      </w:r>
-      <w:proofErr w:type="spellEnd"/>
-      <w:r>
-        <w:rPr>
-          <w:b w:val="0"/>
-          <w:sz w:val="22"/>
-          <w:szCs w:val="22"/>
-          <w:u w:val="none"/>
-        </w:rPr>
-        <w:t xml:space="preserve"> </w:t>
-      </w:r>
-      <w:proofErr w:type="spellStart"/>
-      <w:r>
-        <w:rPr>
-          <w:b w:val="0"/>
-          <w:sz w:val="22"/>
-          <w:szCs w:val="22"/>
-          <w:u w:val="none"/>
-        </w:rPr>
-        <w:t>referensi</w:t>
-      </w:r>
-      <w:proofErr w:type="spellEnd"/>
-      <w:r>
-        <w:rPr>
-          <w:b w:val="0"/>
-          <w:sz w:val="22"/>
-          <w:szCs w:val="22"/>
-          <w:u w:val="none"/>
-        </w:rPr>
-        <w:t xml:space="preserve"> </w:t>
-      </w:r>
-      <w:r>
-        <w:rPr>
-          <w:b w:val="0"/>
-          <w:sz w:val="22"/>
-          <w:szCs w:val="22"/>
-          <w:u w:val="none"/>
-        </w:rPr>
-        <w:t xml:space="preserve"> </w:t>
-      </w:r>
-      <w:r>
-        <w:rPr>
-          <w:b w:val="0"/>
-          <w:sz w:val="22"/>
-          <w:szCs w:val="22"/>
-          <w:u w:val="none"/>
-        </w:rPr>
-        <w:t>pada Bay</w:t>
-      </w:r>
-      <w:r>
-        <w:rPr>
-          <w:b w:val="0"/>
-          <w:sz w:val="22"/>
-          <w:szCs w:val="22"/>
-          <w:u w:val="none"/>
-        </w:rPr>
-        <w:t xml:space="preserve"> </w:t>
-      </w:r>
-      <w:proofErr w:type="spellStart"/>
-      <w:r>
-        <w:rPr>
-          <w:b w:val="0"/>
-          <w:sz w:val="22"/>
-          <w:szCs w:val="22"/>
-          <w:u w:val="none"/>
-        </w:rPr>
-        <w:t>Trafo</w:t>
-      </w:r>
-      <w:proofErr w:type="spellEnd"/>
-      <w:r>
-        <w:rPr>
-          <w:b w:val="0"/>
-          <w:sz w:val="22"/>
-          <w:szCs w:val="22"/>
-          <w:u w:val="none"/>
-        </w:rPr>
-        <w:t xml:space="preserve"> #1 GIS 150kV New </w:t>
-      </w:r>
-      <w:proofErr w:type="spellStart"/>
-      <w:r>
-        <w:rPr>
-          <w:b w:val="0"/>
-          <w:sz w:val="22"/>
-          <w:szCs w:val="22"/>
-          <w:u w:val="none"/>
-        </w:rPr>
-        <w:t>Tambun</w:t>
-      </w:r>
-      <w:proofErr w:type="spellEnd"/>
-      <w:r>
-        <w:rPr>
-          <w:b w:val="0"/>
-          <w:sz w:val="22"/>
-          <w:szCs w:val="22"/>
-          <w:u w:val="none"/>
-        </w:rPr>
-        <w:t>,</w:t>
-      </w:r>
-      <w:r>
-        <w:rPr>
-          <w:b w:val="0"/>
-          <w:color w:val="000000"/>
-          <w:sz w:val="22"/>
-          <w:szCs w:val="22"/>
-          <w:u w:val="none"/>
-        </w:rPr>
-        <w:t xml:space="preserve"> </w:t>
-      </w:r>
-      <w:proofErr w:type="spellStart"/>
-      <w:r>
-        <w:rPr>
-          <w:b w:val="0"/>
-          <w:sz w:val="22"/>
-          <w:szCs w:val="22"/>
-          <w:u w:val="none"/>
-        </w:rPr>
-        <w:t>maka</w:t>
-      </w:r>
-      <w:proofErr w:type="spellEnd"/>
-      <w:r>
-        <w:rPr>
-          <w:b w:val="0"/>
-          <w:sz w:val="22"/>
-          <w:szCs w:val="22"/>
-          <w:u w:val="none"/>
-        </w:rPr>
-        <w:t xml:space="preserve"> pada </w:t>
-      </w:r>
-      <w:proofErr w:type="spellStart"/>
-      <w:r>
-        <w:rPr>
-          <w:b w:val="0"/>
-          <w:sz w:val="22"/>
-          <w:szCs w:val="22"/>
-          <w:u w:val="none"/>
-        </w:rPr>
-        <w:t>hari</w:t>
-      </w:r>
-      <w:proofErr w:type="spellEnd"/>
-      <w:r>
-        <w:rPr>
-          <w:b w:val="0"/>
-          <w:sz w:val="22"/>
-          <w:szCs w:val="22"/>
-          <w:u w:val="none"/>
-        </w:rPr>
-        <w:t xml:space="preserve"> </w:t>
-      </w:r>
-      <w:proofErr w:type="spellStart"/>
-      <w:r>
-        <w:rPr>
-          <w:sz w:val="22"/>
-          <w:szCs w:val="22"/>
-          <w:u w:val="none"/>
-        </w:rPr>
-        <w:t>Jumat</w:t>
-      </w:r>
-      <w:proofErr w:type="spellEnd"/>
-      <w:r>
-        <w:rPr>
-          <w:sz w:val="22"/>
-          <w:szCs w:val="22"/>
-          <w:u w:val="none"/>
-        </w:rPr>
-        <w:t xml:space="preserve"> </w:t>
-      </w:r>
-      <w:proofErr w:type="spellStart"/>
-      <w:r>
-        <w:rPr>
-          <w:b w:val="0"/>
-          <w:sz w:val="22"/>
-          <w:szCs w:val="22"/>
-          <w:u w:val="none"/>
-        </w:rPr>
-        <w:t>pukul</w:t>
-      </w:r>
-      <w:proofErr w:type="spellEnd"/>
-      <w:r>
-        <w:rPr>
-          <w:b w:val="0"/>
-          <w:sz w:val="22"/>
-          <w:szCs w:val="22"/>
-          <w:u w:val="none"/>
-        </w:rPr>
-        <w:t xml:space="preserve"> </w:t>
-      </w:r>
-      <w:r>
-        <w:rPr>
-          <w:b w:val="0"/>
-          <w:sz w:val="22"/>
-          <w:szCs w:val="22"/>
-          <w:u w:val="none"/>
-        </w:rPr>
-        <w:t>1</w:t>
-      </w:r>
-      <w:r>
-        <w:rPr>
-          <w:sz w:val="22"/>
-          <w:szCs w:val="22"/>
-          <w:u w:val="none"/>
-        </w:rPr>
-        <w:t>4</w:t>
-      </w:r>
-      <w:r>
-        <w:rPr>
-          <w:sz w:val="22"/>
-          <w:szCs w:val="22"/>
-          <w:u w:val="none"/>
-        </w:rPr>
-        <w:t>.</w:t>
-      </w:r>
-      <w:r>
-        <w:rPr>
-          <w:sz w:val="22"/>
-          <w:szCs w:val="22"/>
-          <w:u w:val="none"/>
-        </w:rPr>
-        <w:t>0</w:t>
-      </w:r>
-      <w:r>
-        <w:rPr>
-          <w:sz w:val="22"/>
-          <w:szCs w:val="22"/>
-          <w:u w:val="none"/>
-        </w:rPr>
-        <w:t>0</w:t>
+      <w:r>
+        <w:rPr>
+          <w:b w:val="0"/>
+          <w:sz w:val="22"/>
+          <w:szCs w:val="22"/>
+          <w:u w:val="none"/>
+        </w:rPr>
+        <w:t xml:space="preserve">pukul </w:t>
+      </w:r>
+      <w:r>
+        <w:rPr>
+          <w:bCs/>
+          <w:sz w:val="22"/>
+          <w:szCs w:val="22"/>
+          <w:u w:val="none"/>
+        </w:rPr>
+        <w:t>{{ jam }}</w:t>
       </w:r>
       <w:r>
         <w:rPr>
@@ -717,53 +270,15 @@
           <w:szCs w:val="22"/>
           <w:u w:val="none"/>
         </w:rPr>
-        <w:t xml:space="preserve">, </w:t>
-      </w:r>
-      <w:proofErr w:type="spellStart"/>
-      <w:r>
-        <w:rPr>
-          <w:b w:val="0"/>
-          <w:sz w:val="22"/>
-          <w:szCs w:val="22"/>
-          <w:u w:val="none"/>
-        </w:rPr>
-        <w:t>tanggal</w:t>
-      </w:r>
-      <w:proofErr w:type="spellEnd"/>
-      <w:r>
-        <w:rPr>
-          <w:b w:val="0"/>
-          <w:sz w:val="22"/>
-          <w:szCs w:val="22"/>
-          <w:u w:val="none"/>
-        </w:rPr>
-        <w:t xml:space="preserve"> </w:t>
-      </w:r>
-      <w:r>
-        <w:rPr>
-          <w:sz w:val="22"/>
-          <w:szCs w:val="22"/>
-          <w:u w:val="none"/>
-        </w:rPr>
-        <w:t xml:space="preserve">13 </w:t>
-      </w:r>
-      <w:proofErr w:type="spellStart"/>
-      <w:r>
-        <w:rPr>
-          <w:sz w:val="22"/>
-          <w:szCs w:val="22"/>
-          <w:u w:val="none"/>
-        </w:rPr>
-        <w:t>Maret</w:t>
-      </w:r>
-      <w:proofErr w:type="spellEnd"/>
-      <w:r>
-        <w:rPr>
-          <w:sz w:val="22"/>
-          <w:szCs w:val="22"/>
-          <w:u w:val="none"/>
-        </w:rPr>
-        <w:t xml:space="preserve"> 2026</w:t>
+        <w:t xml:space="preserve">, tanggal </w:t>
+      </w:r>
+      <w:r>
+        <w:rPr>
+          <w:sz w:val="22"/>
+          <w:szCs w:val="22"/>
+          <w:u w:val="none"/>
+        </w:rPr>
+        <w:t xml:space="preserve">{{ tgl }} </w:t>
       </w:r>
       <w:r>
         <w:rPr>
@@ -883,318 +398,70 @@
           <w:szCs w:val="24"/>
           <w:u w:val="none"/>
         </w:rPr>
-        <w:t>Sub-</w:t>
-      </w:r>
-      <w:proofErr w:type="spellStart"/>
-      <w:r>
-        <w:rPr>
-          <w:sz w:val="24"/>
-          <w:szCs w:val="24"/>
-          <w:u w:val="none"/>
-        </w:rPr>
-        <w:t>bidang</w:t>
-      </w:r>
-      <w:proofErr w:type="spellEnd"/>
-      <w:r>
-        <w:rPr>
-          <w:sz w:val="24"/>
-          <w:szCs w:val="24"/>
+        <w:t>Sub-bidang Pemeliharaan Proteksi, Meter dan Otomasi</w:t>
+      </w:r>
+      <w:r>
+        <w:rPr>
+          <w:b w:val="0"/>
+          <w:sz w:val="22"/>
+          <w:szCs w:val="22"/>
           <w:u w:val="none"/>
         </w:rPr>
         <w:t xml:space="preserve"> </w:t>
       </w:r>
-      <w:proofErr w:type="spellStart"/>
-      <w:r>
-        <w:rPr>
-          <w:sz w:val="24"/>
-          <w:szCs w:val="24"/>
-          <w:u w:val="none"/>
-        </w:rPr>
-        <w:t>Pemeliharaan</w:t>
-      </w:r>
-      <w:proofErr w:type="spellEnd"/>
-      <w:r>
-        <w:rPr>
-          <w:sz w:val="24"/>
-          <w:szCs w:val="24"/>
+      <w:r>
+        <w:rPr>
+          <w:b w:val="0"/>
+          <w:sz w:val="22"/>
+          <w:szCs w:val="22"/>
+          <w:u w:val="none"/>
+        </w:rPr>
+        <w:t xml:space="preserve">telah melaksanakan </w:t>
+      </w:r>
+      <w:r>
+        <w:rPr>
+          <w:sz w:val="22"/>
+          <w:szCs w:val="22"/>
+          <w:u w:val="none"/>
+        </w:rPr>
+        <w:t>{{ judul_ba }}</w:t>
+      </w:r>
+      <w:r>
+        <w:rPr>
+          <w:b w:val="0"/>
+          <w:sz w:val="22"/>
+          <w:szCs w:val="22"/>
+          <w:u w:val="none"/>
+        </w:rPr>
+        <w:t>,</w:t>
+      </w:r>
+      <w:r>
+        <w:rPr>
+          <w:b w:val="0"/>
+          <w:sz w:val="22"/>
+          <w:szCs w:val="22"/>
           <w:u w:val="none"/>
         </w:rPr>
         <w:t xml:space="preserve"> </w:t>
       </w:r>
-      <w:proofErr w:type="spellStart"/>
-      <w:r>
-        <w:rPr>
-          <w:sz w:val="24"/>
-          <w:szCs w:val="24"/>
-          <w:u w:val="none"/>
-        </w:rPr>
-        <w:t>Proteksi</w:t>
-      </w:r>
-      <w:proofErr w:type="spellEnd"/>
-      <w:r>
-        <w:rPr>
-          <w:sz w:val="24"/>
-          <w:szCs w:val="24"/>
-          <w:u w:val="none"/>
-        </w:rPr>
-        <w:t xml:space="preserve">, Meter dan </w:t>
-      </w:r>
-      <w:proofErr w:type="spellStart"/>
-      <w:r>
-        <w:rPr>
-          <w:sz w:val="24"/>
-          <w:szCs w:val="24"/>
-          <w:u w:val="none"/>
-        </w:rPr>
-        <w:t>Otomasi</w:t>
-      </w:r>
-      <w:proofErr w:type="spellEnd"/>
-      <w:r>
-        <w:rPr>
-          <w:b w:val="0"/>
-          <w:sz w:val="22"/>
-          <w:szCs w:val="22"/>
-          <w:u w:val="none"/>
-        </w:rPr>
-        <w:t xml:space="preserve"> </w:t>
-      </w:r>
-      <w:proofErr w:type="spellStart"/>
-      <w:r>
-        <w:rPr>
-          <w:b w:val="0"/>
-          <w:sz w:val="22"/>
-          <w:szCs w:val="22"/>
-          <w:u w:val="none"/>
-        </w:rPr>
-        <w:t>telah</w:t>
-      </w:r>
-      <w:proofErr w:type="spellEnd"/>
-      <w:r>
-        <w:rPr>
-          <w:b w:val="0"/>
-          <w:sz w:val="22"/>
-          <w:szCs w:val="22"/>
-          <w:u w:val="none"/>
-        </w:rPr>
-        <w:t xml:space="preserve"> </w:t>
-      </w:r>
-      <w:proofErr w:type="spellStart"/>
-      <w:r>
-        <w:rPr>
-          <w:b w:val="0"/>
-          <w:sz w:val="22"/>
-          <w:szCs w:val="22"/>
-          <w:u w:val="none"/>
-        </w:rPr>
-        <w:t>melaksanakan</w:t>
-      </w:r>
-      <w:proofErr w:type="spellEnd"/>
-      <w:r>
-        <w:rPr>
-          <w:b w:val="0"/>
-          <w:sz w:val="22"/>
-          <w:szCs w:val="22"/>
-          <w:u w:val="none"/>
-        </w:rPr>
-        <w:t xml:space="preserve"> </w:t>
-      </w:r>
-      <w:r>
-        <w:rPr>
-          <w:sz w:val="22"/>
-          <w:szCs w:val="22"/>
-          <w:u w:val="none"/>
-        </w:rPr>
-        <w:t xml:space="preserve">Resetting </w:t>
-      </w:r>
-      <w:proofErr w:type="spellStart"/>
-      <w:r>
-        <w:rPr>
-          <w:sz w:val="22"/>
-          <w:szCs w:val="22"/>
-          <w:u w:val="none"/>
-        </w:rPr>
-        <w:t>Tegangan</w:t>
-      </w:r>
-      <w:proofErr w:type="spellEnd"/>
-      <w:r>
-        <w:rPr>
-          <w:sz w:val="22"/>
-          <w:szCs w:val="22"/>
-          <w:u w:val="none"/>
-        </w:rPr>
-        <w:t xml:space="preserve"> </w:t>
-      </w:r>
-      <w:proofErr w:type="spellStart"/>
-      <w:r>
-        <w:rPr>
-          <w:sz w:val="22"/>
-          <w:szCs w:val="22"/>
-          <w:u w:val="none"/>
-        </w:rPr>
-        <w:t>Referensi</w:t>
-      </w:r>
-      <w:proofErr w:type="spellEnd"/>
-      <w:r>
-        <w:rPr>
-          <w:sz w:val="22"/>
-          <w:szCs w:val="22"/>
-          <w:u w:val="none"/>
-        </w:rPr>
-        <w:t xml:space="preserve"> dan </w:t>
-      </w:r>
-      <w:proofErr w:type="spellStart"/>
-      <w:r>
-        <w:rPr>
-          <w:sz w:val="22"/>
-          <w:szCs w:val="22"/>
-          <w:u w:val="none"/>
-        </w:rPr>
-        <w:t>Bandwith</w:t>
-      </w:r>
-      <w:proofErr w:type="spellEnd"/>
-      <w:r>
-        <w:rPr>
-          <w:sz w:val="22"/>
-          <w:szCs w:val="22"/>
-          <w:u w:val="none"/>
-        </w:rPr>
-        <w:t xml:space="preserve"> </w:t>
-      </w:r>
-      <w:proofErr w:type="spellStart"/>
-      <w:r>
-        <w:rPr>
-          <w:sz w:val="22"/>
-          <w:szCs w:val="22"/>
-          <w:u w:val="none"/>
-        </w:rPr>
-        <w:t>Trafo</w:t>
-      </w:r>
-      <w:proofErr w:type="spellEnd"/>
-      <w:r>
-        <w:rPr>
-          <w:sz w:val="22"/>
-          <w:szCs w:val="22"/>
-          <w:u w:val="none"/>
-        </w:rPr>
-        <w:t xml:space="preserve"> </w:t>
-      </w:r>
-      <w:r>
-        <w:rPr>
-          <w:sz w:val="22"/>
-          <w:szCs w:val="22"/>
-          <w:u w:val="none"/>
-        </w:rPr>
-        <w:t xml:space="preserve">#1 GIS 150kV New </w:t>
-      </w:r>
-      <w:proofErr w:type="spellStart"/>
-      <w:r>
-        <w:rPr>
-          <w:sz w:val="22"/>
-          <w:szCs w:val="22"/>
-          <w:u w:val="none"/>
-        </w:rPr>
-        <w:t>Tambun</w:t>
-      </w:r>
-      <w:proofErr w:type="spellEnd"/>
-      <w:r>
-        <w:rPr>
-          <w:b w:val="0"/>
-          <w:sz w:val="22"/>
-          <w:szCs w:val="22"/>
-          <w:u w:val="none"/>
-        </w:rPr>
-        <w:t>,</w:t>
-      </w:r>
-      <w:r>
-        <w:rPr>
-          <w:b w:val="0"/>
-          <w:sz w:val="22"/>
-          <w:szCs w:val="22"/>
-          <w:u w:val="none"/>
-        </w:rPr>
-        <w:t xml:space="preserve"> </w:t>
-      </w:r>
-      <w:proofErr w:type="spellStart"/>
-      <w:r>
-        <w:rPr>
-          <w:b w:val="0"/>
-          <w:sz w:val="22"/>
-          <w:szCs w:val="22"/>
-          <w:u w:val="none"/>
-        </w:rPr>
-        <w:t>sesuai</w:t>
-      </w:r>
-      <w:proofErr w:type="spellEnd"/>
-      <w:r>
-        <w:rPr>
-          <w:b w:val="0"/>
-          <w:sz w:val="22"/>
-          <w:szCs w:val="22"/>
-          <w:u w:val="none"/>
-        </w:rPr>
-        <w:t xml:space="preserve"> </w:t>
-      </w:r>
-      <w:proofErr w:type="spellStart"/>
-      <w:r>
-        <w:rPr>
-          <w:b w:val="0"/>
-          <w:sz w:val="22"/>
-          <w:szCs w:val="22"/>
-          <w:u w:val="none"/>
-        </w:rPr>
-        <w:t>dengan</w:t>
-      </w:r>
-      <w:proofErr w:type="spellEnd"/>
-      <w:r>
-        <w:rPr>
-          <w:b w:val="0"/>
-          <w:sz w:val="22"/>
-          <w:szCs w:val="22"/>
-          <w:u w:val="none"/>
-        </w:rPr>
-        <w:t xml:space="preserve"> </w:t>
-      </w:r>
-      <w:proofErr w:type="spellStart"/>
-      <w:r>
-        <w:rPr>
-          <w:b w:val="0"/>
-          <w:sz w:val="22"/>
-          <w:szCs w:val="22"/>
-          <w:u w:val="none"/>
-        </w:rPr>
-        <w:t>reokmendasi</w:t>
-      </w:r>
-      <w:proofErr w:type="spellEnd"/>
-      <w:r>
-        <w:rPr>
-          <w:b w:val="0"/>
-          <w:sz w:val="22"/>
-          <w:szCs w:val="22"/>
-          <w:u w:val="none"/>
-        </w:rPr>
-        <w:t xml:space="preserve"> </w:t>
-      </w:r>
-      <w:proofErr w:type="spellStart"/>
-      <w:r>
-        <w:rPr>
-          <w:b w:val="0"/>
-          <w:sz w:val="22"/>
-          <w:szCs w:val="22"/>
-          <w:u w:val="none"/>
-        </w:rPr>
-        <w:t>serta</w:t>
-      </w:r>
-      <w:proofErr w:type="spellEnd"/>
-      <w:r>
-        <w:rPr>
-          <w:b w:val="0"/>
-          <w:sz w:val="22"/>
-          <w:szCs w:val="22"/>
-          <w:u w:val="none"/>
-        </w:rPr>
-        <w:t xml:space="preserve"> </w:t>
-      </w:r>
-      <w:proofErr w:type="spellStart"/>
+      <w:r>
+        <w:rPr>
+          <w:b w:val="0"/>
+          <w:sz w:val="22"/>
+          <w:szCs w:val="22"/>
+          <w:u w:val="none"/>
+        </w:rPr>
+        <w:t xml:space="preserve">sesuai dengan </w:t>
+      </w:r>
+      <w:r>
+        <w:rPr>
+          <w:b w:val="0"/>
+          <w:sz w:val="22"/>
+          <w:szCs w:val="22"/>
+          <w:u w:val="none"/>
+        </w:rPr>
+        <w:t xml:space="preserve">reokmendasi serta </w:t>
+      </w:r>
       <w:r>
         <w:rPr>
           <w:b w:val="0"/>
@@ -1211,29 +478,8 @@
           <w:szCs w:val="22"/>
           <w:u w:val="none"/>
         </w:rPr>
-        <w:t>osedur</w:t>
-      </w:r>
-      <w:proofErr w:type="spellEnd"/>
-      <w:r>
-        <w:rPr>
-          <w:b w:val="0"/>
-          <w:sz w:val="22"/>
-          <w:szCs w:val="22"/>
-          <w:u w:val="none"/>
-        </w:rPr>
-        <w:t xml:space="preserve"> dan </w:t>
-      </w:r>
-      <w:proofErr w:type="spellStart"/>
-      <w:r>
-        <w:rPr>
-          <w:b w:val="0"/>
-          <w:sz w:val="22"/>
-          <w:szCs w:val="22"/>
-          <w:u w:val="none"/>
-        </w:rPr>
-        <w:t>dinyatakan</w:t>
-      </w:r>
-      <w:proofErr w:type="spellEnd"/>
+        <w:t>osedur dan dinyatakan</w:t>
+      </w:r>
       <w:r>
         <w:rPr>
           <w:b w:val="0"/>
@@ -1313,20 +559,8 @@
           <w:u w:val="none"/>
           <w:lang w:val="en-GB"/>
         </w:rPr>
-        <w:t>-</w:t>
-      </w:r>
-      <w:proofErr w:type="spellStart"/>
-      <w:r>
-        <w:rPr>
-          <w:b w:val="0"/>
-          <w:sz w:val="22"/>
-          <w:szCs w:val="22"/>
-          <w:u w:val="none"/>
-          <w:lang w:val="en-GB"/>
-        </w:rPr>
-        <w:t>benar</w:t>
-      </w:r>
-      <w:proofErr w:type="spellEnd"/>
+        <w:t>-benar</w:t>
+      </w:r>
       <w:r>
         <w:rPr>
           <w:b w:val="0"/>
@@ -1401,45 +635,7 @@
           <w:szCs w:val="24"/>
           <w:u w:val="none"/>
         </w:rPr>
-        <w:t>1</w:t>
-      </w:r>
-      <w:r>
-        <w:rPr>
-          <w:b w:val="0"/>
-          <w:sz w:val="24"/>
-          <w:szCs w:val="24"/>
-          <w:u w:val="none"/>
-        </w:rPr>
-        <w:t>3</w:t>
-      </w:r>
-      <w:r>
-        <w:rPr>
-          <w:b w:val="0"/>
-          <w:sz w:val="24"/>
-          <w:szCs w:val="24"/>
-          <w:u w:val="none"/>
-        </w:rPr>
-        <w:t xml:space="preserve"> </w:t>
-      </w:r>
-      <w:proofErr w:type="spellStart"/>
-      <w:r>
-        <w:rPr>
-          <w:b w:val="0"/>
-          <w:sz w:val="24"/>
-          <w:szCs w:val="24"/>
-          <w:u w:val="none"/>
-        </w:rPr>
-        <w:t>Maret</w:t>
-      </w:r>
-      <w:proofErr w:type="spellEnd"/>
-      <w:r>
-        <w:rPr>
-          <w:b w:val="0"/>
-          <w:sz w:val="24"/>
-          <w:szCs w:val="24"/>
-          <w:u w:val="none"/>
-        </w:rPr>
-        <w:t xml:space="preserve"> 2026</w:t>
+        <w:t>{{ tgl }}</w:t>
       </w:r>
     </w:p>
     <w:p>
@@ -1477,25 +673,14 @@
         </w:rPr>
         <w:tab/>
       </w:r>
-      <w:proofErr w:type="spellStart"/>
-      <w:r>
-        <w:rPr>
-          <w:b w:val="0"/>
-          <w:sz w:val="22"/>
-          <w:szCs w:val="22"/>
-          <w:u w:val="none"/>
-        </w:rPr>
-        <w:t>Pelaksana</w:t>
-      </w:r>
-      <w:proofErr w:type="spellEnd"/>
-      <w:r>
-        <w:rPr>
-          <w:b w:val="0"/>
-          <w:sz w:val="22"/>
-          <w:szCs w:val="22"/>
-          <w:u w:val="none"/>
-        </w:rPr>
-        <w:t xml:space="preserve"> :</w:t>
+      <w:r>
+        <w:rPr>
+          <w:b w:val="0"/>
+          <w:sz w:val="22"/>
+          <w:szCs w:val="22"/>
+          <w:u w:val="none"/>
+        </w:rPr>
+        <w:t>Pelaksana :</w:t>
       </w:r>
     </w:p>
     <w:p>
@@ -1543,7 +728,7 @@
           <w:szCs w:val="22"/>
           <w:u w:val="none"/>
         </w:rPr>
-        <w:t>Edward D</w:t>
+        <w:t>{{ pelaksana_1 }}</w:t>
       </w:r>
     </w:p>
     <w:p>
@@ -1567,45 +752,14 @@
           <w:lang w:val="id-ID"/>
         </w:rPr>
       </w:pPr>
-      <w:proofErr w:type="spellStart"/>
-      <w:r>
-        <w:rPr>
-          <w:b w:val="0"/>
-          <w:sz w:val="22"/>
-          <w:szCs w:val="22"/>
-          <w:u w:val="none"/>
-        </w:rPr>
-        <w:t>Rizky</w:t>
-      </w:r>
-      <w:proofErr w:type="spellEnd"/>
-      <w:r>
-        <w:rPr>
-          <w:b w:val="0"/>
-          <w:sz w:val="22"/>
-          <w:szCs w:val="22"/>
-          <w:u w:val="none"/>
-        </w:rPr>
-        <w:t xml:space="preserve"> </w:t>
-      </w:r>
-      <w:proofErr w:type="spellStart"/>
-      <w:r>
-        <w:rPr>
-          <w:b w:val="0"/>
-          <w:sz w:val="22"/>
-          <w:szCs w:val="22"/>
-          <w:u w:val="none"/>
-        </w:rPr>
-        <w:t>Wira</w:t>
-      </w:r>
-      <w:proofErr w:type="spellEnd"/>
-      <w:r>
-        <w:rPr>
-          <w:b w:val="0"/>
-          <w:sz w:val="22"/>
-          <w:szCs w:val="22"/>
-          <w:u w:val="none"/>
-        </w:rPr>
-        <w:t xml:space="preserve"> H</w:t>
+      <w:r>
+        <w:rPr>
+          <w:b w:val="0"/>
+          <w:sz w:val="22"/>
+          <w:szCs w:val="22"/>
+          <w:u w:val="none"/>
+        </w:rPr>
+        <w:t>{{ pelaksana_2 }}</w:t>
       </w:r>
     </w:p>
     <w:p>
@@ -1636,7 +790,7 @@
           <w:szCs w:val="22"/>
           <w:u w:val="none"/>
         </w:rPr>
-        <w:t>Riki H</w:t>
+        <w:t>{{ pelaksana_3 }}</w:t>
       </w:r>
     </w:p>
     <w:p>
@@ -1746,23 +900,7 @@
                                 <w:sz w:val="24"/>
                                 <w:szCs w:val="24"/>
                               </w:rPr>
-                              <w:t xml:space="preserve">{{ </w:t>
-                            </w:r>
-                            <w:proofErr w:type="spellStart"/>
-                            <w:r>
-                              <w:rPr>
-                                <w:sz w:val="24"/>
-                                <w:szCs w:val="24"/>
-                              </w:rPr>
-                              <w:t>jab_kanan</w:t>
-                            </w:r>
-                            <w:proofErr w:type="spellEnd"/>
-                            <w:r>
-                              <w:rPr>
-                                <w:sz w:val="24"/>
-                                <w:szCs w:val="24"/>
-                              </w:rPr>
-                              <w:t xml:space="preserve"> }}</w:t>
+                              <w:t>{{ jab_kanan }}</w:t>
                             </w:r>
                           </w:p>
                           <w:p>
@@ -1796,23 +934,7 @@
                                 <w:sz w:val="24"/>
                                 <w:szCs w:val="24"/>
                               </w:rPr>
-                              <w:t xml:space="preserve">{{ </w:t>
-                            </w:r>
-                            <w:proofErr w:type="spellStart"/>
-                            <w:r>
-                              <w:rPr>
-                                <w:sz w:val="24"/>
-                                <w:szCs w:val="24"/>
-                              </w:rPr>
-                              <w:t>ttd_kanan</w:t>
-                            </w:r>
-                            <w:proofErr w:type="spellEnd"/>
-                            <w:r>
-                              <w:rPr>
-                                <w:sz w:val="24"/>
-                                <w:szCs w:val="24"/>
-                              </w:rPr>
-                              <w:t xml:space="preserve"> }}</w:t>
+                              <w:t>{{ ttd_kanan }}</w:t>
                             </w:r>
                           </w:p>
                           <w:p>
@@ -1850,27 +972,7 @@
                                 <w:sz w:val="24"/>
                                 <w:szCs w:val="24"/>
                               </w:rPr>
-                              <w:t xml:space="preserve">{{ </w:t>
-                            </w:r>
-                            <w:proofErr w:type="spellStart"/>
-                            <w:r>
-                              <w:rPr>
-                                <w:b/>
-                                <w:bCs/>
-                                <w:sz w:val="24"/>
-                                <w:szCs w:val="24"/>
-                              </w:rPr>
-                              <w:t>nama_kanan</w:t>
-                            </w:r>
-                            <w:proofErr w:type="spellEnd"/>
-                            <w:r>
-                              <w:rPr>
-                                <w:b/>
-                                <w:bCs/>
-                                <w:sz w:val="24"/>
-                                <w:szCs w:val="24"/>
-                              </w:rPr>
-                              <w:t xml:space="preserve"> }}</w:t>
+                              <w:t>{{ nama_kanan }}</w:t>
                             </w:r>
                           </w:p>
                         </w:txbxContent>
@@ -1912,23 +1014,7 @@
                           <w:sz w:val="24"/>
                           <w:szCs w:val="24"/>
                         </w:rPr>
-                        <w:t xml:space="preserve">{{ </w:t>
-                      </w:r>
-                      <w:proofErr w:type="spellStart"/>
-                      <w:r>
-                        <w:rPr>
-                          <w:sz w:val="24"/>
-                          <w:szCs w:val="24"/>
-                        </w:rPr>
-                        <w:t>jab_kanan</w:t>
-                      </w:r>
-                      <w:proofErr w:type="spellEnd"/>
-                      <w:r>
-                        <w:rPr>
-                          <w:sz w:val="24"/>
-                          <w:szCs w:val="24"/>
-                        </w:rPr>
-                        <w:t xml:space="preserve"> }}</w:t>
+                        <w:t>{{ jab_kanan }}</w:t>
                       </w:r>
                     </w:p>
                     <w:p>
@@ -1962,23 +1048,7 @@
                           <w:sz w:val="24"/>
                           <w:szCs w:val="24"/>
                         </w:rPr>
-                        <w:t xml:space="preserve">{{ </w:t>
-                      </w:r>
-                      <w:proofErr w:type="spellStart"/>
-                      <w:r>
-                        <w:rPr>
-                          <w:sz w:val="24"/>
-                          <w:szCs w:val="24"/>
-                        </w:rPr>
-                        <w:t>ttd_kanan</w:t>
-                      </w:r>
-                      <w:proofErr w:type="spellEnd"/>
-                      <w:r>
-                        <w:rPr>
-                          <w:sz w:val="24"/>
-                          <w:szCs w:val="24"/>
-                        </w:rPr>
-                        <w:t xml:space="preserve"> }}</w:t>
+                        <w:t>{{ ttd_kanan }}</w:t>
                       </w:r>
                     </w:p>
                     <w:p>
@@ -2016,27 +1086,7 @@
                           <w:sz w:val="24"/>
                           <w:szCs w:val="24"/>
                         </w:rPr>
-                        <w:t xml:space="preserve">{{ </w:t>
-                      </w:r>
-                      <w:proofErr w:type="spellStart"/>
-                      <w:r>
-                        <w:rPr>
-                          <w:b/>
-                          <w:bCs/>
-                          <w:sz w:val="24"/>
-                          <w:szCs w:val="24"/>
-                        </w:rPr>
-                        <w:t>nama_kanan</w:t>
-                      </w:r>
-                      <w:proofErr w:type="spellEnd"/>
-                      <w:r>
-                        <w:rPr>
-                          <w:b/>
-                          <w:bCs/>
-                          <w:sz w:val="24"/>
-                          <w:szCs w:val="24"/>
-                        </w:rPr>
-                        <w:t xml:space="preserve"> }}</w:t>
+                        <w:t>{{ nama_kanan }}</w:t>
                       </w:r>
                     </w:p>
                   </w:txbxContent>
@@ -2120,23 +1170,7 @@
                                 <w:sz w:val="24"/>
                                 <w:szCs w:val="24"/>
                               </w:rPr>
-                              <w:t xml:space="preserve">{{ </w:t>
-                            </w:r>
-                            <w:proofErr w:type="spellStart"/>
-                            <w:r>
-                              <w:rPr>
-                                <w:sz w:val="24"/>
-                                <w:szCs w:val="24"/>
-                              </w:rPr>
-                              <w:t>jab_tengah</w:t>
-                            </w:r>
-                            <w:proofErr w:type="spellEnd"/>
-                            <w:r>
-                              <w:rPr>
-                                <w:sz w:val="24"/>
-                                <w:szCs w:val="24"/>
-                              </w:rPr>
-                              <w:t xml:space="preserve"> }}</w:t>
+                              <w:t>{{ jab_tengah }}</w:t>
                             </w:r>
                           </w:p>
                           <w:p>
@@ -2170,23 +1204,7 @@
                                 <w:sz w:val="24"/>
                                 <w:szCs w:val="24"/>
                               </w:rPr>
-                              <w:t xml:space="preserve">{{ </w:t>
-                            </w:r>
-                            <w:proofErr w:type="spellStart"/>
-                            <w:r>
-                              <w:rPr>
-                                <w:sz w:val="24"/>
-                                <w:szCs w:val="24"/>
-                              </w:rPr>
-                              <w:t>ttd_tengah</w:t>
-                            </w:r>
-                            <w:proofErr w:type="spellEnd"/>
-                            <w:r>
-                              <w:rPr>
-                                <w:sz w:val="24"/>
-                                <w:szCs w:val="24"/>
-                              </w:rPr>
-                              <w:t xml:space="preserve"> }}</w:t>
+                              <w:t>{{ ttd_tengah }}</w:t>
                             </w:r>
                           </w:p>
                           <w:p>
@@ -2224,27 +1242,7 @@
                                 <w:sz w:val="24"/>
                                 <w:szCs w:val="24"/>
                               </w:rPr>
-                              <w:t xml:space="preserve">{{ </w:t>
-                            </w:r>
-                            <w:proofErr w:type="spellStart"/>
-                            <w:r>
-                              <w:rPr>
-                                <w:b/>
-                                <w:bCs/>
-                                <w:sz w:val="24"/>
-                                <w:szCs w:val="24"/>
-                              </w:rPr>
-                              <w:t>nama_tengah</w:t>
-                            </w:r>
-                            <w:proofErr w:type="spellEnd"/>
-                            <w:r>
-                              <w:rPr>
-                                <w:b/>
-                                <w:bCs/>
-                                <w:sz w:val="24"/>
-                                <w:szCs w:val="24"/>
-                              </w:rPr>
-                              <w:t xml:space="preserve"> }}</w:t>
+                              <w:t>{{ nama_tengah }}</w:t>
                             </w:r>
                           </w:p>
                         </w:txbxContent>
@@ -2282,23 +1280,7 @@
                           <w:sz w:val="24"/>
                           <w:szCs w:val="24"/>
                         </w:rPr>
-                        <w:t xml:space="preserve">{{ </w:t>
-                      </w:r>
-                      <w:proofErr w:type="spellStart"/>
-                      <w:r>
-                        <w:rPr>
-                          <w:sz w:val="24"/>
-                          <w:szCs w:val="24"/>
-                        </w:rPr>
-                        <w:t>jab_tengah</w:t>
-                      </w:r>
-                      <w:proofErr w:type="spellEnd"/>
-                      <w:r>
-                        <w:rPr>
-                          <w:sz w:val="24"/>
-                          <w:szCs w:val="24"/>
-                        </w:rPr>
-                        <w:t xml:space="preserve"> }}</w:t>
+                        <w:t>{{ jab_tengah }}</w:t>
                       </w:r>
                     </w:p>
                     <w:p>
@@ -2332,23 +1314,7 @@
                           <w:sz w:val="24"/>
                           <w:szCs w:val="24"/>
                         </w:rPr>
-                        <w:t xml:space="preserve">{{ </w:t>
-                      </w:r>
-                      <w:proofErr w:type="spellStart"/>
-                      <w:r>
-                        <w:rPr>
-                          <w:sz w:val="24"/>
-                          <w:szCs w:val="24"/>
-                        </w:rPr>
-                        <w:t>ttd_tengah</w:t>
-                      </w:r>
-                      <w:proofErr w:type="spellEnd"/>
-                      <w:r>
-                        <w:rPr>
-                          <w:sz w:val="24"/>
-                          <w:szCs w:val="24"/>
-                        </w:rPr>
-                        <w:t xml:space="preserve"> }}</w:t>
+                        <w:t>{{ ttd_tengah }}</w:t>
                       </w:r>
                     </w:p>
                     <w:p>
@@ -2386,27 +1352,7 @@
                           <w:sz w:val="24"/>
                           <w:szCs w:val="24"/>
                         </w:rPr>
-                        <w:t xml:space="preserve">{{ </w:t>
-                      </w:r>
-                      <w:proofErr w:type="spellStart"/>
-                      <w:r>
-                        <w:rPr>
-                          <w:b/>
-                          <w:bCs/>
-                          <w:sz w:val="24"/>
-                          <w:szCs w:val="24"/>
-                        </w:rPr>
-                        <w:t>nama_tengah</w:t>
-                      </w:r>
-                      <w:proofErr w:type="spellEnd"/>
-                      <w:r>
-                        <w:rPr>
-                          <w:b/>
-                          <w:bCs/>
-                          <w:sz w:val="24"/>
-                          <w:szCs w:val="24"/>
-                        </w:rPr>
-                        <w:t xml:space="preserve"> }}</w:t>
+                        <w:t>{{ nama_tengah }}</w:t>
                       </w:r>
                     </w:p>
                   </w:txbxContent>
@@ -2490,23 +1436,7 @@
                                 <w:sz w:val="24"/>
                                 <w:szCs w:val="24"/>
                               </w:rPr>
-                              <w:t xml:space="preserve">{{ </w:t>
-                            </w:r>
-                            <w:proofErr w:type="spellStart"/>
-                            <w:r>
-                              <w:rPr>
-                                <w:sz w:val="24"/>
-                                <w:szCs w:val="24"/>
-                              </w:rPr>
-                              <w:t>jab_kiri</w:t>
-                            </w:r>
-                            <w:proofErr w:type="spellEnd"/>
-                            <w:r>
-                              <w:rPr>
-                                <w:sz w:val="24"/>
-                                <w:szCs w:val="24"/>
-                              </w:rPr>
-                              <w:t xml:space="preserve"> }}</w:t>
+                              <w:t>{{ jab_kiri }}</w:t>
                             </w:r>
                           </w:p>
                           <w:p>
@@ -2540,23 +1470,7 @@
                                 <w:sz w:val="24"/>
                                 <w:szCs w:val="24"/>
                               </w:rPr>
-                              <w:t xml:space="preserve">{{ </w:t>
-                            </w:r>
-                            <w:proofErr w:type="spellStart"/>
-                            <w:r>
-                              <w:rPr>
-                                <w:sz w:val="24"/>
-                                <w:szCs w:val="24"/>
-                              </w:rPr>
-                              <w:t>ttd_kiri</w:t>
-                            </w:r>
-                            <w:proofErr w:type="spellEnd"/>
-                            <w:r>
-                              <w:rPr>
-                                <w:sz w:val="24"/>
-                                <w:szCs w:val="24"/>
-                              </w:rPr>
-                              <w:t xml:space="preserve"> }}</w:t>
+                              <w:t>{{ ttd_kiri }}</w:t>
                             </w:r>
                           </w:p>
                           <w:p>
@@ -2594,27 +1508,7 @@
                                 <w:sz w:val="24"/>
                                 <w:szCs w:val="24"/>
                               </w:rPr>
-                              <w:t xml:space="preserve">{{ </w:t>
-                            </w:r>
-                            <w:proofErr w:type="spellStart"/>
-                            <w:r>
-                              <w:rPr>
-                                <w:b/>
-                                <w:bCs/>
-                                <w:sz w:val="24"/>
-                                <w:szCs w:val="24"/>
-                              </w:rPr>
-                              <w:t>nama_kiri</w:t>
-                            </w:r>
-                            <w:proofErr w:type="spellEnd"/>
-                            <w:r>
-                              <w:rPr>
-                                <w:b/>
-                                <w:bCs/>
-                                <w:sz w:val="24"/>
-                                <w:szCs w:val="24"/>
-                              </w:rPr>
-                              <w:t xml:space="preserve"> }}</w:t>
+                              <w:t>{{ nama_kiri }}</w:t>
                             </w:r>
                           </w:p>
                         </w:txbxContent>
@@ -2652,23 +1546,7 @@
                           <w:sz w:val="24"/>
                           <w:szCs w:val="24"/>
                         </w:rPr>
-                        <w:t xml:space="preserve">{{ </w:t>
-                      </w:r>
-                      <w:proofErr w:type="spellStart"/>
-                      <w:r>
-                        <w:rPr>
-                          <w:sz w:val="24"/>
-                          <w:szCs w:val="24"/>
-                        </w:rPr>
-                        <w:t>jab_kiri</w:t>
-                      </w:r>
-                      <w:proofErr w:type="spellEnd"/>
-                      <w:r>
-                        <w:rPr>
-                          <w:sz w:val="24"/>
-                          <w:szCs w:val="24"/>
-                        </w:rPr>
-                        <w:t xml:space="preserve"> }}</w:t>
+                        <w:t>{{ jab_kiri }}</w:t>
                       </w:r>
                     </w:p>
                     <w:p>
@@ -2702,23 +1580,7 @@
                           <w:sz w:val="24"/>
                           <w:szCs w:val="24"/>
                         </w:rPr>
-                        <w:t xml:space="preserve">{{ </w:t>
-                      </w:r>
-                      <w:proofErr w:type="spellStart"/>
-                      <w:r>
-                        <w:rPr>
-                          <w:sz w:val="24"/>
-                          <w:szCs w:val="24"/>
-                        </w:rPr>
-                        <w:t>ttd_kiri</w:t>
-                      </w:r>
-                      <w:proofErr w:type="spellEnd"/>
-                      <w:r>
-                        <w:rPr>
-                          <w:sz w:val="24"/>
-                          <w:szCs w:val="24"/>
-                        </w:rPr>
-                        <w:t xml:space="preserve"> }}</w:t>
+                        <w:t>{{ ttd_kiri }}</w:t>
                       </w:r>
                     </w:p>
                     <w:p>
@@ -2756,27 +1618,7 @@
                           <w:sz w:val="24"/>
                           <w:szCs w:val="24"/>
                         </w:rPr>
-                        <w:t xml:space="preserve">{{ </w:t>
-                      </w:r>
-                      <w:proofErr w:type="spellStart"/>
-                      <w:r>
-                        <w:rPr>
-                          <w:b/>
-                          <w:bCs/>
-                          <w:sz w:val="24"/>
-                          <w:szCs w:val="24"/>
-                        </w:rPr>
-                        <w:t>nama_kiri</w:t>
-                      </w:r>
-                      <w:proofErr w:type="spellEnd"/>
-                      <w:r>
-                        <w:rPr>
-                          <w:b/>
-                          <w:bCs/>
-                          <w:sz w:val="24"/>
-                          <w:szCs w:val="24"/>
-                        </w:rPr>
-                        <w:t xml:space="preserve"> }}</w:t>
+                        <w:t>{{ nama_kiri }}</w:t>
                       </w:r>
                     </w:p>
                   </w:txbxContent>
@@ -2910,16 +1752,29 @@
     <w:p>
       <w:pPr>
         <w:pStyle w:val="Title"/>
-        <w:tabs>
-          <w:tab w:val="left" w:pos="5850"/>
-        </w:tabs>
         <w:spacing w:line="360" w:lineRule="auto"/>
-        <w:ind w:right="282"/>
+        <w:ind w:left="502" w:right="284"/>
         <w:jc w:val="both"/>
-        <w:rPr>
-          <w:b w:val="0"/>
-          <w:sz w:val="22"/>
-          <w:szCs w:val="22"/>
+        <w:outlineLvl w:val="0"/>
+        <w:rPr>
+          <w:b w:val="0"/>
+          <w:sz w:val="22"/>
+          <w:szCs w:val="22"/>
+          <w:u w:val="none"/>
+          <w:lang w:val="id-ID"/>
+        </w:rPr>
+      </w:pPr>
+    </w:p>
+    <w:p>
+      <w:pPr>
+        <w:pStyle w:val="Title"/>
+        <w:spacing w:line="360" w:lineRule="auto"/>
+        <w:ind w:left="502" w:right="284"/>
+        <w:jc w:val="both"/>
+        <w:outlineLvl w:val="0"/>
+        <w:rPr>
+          <w:sz w:val="24"/>
+          <w:szCs w:val="24"/>
           <w:u w:val="none"/>
           <w:lang w:val="id-ID"/>
         </w:rPr>
@@ -2950,7 +1805,6 @@
           <w:u w:val="none"/>
           <w:lang w:val="id-ID"/>
         </w:rPr>
-        <w:lastRenderedPageBreak/>
         <w:t>PERALATAN TERPASANG</w:t>
       </w:r>
     </w:p>
@@ -2980,66 +1834,9 @@
           <w:szCs w:val="24"/>
           <w:u w:val="none"/>
         </w:rPr>
-        <w:t xml:space="preserve">AVR </w:t>
-      </w:r>
-      <w:proofErr w:type="spellStart"/>
-      <w:r>
-        <w:rPr>
-          <w:b w:val="0"/>
-          <w:sz w:val="24"/>
-          <w:szCs w:val="24"/>
-          <w:u w:val="none"/>
-        </w:rPr>
-        <w:t>Trafo</w:t>
-      </w:r>
-      <w:proofErr w:type="spellEnd"/>
-      <w:r>
-        <w:rPr>
-          <w:b w:val="0"/>
-          <w:sz w:val="24"/>
-          <w:szCs w:val="24"/>
-          <w:u w:val="none"/>
-        </w:rPr>
-        <w:t xml:space="preserve"> #1 </w:t>
-      </w:r>
-      <w:r>
-        <w:rPr>
-          <w:b w:val="0"/>
-          <w:sz w:val="24"/>
-          <w:szCs w:val="24"/>
-          <w:u w:val="none"/>
-        </w:rPr>
-        <w:t xml:space="preserve">GIS </w:t>
-      </w:r>
-      <w:r>
-        <w:rPr>
-          <w:b w:val="0"/>
-          <w:sz w:val="24"/>
-          <w:szCs w:val="24"/>
-          <w:u w:val="none"/>
-        </w:rPr>
-        <w:t xml:space="preserve">150kV </w:t>
-      </w:r>
-      <w:r>
-        <w:rPr>
-          <w:b w:val="0"/>
-          <w:sz w:val="24"/>
-          <w:szCs w:val="24"/>
-          <w:u w:val="none"/>
-        </w:rPr>
-        <w:t xml:space="preserve">New </w:t>
-      </w:r>
-      <w:proofErr w:type="spellStart"/>
-      <w:r>
-        <w:rPr>
-          <w:b w:val="0"/>
-          <w:sz w:val="24"/>
-          <w:szCs w:val="24"/>
-          <w:u w:val="none"/>
-        </w:rPr>
-        <w:t>Tambun</w:t>
-      </w:r>
-      <w:proofErr w:type="spellEnd"/>
+        <w:lastRenderedPageBreak/>
+        <w:t>{{ nama_ alat }}</w:t>
+      </w:r>
     </w:p>
     <w:p>
       <w:pPr>
@@ -3085,483 +1882,20 @@
     </w:p>
     <w:p>
       <w:pPr>
-        <w:numPr>
-          <w:ilvl w:val="1"/>
-          <w:numId w:val="4"/>
-        </w:numPr>
-        <w:tabs>
-          <w:tab w:val="clear" w:pos="1778"/>
-        </w:tabs>
         <w:spacing w:line="360" w:lineRule="auto"/>
-        <w:ind w:left="993" w:hanging="426"/>
+        <w:ind w:firstLine="502"/>
         <w:rPr>
           <w:sz w:val="24"/>
           <w:szCs w:val="24"/>
         </w:rPr>
       </w:pPr>
-      <w:proofErr w:type="spellStart"/>
       <w:r>
         <w:rPr>
           <w:sz w:val="24"/>
           <w:szCs w:val="24"/>
         </w:rPr>
-        <w:t>Melakukan</w:t>
-      </w:r>
-      <w:proofErr w:type="spellEnd"/>
-      <w:r>
-        <w:rPr>
-          <w:sz w:val="24"/>
-          <w:szCs w:val="24"/>
-        </w:rPr>
-        <w:t xml:space="preserve"> </w:t>
-      </w:r>
-      <w:proofErr w:type="spellStart"/>
-      <w:r>
-        <w:rPr>
-          <w:sz w:val="24"/>
-          <w:szCs w:val="24"/>
-        </w:rPr>
-        <w:t>pengecekan</w:t>
-      </w:r>
-      <w:proofErr w:type="spellEnd"/>
-      <w:r>
-        <w:rPr>
-          <w:sz w:val="24"/>
-          <w:szCs w:val="24"/>
-        </w:rPr>
-        <w:t xml:space="preserve"> </w:t>
-      </w:r>
-      <w:r>
-        <w:rPr>
-          <w:sz w:val="24"/>
-          <w:szCs w:val="24"/>
-        </w:rPr>
-        <w:t xml:space="preserve">setting yang </w:t>
-      </w:r>
-      <w:proofErr w:type="spellStart"/>
-      <w:r>
-        <w:rPr>
-          <w:sz w:val="24"/>
-          <w:szCs w:val="24"/>
-        </w:rPr>
-        <w:t>terpasang</w:t>
-      </w:r>
-      <w:proofErr w:type="spellEnd"/>
-      <w:r>
-        <w:rPr>
-          <w:sz w:val="24"/>
-          <w:szCs w:val="24"/>
-        </w:rPr>
-        <w:t xml:space="preserve"> </w:t>
-      </w:r>
-    </w:p>
-    <w:p>
-      <w:pPr>
-        <w:numPr>
-          <w:ilvl w:val="1"/>
-          <w:numId w:val="4"/>
-        </w:numPr>
-        <w:tabs>
-          <w:tab w:val="clear" w:pos="1778"/>
-        </w:tabs>
-        <w:spacing w:line="360" w:lineRule="auto"/>
-        <w:ind w:left="993" w:hanging="426"/>
-        <w:rPr>
-          <w:sz w:val="24"/>
-          <w:szCs w:val="24"/>
-        </w:rPr>
-      </w:pPr>
-      <w:proofErr w:type="spellStart"/>
-      <w:r>
-        <w:rPr>
-          <w:sz w:val="24"/>
-          <w:szCs w:val="24"/>
-        </w:rPr>
-        <w:t>Melakukan</w:t>
-      </w:r>
-      <w:proofErr w:type="spellEnd"/>
-      <w:r>
-        <w:rPr>
-          <w:sz w:val="24"/>
-          <w:szCs w:val="24"/>
-        </w:rPr>
-        <w:t xml:space="preserve"> Resetting </w:t>
-      </w:r>
-      <w:r>
-        <w:rPr>
-          <w:sz w:val="24"/>
-          <w:szCs w:val="24"/>
-        </w:rPr>
-        <w:t>Parameter AVR</w:t>
-      </w:r>
-    </w:p>
-    <w:p>
-      <w:pPr>
-        <w:numPr>
-          <w:ilvl w:val="1"/>
-          <w:numId w:val="4"/>
-        </w:numPr>
-        <w:tabs>
-          <w:tab w:val="clear" w:pos="1778"/>
-        </w:tabs>
-        <w:spacing w:line="360" w:lineRule="auto"/>
-        <w:ind w:left="993" w:hanging="426"/>
-        <w:rPr>
-          <w:sz w:val="24"/>
-          <w:szCs w:val="24"/>
-        </w:rPr>
-      </w:pPr>
-      <w:proofErr w:type="spellStart"/>
-      <w:r>
-        <w:rPr>
-          <w:sz w:val="24"/>
-          <w:szCs w:val="24"/>
-        </w:rPr>
-        <w:t>Melakukan</w:t>
-      </w:r>
-      <w:proofErr w:type="spellEnd"/>
-      <w:r>
-        <w:rPr>
-          <w:sz w:val="24"/>
-          <w:szCs w:val="24"/>
-        </w:rPr>
-        <w:t xml:space="preserve"> </w:t>
-      </w:r>
-      <w:proofErr w:type="spellStart"/>
-      <w:r>
-        <w:rPr>
-          <w:sz w:val="24"/>
-          <w:szCs w:val="24"/>
-        </w:rPr>
-        <w:t>Pengecekan</w:t>
-      </w:r>
-      <w:proofErr w:type="spellEnd"/>
-      <w:r>
-        <w:rPr>
-          <w:sz w:val="24"/>
-          <w:szCs w:val="24"/>
-        </w:rPr>
-        <w:t xml:space="preserve"> </w:t>
-      </w:r>
-      <w:proofErr w:type="spellStart"/>
-      <w:r>
-        <w:rPr>
-          <w:sz w:val="24"/>
-          <w:szCs w:val="24"/>
-        </w:rPr>
-        <w:t>bersama</w:t>
-      </w:r>
-      <w:proofErr w:type="spellEnd"/>
-      <w:r>
-        <w:rPr>
-          <w:sz w:val="24"/>
-          <w:szCs w:val="24"/>
-        </w:rPr>
-        <w:t xml:space="preserve"> setting yang </w:t>
-      </w:r>
-      <w:proofErr w:type="spellStart"/>
-      <w:r>
-        <w:rPr>
-          <w:sz w:val="24"/>
-          <w:szCs w:val="24"/>
-        </w:rPr>
-        <w:t>terpasang</w:t>
-      </w:r>
-      <w:proofErr w:type="spellEnd"/>
-      <w:r>
-        <w:rPr>
-          <w:sz w:val="24"/>
-          <w:szCs w:val="24"/>
-        </w:rPr>
-        <w:t xml:space="preserve"> </w:t>
-      </w:r>
-      <w:proofErr w:type="spellStart"/>
-      <w:r>
-        <w:rPr>
-          <w:sz w:val="24"/>
-          <w:szCs w:val="24"/>
-        </w:rPr>
-        <w:t>setelah</w:t>
-      </w:r>
-      <w:proofErr w:type="spellEnd"/>
-      <w:r>
-        <w:rPr>
-          <w:sz w:val="24"/>
-          <w:szCs w:val="24"/>
-        </w:rPr>
-        <w:t xml:space="preserve"> resetting</w:t>
-      </w:r>
-    </w:p>
-    <w:p>
-      <w:pPr>
-        <w:numPr>
-          <w:ilvl w:val="1"/>
-          <w:numId w:val="4"/>
-        </w:numPr>
-        <w:tabs>
-          <w:tab w:val="clear" w:pos="1778"/>
-        </w:tabs>
-        <w:spacing w:line="360" w:lineRule="auto"/>
-        <w:ind w:left="993" w:hanging="426"/>
-        <w:rPr>
-          <w:sz w:val="24"/>
-          <w:szCs w:val="24"/>
-        </w:rPr>
-      </w:pPr>
-      <w:proofErr w:type="spellStart"/>
-      <w:r>
-        <w:rPr>
-          <w:sz w:val="24"/>
-          <w:szCs w:val="24"/>
-        </w:rPr>
-        <w:t>Mel</w:t>
-      </w:r>
-      <w:r>
-        <w:rPr>
-          <w:sz w:val="24"/>
-          <w:szCs w:val="24"/>
-        </w:rPr>
-        <w:t>akukan</w:t>
-      </w:r>
-      <w:proofErr w:type="spellEnd"/>
-      <w:r>
-        <w:rPr>
-          <w:sz w:val="24"/>
-          <w:szCs w:val="24"/>
-        </w:rPr>
-        <w:t xml:space="preserve"> </w:t>
-      </w:r>
-      <w:proofErr w:type="spellStart"/>
-      <w:r>
-        <w:rPr>
-          <w:sz w:val="24"/>
-          <w:szCs w:val="24"/>
-        </w:rPr>
-        <w:t>pengujian</w:t>
-      </w:r>
-      <w:proofErr w:type="spellEnd"/>
-      <w:r>
-        <w:rPr>
-          <w:sz w:val="24"/>
-          <w:szCs w:val="24"/>
-        </w:rPr>
-        <w:t xml:space="preserve"> </w:t>
-      </w:r>
-      <w:proofErr w:type="spellStart"/>
-      <w:r>
-        <w:rPr>
-          <w:sz w:val="24"/>
-          <w:szCs w:val="24"/>
-        </w:rPr>
-        <w:t>individu</w:t>
-      </w:r>
-      <w:proofErr w:type="spellEnd"/>
-      <w:r>
-        <w:rPr>
-          <w:sz w:val="24"/>
-          <w:szCs w:val="24"/>
-        </w:rPr>
-        <w:t xml:space="preserve"> </w:t>
-      </w:r>
-      <w:proofErr w:type="spellStart"/>
-      <w:r>
-        <w:rPr>
-          <w:sz w:val="24"/>
-          <w:szCs w:val="24"/>
-        </w:rPr>
-        <w:t>pasca</w:t>
-      </w:r>
-      <w:proofErr w:type="spellEnd"/>
-      <w:r>
-        <w:rPr>
-          <w:sz w:val="24"/>
-          <w:szCs w:val="24"/>
-        </w:rPr>
-        <w:t xml:space="preserve"> resetting</w:t>
-      </w:r>
-      <w:r>
-        <w:rPr>
-          <w:sz w:val="24"/>
-          <w:szCs w:val="24"/>
-        </w:rPr>
-        <w:t xml:space="preserve"> (</w:t>
-      </w:r>
-      <w:proofErr w:type="spellStart"/>
-      <w:r>
-        <w:rPr>
-          <w:sz w:val="24"/>
-          <w:szCs w:val="24"/>
-        </w:rPr>
-        <w:t>jika</w:t>
-      </w:r>
-      <w:proofErr w:type="spellEnd"/>
-      <w:r>
-        <w:rPr>
-          <w:sz w:val="24"/>
-          <w:szCs w:val="24"/>
-        </w:rPr>
-        <w:t xml:space="preserve"> offline)</w:t>
-      </w:r>
-    </w:p>
-    <w:p>
-      <w:pPr>
-        <w:numPr>
-          <w:ilvl w:val="1"/>
-          <w:numId w:val="4"/>
-        </w:numPr>
-        <w:tabs>
-          <w:tab w:val="clear" w:pos="1778"/>
-        </w:tabs>
-        <w:spacing w:line="360" w:lineRule="auto"/>
-        <w:ind w:left="993" w:hanging="426"/>
-        <w:rPr>
-          <w:sz w:val="24"/>
-          <w:szCs w:val="24"/>
-        </w:rPr>
-      </w:pPr>
-      <w:proofErr w:type="spellStart"/>
-      <w:r>
-        <w:rPr>
-          <w:sz w:val="24"/>
-          <w:szCs w:val="24"/>
-        </w:rPr>
-        <w:t>Melakukan</w:t>
-      </w:r>
-      <w:proofErr w:type="spellEnd"/>
-      <w:r>
-        <w:rPr>
-          <w:sz w:val="24"/>
-          <w:szCs w:val="24"/>
-        </w:rPr>
-        <w:t xml:space="preserve"> </w:t>
-      </w:r>
-      <w:proofErr w:type="spellStart"/>
-      <w:r>
-        <w:rPr>
-          <w:sz w:val="24"/>
-          <w:szCs w:val="24"/>
-        </w:rPr>
-        <w:t>pengujian</w:t>
-      </w:r>
-      <w:proofErr w:type="spellEnd"/>
-      <w:r>
-        <w:rPr>
-          <w:sz w:val="24"/>
-          <w:szCs w:val="24"/>
-        </w:rPr>
-        <w:t xml:space="preserve"> </w:t>
-      </w:r>
-      <w:proofErr w:type="spellStart"/>
-      <w:r>
-        <w:rPr>
-          <w:sz w:val="24"/>
-          <w:szCs w:val="24"/>
-        </w:rPr>
-        <w:t>fungsi</w:t>
-      </w:r>
-      <w:proofErr w:type="spellEnd"/>
-      <w:r>
-        <w:rPr>
-          <w:sz w:val="24"/>
-          <w:szCs w:val="24"/>
-        </w:rPr>
-        <w:t xml:space="preserve"> </w:t>
-      </w:r>
-      <w:proofErr w:type="spellStart"/>
-      <w:r>
-        <w:rPr>
-          <w:sz w:val="24"/>
-          <w:szCs w:val="24"/>
-        </w:rPr>
-        <w:t>u</w:t>
-      </w:r>
-      <w:r>
-        <w:rPr>
-          <w:sz w:val="24"/>
-          <w:szCs w:val="24"/>
-        </w:rPr>
-        <w:t>n</w:t>
-      </w:r>
-      <w:r>
-        <w:rPr>
-          <w:sz w:val="24"/>
-          <w:szCs w:val="24"/>
-        </w:rPr>
-        <w:t>juk</w:t>
-      </w:r>
-      <w:proofErr w:type="spellEnd"/>
-      <w:r>
-        <w:rPr>
-          <w:sz w:val="24"/>
-          <w:szCs w:val="24"/>
-        </w:rPr>
-        <w:t xml:space="preserve"> </w:t>
-      </w:r>
-      <w:proofErr w:type="spellStart"/>
-      <w:r>
-        <w:rPr>
-          <w:sz w:val="24"/>
-          <w:szCs w:val="24"/>
-        </w:rPr>
-        <w:t>kerja</w:t>
-      </w:r>
-      <w:proofErr w:type="spellEnd"/>
-      <w:r>
-        <w:rPr>
-          <w:sz w:val="24"/>
-          <w:szCs w:val="24"/>
-        </w:rPr>
-        <w:t xml:space="preserve"> AVR</w:t>
-      </w:r>
-      <w:r>
-        <w:rPr>
-          <w:sz w:val="24"/>
-          <w:szCs w:val="24"/>
-        </w:rPr>
-        <w:t xml:space="preserve"> </w:t>
-      </w:r>
-      <w:proofErr w:type="spellStart"/>
-      <w:r>
-        <w:rPr>
-          <w:sz w:val="24"/>
-          <w:szCs w:val="24"/>
-        </w:rPr>
-        <w:t>pasca</w:t>
-      </w:r>
-      <w:proofErr w:type="spellEnd"/>
-      <w:r>
-        <w:rPr>
-          <w:sz w:val="24"/>
-          <w:szCs w:val="24"/>
-        </w:rPr>
-        <w:t xml:space="preserve"> resetting</w:t>
-      </w:r>
-    </w:p>
-    <w:p>
-      <w:pPr>
-        <w:numPr>
-          <w:ilvl w:val="1"/>
-          <w:numId w:val="4"/>
-        </w:numPr>
-        <w:tabs>
-          <w:tab w:val="clear" w:pos="1778"/>
-        </w:tabs>
-        <w:spacing w:line="360" w:lineRule="auto"/>
-        <w:ind w:left="993" w:hanging="426"/>
-        <w:rPr>
-          <w:sz w:val="24"/>
-          <w:szCs w:val="24"/>
-        </w:rPr>
-      </w:pPr>
-      <w:proofErr w:type="spellStart"/>
-      <w:r>
-        <w:rPr>
-          <w:sz w:val="24"/>
-          <w:szCs w:val="24"/>
-        </w:rPr>
-        <w:t>Dokumentasi</w:t>
-      </w:r>
-      <w:proofErr w:type="spellEnd"/>
+        <w:t>{{ kegiatan }}</w:t>
+      </w:r>
     </w:p>
     <w:p>
       <w:pPr>
@@ -3636,7 +1970,7 @@
           <w:szCs w:val="24"/>
           <w:u w:val="none"/>
         </w:rPr>
-        <w:t>Nihil</w:t>
+        <w:t>{{ anomali }}</w:t>
       </w:r>
       <w:r>
         <w:rPr>
@@ -3710,7 +2044,7 @@
           <w:szCs w:val="24"/>
           <w:u w:val="none"/>
         </w:rPr>
-        <w:t>Nihil</w:t>
+        <w:t>{{ perbaikan }}</w:t>
       </w:r>
     </w:p>
     <w:p>
@@ -3775,7 +2109,7 @@
           <w:szCs w:val="24"/>
           <w:u w:val="none"/>
         </w:rPr>
-        <w:t>Nihil</w:t>
+        <w:t>{{ tertunda }}</w:t>
       </w:r>
     </w:p>
     <w:p>
@@ -3843,7 +2177,6 @@
         </w:rPr>
         <w:t xml:space="preserve">Telah dilakukan </w:t>
       </w:r>
-      <w:proofErr w:type="spellStart"/>
       <w:r>
         <w:rPr>
           <w:b w:val="0"/>
@@ -3862,7 +2195,6 @@
         </w:rPr>
         <w:t>ekerjaan</w:t>
       </w:r>
-      <w:proofErr w:type="spellEnd"/>
       <w:r>
         <w:rPr>
           <w:b w:val="0"/>
@@ -3879,186 +2211,46 @@
           <w:szCs w:val="24"/>
           <w:u w:val="none"/>
         </w:rPr>
-        <w:t xml:space="preserve">Resetting </w:t>
-      </w:r>
-      <w:proofErr w:type="spellStart"/>
+        <w:t>{{ judul_ba }}</w:t>
+      </w:r>
       <w:r>
         <w:rPr>
           <w:sz w:val="24"/>
           <w:szCs w:val="24"/>
           <w:u w:val="none"/>
         </w:rPr>
-        <w:t>Tegangan</w:t>
-      </w:r>
-      <w:proofErr w:type="spellEnd"/>
-      <w:r>
-        <w:rPr>
+        <w:t xml:space="preserve"> </w:t>
+      </w:r>
+      <w:r>
+        <w:rPr>
+          <w:b w:val="0"/>
           <w:sz w:val="24"/>
           <w:szCs w:val="24"/>
           <w:u w:val="none"/>
-        </w:rPr>
-        <w:t xml:space="preserve"> </w:t>
-      </w:r>
-      <w:proofErr w:type="spellStart"/>
-      <w:r>
-        <w:rPr>
+          <w:lang w:val="id-ID"/>
+        </w:rPr>
+        <w:t xml:space="preserve">sesuai dengan </w:t>
+      </w:r>
+      <w:r>
+        <w:rPr>
+          <w:b w:val="0"/>
           <w:sz w:val="24"/>
           <w:szCs w:val="24"/>
           <w:u w:val="none"/>
-        </w:rPr>
-        <w:t>Referensi</w:t>
-      </w:r>
-      <w:proofErr w:type="spellEnd"/>
-      <w:r>
-        <w:rPr>
+          <w:lang w:val="en-GB"/>
+        </w:rPr>
+        <w:t>rekomendasi</w:t>
+      </w:r>
+      <w:r>
+        <w:rPr>
+          <w:b w:val="0"/>
           <w:sz w:val="24"/>
           <w:szCs w:val="24"/>
           <w:u w:val="none"/>
-        </w:rPr>
-        <w:t xml:space="preserve"> dan </w:t>
-      </w:r>
-      <w:proofErr w:type="spellStart"/>
-      <w:r>
-        <w:rPr>
-          <w:sz w:val="24"/>
-          <w:szCs w:val="24"/>
-          <w:u w:val="none"/>
-        </w:rPr>
-        <w:t>Bandwith</w:t>
-      </w:r>
-      <w:proofErr w:type="spellEnd"/>
-      <w:r>
-        <w:rPr>
-          <w:sz w:val="24"/>
-          <w:szCs w:val="24"/>
-          <w:u w:val="none"/>
-        </w:rPr>
-        <w:t xml:space="preserve"> </w:t>
-      </w:r>
-      <w:proofErr w:type="spellStart"/>
-      <w:r>
-        <w:rPr>
-          <w:sz w:val="24"/>
-          <w:szCs w:val="24"/>
-          <w:u w:val="none"/>
-        </w:rPr>
-        <w:t>Trafo</w:t>
-      </w:r>
-      <w:proofErr w:type="spellEnd"/>
-      <w:r>
-        <w:rPr>
-          <w:sz w:val="24"/>
-          <w:szCs w:val="24"/>
-          <w:u w:val="none"/>
-        </w:rPr>
-        <w:t xml:space="preserve"> #1 GIS 150kV New </w:t>
-      </w:r>
-      <w:proofErr w:type="spellStart"/>
-      <w:r>
-        <w:rPr>
-          <w:sz w:val="24"/>
-          <w:szCs w:val="24"/>
-          <w:u w:val="none"/>
-        </w:rPr>
-        <w:t>Tambun</w:t>
-      </w:r>
-      <w:proofErr w:type="spellEnd"/>
-      <w:r>
-        <w:rPr>
-          <w:sz w:val="24"/>
-          <w:szCs w:val="24"/>
-          <w:u w:val="none"/>
-        </w:rPr>
-        <w:t xml:space="preserve"> </w:t>
-      </w:r>
-      <w:r>
-        <w:rPr>
-          <w:b w:val="0"/>
-          <w:sz w:val="24"/>
-          <w:szCs w:val="24"/>
-          <w:u w:val="none"/>
-          <w:lang w:val="id-ID"/>
-        </w:rPr>
-        <w:t xml:space="preserve">sesuai dengan </w:t>
-      </w:r>
-      <w:proofErr w:type="spellStart"/>
-      <w:r>
-        <w:rPr>
-          <w:b w:val="0"/>
-          <w:sz w:val="24"/>
-          <w:szCs w:val="24"/>
-          <w:u w:val="none"/>
           <w:lang w:val="en-GB"/>
         </w:rPr>
-        <w:t>rekomendasi</w:t>
-      </w:r>
-      <w:proofErr w:type="spellEnd"/>
-      <w:r>
-        <w:rPr>
-          <w:b w:val="0"/>
-          <w:sz w:val="24"/>
-          <w:szCs w:val="24"/>
-          <w:u w:val="none"/>
-          <w:lang w:val="en-GB"/>
-        </w:rPr>
-        <w:t xml:space="preserve"> </w:t>
-      </w:r>
-      <w:proofErr w:type="spellStart"/>
-      <w:r>
-        <w:rPr>
-          <w:b w:val="0"/>
-          <w:sz w:val="24"/>
-          <w:szCs w:val="24"/>
-          <w:u w:val="none"/>
-          <w:lang w:val="en-GB"/>
-        </w:rPr>
-        <w:t>dengan</w:t>
-      </w:r>
-      <w:proofErr w:type="spellEnd"/>
-      <w:r>
-        <w:rPr>
-          <w:b w:val="0"/>
-          <w:sz w:val="24"/>
-          <w:szCs w:val="24"/>
-          <w:u w:val="none"/>
-          <w:lang w:val="en-GB"/>
-        </w:rPr>
-        <w:t xml:space="preserve"> </w:t>
-      </w:r>
-      <w:proofErr w:type="spellStart"/>
-      <w:r>
-        <w:rPr>
-          <w:b w:val="0"/>
-          <w:sz w:val="24"/>
-          <w:szCs w:val="24"/>
-          <w:u w:val="none"/>
-          <w:lang w:val="en-GB"/>
-        </w:rPr>
-        <w:t>hasil</w:t>
-      </w:r>
-      <w:proofErr w:type="spellEnd"/>
-      <w:r>
-        <w:rPr>
-          <w:b w:val="0"/>
-          <w:sz w:val="24"/>
-          <w:szCs w:val="24"/>
-          <w:u w:val="none"/>
-          <w:lang w:val="en-GB"/>
-        </w:rPr>
-        <w:t xml:space="preserve"> uji </w:t>
-      </w:r>
-      <w:proofErr w:type="spellStart"/>
-      <w:r>
-        <w:rPr>
-          <w:b w:val="0"/>
-          <w:sz w:val="24"/>
-          <w:szCs w:val="24"/>
-          <w:u w:val="none"/>
-          <w:lang w:val="en-GB"/>
-        </w:rPr>
-        <w:t>baik</w:t>
-      </w:r>
-      <w:proofErr w:type="spellEnd"/>
+        <w:t xml:space="preserve"> dengan hasil uji baik</w:t>
+      </w:r>
       <w:r>
         <w:rPr>
           <w:b w:val="0"/>
@@ -4132,66 +2324,23 @@
         <w:ind w:right="28"/>
         <w:outlineLvl w:val="0"/>
         <w:rPr>
-          <w:sz w:val="22"/>
-          <w:szCs w:val="22"/>
-          <w:u w:val="none"/>
-        </w:rPr>
-      </w:pPr>
-      <w:r>
-        <w:rPr>
+          <w:b w:val="0"/>
+          <w:bCs/>
+          <w:sz w:val="22"/>
+          <w:szCs w:val="22"/>
+          <w:u w:val="none"/>
+        </w:rPr>
+      </w:pPr>
+      <w:r>
+        <w:rPr>
+          <w:b w:val="0"/>
+          <w:bCs/>
           <w:noProof/>
           <w:sz w:val="22"/>
           <w:szCs w:val="22"/>
           <w:u w:val="none"/>
         </w:rPr>
-        <w:drawing>
-          <wp:inline distT="0" distB="0" distL="0" distR="0" wp14:anchorId="1064D636" wp14:editId="77896F50">
-            <wp:extent cx="3063240" cy="5455920"/>
-            <wp:effectExtent l="0" t="0" r="0" b="0"/>
-            <wp:docPr id="1" name="Picture 1"/>
-            <wp:cNvGraphicFramePr>
-              <a:graphicFrameLocks xmlns:a="http://schemas.openxmlformats.org/drawingml/2006/main" noChangeAspect="1"/>
-            </wp:cNvGraphicFramePr>
-            <a:graphic xmlns:a="http://schemas.openxmlformats.org/drawingml/2006/main">
-              <a:graphicData uri="http://schemas.openxmlformats.org/drawingml/2006/picture">
-                <pic:pic xmlns:pic="http://schemas.openxmlformats.org/drawingml/2006/picture">
-                  <pic:nvPicPr>
-                    <pic:cNvPr id="0" name="Picture 1"/>
-                    <pic:cNvPicPr>
-                      <a:picLocks noChangeAspect="1" noChangeArrowheads="1"/>
-                    </pic:cNvPicPr>
-                  </pic:nvPicPr>
-                  <pic:blipFill>
-                    <a:blip r:embed="rId8" cstate="print">
-                      <a:extLst>
-                        <a:ext uri="{28A0092B-C50C-407E-A947-70E740481C1C}">
-                          <a14:useLocalDpi xmlns:a14="http://schemas.microsoft.com/office/drawing/2010/main" val="0"/>
-                        </a:ext>
-                      </a:extLst>
-                    </a:blip>
-                    <a:srcRect/>
-                    <a:stretch>
-                      <a:fillRect/>
-                    </a:stretch>
-                  </pic:blipFill>
-                  <pic:spPr bwMode="auto">
-                    <a:xfrm>
-                      <a:off x="0" y="0"/>
-                      <a:ext cx="3063240" cy="5455920"/>
-                    </a:xfrm>
-                    <a:prstGeom prst="rect">
-                      <a:avLst/>
-                    </a:prstGeom>
-                    <a:noFill/>
-                    <a:ln>
-                      <a:noFill/>
-                    </a:ln>
-                  </pic:spPr>
-                </pic:pic>
-              </a:graphicData>
-            </a:graphic>
-          </wp:inline>
-        </w:drawing>
+        <w:t>{{ foto_lampiran }}</w:t>
       </w:r>
     </w:p>
     <w:p>
@@ -4293,7 +2442,7 @@
       </w:pPr>
     </w:p>
     <w:sectPr>
-      <w:headerReference w:type="default" r:id="rId9"/>
+      <w:headerReference w:type="default" r:id="rId8"/>
       <w:pgSz w:w="11907" w:h="16840" w:code="9"/>
       <w:pgMar w:top="1134" w:right="709" w:bottom="851" w:left="1418" w:header="907" w:footer="907" w:gutter="0"/>
       <w:cols w:space="720"/>
@@ -6746,7 +4895,6 @@
   <w:style w:type="character" w:default="1" w:styleId="DefaultParagraphFont">
     <w:name w:val="Default Paragraph Font"/>
     <w:uiPriority w:val="1"/>
-    <w:semiHidden/>
     <w:unhideWhenUsed/>
   </w:style>
   <w:style w:type="table" w:default="1" w:styleId="TableNormal">

--- a/template_ba.docx
+++ b/template_ba.docx
@@ -57,7 +57,23 @@
           <w:sz w:val="22"/>
           <w:szCs w:val="22"/>
         </w:rPr>
-        <w:t>{{ no_ba }}</w:t>
+        <w:t xml:space="preserve">{{ </w:t>
+      </w:r>
+      <w:proofErr w:type="spellStart"/>
+      <w:r>
+        <w:rPr>
+          <w:sz w:val="22"/>
+          <w:szCs w:val="22"/>
+        </w:rPr>
+        <w:t>no_ba</w:t>
+      </w:r>
+      <w:proofErr w:type="spellEnd"/>
+      <w:r>
+        <w:rPr>
+          <w:sz w:val="22"/>
+          <w:szCs w:val="22"/>
+        </w:rPr>
+        <w:t xml:space="preserve"> }}</w:t>
       </w:r>
     </w:p>
     <w:p>
@@ -91,7 +107,25 @@
           <w:szCs w:val="32"/>
           <w:u w:val="none"/>
         </w:rPr>
-        <w:t>{{ judul_ba }}</w:t>
+        <w:t xml:space="preserve">{{ </w:t>
+      </w:r>
+      <w:proofErr w:type="spellStart"/>
+      <w:r>
+        <w:rPr>
+          <w:color w:val="000000"/>
+          <w:szCs w:val="32"/>
+          <w:u w:val="none"/>
+        </w:rPr>
+        <w:t>judul_ba</w:t>
+      </w:r>
+      <w:proofErr w:type="spellEnd"/>
+      <w:r>
+        <w:rPr>
+          <w:color w:val="000000"/>
+          <w:szCs w:val="32"/>
+          <w:u w:val="none"/>
+        </w:rPr>
+        <w:t xml:space="preserve"> }}</w:t>
       </w:r>
     </w:p>
     <w:p>
@@ -121,24 +155,17 @@
           <w:u w:val="none"/>
         </w:rPr>
       </w:pPr>
-      <w:r>
-        <w:rPr>
-          <w:b w:val="0"/>
-          <w:sz w:val="22"/>
-          <w:szCs w:val="22"/>
-          <w:u w:val="none"/>
-        </w:rPr>
-        <w:t xml:space="preserve">Sebagai tindak lanjut </w:t>
-      </w:r>
-      <w:r>
-        <w:rPr>
-          <w:b w:val="0"/>
-          <w:sz w:val="22"/>
-          <w:szCs w:val="22"/>
-          <w:u w:val="none"/>
-        </w:rPr>
-        <w:t>{{ latar_belakang }}</w:t>
-      </w:r>
+      <w:proofErr w:type="spellStart"/>
+      <w:r>
+        <w:rPr>
+          <w:b w:val="0"/>
+          <w:sz w:val="22"/>
+          <w:szCs w:val="22"/>
+          <w:u w:val="none"/>
+        </w:rPr>
+        <w:t>Sebagai</w:t>
+      </w:r>
+      <w:proofErr w:type="spellEnd"/>
       <w:r>
         <w:rPr>
           <w:b w:val="0"/>
@@ -148,6 +175,17 @@
         </w:rPr>
         <w:t xml:space="preserve"> </w:t>
       </w:r>
+      <w:proofErr w:type="spellStart"/>
+      <w:r>
+        <w:rPr>
+          <w:b w:val="0"/>
+          <w:sz w:val="22"/>
+          <w:szCs w:val="22"/>
+          <w:u w:val="none"/>
+        </w:rPr>
+        <w:t>tindak</w:t>
+      </w:r>
+      <w:proofErr w:type="spellEnd"/>
       <w:r>
         <w:rPr>
           <w:b w:val="0"/>
@@ -157,6 +195,73 @@
         </w:rPr>
         <w:t xml:space="preserve"> </w:t>
       </w:r>
+      <w:proofErr w:type="spellStart"/>
+      <w:r>
+        <w:rPr>
+          <w:b w:val="0"/>
+          <w:sz w:val="22"/>
+          <w:szCs w:val="22"/>
+          <w:u w:val="none"/>
+        </w:rPr>
+        <w:t>lanjut</w:t>
+      </w:r>
+      <w:proofErr w:type="spellEnd"/>
+      <w:r>
+        <w:rPr>
+          <w:b w:val="0"/>
+          <w:sz w:val="22"/>
+          <w:szCs w:val="22"/>
+          <w:u w:val="none"/>
+        </w:rPr>
+        <w:t xml:space="preserve"> </w:t>
+      </w:r>
+      <w:r>
+        <w:rPr>
+          <w:b w:val="0"/>
+          <w:sz w:val="22"/>
+          <w:szCs w:val="22"/>
+          <w:u w:val="none"/>
+        </w:rPr>
+        <w:t xml:space="preserve">{{ </w:t>
+      </w:r>
+      <w:proofErr w:type="spellStart"/>
+      <w:r>
+        <w:rPr>
+          <w:b w:val="0"/>
+          <w:sz w:val="22"/>
+          <w:szCs w:val="22"/>
+          <w:u w:val="none"/>
+        </w:rPr>
+        <w:t>latar_belakang</w:t>
+      </w:r>
+      <w:proofErr w:type="spellEnd"/>
+      <w:r>
+        <w:rPr>
+          <w:b w:val="0"/>
+          <w:sz w:val="22"/>
+          <w:szCs w:val="22"/>
+          <w:u w:val="none"/>
+        </w:rPr>
+        <w:t xml:space="preserve"> }}</w:t>
+      </w:r>
+      <w:r>
+        <w:rPr>
+          <w:b w:val="0"/>
+          <w:sz w:val="22"/>
+          <w:szCs w:val="22"/>
+          <w:u w:val="none"/>
+        </w:rPr>
+        <w:t xml:space="preserve"> </w:t>
+      </w:r>
+      <w:r>
+        <w:rPr>
+          <w:b w:val="0"/>
+          <w:sz w:val="22"/>
+          <w:szCs w:val="22"/>
+          <w:u w:val="none"/>
+        </w:rPr>
+        <w:t xml:space="preserve"> </w:t>
+      </w:r>
       <w:r>
         <w:rPr>
           <w:b w:val="0"/>
@@ -173,8 +278,9 @@
           <w:szCs w:val="22"/>
           <w:u w:val="none"/>
         </w:rPr>
-        <w:t>{{ nama_</w:t>
-      </w:r>
+        <w:t xml:space="preserve">{{ </w:t>
+      </w:r>
+      <w:proofErr w:type="spellStart"/>
       <w:r>
         <w:rPr>
           <w:b w:val="0"/>
@@ -184,6 +290,7 @@
         </w:rPr>
         <w:t>alat</w:t>
       </w:r>
+      <w:proofErr w:type="spellEnd"/>
       <w:r>
         <w:rPr>
           <w:b w:val="0"/>
@@ -212,25 +319,40 @@
         </w:rPr>
         <w:t xml:space="preserve"> </w:t>
       </w:r>
-      <w:r>
-        <w:rPr>
-          <w:b w:val="0"/>
-          <w:sz w:val="22"/>
-          <w:szCs w:val="22"/>
-          <w:u w:val="none"/>
-        </w:rPr>
-        <w:t xml:space="preserve">maka pada hari </w:t>
-      </w:r>
-      <w:r>
-        <w:rPr>
-          <w:sz w:val="22"/>
-          <w:szCs w:val="22"/>
-          <w:u w:val="none"/>
-        </w:rPr>
-        <w:t>{{ hari }}</w:t>
-      </w:r>
-      <w:r>
-        <w:rPr>
+      <w:proofErr w:type="spellStart"/>
+      <w:r>
+        <w:rPr>
+          <w:b w:val="0"/>
+          <w:sz w:val="22"/>
+          <w:szCs w:val="22"/>
+          <w:u w:val="none"/>
+        </w:rPr>
+        <w:t>maka</w:t>
+      </w:r>
+      <w:proofErr w:type="spellEnd"/>
+      <w:r>
+        <w:rPr>
+          <w:b w:val="0"/>
+          <w:sz w:val="22"/>
+          <w:szCs w:val="22"/>
+          <w:u w:val="none"/>
+        </w:rPr>
+        <w:t xml:space="preserve"> pada </w:t>
+      </w:r>
+      <w:proofErr w:type="spellStart"/>
+      <w:r>
+        <w:rPr>
+          <w:b w:val="0"/>
+          <w:sz w:val="22"/>
+          <w:szCs w:val="22"/>
+          <w:u w:val="none"/>
+        </w:rPr>
+        <w:t>hari</w:t>
+      </w:r>
+      <w:proofErr w:type="spellEnd"/>
+      <w:r>
+        <w:rPr>
+          <w:b w:val="0"/>
           <w:sz w:val="22"/>
           <w:szCs w:val="22"/>
           <w:u w:val="none"/>
@@ -239,12 +361,57 @@
       </w:r>
       <w:r>
         <w:rPr>
-          <w:b w:val="0"/>
-          <w:sz w:val="22"/>
-          <w:szCs w:val="22"/>
-          <w:u w:val="none"/>
-        </w:rPr>
-        <w:t xml:space="preserve">pukul </w:t>
+          <w:sz w:val="22"/>
+          <w:szCs w:val="22"/>
+          <w:u w:val="none"/>
+        </w:rPr>
+        <w:t xml:space="preserve">{{ </w:t>
+      </w:r>
+      <w:proofErr w:type="spellStart"/>
+      <w:r>
+        <w:rPr>
+          <w:sz w:val="22"/>
+          <w:szCs w:val="22"/>
+          <w:u w:val="none"/>
+        </w:rPr>
+        <w:t>hari</w:t>
+      </w:r>
+      <w:proofErr w:type="spellEnd"/>
+      <w:r>
+        <w:rPr>
+          <w:sz w:val="22"/>
+          <w:szCs w:val="22"/>
+          <w:u w:val="none"/>
+        </w:rPr>
+        <w:t xml:space="preserve"> }}</w:t>
+      </w:r>
+      <w:r>
+        <w:rPr>
+          <w:sz w:val="22"/>
+          <w:szCs w:val="22"/>
+          <w:u w:val="none"/>
+        </w:rPr>
+        <w:t xml:space="preserve"> </w:t>
+      </w:r>
+      <w:proofErr w:type="spellStart"/>
+      <w:r>
+        <w:rPr>
+          <w:b w:val="0"/>
+          <w:sz w:val="22"/>
+          <w:szCs w:val="22"/>
+          <w:u w:val="none"/>
+        </w:rPr>
+        <w:t>pukul</w:t>
+      </w:r>
+      <w:proofErr w:type="spellEnd"/>
+      <w:r>
+        <w:rPr>
+          <w:b w:val="0"/>
+          <w:sz w:val="22"/>
+          <w:szCs w:val="22"/>
+          <w:u w:val="none"/>
+        </w:rPr>
+        <w:t xml:space="preserve"> </w:t>
       </w:r>
       <w:r>
         <w:rPr>
@@ -270,15 +437,53 @@
           <w:szCs w:val="22"/>
           <w:u w:val="none"/>
         </w:rPr>
-        <w:t xml:space="preserve">, tanggal </w:t>
-      </w:r>
-      <w:r>
-        <w:rPr>
-          <w:sz w:val="22"/>
-          <w:szCs w:val="22"/>
-          <w:u w:val="none"/>
-        </w:rPr>
-        <w:t xml:space="preserve">{{ tgl }} </w:t>
+        <w:t xml:space="preserve">, </w:t>
+      </w:r>
+      <w:proofErr w:type="spellStart"/>
+      <w:r>
+        <w:rPr>
+          <w:b w:val="0"/>
+          <w:sz w:val="22"/>
+          <w:szCs w:val="22"/>
+          <w:u w:val="none"/>
+        </w:rPr>
+        <w:t>tanggal</w:t>
+      </w:r>
+      <w:proofErr w:type="spellEnd"/>
+      <w:r>
+        <w:rPr>
+          <w:b w:val="0"/>
+          <w:sz w:val="22"/>
+          <w:szCs w:val="22"/>
+          <w:u w:val="none"/>
+        </w:rPr>
+        <w:t xml:space="preserve"> </w:t>
+      </w:r>
+      <w:r>
+        <w:rPr>
+          <w:sz w:val="22"/>
+          <w:szCs w:val="22"/>
+          <w:u w:val="none"/>
+        </w:rPr>
+        <w:t xml:space="preserve">{{ </w:t>
+      </w:r>
+      <w:proofErr w:type="spellStart"/>
+      <w:r>
+        <w:rPr>
+          <w:sz w:val="22"/>
+          <w:szCs w:val="22"/>
+          <w:u w:val="none"/>
+        </w:rPr>
+        <w:t>tgl</w:t>
+      </w:r>
+      <w:proofErr w:type="spellEnd"/>
+      <w:r>
+        <w:rPr>
+          <w:sz w:val="22"/>
+          <w:szCs w:val="22"/>
+          <w:u w:val="none"/>
+        </w:rPr>
+        <w:t xml:space="preserve"> }} </w:t>
       </w:r>
       <w:r>
         <w:rPr>
@@ -398,33 +603,146 @@
           <w:szCs w:val="24"/>
           <w:u w:val="none"/>
         </w:rPr>
-        <w:t>Sub-bidang Pemeliharaan Proteksi, Meter dan Otomasi</w:t>
-      </w:r>
-      <w:r>
-        <w:rPr>
-          <w:b w:val="0"/>
-          <w:sz w:val="22"/>
-          <w:szCs w:val="22"/>
+        <w:t>Sub-</w:t>
+      </w:r>
+      <w:proofErr w:type="spellStart"/>
+      <w:r>
+        <w:rPr>
+          <w:sz w:val="24"/>
+          <w:szCs w:val="24"/>
+          <w:u w:val="none"/>
+        </w:rPr>
+        <w:t>bidang</w:t>
+      </w:r>
+      <w:proofErr w:type="spellEnd"/>
+      <w:r>
+        <w:rPr>
+          <w:sz w:val="24"/>
+          <w:szCs w:val="24"/>
           <w:u w:val="none"/>
         </w:rPr>
         <w:t xml:space="preserve"> </w:t>
       </w:r>
-      <w:r>
-        <w:rPr>
-          <w:b w:val="0"/>
-          <w:sz w:val="22"/>
-          <w:szCs w:val="22"/>
-          <w:u w:val="none"/>
-        </w:rPr>
-        <w:t xml:space="preserve">telah melaksanakan </w:t>
-      </w:r>
-      <w:r>
-        <w:rPr>
-          <w:sz w:val="22"/>
-          <w:szCs w:val="22"/>
-          <w:u w:val="none"/>
-        </w:rPr>
-        <w:t>{{ judul_ba }}</w:t>
+      <w:proofErr w:type="spellStart"/>
+      <w:r>
+        <w:rPr>
+          <w:sz w:val="24"/>
+          <w:szCs w:val="24"/>
+          <w:u w:val="none"/>
+        </w:rPr>
+        <w:t>Pemeliharaan</w:t>
+      </w:r>
+      <w:proofErr w:type="spellEnd"/>
+      <w:r>
+        <w:rPr>
+          <w:sz w:val="24"/>
+          <w:szCs w:val="24"/>
+          <w:u w:val="none"/>
+        </w:rPr>
+        <w:t xml:space="preserve"> </w:t>
+      </w:r>
+      <w:proofErr w:type="spellStart"/>
+      <w:r>
+        <w:rPr>
+          <w:sz w:val="24"/>
+          <w:szCs w:val="24"/>
+          <w:u w:val="none"/>
+        </w:rPr>
+        <w:t>Proteksi</w:t>
+      </w:r>
+      <w:proofErr w:type="spellEnd"/>
+      <w:r>
+        <w:rPr>
+          <w:sz w:val="24"/>
+          <w:szCs w:val="24"/>
+          <w:u w:val="none"/>
+        </w:rPr>
+        <w:t xml:space="preserve">, Meter dan </w:t>
+      </w:r>
+      <w:proofErr w:type="spellStart"/>
+      <w:r>
+        <w:rPr>
+          <w:sz w:val="24"/>
+          <w:szCs w:val="24"/>
+          <w:u w:val="none"/>
+        </w:rPr>
+        <w:t>Otomasi</w:t>
+      </w:r>
+      <w:proofErr w:type="spellEnd"/>
+      <w:r>
+        <w:rPr>
+          <w:b w:val="0"/>
+          <w:sz w:val="22"/>
+          <w:szCs w:val="22"/>
+          <w:u w:val="none"/>
+        </w:rPr>
+        <w:t xml:space="preserve"> </w:t>
+      </w:r>
+      <w:proofErr w:type="spellStart"/>
+      <w:r>
+        <w:rPr>
+          <w:b w:val="0"/>
+          <w:sz w:val="22"/>
+          <w:szCs w:val="22"/>
+          <w:u w:val="none"/>
+        </w:rPr>
+        <w:t>telah</w:t>
+      </w:r>
+      <w:proofErr w:type="spellEnd"/>
+      <w:r>
+        <w:rPr>
+          <w:b w:val="0"/>
+          <w:sz w:val="22"/>
+          <w:szCs w:val="22"/>
+          <w:u w:val="none"/>
+        </w:rPr>
+        <w:t xml:space="preserve"> </w:t>
+      </w:r>
+      <w:proofErr w:type="spellStart"/>
+      <w:r>
+        <w:rPr>
+          <w:b w:val="0"/>
+          <w:sz w:val="22"/>
+          <w:szCs w:val="22"/>
+          <w:u w:val="none"/>
+        </w:rPr>
+        <w:t>melaksanakan</w:t>
+      </w:r>
+      <w:proofErr w:type="spellEnd"/>
+      <w:r>
+        <w:rPr>
+          <w:b w:val="0"/>
+          <w:sz w:val="22"/>
+          <w:szCs w:val="22"/>
+          <w:u w:val="none"/>
+        </w:rPr>
+        <w:t xml:space="preserve"> </w:t>
+      </w:r>
+      <w:r>
+        <w:rPr>
+          <w:sz w:val="22"/>
+          <w:szCs w:val="22"/>
+          <w:u w:val="none"/>
+        </w:rPr>
+        <w:t xml:space="preserve">{{ </w:t>
+      </w:r>
+      <w:proofErr w:type="spellStart"/>
+      <w:r>
+        <w:rPr>
+          <w:sz w:val="22"/>
+          <w:szCs w:val="22"/>
+          <w:u w:val="none"/>
+        </w:rPr>
+        <w:t>judul_ba</w:t>
+      </w:r>
+      <w:proofErr w:type="spellEnd"/>
+      <w:r>
+        <w:rPr>
+          <w:sz w:val="22"/>
+          <w:szCs w:val="22"/>
+          <w:u w:val="none"/>
+        </w:rPr>
+        <w:t xml:space="preserve"> }}</w:t>
       </w:r>
       <w:r>
         <w:rPr>
@@ -444,24 +762,87 @@
         </w:rPr>
         <w:t xml:space="preserve"> </w:t>
       </w:r>
-      <w:r>
-        <w:rPr>
-          <w:b w:val="0"/>
-          <w:sz w:val="22"/>
-          <w:szCs w:val="22"/>
-          <w:u w:val="none"/>
-        </w:rPr>
-        <w:t xml:space="preserve">sesuai dengan </w:t>
-      </w:r>
-      <w:r>
-        <w:rPr>
-          <w:b w:val="0"/>
-          <w:sz w:val="22"/>
-          <w:szCs w:val="22"/>
-          <w:u w:val="none"/>
-        </w:rPr>
-        <w:t xml:space="preserve">reokmendasi serta </w:t>
-      </w:r>
+      <w:proofErr w:type="spellStart"/>
+      <w:r>
+        <w:rPr>
+          <w:b w:val="0"/>
+          <w:sz w:val="22"/>
+          <w:szCs w:val="22"/>
+          <w:u w:val="none"/>
+        </w:rPr>
+        <w:t>sesuai</w:t>
+      </w:r>
+      <w:proofErr w:type="spellEnd"/>
+      <w:r>
+        <w:rPr>
+          <w:b w:val="0"/>
+          <w:sz w:val="22"/>
+          <w:szCs w:val="22"/>
+          <w:u w:val="none"/>
+        </w:rPr>
+        <w:t xml:space="preserve"> </w:t>
+      </w:r>
+      <w:proofErr w:type="spellStart"/>
+      <w:r>
+        <w:rPr>
+          <w:b w:val="0"/>
+          <w:sz w:val="22"/>
+          <w:szCs w:val="22"/>
+          <w:u w:val="none"/>
+        </w:rPr>
+        <w:t>dengan</w:t>
+      </w:r>
+      <w:proofErr w:type="spellEnd"/>
+      <w:r>
+        <w:rPr>
+          <w:b w:val="0"/>
+          <w:sz w:val="22"/>
+          <w:szCs w:val="22"/>
+          <w:u w:val="none"/>
+        </w:rPr>
+        <w:t xml:space="preserve"> </w:t>
+      </w:r>
+      <w:proofErr w:type="spellStart"/>
+      <w:r>
+        <w:rPr>
+          <w:b w:val="0"/>
+          <w:sz w:val="22"/>
+          <w:szCs w:val="22"/>
+          <w:u w:val="none"/>
+        </w:rPr>
+        <w:t>reokmendasi</w:t>
+      </w:r>
+      <w:proofErr w:type="spellEnd"/>
+      <w:r>
+        <w:rPr>
+          <w:b w:val="0"/>
+          <w:sz w:val="22"/>
+          <w:szCs w:val="22"/>
+          <w:u w:val="none"/>
+        </w:rPr>
+        <w:t xml:space="preserve"> </w:t>
+      </w:r>
+      <w:proofErr w:type="spellStart"/>
+      <w:r>
+        <w:rPr>
+          <w:b w:val="0"/>
+          <w:sz w:val="22"/>
+          <w:szCs w:val="22"/>
+          <w:u w:val="none"/>
+        </w:rPr>
+        <w:t>serta</w:t>
+      </w:r>
+      <w:proofErr w:type="spellEnd"/>
+      <w:r>
+        <w:rPr>
+          <w:b w:val="0"/>
+          <w:sz w:val="22"/>
+          <w:szCs w:val="22"/>
+          <w:u w:val="none"/>
+        </w:rPr>
+        <w:t xml:space="preserve"> </w:t>
+      </w:r>
+      <w:proofErr w:type="spellStart"/>
       <w:r>
         <w:rPr>
           <w:b w:val="0"/>
@@ -478,8 +859,29 @@
           <w:szCs w:val="22"/>
           <w:u w:val="none"/>
         </w:rPr>
-        <w:t>osedur dan dinyatakan</w:t>
-      </w:r>
+        <w:t>osedur</w:t>
+      </w:r>
+      <w:proofErr w:type="spellEnd"/>
+      <w:r>
+        <w:rPr>
+          <w:b w:val="0"/>
+          <w:sz w:val="22"/>
+          <w:szCs w:val="22"/>
+          <w:u w:val="none"/>
+        </w:rPr>
+        <w:t xml:space="preserve"> dan </w:t>
+      </w:r>
+      <w:proofErr w:type="spellStart"/>
+      <w:r>
+        <w:rPr>
+          <w:b w:val="0"/>
+          <w:sz w:val="22"/>
+          <w:szCs w:val="22"/>
+          <w:u w:val="none"/>
+        </w:rPr>
+        <w:t>dinyatakan</w:t>
+      </w:r>
+      <w:proofErr w:type="spellEnd"/>
       <w:r>
         <w:rPr>
           <w:b w:val="0"/>
@@ -559,8 +961,20 @@
           <w:u w:val="none"/>
           <w:lang w:val="en-GB"/>
         </w:rPr>
-        <w:t>-benar</w:t>
-      </w:r>
+        <w:t>-</w:t>
+      </w:r>
+      <w:proofErr w:type="spellStart"/>
+      <w:r>
+        <w:rPr>
+          <w:b w:val="0"/>
+          <w:sz w:val="22"/>
+          <w:szCs w:val="22"/>
+          <w:u w:val="none"/>
+          <w:lang w:val="en-GB"/>
+        </w:rPr>
+        <w:t>benar</w:t>
+      </w:r>
+      <w:proofErr w:type="spellEnd"/>
       <w:r>
         <w:rPr>
           <w:b w:val="0"/>
@@ -635,7 +1049,27 @@
           <w:szCs w:val="24"/>
           <w:u w:val="none"/>
         </w:rPr>
-        <w:t>{{ tgl }}</w:t>
+        <w:t xml:space="preserve">{{ </w:t>
+      </w:r>
+      <w:proofErr w:type="spellStart"/>
+      <w:r>
+        <w:rPr>
+          <w:b w:val="0"/>
+          <w:sz w:val="24"/>
+          <w:szCs w:val="24"/>
+          <w:u w:val="none"/>
+        </w:rPr>
+        <w:t>tgl</w:t>
+      </w:r>
+      <w:proofErr w:type="spellEnd"/>
+      <w:r>
+        <w:rPr>
+          <w:b w:val="0"/>
+          <w:sz w:val="24"/>
+          <w:szCs w:val="24"/>
+          <w:u w:val="none"/>
+        </w:rPr>
+        <w:t xml:space="preserve"> }}</w:t>
       </w:r>
     </w:p>
     <w:p>
@@ -673,14 +1107,25 @@
         </w:rPr>
         <w:tab/>
       </w:r>
-      <w:r>
-        <w:rPr>
-          <w:b w:val="0"/>
-          <w:sz w:val="22"/>
-          <w:szCs w:val="22"/>
-          <w:u w:val="none"/>
-        </w:rPr>
-        <w:t>Pelaksana :</w:t>
+      <w:proofErr w:type="spellStart"/>
+      <w:r>
+        <w:rPr>
+          <w:b w:val="0"/>
+          <w:sz w:val="22"/>
+          <w:szCs w:val="22"/>
+          <w:u w:val="none"/>
+        </w:rPr>
+        <w:t>Pelaksana</w:t>
+      </w:r>
+      <w:proofErr w:type="spellEnd"/>
+      <w:r>
+        <w:rPr>
+          <w:b w:val="0"/>
+          <w:sz w:val="22"/>
+          <w:szCs w:val="22"/>
+          <w:u w:val="none"/>
+        </w:rPr>
+        <w:t xml:space="preserve"> :</w:t>
       </w:r>
     </w:p>
     <w:p>
@@ -900,7 +1345,23 @@
                                 <w:sz w:val="24"/>
                                 <w:szCs w:val="24"/>
                               </w:rPr>
-                              <w:t>{{ jab_kanan }}</w:t>
+                              <w:t xml:space="preserve">{{ </w:t>
+                            </w:r>
+                            <w:proofErr w:type="spellStart"/>
+                            <w:r>
+                              <w:rPr>
+                                <w:sz w:val="24"/>
+                                <w:szCs w:val="24"/>
+                              </w:rPr>
+                              <w:t>jab_kanan</w:t>
+                            </w:r>
+                            <w:proofErr w:type="spellEnd"/>
+                            <w:r>
+                              <w:rPr>
+                                <w:sz w:val="24"/>
+                                <w:szCs w:val="24"/>
+                              </w:rPr>
+                              <w:t xml:space="preserve"> }}</w:t>
                             </w:r>
                           </w:p>
                           <w:p>
@@ -934,7 +1395,23 @@
                                 <w:sz w:val="24"/>
                                 <w:szCs w:val="24"/>
                               </w:rPr>
-                              <w:t>{{ ttd_kanan }}</w:t>
+                              <w:t xml:space="preserve">{{ </w:t>
+                            </w:r>
+                            <w:proofErr w:type="spellStart"/>
+                            <w:r>
+                              <w:rPr>
+                                <w:sz w:val="24"/>
+                                <w:szCs w:val="24"/>
+                              </w:rPr>
+                              <w:t>ttd_kanan</w:t>
+                            </w:r>
+                            <w:proofErr w:type="spellEnd"/>
+                            <w:r>
+                              <w:rPr>
+                                <w:sz w:val="24"/>
+                                <w:szCs w:val="24"/>
+                              </w:rPr>
+                              <w:t xml:space="preserve"> }}</w:t>
                             </w:r>
                           </w:p>
                           <w:p>
@@ -972,7 +1449,27 @@
                                 <w:sz w:val="24"/>
                                 <w:szCs w:val="24"/>
                               </w:rPr>
-                              <w:t>{{ nama_kanan }}</w:t>
+                              <w:t xml:space="preserve">{{ </w:t>
+                            </w:r>
+                            <w:proofErr w:type="spellStart"/>
+                            <w:r>
+                              <w:rPr>
+                                <w:b/>
+                                <w:bCs/>
+                                <w:sz w:val="24"/>
+                                <w:szCs w:val="24"/>
+                              </w:rPr>
+                              <w:t>nama_kanan</w:t>
+                            </w:r>
+                            <w:proofErr w:type="spellEnd"/>
+                            <w:r>
+                              <w:rPr>
+                                <w:b/>
+                                <w:bCs/>
+                                <w:sz w:val="24"/>
+                                <w:szCs w:val="24"/>
+                              </w:rPr>
+                              <w:t xml:space="preserve"> }}</w:t>
                             </w:r>
                           </w:p>
                         </w:txbxContent>
@@ -1170,7 +1667,23 @@
                                 <w:sz w:val="24"/>
                                 <w:szCs w:val="24"/>
                               </w:rPr>
-                              <w:t>{{ jab_tengah }}</w:t>
+                              <w:t xml:space="preserve">{{ </w:t>
+                            </w:r>
+                            <w:proofErr w:type="spellStart"/>
+                            <w:r>
+                              <w:rPr>
+                                <w:sz w:val="24"/>
+                                <w:szCs w:val="24"/>
+                              </w:rPr>
+                              <w:t>jab_tengah</w:t>
+                            </w:r>
+                            <w:proofErr w:type="spellEnd"/>
+                            <w:r>
+                              <w:rPr>
+                                <w:sz w:val="24"/>
+                                <w:szCs w:val="24"/>
+                              </w:rPr>
+                              <w:t xml:space="preserve"> }}</w:t>
                             </w:r>
                           </w:p>
                           <w:p>
@@ -1204,7 +1717,23 @@
                                 <w:sz w:val="24"/>
                                 <w:szCs w:val="24"/>
                               </w:rPr>
-                              <w:t>{{ ttd_tengah }}</w:t>
+                              <w:t xml:space="preserve">{{ </w:t>
+                            </w:r>
+                            <w:proofErr w:type="spellStart"/>
+                            <w:r>
+                              <w:rPr>
+                                <w:sz w:val="24"/>
+                                <w:szCs w:val="24"/>
+                              </w:rPr>
+                              <w:t>ttd_tengah</w:t>
+                            </w:r>
+                            <w:proofErr w:type="spellEnd"/>
+                            <w:r>
+                              <w:rPr>
+                                <w:sz w:val="24"/>
+                                <w:szCs w:val="24"/>
+                              </w:rPr>
+                              <w:t xml:space="preserve"> }}</w:t>
                             </w:r>
                           </w:p>
                           <w:p>
@@ -1242,7 +1771,27 @@
                                 <w:sz w:val="24"/>
                                 <w:szCs w:val="24"/>
                               </w:rPr>
-                              <w:t>{{ nama_tengah }}</w:t>
+                              <w:t xml:space="preserve">{{ </w:t>
+                            </w:r>
+                            <w:proofErr w:type="spellStart"/>
+                            <w:r>
+                              <w:rPr>
+                                <w:b/>
+                                <w:bCs/>
+                                <w:sz w:val="24"/>
+                                <w:szCs w:val="24"/>
+                              </w:rPr>
+                              <w:t>nama_tengah</w:t>
+                            </w:r>
+                            <w:proofErr w:type="spellEnd"/>
+                            <w:r>
+                              <w:rPr>
+                                <w:b/>
+                                <w:bCs/>
+                                <w:sz w:val="24"/>
+                                <w:szCs w:val="24"/>
+                              </w:rPr>
+                              <w:t xml:space="preserve"> }}</w:t>
                             </w:r>
                           </w:p>
                         </w:txbxContent>
@@ -1436,7 +1985,23 @@
                                 <w:sz w:val="24"/>
                                 <w:szCs w:val="24"/>
                               </w:rPr>
-                              <w:t>{{ jab_kiri }}</w:t>
+                              <w:t xml:space="preserve">{{ </w:t>
+                            </w:r>
+                            <w:proofErr w:type="spellStart"/>
+                            <w:r>
+                              <w:rPr>
+                                <w:sz w:val="24"/>
+                                <w:szCs w:val="24"/>
+                              </w:rPr>
+                              <w:t>jab_kiri</w:t>
+                            </w:r>
+                            <w:proofErr w:type="spellEnd"/>
+                            <w:r>
+                              <w:rPr>
+                                <w:sz w:val="24"/>
+                                <w:szCs w:val="24"/>
+                              </w:rPr>
+                              <w:t xml:space="preserve"> }}</w:t>
                             </w:r>
                           </w:p>
                           <w:p>
@@ -1470,7 +2035,23 @@
                                 <w:sz w:val="24"/>
                                 <w:szCs w:val="24"/>
                               </w:rPr>
-                              <w:t>{{ ttd_kiri }}</w:t>
+                              <w:t xml:space="preserve">{{ </w:t>
+                            </w:r>
+                            <w:proofErr w:type="spellStart"/>
+                            <w:r>
+                              <w:rPr>
+                                <w:sz w:val="24"/>
+                                <w:szCs w:val="24"/>
+                              </w:rPr>
+                              <w:t>ttd_kiri</w:t>
+                            </w:r>
+                            <w:proofErr w:type="spellEnd"/>
+                            <w:r>
+                              <w:rPr>
+                                <w:sz w:val="24"/>
+                                <w:szCs w:val="24"/>
+                              </w:rPr>
+                              <w:t xml:space="preserve"> }}</w:t>
                             </w:r>
                           </w:p>
                           <w:p>
@@ -1508,7 +2089,27 @@
                                 <w:sz w:val="24"/>
                                 <w:szCs w:val="24"/>
                               </w:rPr>
-                              <w:t>{{ nama_kiri }}</w:t>
+                              <w:t xml:space="preserve">{{ </w:t>
+                            </w:r>
+                            <w:proofErr w:type="spellStart"/>
+                            <w:r>
+                              <w:rPr>
+                                <w:b/>
+                                <w:bCs/>
+                                <w:sz w:val="24"/>
+                                <w:szCs w:val="24"/>
+                              </w:rPr>
+                              <w:t>nama_kiri</w:t>
+                            </w:r>
+                            <w:proofErr w:type="spellEnd"/>
+                            <w:r>
+                              <w:rPr>
+                                <w:b/>
+                                <w:bCs/>
+                                <w:sz w:val="24"/>
+                                <w:szCs w:val="24"/>
+                              </w:rPr>
+                              <w:t xml:space="preserve"> }}</w:t>
                             </w:r>
                           </w:p>
                         </w:txbxContent>
@@ -1835,7 +2436,27 @@
           <w:u w:val="none"/>
         </w:rPr>
         <w:lastRenderedPageBreak/>
-        <w:t>{{ nama_ alat }}</w:t>
+        <w:t xml:space="preserve">{{ </w:t>
+      </w:r>
+      <w:proofErr w:type="spellStart"/>
+      <w:r>
+        <w:rPr>
+          <w:b w:val="0"/>
+          <w:sz w:val="24"/>
+          <w:szCs w:val="24"/>
+          <w:u w:val="none"/>
+        </w:rPr>
+        <w:t>alat</w:t>
+      </w:r>
+      <w:proofErr w:type="spellEnd"/>
+      <w:r>
+        <w:rPr>
+          <w:b w:val="0"/>
+          <w:sz w:val="24"/>
+          <w:szCs w:val="24"/>
+          <w:u w:val="none"/>
+        </w:rPr>
+        <w:t xml:space="preserve"> }}</w:t>
       </w:r>
     </w:p>
     <w:p>
@@ -1894,7 +2515,23 @@
           <w:sz w:val="24"/>
           <w:szCs w:val="24"/>
         </w:rPr>
-        <w:t>{{ kegiatan }}</w:t>
+        <w:t xml:space="preserve">{{ </w:t>
+      </w:r>
+      <w:proofErr w:type="spellStart"/>
+      <w:r>
+        <w:rPr>
+          <w:sz w:val="24"/>
+          <w:szCs w:val="24"/>
+        </w:rPr>
+        <w:t>kegiatan</w:t>
+      </w:r>
+      <w:proofErr w:type="spellEnd"/>
+      <w:r>
+        <w:rPr>
+          <w:sz w:val="24"/>
+          <w:szCs w:val="24"/>
+        </w:rPr>
+        <w:t xml:space="preserve"> }}</w:t>
       </w:r>
     </w:p>
     <w:p>
@@ -1970,7 +2607,27 @@
           <w:szCs w:val="24"/>
           <w:u w:val="none"/>
         </w:rPr>
-        <w:t>{{ anomali }}</w:t>
+        <w:t xml:space="preserve">{{ </w:t>
+      </w:r>
+      <w:proofErr w:type="spellStart"/>
+      <w:r>
+        <w:rPr>
+          <w:b w:val="0"/>
+          <w:sz w:val="24"/>
+          <w:szCs w:val="24"/>
+          <w:u w:val="none"/>
+        </w:rPr>
+        <w:t>anomali</w:t>
+      </w:r>
+      <w:proofErr w:type="spellEnd"/>
+      <w:r>
+        <w:rPr>
+          <w:b w:val="0"/>
+          <w:sz w:val="24"/>
+          <w:szCs w:val="24"/>
+          <w:u w:val="none"/>
+        </w:rPr>
+        <w:t xml:space="preserve"> }}</w:t>
       </w:r>
       <w:r>
         <w:rPr>
@@ -2044,7 +2701,27 @@
           <w:szCs w:val="24"/>
           <w:u w:val="none"/>
         </w:rPr>
-        <w:t>{{ perbaikan }}</w:t>
+        <w:t xml:space="preserve">{{ </w:t>
+      </w:r>
+      <w:proofErr w:type="spellStart"/>
+      <w:r>
+        <w:rPr>
+          <w:b w:val="0"/>
+          <w:sz w:val="24"/>
+          <w:szCs w:val="24"/>
+          <w:u w:val="none"/>
+        </w:rPr>
+        <w:t>perbaikan</w:t>
+      </w:r>
+      <w:proofErr w:type="spellEnd"/>
+      <w:r>
+        <w:rPr>
+          <w:b w:val="0"/>
+          <w:sz w:val="24"/>
+          <w:szCs w:val="24"/>
+          <w:u w:val="none"/>
+        </w:rPr>
+        <w:t xml:space="preserve"> }}</w:t>
       </w:r>
     </w:p>
     <w:p>
@@ -2109,7 +2786,27 @@
           <w:szCs w:val="24"/>
           <w:u w:val="none"/>
         </w:rPr>
-        <w:t>{{ tertunda }}</w:t>
+        <w:t xml:space="preserve">{{ </w:t>
+      </w:r>
+      <w:proofErr w:type="spellStart"/>
+      <w:r>
+        <w:rPr>
+          <w:b w:val="0"/>
+          <w:sz w:val="24"/>
+          <w:szCs w:val="24"/>
+          <w:u w:val="none"/>
+        </w:rPr>
+        <w:t>tertunda</w:t>
+      </w:r>
+      <w:proofErr w:type="spellEnd"/>
+      <w:r>
+        <w:rPr>
+          <w:b w:val="0"/>
+          <w:sz w:val="24"/>
+          <w:szCs w:val="24"/>
+          <w:u w:val="none"/>
+        </w:rPr>
+        <w:t xml:space="preserve"> }}</w:t>
       </w:r>
     </w:p>
     <w:p>
@@ -2177,6 +2874,7 @@
         </w:rPr>
         <w:t xml:space="preserve">Telah dilakukan </w:t>
       </w:r>
+      <w:proofErr w:type="spellStart"/>
       <w:r>
         <w:rPr>
           <w:b w:val="0"/>
@@ -2195,6 +2893,7 @@
         </w:rPr>
         <w:t>ekerjaan</w:t>
       </w:r>
+      <w:proofErr w:type="spellEnd"/>
       <w:r>
         <w:rPr>
           <w:b w:val="0"/>
@@ -2211,7 +2910,25 @@
           <w:szCs w:val="24"/>
           <w:u w:val="none"/>
         </w:rPr>
-        <w:t>{{ judul_ba }}</w:t>
+        <w:t xml:space="preserve">{{ </w:t>
+      </w:r>
+      <w:proofErr w:type="spellStart"/>
+      <w:r>
+        <w:rPr>
+          <w:sz w:val="24"/>
+          <w:szCs w:val="24"/>
+          <w:u w:val="none"/>
+        </w:rPr>
+        <w:t>judul_ba</w:t>
+      </w:r>
+      <w:proofErr w:type="spellEnd"/>
+      <w:r>
+        <w:rPr>
+          <w:sz w:val="24"/>
+          <w:szCs w:val="24"/>
+          <w:u w:val="none"/>
+        </w:rPr>
+        <w:t xml:space="preserve"> }}</w:t>
       </w:r>
       <w:r>
         <w:rPr>
@@ -2231,6 +2948,7 @@
         </w:rPr>
         <w:t xml:space="preserve">sesuai dengan </w:t>
       </w:r>
+      <w:proofErr w:type="spellStart"/>
       <w:r>
         <w:rPr>
           <w:b w:val="0"/>
@@ -2241,6 +2959,7 @@
         </w:rPr>
         <w:t>rekomendasi</w:t>
       </w:r>
+      <w:proofErr w:type="spellEnd"/>
       <w:r>
         <w:rPr>
           <w:b w:val="0"/>
@@ -2249,8 +2968,64 @@
           <w:u w:val="none"/>
           <w:lang w:val="en-GB"/>
         </w:rPr>
-        <w:t xml:space="preserve"> dengan hasil uji baik</w:t>
-      </w:r>
+        <w:t xml:space="preserve"> </w:t>
+      </w:r>
+      <w:proofErr w:type="spellStart"/>
+      <w:r>
+        <w:rPr>
+          <w:b w:val="0"/>
+          <w:sz w:val="24"/>
+          <w:szCs w:val="24"/>
+          <w:u w:val="none"/>
+          <w:lang w:val="en-GB"/>
+        </w:rPr>
+        <w:t>dengan</w:t>
+      </w:r>
+      <w:proofErr w:type="spellEnd"/>
+      <w:r>
+        <w:rPr>
+          <w:b w:val="0"/>
+          <w:sz w:val="24"/>
+          <w:szCs w:val="24"/>
+          <w:u w:val="none"/>
+          <w:lang w:val="en-GB"/>
+        </w:rPr>
+        <w:t xml:space="preserve"> </w:t>
+      </w:r>
+      <w:proofErr w:type="spellStart"/>
+      <w:r>
+        <w:rPr>
+          <w:b w:val="0"/>
+          <w:sz w:val="24"/>
+          <w:szCs w:val="24"/>
+          <w:u w:val="none"/>
+          <w:lang w:val="en-GB"/>
+        </w:rPr>
+        <w:t>hasil</w:t>
+      </w:r>
+      <w:proofErr w:type="spellEnd"/>
+      <w:r>
+        <w:rPr>
+          <w:b w:val="0"/>
+          <w:sz w:val="24"/>
+          <w:szCs w:val="24"/>
+          <w:u w:val="none"/>
+          <w:lang w:val="en-GB"/>
+        </w:rPr>
+        <w:t xml:space="preserve"> uji </w:t>
+      </w:r>
+      <w:proofErr w:type="spellStart"/>
+      <w:r>
+        <w:rPr>
+          <w:b w:val="0"/>
+          <w:sz w:val="24"/>
+          <w:szCs w:val="24"/>
+          <w:u w:val="none"/>
+          <w:lang w:val="en-GB"/>
+        </w:rPr>
+        <w:t>baik</w:t>
+      </w:r>
+      <w:proofErr w:type="spellEnd"/>
       <w:r>
         <w:rPr>
           <w:b w:val="0"/>
@@ -4895,6 +5670,7 @@
   <w:style w:type="character" w:default="1" w:styleId="DefaultParagraphFont">
     <w:name w:val="Default Paragraph Font"/>
     <w:uiPriority w:val="1"/>
+    <w:semiHidden/>
     <w:unhideWhenUsed/>
   </w:style>
   <w:style w:type="table" w:default="1" w:styleId="TableNormal">
